--- a/template_pisf-BOMBEAMENTO.docx
+++ b/template_pisf-BOMBEAMENTO.docx
@@ -109,7 +109,21 @@
         <w:rPr>
           <w:rFonts w:ascii="Aptos Narrow" w:hAnsi="Aptos Narrow"/>
         </w:rPr>
-        <w:t xml:space="preserve"> {{ PROPRIETARIO }}</w:t>
+        <w:t xml:space="preserve"> </w:t>
+      </w:r>
+      <w:proofErr w:type="gramStart"/>
+      <w:r>
+        <w:rPr>
+          <w:rFonts w:ascii="Aptos Narrow" w:hAnsi="Aptos Narrow"/>
+        </w:rPr>
+        <w:t>{{ PROPRIETARIO</w:t>
+      </w:r>
+      <w:proofErr w:type="gramEnd"/>
+      <w:r>
+        <w:rPr>
+          <w:rFonts w:ascii="Aptos Narrow" w:hAnsi="Aptos Narrow"/>
+        </w:rPr>
+        <w:t xml:space="preserve"> }}</w:t>
       </w:r>
     </w:p>
     <w:p>
@@ -166,7 +180,21 @@
         <w:rPr>
           <w:rFonts w:ascii="Aptos Narrow" w:hAnsi="Aptos Narrow"/>
         </w:rPr>
-        <w:t xml:space="preserve"> {{ CONTRATO }}</w:t>
+        <w:t xml:space="preserve"> </w:t>
+      </w:r>
+      <w:proofErr w:type="gramStart"/>
+      <w:r>
+        <w:rPr>
+          <w:rFonts w:ascii="Aptos Narrow" w:hAnsi="Aptos Narrow"/>
+        </w:rPr>
+        <w:t>{{ CONTRATO</w:t>
+      </w:r>
+      <w:proofErr w:type="gramEnd"/>
+      <w:r>
+        <w:rPr>
+          <w:rFonts w:ascii="Aptos Narrow" w:hAnsi="Aptos Narrow"/>
+        </w:rPr>
+        <w:t xml:space="preserve"> }}</w:t>
       </w:r>
     </w:p>
     <w:p>
@@ -191,7 +219,21 @@
         <w:rPr>
           <w:rFonts w:ascii="Aptos Narrow" w:hAnsi="Aptos Narrow"/>
         </w:rPr>
-        <w:t xml:space="preserve"> {{ MUNICIPIO }}</w:t>
+        <w:t xml:space="preserve"> </w:t>
+      </w:r>
+      <w:proofErr w:type="gramStart"/>
+      <w:r>
+        <w:rPr>
+          <w:rFonts w:ascii="Aptos Narrow" w:hAnsi="Aptos Narrow"/>
+        </w:rPr>
+        <w:t>{{ MUNICIPIO</w:t>
+      </w:r>
+      <w:proofErr w:type="gramEnd"/>
+      <w:r>
+        <w:rPr>
+          <w:rFonts w:ascii="Aptos Narrow" w:hAnsi="Aptos Narrow"/>
+        </w:rPr>
+        <w:t xml:space="preserve"> }}</w:t>
       </w:r>
     </w:p>
     <w:p>
@@ -218,17 +260,67 @@
         </w:rPr>
         <w:t xml:space="preserve"> </w:t>
       </w:r>
-      <w:r>
-        <w:rPr>
-          <w:rFonts w:ascii="Aptos Narrow" w:hAnsi="Aptos Narrow"/>
-        </w:rPr>
-        <w:t xml:space="preserve">{{ EIXO }} - </w:t>
-      </w:r>
-      <w:r>
-        <w:rPr>
-          <w:rFonts w:ascii="Aptos Narrow" w:hAnsi="Aptos Narrow"/>
-        </w:rPr>
-        <w:t>Estaca {{ ESTACA }}  — Lado: {{ LADO }}</w:t>
+      <w:proofErr w:type="gramStart"/>
+      <w:r>
+        <w:rPr>
+          <w:rFonts w:ascii="Aptos Narrow" w:hAnsi="Aptos Narrow"/>
+        </w:rPr>
+        <w:t>{{ EIXO</w:t>
+      </w:r>
+      <w:proofErr w:type="gramEnd"/>
+      <w:r>
+        <w:rPr>
+          <w:rFonts w:ascii="Aptos Narrow" w:hAnsi="Aptos Narrow"/>
+        </w:rPr>
+        <w:t xml:space="preserve"> }} - </w:t>
+      </w:r>
+      <w:r>
+        <w:rPr>
+          <w:rFonts w:ascii="Aptos Narrow" w:hAnsi="Aptos Narrow"/>
+        </w:rPr>
+        <w:t xml:space="preserve">Estaca </w:t>
+      </w:r>
+      <w:proofErr w:type="gramStart"/>
+      <w:r>
+        <w:rPr>
+          <w:rFonts w:ascii="Aptos Narrow" w:hAnsi="Aptos Narrow"/>
+        </w:rPr>
+        <w:t>{{ ESTACA</w:t>
+      </w:r>
+      <w:proofErr w:type="gramEnd"/>
+      <w:r>
+        <w:rPr>
+          <w:rFonts w:ascii="Aptos Narrow" w:hAnsi="Aptos Narrow"/>
+        </w:rPr>
+        <w:t xml:space="preserve"> </w:t>
+      </w:r>
+      <w:proofErr w:type="gramStart"/>
+      <w:r>
+        <w:rPr>
+          <w:rFonts w:ascii="Aptos Narrow" w:hAnsi="Aptos Narrow"/>
+        </w:rPr>
+        <w:t>}}  —</w:t>
+      </w:r>
+      <w:proofErr w:type="gramEnd"/>
+      <w:r>
+        <w:rPr>
+          <w:rFonts w:ascii="Aptos Narrow" w:hAnsi="Aptos Narrow"/>
+        </w:rPr>
+        <w:t xml:space="preserve"> Lado: </w:t>
+      </w:r>
+      <w:proofErr w:type="gramStart"/>
+      <w:r>
+        <w:rPr>
+          <w:rFonts w:ascii="Aptos Narrow" w:hAnsi="Aptos Narrow"/>
+        </w:rPr>
+        <w:t>{{ LADO</w:t>
+      </w:r>
+      <w:proofErr w:type="gramEnd"/>
+      <w:r>
+        <w:rPr>
+          <w:rFonts w:ascii="Aptos Narrow" w:hAnsi="Aptos Narrow"/>
+        </w:rPr>
+        <w:t xml:space="preserve"> }}</w:t>
       </w:r>
     </w:p>
     <w:p>
@@ -287,7 +379,21 @@
         <w:rPr>
           <w:rFonts w:ascii="Aptos Narrow" w:hAnsi="Aptos Narrow"/>
         </w:rPr>
-        <w:t xml:space="preserve">: {{ LAT }} / </w:t>
+        <w:t xml:space="preserve">: </w:t>
+      </w:r>
+      <w:proofErr w:type="gramStart"/>
+      <w:r>
+        <w:rPr>
+          <w:rFonts w:ascii="Aptos Narrow" w:hAnsi="Aptos Narrow"/>
+        </w:rPr>
+        <w:t>{{ LAT</w:t>
+      </w:r>
+      <w:proofErr w:type="gramEnd"/>
+      <w:r>
+        <w:rPr>
+          <w:rFonts w:ascii="Aptos Narrow" w:hAnsi="Aptos Narrow"/>
+        </w:rPr>
+        <w:t xml:space="preserve"> }} / </w:t>
       </w:r>
       <w:r>
         <w:rPr>
@@ -299,7 +405,21 @@
         <w:rPr>
           <w:rFonts w:ascii="Aptos Narrow" w:hAnsi="Aptos Narrow"/>
         </w:rPr>
-        <w:t>: {{ LONG }}</w:t>
+        <w:t xml:space="preserve">: </w:t>
+      </w:r>
+      <w:proofErr w:type="gramStart"/>
+      <w:r>
+        <w:rPr>
+          <w:rFonts w:ascii="Aptos Narrow" w:hAnsi="Aptos Narrow"/>
+        </w:rPr>
+        <w:t>{{ LONG</w:t>
+      </w:r>
+      <w:proofErr w:type="gramEnd"/>
+      <w:r>
+        <w:rPr>
+          <w:rFonts w:ascii="Aptos Narrow" w:hAnsi="Aptos Narrow"/>
+        </w:rPr>
+        <w:t xml:space="preserve"> }}</w:t>
       </w:r>
     </w:p>
     <w:p>
@@ -324,7 +444,35 @@
         <w:rPr>
           <w:rFonts w:ascii="Aptos Narrow" w:hAnsi="Aptos Narrow"/>
         </w:rPr>
-        <w:t xml:space="preserve"> {{ USO_DA_AGUA }} | </w:t>
+        <w:t xml:space="preserve"> </w:t>
+      </w:r>
+      <w:proofErr w:type="gramStart"/>
+      <w:r>
+        <w:rPr>
+          <w:rFonts w:ascii="Aptos Narrow" w:hAnsi="Aptos Narrow"/>
+        </w:rPr>
+        <w:t>{{ USO</w:t>
+      </w:r>
+      <w:proofErr w:type="gramEnd"/>
+      <w:r>
+        <w:rPr>
+          <w:rFonts w:ascii="Aptos Narrow" w:hAnsi="Aptos Narrow"/>
+        </w:rPr>
+        <w:t>_DA_</w:t>
+      </w:r>
+      <w:proofErr w:type="gramStart"/>
+      <w:r>
+        <w:rPr>
+          <w:rFonts w:ascii="Aptos Narrow" w:hAnsi="Aptos Narrow"/>
+        </w:rPr>
+        <w:t>AGUA }</w:t>
+      </w:r>
+      <w:proofErr w:type="gramEnd"/>
+      <w:r>
+        <w:rPr>
+          <w:rFonts w:ascii="Aptos Narrow" w:hAnsi="Aptos Narrow"/>
+        </w:rPr>
+        <w:t xml:space="preserve">} | </w:t>
       </w:r>
       <w:r>
         <w:rPr>
@@ -340,6 +488,7 @@
         </w:rPr>
         <w:t xml:space="preserve"> </w:t>
       </w:r>
+      <w:proofErr w:type="gramStart"/>
       <w:r>
         <w:rPr>
           <w:rFonts w:ascii="Aptos Narrow" w:hAnsi="Aptos Narrow"/>
@@ -347,7 +496,17 @@
           <w:bCs/>
           <w:color w:val="EE0000"/>
         </w:rPr>
-        <w:t>{{ SISTEMA }}</w:t>
+        <w:t>{{ SISTEMA</w:t>
+      </w:r>
+      <w:proofErr w:type="gramEnd"/>
+      <w:r>
+        <w:rPr>
+          <w:rFonts w:ascii="Aptos Narrow" w:hAnsi="Aptos Narrow"/>
+          <w:b/>
+          <w:bCs/>
+          <w:color w:val="EE0000"/>
+        </w:rPr>
+        <w:t xml:space="preserve"> }}</w:t>
       </w:r>
     </w:p>
     <w:p>
@@ -372,7 +531,35 @@
         <w:rPr>
           <w:rFonts w:ascii="Aptos Narrow" w:hAnsi="Aptos Narrow"/>
         </w:rPr>
-        <w:t xml:space="preserve"> {{ ESTRUTURA_WBS }}.</w:t>
+        <w:t xml:space="preserve"> </w:t>
+      </w:r>
+      <w:proofErr w:type="gramStart"/>
+      <w:r>
+        <w:rPr>
+          <w:rFonts w:ascii="Aptos Narrow" w:hAnsi="Aptos Narrow"/>
+        </w:rPr>
+        <w:t>{{ ESTRUTURA</w:t>
+      </w:r>
+      <w:proofErr w:type="gramEnd"/>
+      <w:r>
+        <w:rPr>
+          <w:rFonts w:ascii="Aptos Narrow" w:hAnsi="Aptos Narrow"/>
+        </w:rPr>
+        <w:t>_</w:t>
+      </w:r>
+      <w:proofErr w:type="gramStart"/>
+      <w:r>
+        <w:rPr>
+          <w:rFonts w:ascii="Aptos Narrow" w:hAnsi="Aptos Narrow"/>
+        </w:rPr>
+        <w:t>WBS }</w:t>
+      </w:r>
+      <w:proofErr w:type="gramEnd"/>
+      <w:r>
+        <w:rPr>
+          <w:rFonts w:ascii="Aptos Narrow" w:hAnsi="Aptos Narrow"/>
+        </w:rPr>
+        <w:t>}.</w:t>
       </w:r>
     </w:p>
     <w:p>
@@ -3126,7 +3313,7 @@
                 <w:lang w:eastAsia="pt-BR"/>
                 <w14:ligatures w14:val="none"/>
               </w:rPr>
-              <w:t>CANALETA DE CONCRETO 14X19X39</w:t>
+              <w:t>CANALETA DE CONCRETO 20X19X39 (CANALETA DE 20 CM)</w:t>
             </w:r>
           </w:p>
         </w:tc>
@@ -4270,7 +4457,6 @@
               <w:right w:val="single" w:sz="4" w:space="0" w:color="auto"/>
             </w:tcBorders>
             <w:vAlign w:val="center"/>
-            <w:hideMark/>
           </w:tcPr>
           <w:p>
             <w:pPr>
@@ -4309,13 +4495,13 @@
             </w:tcBorders>
             <w:noWrap/>
             <w:vAlign w:val="center"/>
-            <w:hideMark/>
-          </w:tcPr>
-          <w:p>
-            <w:pPr>
-              <w:spacing w:after="0" w:line="240" w:lineRule="auto"/>
-              <w:rPr>
-                <w:rFonts w:ascii="Calibri" w:eastAsia="Times New Roman" w:hAnsi="Calibri" w:cs="Calibri"/>
+          </w:tcPr>
+          <w:p>
+            <w:pPr>
+              <w:spacing w:after="0" w:line="240" w:lineRule="auto"/>
+              <w:rPr>
+                <w:rFonts w:ascii="Calibri" w:eastAsia="Times New Roman" w:hAnsi="Calibri" w:cs="Calibri"/>
+                <w:color w:val="000000"/>
                 <w:kern w:val="0"/>
                 <w:sz w:val="18"/>
                 <w:szCs w:val="18"/>
@@ -4333,6 +4519,222 @@
                 <w14:ligatures w14:val="none"/>
               </w:rPr>
               <w:t>JOELHO PVC SOLD Ø40MM x 45º</w:t>
+            </w:r>
+          </w:p>
+        </w:tc>
+        <w:tc>
+          <w:tcPr>
+            <w:tcW w:w="903" w:type="dxa"/>
+            <w:tcBorders>
+              <w:top w:val="single" w:sz="4" w:space="0" w:color="auto"/>
+              <w:left w:val="single" w:sz="4" w:space="0" w:color="auto"/>
+              <w:bottom w:val="single" w:sz="4" w:space="0" w:color="auto"/>
+              <w:right w:val="single" w:sz="4" w:space="0" w:color="auto"/>
+            </w:tcBorders>
+            <w:noWrap/>
+            <w:vAlign w:val="center"/>
+          </w:tcPr>
+          <w:p>
+            <w:pPr>
+              <w:spacing w:after="0" w:line="240" w:lineRule="auto"/>
+              <w:jc w:val="center"/>
+              <w:rPr>
+                <w:rFonts w:ascii="Calibri" w:eastAsia="Times New Roman" w:hAnsi="Calibri" w:cs="Calibri"/>
+                <w:kern w:val="0"/>
+                <w:sz w:val="18"/>
+                <w:szCs w:val="18"/>
+                <w:lang w:eastAsia="pt-BR"/>
+                <w14:ligatures w14:val="none"/>
+              </w:rPr>
+            </w:pPr>
+            <w:r>
+              <w:rPr>
+                <w:rFonts w:ascii="Calibri" w:eastAsia="Times New Roman" w:hAnsi="Calibri" w:cs="Calibri"/>
+                <w:kern w:val="0"/>
+                <w:sz w:val="18"/>
+                <w:szCs w:val="18"/>
+                <w:lang w:eastAsia="pt-BR"/>
+                <w14:ligatures w14:val="none"/>
+              </w:rPr>
+              <w:t>1</w:t>
+            </w:r>
+          </w:p>
+        </w:tc>
+        <w:tc>
+          <w:tcPr>
+            <w:tcW w:w="903" w:type="dxa"/>
+            <w:tcBorders>
+              <w:top w:val="single" w:sz="4" w:space="0" w:color="auto"/>
+              <w:left w:val="single" w:sz="4" w:space="0" w:color="auto"/>
+              <w:bottom w:val="single" w:sz="4" w:space="0" w:color="auto"/>
+              <w:right w:val="single" w:sz="4" w:space="0" w:color="auto"/>
+            </w:tcBorders>
+            <w:noWrap/>
+            <w:vAlign w:val="center"/>
+          </w:tcPr>
+          <w:p>
+            <w:pPr>
+              <w:spacing w:after="0" w:line="240" w:lineRule="auto"/>
+              <w:jc w:val="center"/>
+              <w:rPr>
+                <w:rFonts w:ascii="Calibri" w:eastAsia="Times New Roman" w:hAnsi="Calibri" w:cs="Calibri"/>
+                <w:kern w:val="0"/>
+                <w:sz w:val="18"/>
+                <w:szCs w:val="18"/>
+                <w:lang w:eastAsia="pt-BR"/>
+                <w14:ligatures w14:val="none"/>
+              </w:rPr>
+            </w:pPr>
+            <w:r>
+              <w:rPr>
+                <w:rFonts w:ascii="Calibri" w:eastAsia="Times New Roman" w:hAnsi="Calibri" w:cs="Calibri"/>
+                <w:kern w:val="0"/>
+                <w:sz w:val="18"/>
+                <w:szCs w:val="18"/>
+                <w:lang w:eastAsia="pt-BR"/>
+                <w14:ligatures w14:val="none"/>
+              </w:rPr>
+              <w:t>UNID</w:t>
+            </w:r>
+          </w:p>
+        </w:tc>
+        <w:tc>
+          <w:tcPr>
+            <w:tcW w:w="3888" w:type="dxa"/>
+            <w:tcBorders>
+              <w:top w:val="single" w:sz="4" w:space="0" w:color="auto"/>
+              <w:left w:val="nil"/>
+              <w:bottom w:val="single" w:sz="4" w:space="0" w:color="auto"/>
+              <w:right w:val="single" w:sz="4" w:space="0" w:color="auto"/>
+            </w:tcBorders>
+            <w:noWrap/>
+            <w:vAlign w:val="center"/>
+          </w:tcPr>
+          <w:p>
+            <w:pPr>
+              <w:spacing w:after="0" w:line="240" w:lineRule="auto"/>
+              <w:rPr>
+                <w:rFonts w:ascii="Calibri" w:eastAsia="Times New Roman" w:hAnsi="Calibri" w:cs="Calibri"/>
+                <w:kern w:val="0"/>
+                <w:sz w:val="18"/>
+                <w:szCs w:val="18"/>
+                <w:lang w:eastAsia="pt-BR"/>
+                <w14:ligatures w14:val="none"/>
+              </w:rPr>
+            </w:pPr>
+            <w:r>
+              <w:rPr>
+                <w:rFonts w:ascii="Calibri" w:eastAsia="Times New Roman" w:hAnsi="Calibri" w:cs="Calibri"/>
+                <w:kern w:val="0"/>
+                <w:sz w:val="18"/>
+                <w:szCs w:val="18"/>
+                <w:lang w:eastAsia="pt-BR"/>
+                <w14:ligatures w14:val="none"/>
+              </w:rPr>
+              <w:t> </w:t>
+            </w:r>
+          </w:p>
+        </w:tc>
+      </w:tr>
+      <w:tr>
+        <w:trPr>
+          <w:trHeight w:val="363"/>
+        </w:trPr>
+        <w:tc>
+          <w:tcPr>
+            <w:tcW w:w="576" w:type="dxa"/>
+            <w:tcBorders>
+              <w:top w:val="single" w:sz="4" w:space="0" w:color="auto"/>
+              <w:left w:val="single" w:sz="4" w:space="0" w:color="auto"/>
+              <w:bottom w:val="single" w:sz="4" w:space="0" w:color="auto"/>
+              <w:right w:val="single" w:sz="4" w:space="0" w:color="auto"/>
+            </w:tcBorders>
+            <w:vAlign w:val="center"/>
+            <w:hideMark/>
+          </w:tcPr>
+          <w:p>
+            <w:pPr>
+              <w:spacing w:after="0" w:line="240" w:lineRule="auto"/>
+              <w:jc w:val="center"/>
+              <w:rPr>
+                <w:rFonts w:ascii="Calibri" w:eastAsia="Times New Roman" w:hAnsi="Calibri" w:cs="Calibri"/>
+                <w:kern w:val="0"/>
+                <w:sz w:val="18"/>
+                <w:szCs w:val="18"/>
+                <w:lang w:eastAsia="pt-BR"/>
+                <w14:ligatures w14:val="none"/>
+              </w:rPr>
+            </w:pPr>
+            <w:r>
+              <w:rPr>
+                <w:rFonts w:ascii="Calibri" w:eastAsia="Times New Roman" w:hAnsi="Calibri" w:cs="Calibri"/>
+                <w:kern w:val="0"/>
+                <w:sz w:val="18"/>
+                <w:szCs w:val="18"/>
+                <w:lang w:eastAsia="pt-BR"/>
+                <w14:ligatures w14:val="none"/>
+              </w:rPr>
+              <w:t>21</w:t>
+            </w:r>
+          </w:p>
+        </w:tc>
+        <w:tc>
+          <w:tcPr>
+            <w:tcW w:w="4582" w:type="dxa"/>
+            <w:tcBorders>
+              <w:top w:val="single" w:sz="4" w:space="0" w:color="auto"/>
+              <w:left w:val="nil"/>
+              <w:bottom w:val="single" w:sz="4" w:space="0" w:color="auto"/>
+              <w:right w:val="single" w:sz="4" w:space="0" w:color="auto"/>
+            </w:tcBorders>
+            <w:noWrap/>
+            <w:vAlign w:val="center"/>
+            <w:hideMark/>
+          </w:tcPr>
+          <w:p>
+            <w:pPr>
+              <w:spacing w:after="0" w:line="240" w:lineRule="auto"/>
+              <w:rPr>
+                <w:rFonts w:ascii="Calibri" w:eastAsia="Times New Roman" w:hAnsi="Calibri" w:cs="Calibri"/>
+                <w:kern w:val="0"/>
+                <w:sz w:val="18"/>
+                <w:szCs w:val="18"/>
+                <w:lang w:eastAsia="pt-BR"/>
+                <w14:ligatures w14:val="none"/>
+              </w:rPr>
+            </w:pPr>
+            <w:r>
+              <w:rPr>
+                <w:rFonts w:ascii="Calibri" w:eastAsia="Times New Roman" w:hAnsi="Calibri" w:cs="Calibri"/>
+                <w:kern w:val="0"/>
+                <w:sz w:val="18"/>
+                <w:szCs w:val="18"/>
+                <w:lang w:eastAsia="pt-BR"/>
+                <w14:ligatures w14:val="none"/>
+              </w:rPr>
+              <w:t xml:space="preserve">BLOQUEADOR DE AR PARA HIDRÔMETRO - </w:t>
+            </w:r>
+            <w:r>
+              <w:rPr>
+                <w:rFonts w:ascii="Calibri" w:eastAsia="Times New Roman" w:hAnsi="Calibri" w:cs="Calibri"/>
+                <w:kern w:val="0"/>
+                <w:sz w:val="18"/>
+                <w:szCs w:val="18"/>
+                <w:lang w:eastAsia="pt-BR"/>
+                <w14:ligatures w14:val="none"/>
+              </w:rPr>
+              <w:t>3/4''</w:t>
+            </w:r>
+            <w:r>
+              <w:rPr>
+                <w:rFonts w:ascii="Calibri" w:eastAsia="Times New Roman" w:hAnsi="Calibri" w:cs="Calibri"/>
+                <w:kern w:val="0"/>
+                <w:sz w:val="18"/>
+                <w:szCs w:val="18"/>
+                <w:lang w:eastAsia="pt-BR"/>
+                <w14:ligatures w14:val="none"/>
+              </w:rPr>
+              <w:t xml:space="preserve"> – DN25MM</w:t>
             </w:r>
           </w:p>
         </w:tc>
@@ -4635,30 +5037,138 @@
                 <w:sz w:val="20"/>
                 <w:szCs w:val="20"/>
               </w:rPr>
-              <w:t>Foto 1: Ponto de captação na Estaca {{ ESTACA }}  — Lado: {{ LADO }}.</w:t>
-            </w:r>
-          </w:p>
-        </w:tc>
-        <w:tc>
-          <w:tcPr>
-            <w:tcW w:w="4819" w:type="dxa"/>
-          </w:tcPr>
-          <w:p>
-            <w:pPr>
-              <w:shd w:val="clear" w:color="auto" w:fill="FFFFFF" w:themeFill="background1"/>
+              <w:t xml:space="preserve">Foto 1: Ponto de captação na Estaca </w:t>
+            </w:r>
+            <w:proofErr w:type="gramStart"/>
+            <w:r>
               <w:rPr>
                 <w:i/>
                 <w:sz w:val="20"/>
                 <w:szCs w:val="20"/>
               </w:rPr>
-            </w:pPr>
+              <w:t>{{ ESTACA</w:t>
+            </w:r>
+            <w:proofErr w:type="gramEnd"/>
             <w:r>
               <w:rPr>
                 <w:i/>
                 <w:sz w:val="20"/>
                 <w:szCs w:val="20"/>
               </w:rPr>
-              <w:t>Foto 2: Ponto de captação na Estaca {{ ESTACA }}  — Lado: {{ LADO }}.</w:t>
+              <w:t xml:space="preserve"> </w:t>
+            </w:r>
+            <w:proofErr w:type="gramStart"/>
+            <w:r>
+              <w:rPr>
+                <w:i/>
+                <w:sz w:val="20"/>
+                <w:szCs w:val="20"/>
+              </w:rPr>
+              <w:t>}}  —</w:t>
+            </w:r>
+            <w:proofErr w:type="gramEnd"/>
+            <w:r>
+              <w:rPr>
+                <w:i/>
+                <w:sz w:val="20"/>
+                <w:szCs w:val="20"/>
+              </w:rPr>
+              <w:t xml:space="preserve"> Lado: </w:t>
+            </w:r>
+            <w:proofErr w:type="gramStart"/>
+            <w:r>
+              <w:rPr>
+                <w:i/>
+                <w:sz w:val="20"/>
+                <w:szCs w:val="20"/>
+              </w:rPr>
+              <w:t>{{ LADO</w:t>
+            </w:r>
+            <w:proofErr w:type="gramEnd"/>
+            <w:r>
+              <w:rPr>
+                <w:i/>
+                <w:sz w:val="20"/>
+                <w:szCs w:val="20"/>
+              </w:rPr>
+              <w:t xml:space="preserve"> }}.</w:t>
+            </w:r>
+          </w:p>
+        </w:tc>
+        <w:tc>
+          <w:tcPr>
+            <w:tcW w:w="4819" w:type="dxa"/>
+          </w:tcPr>
+          <w:p>
+            <w:pPr>
+              <w:shd w:val="clear" w:color="auto" w:fill="FFFFFF" w:themeFill="background1"/>
+              <w:rPr>
+                <w:i/>
+                <w:sz w:val="20"/>
+                <w:szCs w:val="20"/>
+              </w:rPr>
+            </w:pPr>
+            <w:r>
+              <w:rPr>
+                <w:i/>
+                <w:sz w:val="20"/>
+                <w:szCs w:val="20"/>
+              </w:rPr>
+              <w:t xml:space="preserve">Foto 2: Ponto de captação na Estaca </w:t>
+            </w:r>
+            <w:proofErr w:type="gramStart"/>
+            <w:r>
+              <w:rPr>
+                <w:i/>
+                <w:sz w:val="20"/>
+                <w:szCs w:val="20"/>
+              </w:rPr>
+              <w:t>{{ ESTACA</w:t>
+            </w:r>
+            <w:proofErr w:type="gramEnd"/>
+            <w:r>
+              <w:rPr>
+                <w:i/>
+                <w:sz w:val="20"/>
+                <w:szCs w:val="20"/>
+              </w:rPr>
+              <w:t xml:space="preserve"> </w:t>
+            </w:r>
+            <w:proofErr w:type="gramStart"/>
+            <w:r>
+              <w:rPr>
+                <w:i/>
+                <w:sz w:val="20"/>
+                <w:szCs w:val="20"/>
+              </w:rPr>
+              <w:t>}}  —</w:t>
+            </w:r>
+            <w:proofErr w:type="gramEnd"/>
+            <w:r>
+              <w:rPr>
+                <w:i/>
+                <w:sz w:val="20"/>
+                <w:szCs w:val="20"/>
+              </w:rPr>
+              <w:t xml:space="preserve"> Lado: </w:t>
+            </w:r>
+            <w:proofErr w:type="gramStart"/>
+            <w:r>
+              <w:rPr>
+                <w:i/>
+                <w:sz w:val="20"/>
+                <w:szCs w:val="20"/>
+              </w:rPr>
+              <w:t>{{ LADO</w:t>
+            </w:r>
+            <w:proofErr w:type="gramEnd"/>
+            <w:r>
+              <w:rPr>
+                <w:i/>
+                <w:sz w:val="20"/>
+                <w:szCs w:val="20"/>
+              </w:rPr>
+              <w:t xml:space="preserve"> }}.</w:t>
             </w:r>
           </w:p>
         </w:tc>
@@ -4677,13 +5187,6 @@
           <w:rFonts w:ascii="Aptos Narrow" w:hAnsi="Aptos Narrow"/>
         </w:rPr>
       </w:pPr>
-    </w:p>
-    <w:p>
-      <w:pPr>
-        <w:rPr>
-          <w:rFonts w:ascii="Aptos Narrow" w:hAnsi="Aptos Narrow"/>
-        </w:rPr>
-      </w:pPr>
       <w:r>
         <w:rPr>
           <w:rFonts w:ascii="Aptos Narrow" w:hAnsi="Aptos Narrow"/>
@@ -4694,15 +5197,22 @@
         <w:rPr>
           <w:rFonts w:ascii="Aptos Narrow" w:hAnsi="Aptos Narrow"/>
         </w:rPr>
-        <w:t>- PE, ______ de ________________ de 2026.</w:t>
-      </w:r>
-    </w:p>
-    <w:p>
-      <w:pPr>
-        <w:rPr>
-          <w:rFonts w:ascii="Aptos Narrow" w:hAnsi="Aptos Narrow"/>
-        </w:rPr>
-      </w:pPr>
+        <w:t xml:space="preserve">- PE, ______ de ________________ </w:t>
+      </w:r>
+      <w:proofErr w:type="spellStart"/>
+      <w:r>
+        <w:rPr>
+          <w:rFonts w:ascii="Aptos Narrow" w:hAnsi="Aptos Narrow"/>
+        </w:rPr>
+        <w:t>de</w:t>
+      </w:r>
+      <w:proofErr w:type="spellEnd"/>
+      <w:r>
+        <w:rPr>
+          <w:rFonts w:ascii="Aptos Narrow" w:hAnsi="Aptos Narrow"/>
+        </w:rPr>
+        <w:t xml:space="preserve"> 2026.</w:t>
+      </w:r>
     </w:p>
     <w:p>
       <w:pPr>
@@ -4724,6 +5234,13 @@
           <w:cols w:space="708"/>
           <w:docGrid w:linePitch="360"/>
         </w:sectPr>
+      </w:pPr>
+    </w:p>
+    <w:p>
+      <w:pPr>
+        <w:rPr>
+          <w:rFonts w:ascii="Aptos Narrow" w:hAnsi="Aptos Narrow"/>
+        </w:rPr>
       </w:pPr>
     </w:p>
     <w:p>
@@ -4889,11 +5406,19 @@
                                 <w:rFonts w:ascii="Aptos Narrow" w:hAnsi="Aptos Narrow"/>
                               </w:rPr>
                             </w:pPr>
+                            <w:proofErr w:type="gramStart"/>
                             <w:r>
                               <w:rPr>
                                 <w:rFonts w:ascii="Aptos Narrow" w:hAnsi="Aptos Narrow"/>
                               </w:rPr>
-                              <w:t>{{ PROPRIETARIO }}</w:t>
+                              <w:t>{{ PROPRIETARIO</w:t>
+                            </w:r>
+                            <w:proofErr w:type="gramEnd"/>
+                            <w:r>
+                              <w:rPr>
+                                <w:rFonts w:ascii="Aptos Narrow" w:hAnsi="Aptos Narrow"/>
+                              </w:rPr>
+                              <w:t xml:space="preserve"> }}</w:t>
                             </w:r>
                             <w:r>
                               <w:rPr>
@@ -4956,11 +5481,19 @@
                           <w:rFonts w:ascii="Aptos Narrow" w:hAnsi="Aptos Narrow"/>
                         </w:rPr>
                       </w:pPr>
+                      <w:proofErr w:type="gramStart"/>
                       <w:r>
                         <w:rPr>
                           <w:rFonts w:ascii="Aptos Narrow" w:hAnsi="Aptos Narrow"/>
                         </w:rPr>
-                        <w:t>{{ PROPRIETARIO }}</w:t>
+                        <w:t>{{ PROPRIETARIO</w:t>
+                      </w:r>
+                      <w:proofErr w:type="gramEnd"/>
+                      <w:r>
+                        <w:rPr>
+                          <w:rFonts w:ascii="Aptos Narrow" w:hAnsi="Aptos Narrow"/>
+                        </w:rPr>
+                        <w:t xml:space="preserve"> }}</w:t>
                       </w:r>
                       <w:r>
                         <w:rPr>
@@ -5135,13 +5668,6 @@
     </w:p>
     <w:p>
       <w:pPr>
-        <w:rPr>
-          <w:rFonts w:ascii="Aptos Narrow" w:hAnsi="Aptos Narrow"/>
-        </w:rPr>
-      </w:pPr>
-    </w:p>
-    <w:p>
-      <w:pPr>
         <w:tabs>
           <w:tab w:val="left" w:pos="3555"/>
         </w:tabs>
@@ -5149,12 +5675,6 @@
           <w:rFonts w:ascii="Aptos Narrow" w:hAnsi="Aptos Narrow"/>
         </w:rPr>
       </w:pPr>
-      <w:r>
-        <w:rPr>
-          <w:rFonts w:ascii="Aptos Narrow" w:hAnsi="Aptos Narrow"/>
-        </w:rPr>
-        <w:tab/>
-      </w:r>
     </w:p>
     <w:sectPr>
       <w:type w:val="continuous"/>
@@ -5259,7 +5779,16 @@
                               <w:sz w:val="20"/>
                               <w:szCs w:val="20"/>
                             </w:rPr>
-                            <w:t xml:space="preserve">CONTRATO {{ </w:t>
+                            <w:t xml:space="preserve">CONTRATO </w:t>
+                          </w:r>
+                          <w:proofErr w:type="gramStart"/>
+                          <w:r>
+                            <w:rPr>
+                              <w:rFonts w:ascii="Aptos Narrow" w:hAnsi="Aptos Narrow"/>
+                              <w:sz w:val="20"/>
+                              <w:szCs w:val="20"/>
+                            </w:rPr>
+                            <w:t xml:space="preserve">{{ </w:t>
                           </w:r>
                           <w:r>
                             <w:rPr>
@@ -5280,6 +5809,7 @@
                             </w:rPr>
                             <w:t>CONTRATO</w:t>
                           </w:r>
+                          <w:proofErr w:type="gramEnd"/>
                           <w:r>
                             <w:rPr>
                               <w:rFonts w:ascii="Aptos Narrow" w:hAnsi="Aptos Narrow"/>
@@ -5330,7 +5860,16 @@
                         <w:sz w:val="20"/>
                         <w:szCs w:val="20"/>
                       </w:rPr>
-                      <w:t xml:space="preserve">CONTRATO {{ </w:t>
+                      <w:t xml:space="preserve">CONTRATO </w:t>
+                    </w:r>
+                    <w:proofErr w:type="gramStart"/>
+                    <w:r>
+                      <w:rPr>
+                        <w:rFonts w:ascii="Aptos Narrow" w:hAnsi="Aptos Narrow"/>
+                        <w:sz w:val="20"/>
+                        <w:szCs w:val="20"/>
+                      </w:rPr>
+                      <w:t xml:space="preserve">{{ </w:t>
                     </w:r>
                     <w:r>
                       <w:rPr>
@@ -5351,6 +5890,7 @@
                       </w:rPr>
                       <w:t>CONTRATO</w:t>
                     </w:r>
+                    <w:proofErr w:type="gramEnd"/>
                     <w:r>
                       <w:rPr>
                         <w:rFonts w:ascii="Aptos Narrow" w:hAnsi="Aptos Narrow"/>

--- a/template_pisf-BOMBEAMENTO.docx
+++ b/template_pisf-BOMBEAMENTO.docx
@@ -2525,7 +2525,7 @@
                 <w:lang w:eastAsia="pt-BR"/>
                 <w14:ligatures w14:val="none"/>
               </w:rPr>
-              <w:t>ABRAÇADEIRA DE ROSCA SEM FIM (127-146mm|5-5,3/4'')</w:t>
+              <w:t>ABRAÇADEIRA METÁLICA TIPO U – 1.1/4’’ – 40mm</w:t>
             </w:r>
           </w:p>
         </w:tc>

--- a/template_pisf-BOMBEAMENTO.docx
+++ b/template_pisf-BOMBEAMENTO.docx
@@ -109,21 +109,7 @@
         <w:rPr>
           <w:rFonts w:ascii="Aptos Narrow" w:hAnsi="Aptos Narrow"/>
         </w:rPr>
-        <w:t xml:space="preserve"> </w:t>
-      </w:r>
-      <w:proofErr w:type="gramStart"/>
-      <w:r>
-        <w:rPr>
-          <w:rFonts w:ascii="Aptos Narrow" w:hAnsi="Aptos Narrow"/>
-        </w:rPr>
-        <w:t>{{ PROPRIETARIO</w:t>
-      </w:r>
-      <w:proofErr w:type="gramEnd"/>
-      <w:r>
-        <w:rPr>
-          <w:rFonts w:ascii="Aptos Narrow" w:hAnsi="Aptos Narrow"/>
-        </w:rPr>
-        <w:t xml:space="preserve"> }}</w:t>
+        <w:t xml:space="preserve"> {{ PROPRIETARIO }}</w:t>
       </w:r>
     </w:p>
     <w:p>
@@ -180,21 +166,7 @@
         <w:rPr>
           <w:rFonts w:ascii="Aptos Narrow" w:hAnsi="Aptos Narrow"/>
         </w:rPr>
-        <w:t xml:space="preserve"> </w:t>
-      </w:r>
-      <w:proofErr w:type="gramStart"/>
-      <w:r>
-        <w:rPr>
-          <w:rFonts w:ascii="Aptos Narrow" w:hAnsi="Aptos Narrow"/>
-        </w:rPr>
-        <w:t>{{ CONTRATO</w:t>
-      </w:r>
-      <w:proofErr w:type="gramEnd"/>
-      <w:r>
-        <w:rPr>
-          <w:rFonts w:ascii="Aptos Narrow" w:hAnsi="Aptos Narrow"/>
-        </w:rPr>
-        <w:t xml:space="preserve"> }}</w:t>
+        <w:t xml:space="preserve"> {{ CONTRATO }}</w:t>
       </w:r>
     </w:p>
     <w:p>
@@ -219,21 +191,7 @@
         <w:rPr>
           <w:rFonts w:ascii="Aptos Narrow" w:hAnsi="Aptos Narrow"/>
         </w:rPr>
-        <w:t xml:space="preserve"> </w:t>
-      </w:r>
-      <w:proofErr w:type="gramStart"/>
-      <w:r>
-        <w:rPr>
-          <w:rFonts w:ascii="Aptos Narrow" w:hAnsi="Aptos Narrow"/>
-        </w:rPr>
-        <w:t>{{ MUNICIPIO</w:t>
-      </w:r>
-      <w:proofErr w:type="gramEnd"/>
-      <w:r>
-        <w:rPr>
-          <w:rFonts w:ascii="Aptos Narrow" w:hAnsi="Aptos Narrow"/>
-        </w:rPr>
-        <w:t xml:space="preserve"> }}</w:t>
+        <w:t xml:space="preserve"> {{ MUNICIPIO }}</w:t>
       </w:r>
     </w:p>
     <w:p>
@@ -260,67 +218,17 @@
         </w:rPr>
         <w:t xml:space="preserve"> </w:t>
       </w:r>
-      <w:proofErr w:type="gramStart"/>
       <w:r>
         <w:rPr>
           <w:rFonts w:ascii="Aptos Narrow" w:hAnsi="Aptos Narrow"/>
         </w:rPr>
-        <w:t>{{ EIXO</w:t>
-      </w:r>
-      <w:proofErr w:type="gramEnd"/>
-      <w:r>
-        <w:rPr>
-          <w:rFonts w:ascii="Aptos Narrow" w:hAnsi="Aptos Narrow"/>
-        </w:rPr>
-        <w:t xml:space="preserve"> }} - </w:t>
+        <w:t xml:space="preserve">{{ EIXO }} - </w:t>
       </w:r>
       <w:r>
         <w:rPr>
           <w:rFonts w:ascii="Aptos Narrow" w:hAnsi="Aptos Narrow"/>
         </w:rPr>
-        <w:t xml:space="preserve">Estaca </w:t>
-      </w:r>
-      <w:proofErr w:type="gramStart"/>
-      <w:r>
-        <w:rPr>
-          <w:rFonts w:ascii="Aptos Narrow" w:hAnsi="Aptos Narrow"/>
-        </w:rPr>
-        <w:t>{{ ESTACA</w:t>
-      </w:r>
-      <w:proofErr w:type="gramEnd"/>
-      <w:r>
-        <w:rPr>
-          <w:rFonts w:ascii="Aptos Narrow" w:hAnsi="Aptos Narrow"/>
-        </w:rPr>
-        <w:t xml:space="preserve"> </w:t>
-      </w:r>
-      <w:proofErr w:type="gramStart"/>
-      <w:r>
-        <w:rPr>
-          <w:rFonts w:ascii="Aptos Narrow" w:hAnsi="Aptos Narrow"/>
-        </w:rPr>
-        <w:t>}}  —</w:t>
-      </w:r>
-      <w:proofErr w:type="gramEnd"/>
-      <w:r>
-        <w:rPr>
-          <w:rFonts w:ascii="Aptos Narrow" w:hAnsi="Aptos Narrow"/>
-        </w:rPr>
-        <w:t xml:space="preserve"> Lado: </w:t>
-      </w:r>
-      <w:proofErr w:type="gramStart"/>
-      <w:r>
-        <w:rPr>
-          <w:rFonts w:ascii="Aptos Narrow" w:hAnsi="Aptos Narrow"/>
-        </w:rPr>
-        <w:t>{{ LADO</w:t>
-      </w:r>
-      <w:proofErr w:type="gramEnd"/>
-      <w:r>
-        <w:rPr>
-          <w:rFonts w:ascii="Aptos Narrow" w:hAnsi="Aptos Narrow"/>
-        </w:rPr>
-        <w:t xml:space="preserve"> }}</w:t>
+        <w:t>Estaca {{ ESTACA }}  — Lado: {{ LADO }}</w:t>
       </w:r>
     </w:p>
     <w:p>
@@ -379,21 +287,7 @@
         <w:rPr>
           <w:rFonts w:ascii="Aptos Narrow" w:hAnsi="Aptos Narrow"/>
         </w:rPr>
-        <w:t xml:space="preserve">: </w:t>
-      </w:r>
-      <w:proofErr w:type="gramStart"/>
-      <w:r>
-        <w:rPr>
-          <w:rFonts w:ascii="Aptos Narrow" w:hAnsi="Aptos Narrow"/>
-        </w:rPr>
-        <w:t>{{ LAT</w:t>
-      </w:r>
-      <w:proofErr w:type="gramEnd"/>
-      <w:r>
-        <w:rPr>
-          <w:rFonts w:ascii="Aptos Narrow" w:hAnsi="Aptos Narrow"/>
-        </w:rPr>
-        <w:t xml:space="preserve"> }} / </w:t>
+        <w:t xml:space="preserve">: {{ LAT }} / </w:t>
       </w:r>
       <w:r>
         <w:rPr>
@@ -405,21 +299,7 @@
         <w:rPr>
           <w:rFonts w:ascii="Aptos Narrow" w:hAnsi="Aptos Narrow"/>
         </w:rPr>
-        <w:t xml:space="preserve">: </w:t>
-      </w:r>
-      <w:proofErr w:type="gramStart"/>
-      <w:r>
-        <w:rPr>
-          <w:rFonts w:ascii="Aptos Narrow" w:hAnsi="Aptos Narrow"/>
-        </w:rPr>
-        <w:t>{{ LONG</w:t>
-      </w:r>
-      <w:proofErr w:type="gramEnd"/>
-      <w:r>
-        <w:rPr>
-          <w:rFonts w:ascii="Aptos Narrow" w:hAnsi="Aptos Narrow"/>
-        </w:rPr>
-        <w:t xml:space="preserve"> }}</w:t>
+        <w:t>: {{ LONG }}</w:t>
       </w:r>
     </w:p>
     <w:p>
@@ -444,35 +324,7 @@
         <w:rPr>
           <w:rFonts w:ascii="Aptos Narrow" w:hAnsi="Aptos Narrow"/>
         </w:rPr>
-        <w:t xml:space="preserve"> </w:t>
-      </w:r>
-      <w:proofErr w:type="gramStart"/>
-      <w:r>
-        <w:rPr>
-          <w:rFonts w:ascii="Aptos Narrow" w:hAnsi="Aptos Narrow"/>
-        </w:rPr>
-        <w:t>{{ USO</w:t>
-      </w:r>
-      <w:proofErr w:type="gramEnd"/>
-      <w:r>
-        <w:rPr>
-          <w:rFonts w:ascii="Aptos Narrow" w:hAnsi="Aptos Narrow"/>
-        </w:rPr>
-        <w:t>_DA_</w:t>
-      </w:r>
-      <w:proofErr w:type="gramStart"/>
-      <w:r>
-        <w:rPr>
-          <w:rFonts w:ascii="Aptos Narrow" w:hAnsi="Aptos Narrow"/>
-        </w:rPr>
-        <w:t>AGUA }</w:t>
-      </w:r>
-      <w:proofErr w:type="gramEnd"/>
-      <w:r>
-        <w:rPr>
-          <w:rFonts w:ascii="Aptos Narrow" w:hAnsi="Aptos Narrow"/>
-        </w:rPr>
-        <w:t xml:space="preserve">} | </w:t>
+        <w:t xml:space="preserve"> {{ USO_DA_AGUA }} | </w:t>
       </w:r>
       <w:r>
         <w:rPr>
@@ -488,7 +340,6 @@
         </w:rPr>
         <w:t xml:space="preserve"> </w:t>
       </w:r>
-      <w:proofErr w:type="gramStart"/>
       <w:r>
         <w:rPr>
           <w:rFonts w:ascii="Aptos Narrow" w:hAnsi="Aptos Narrow"/>
@@ -496,17 +347,7 @@
           <w:bCs/>
           <w:color w:val="EE0000"/>
         </w:rPr>
-        <w:t>{{ SISTEMA</w:t>
-      </w:r>
-      <w:proofErr w:type="gramEnd"/>
-      <w:r>
-        <w:rPr>
-          <w:rFonts w:ascii="Aptos Narrow" w:hAnsi="Aptos Narrow"/>
-          <w:b/>
-          <w:bCs/>
-          <w:color w:val="EE0000"/>
-        </w:rPr>
-        <w:t xml:space="preserve"> }}</w:t>
+        <w:t>{{ SISTEMA }}</w:t>
       </w:r>
     </w:p>
     <w:p>
@@ -531,35 +372,7 @@
         <w:rPr>
           <w:rFonts w:ascii="Aptos Narrow" w:hAnsi="Aptos Narrow"/>
         </w:rPr>
-        <w:t xml:space="preserve"> </w:t>
-      </w:r>
-      <w:proofErr w:type="gramStart"/>
-      <w:r>
-        <w:rPr>
-          <w:rFonts w:ascii="Aptos Narrow" w:hAnsi="Aptos Narrow"/>
-        </w:rPr>
-        <w:t>{{ ESTRUTURA</w:t>
-      </w:r>
-      <w:proofErr w:type="gramEnd"/>
-      <w:r>
-        <w:rPr>
-          <w:rFonts w:ascii="Aptos Narrow" w:hAnsi="Aptos Narrow"/>
-        </w:rPr>
-        <w:t>_</w:t>
-      </w:r>
-      <w:proofErr w:type="gramStart"/>
-      <w:r>
-        <w:rPr>
-          <w:rFonts w:ascii="Aptos Narrow" w:hAnsi="Aptos Narrow"/>
-        </w:rPr>
-        <w:t>WBS }</w:t>
-      </w:r>
-      <w:proofErr w:type="gramEnd"/>
-      <w:r>
-        <w:rPr>
-          <w:rFonts w:ascii="Aptos Narrow" w:hAnsi="Aptos Narrow"/>
-        </w:rPr>
-        <w:t>}.</w:t>
+        <w:t xml:space="preserve"> {{ ESTRUTURA_WBS }}.</w:t>
       </w:r>
     </w:p>
     <w:p>
@@ -5037,138 +4850,30 @@
                 <w:sz w:val="20"/>
                 <w:szCs w:val="20"/>
               </w:rPr>
-              <w:t xml:space="preserve">Foto 1: Ponto de captação na Estaca </w:t>
-            </w:r>
-            <w:proofErr w:type="gramStart"/>
-            <w:r>
+              <w:t>Foto 1: Ponto de captação na Estaca {{ ESTACA }}  — Lado: {{ LADO }}.</w:t>
+            </w:r>
+          </w:p>
+        </w:tc>
+        <w:tc>
+          <w:tcPr>
+            <w:tcW w:w="4819" w:type="dxa"/>
+          </w:tcPr>
+          <w:p>
+            <w:pPr>
+              <w:shd w:val="clear" w:color="auto" w:fill="FFFFFF" w:themeFill="background1"/>
               <w:rPr>
                 <w:i/>
                 <w:sz w:val="20"/>
                 <w:szCs w:val="20"/>
               </w:rPr>
-              <w:t>{{ ESTACA</w:t>
-            </w:r>
-            <w:proofErr w:type="gramEnd"/>
+            </w:pPr>
             <w:r>
               <w:rPr>
                 <w:i/>
                 <w:sz w:val="20"/>
                 <w:szCs w:val="20"/>
               </w:rPr>
-              <w:t xml:space="preserve"> </w:t>
-            </w:r>
-            <w:proofErr w:type="gramStart"/>
-            <w:r>
-              <w:rPr>
-                <w:i/>
-                <w:sz w:val="20"/>
-                <w:szCs w:val="20"/>
-              </w:rPr>
-              <w:t>}}  —</w:t>
-            </w:r>
-            <w:proofErr w:type="gramEnd"/>
-            <w:r>
-              <w:rPr>
-                <w:i/>
-                <w:sz w:val="20"/>
-                <w:szCs w:val="20"/>
-              </w:rPr>
-              <w:t xml:space="preserve"> Lado: </w:t>
-            </w:r>
-            <w:proofErr w:type="gramStart"/>
-            <w:r>
-              <w:rPr>
-                <w:i/>
-                <w:sz w:val="20"/>
-                <w:szCs w:val="20"/>
-              </w:rPr>
-              <w:t>{{ LADO</w:t>
-            </w:r>
-            <w:proofErr w:type="gramEnd"/>
-            <w:r>
-              <w:rPr>
-                <w:i/>
-                <w:sz w:val="20"/>
-                <w:szCs w:val="20"/>
-              </w:rPr>
-              <w:t xml:space="preserve"> }}.</w:t>
-            </w:r>
-          </w:p>
-        </w:tc>
-        <w:tc>
-          <w:tcPr>
-            <w:tcW w:w="4819" w:type="dxa"/>
-          </w:tcPr>
-          <w:p>
-            <w:pPr>
-              <w:shd w:val="clear" w:color="auto" w:fill="FFFFFF" w:themeFill="background1"/>
-              <w:rPr>
-                <w:i/>
-                <w:sz w:val="20"/>
-                <w:szCs w:val="20"/>
-              </w:rPr>
-            </w:pPr>
-            <w:r>
-              <w:rPr>
-                <w:i/>
-                <w:sz w:val="20"/>
-                <w:szCs w:val="20"/>
-              </w:rPr>
-              <w:t xml:space="preserve">Foto 2: Ponto de captação na Estaca </w:t>
-            </w:r>
-            <w:proofErr w:type="gramStart"/>
-            <w:r>
-              <w:rPr>
-                <w:i/>
-                <w:sz w:val="20"/>
-                <w:szCs w:val="20"/>
-              </w:rPr>
-              <w:t>{{ ESTACA</w:t>
-            </w:r>
-            <w:proofErr w:type="gramEnd"/>
-            <w:r>
-              <w:rPr>
-                <w:i/>
-                <w:sz w:val="20"/>
-                <w:szCs w:val="20"/>
-              </w:rPr>
-              <w:t xml:space="preserve"> </w:t>
-            </w:r>
-            <w:proofErr w:type="gramStart"/>
-            <w:r>
-              <w:rPr>
-                <w:i/>
-                <w:sz w:val="20"/>
-                <w:szCs w:val="20"/>
-              </w:rPr>
-              <w:t>}}  —</w:t>
-            </w:r>
-            <w:proofErr w:type="gramEnd"/>
-            <w:r>
-              <w:rPr>
-                <w:i/>
-                <w:sz w:val="20"/>
-                <w:szCs w:val="20"/>
-              </w:rPr>
-              <w:t xml:space="preserve"> Lado: </w:t>
-            </w:r>
-            <w:proofErr w:type="gramStart"/>
-            <w:r>
-              <w:rPr>
-                <w:i/>
-                <w:sz w:val="20"/>
-                <w:szCs w:val="20"/>
-              </w:rPr>
-              <w:t>{{ LADO</w:t>
-            </w:r>
-            <w:proofErr w:type="gramEnd"/>
-            <w:r>
-              <w:rPr>
-                <w:i/>
-                <w:sz w:val="20"/>
-                <w:szCs w:val="20"/>
-              </w:rPr>
-              <w:t xml:space="preserve"> }}.</w:t>
+              <w:t>Foto 2: Ponto de captação na Estaca {{ ESTACA }}  — Lado: {{ LADO }}.</w:t>
             </w:r>
           </w:p>
         </w:tc>
@@ -5213,13 +4918,6 @@
         </w:rPr>
         <w:t xml:space="preserve"> 2026.</w:t>
       </w:r>
-    </w:p>
-    <w:p>
-      <w:pPr>
-        <w:rPr>
-          <w:rFonts w:ascii="Aptos Narrow" w:hAnsi="Aptos Narrow"/>
-        </w:rPr>
-      </w:pPr>
     </w:p>
     <w:p>
       <w:pPr>
@@ -5270,6 +4968,60 @@
           <w:docGrid w:linePitch="360"/>
         </w:sectPr>
       </w:pPr>
+      <w:r>
+        <w:rPr>
+          <w:rFonts w:ascii="Aptos Narrow" w:hAnsi="Aptos Narrow"/>
+          <w:noProof/>
+        </w:rPr>
+        <w:drawing>
+          <wp:inline distT="0" distB="0" distL="0" distR="0" wp14:anchorId="7BEAA5D6" wp14:editId="73E8F2D5">
+            <wp:extent cx="1276350" cy="1009650"/>
+            <wp:effectExtent l="0" t="0" r="0" b="0"/>
+            <wp:docPr id="688629907" name="Imagem 4"/>
+            <wp:cNvGraphicFramePr>
+              <a:graphicFrameLocks xmlns:a="http://schemas.openxmlformats.org/drawingml/2006/main" noChangeAspect="1"/>
+            </wp:cNvGraphicFramePr>
+            <a:graphic xmlns:a="http://schemas.openxmlformats.org/drawingml/2006/main">
+              <a:graphicData uri="http://schemas.openxmlformats.org/drawingml/2006/picture">
+                <pic:pic xmlns:pic="http://schemas.openxmlformats.org/drawingml/2006/picture">
+                  <pic:nvPicPr>
+                    <pic:cNvPr id="0" name="Picture 5"/>
+                    <pic:cNvPicPr>
+                      <a:picLocks noChangeAspect="1" noChangeArrowheads="1"/>
+                    </pic:cNvPicPr>
+                  </pic:nvPicPr>
+                  <pic:blipFill>
+                    <a:blip r:embed="rId10">
+                      <a:extLst>
+                        <a:ext uri="{28A0092B-C50C-407E-A947-70E740481C1C}">
+                          <a14:useLocalDpi xmlns:a14="http://schemas.microsoft.com/office/drawing/2010/main" val="0"/>
+                        </a:ext>
+                      </a:extLst>
+                    </a:blip>
+                    <a:srcRect/>
+                    <a:stretch>
+                      <a:fillRect/>
+                    </a:stretch>
+                  </pic:blipFill>
+                  <pic:spPr bwMode="auto">
+                    <a:xfrm>
+                      <a:off x="0" y="0"/>
+                      <a:ext cx="1276350" cy="1009650"/>
+                    </a:xfrm>
+                    <a:prstGeom prst="rect">
+                      <a:avLst/>
+                    </a:prstGeom>
+                    <a:noFill/>
+                    <a:ln>
+                      <a:noFill/>
+                    </a:ln>
+                  </pic:spPr>
+                </pic:pic>
+              </a:graphicData>
+            </a:graphic>
+          </wp:inline>
+        </w:drawing>
+      </w:r>
     </w:p>
     <w:p>
       <w:pPr>
@@ -5406,19 +5158,11 @@
                                 <w:rFonts w:ascii="Aptos Narrow" w:hAnsi="Aptos Narrow"/>
                               </w:rPr>
                             </w:pPr>
-                            <w:proofErr w:type="gramStart"/>
                             <w:r>
                               <w:rPr>
                                 <w:rFonts w:ascii="Aptos Narrow" w:hAnsi="Aptos Narrow"/>
                               </w:rPr>
-                              <w:t>{{ PROPRIETARIO</w:t>
-                            </w:r>
-                            <w:proofErr w:type="gramEnd"/>
-                            <w:r>
-                              <w:rPr>
-                                <w:rFonts w:ascii="Aptos Narrow" w:hAnsi="Aptos Narrow"/>
-                              </w:rPr>
-                              <w:t xml:space="preserve"> }}</w:t>
+                              <w:t>{{ PROPRIETARIO }}</w:t>
                             </w:r>
                             <w:r>
                               <w:rPr>
@@ -5779,16 +5523,7 @@
                               <w:sz w:val="20"/>
                               <w:szCs w:val="20"/>
                             </w:rPr>
-                            <w:t xml:space="preserve">CONTRATO </w:t>
-                          </w:r>
-                          <w:proofErr w:type="gramStart"/>
-                          <w:r>
-                            <w:rPr>
-                              <w:rFonts w:ascii="Aptos Narrow" w:hAnsi="Aptos Narrow"/>
-                              <w:sz w:val="20"/>
-                              <w:szCs w:val="20"/>
-                            </w:rPr>
-                            <w:t xml:space="preserve">{{ </w:t>
+                            <w:t xml:space="preserve">CONTRATO {{ </w:t>
                           </w:r>
                           <w:r>
                             <w:rPr>
@@ -5809,7 +5544,6 @@
                             </w:rPr>
                             <w:t>CONTRATO</w:t>
                           </w:r>
-                          <w:proofErr w:type="gramEnd"/>
                           <w:r>
                             <w:rPr>
                               <w:rFonts w:ascii="Aptos Narrow" w:hAnsi="Aptos Narrow"/>

--- a/template_pisf-BOMBEAMENTO.docx
+++ b/template_pisf-BOMBEAMENTO.docx
@@ -455,7 +455,7 @@
     </w:p>
     <w:tbl>
       <w:tblPr>
-        <w:tblW w:w="10852" w:type="dxa"/>
+        <w:tblW w:w="10724" w:type="dxa"/>
         <w:tblCellMar>
           <w:left w:w="70" w:type="dxa"/>
           <w:right w:w="70" w:type="dxa"/>
@@ -463,19 +463,19 @@
         <w:tblLook w:val="04A0" w:firstRow="1" w:lastRow="0" w:firstColumn="1" w:lastColumn="0" w:noHBand="0" w:noVBand="1"/>
       </w:tblPr>
       <w:tblGrid>
-        <w:gridCol w:w="576"/>
-        <w:gridCol w:w="4582"/>
-        <w:gridCol w:w="903"/>
-        <w:gridCol w:w="903"/>
-        <w:gridCol w:w="3888"/>
+        <w:gridCol w:w="860"/>
+        <w:gridCol w:w="6365"/>
+        <w:gridCol w:w="850"/>
+        <w:gridCol w:w="851"/>
+        <w:gridCol w:w="1798"/>
       </w:tblGrid>
       <w:tr>
         <w:trPr>
-          <w:trHeight w:val="264"/>
+          <w:trHeight w:val="286"/>
         </w:trPr>
         <w:tc>
           <w:tcPr>
-            <w:tcW w:w="576" w:type="dxa"/>
+            <w:tcW w:w="860" w:type="dxa"/>
             <w:tcBorders>
               <w:top w:val="single" w:sz="4" w:space="0" w:color="auto"/>
               <w:left w:val="single" w:sz="4" w:space="0" w:color="auto"/>
@@ -489,27 +489,24 @@
           <w:p>
             <w:pPr>
               <w:spacing w:after="0" w:line="240" w:lineRule="auto"/>
-              <w:rPr>
-                <w:rFonts w:ascii="Calibri" w:eastAsia="Times New Roman" w:hAnsi="Calibri" w:cs="Calibri"/>
-                <w:b/>
-                <w:bCs/>
-                <w:color w:val="000000"/>
-                <w:kern w:val="0"/>
-                <w:sz w:val="18"/>
-                <w:szCs w:val="18"/>
-                <w:lang w:eastAsia="pt-BR"/>
-                <w14:ligatures w14:val="none"/>
-              </w:rPr>
-            </w:pPr>
-            <w:r>
-              <w:rPr>
-                <w:rFonts w:ascii="Calibri" w:eastAsia="Times New Roman" w:hAnsi="Calibri" w:cs="Calibri"/>
-                <w:b/>
-                <w:bCs/>
-                <w:color w:val="000000"/>
-                <w:kern w:val="0"/>
-                <w:sz w:val="18"/>
-                <w:szCs w:val="18"/>
+              <w:jc w:val="center"/>
+              <w:rPr>
+                <w:rFonts w:ascii="Aptos Narrow" w:eastAsia="Times New Roman" w:hAnsi="Aptos Narrow" w:cs="Times New Roman"/>
+                <w:color w:val="000000"/>
+                <w:kern w:val="0"/>
+                <w:sz w:val="22"/>
+                <w:szCs w:val="22"/>
+                <w:lang w:eastAsia="pt-BR"/>
+                <w14:ligatures w14:val="none"/>
+              </w:rPr>
+            </w:pPr>
+            <w:r>
+              <w:rPr>
+                <w:rFonts w:ascii="Aptos Narrow" w:eastAsia="Times New Roman" w:hAnsi="Aptos Narrow" w:cs="Times New Roman"/>
+                <w:color w:val="000000"/>
+                <w:kern w:val="0"/>
+                <w:sz w:val="22"/>
+                <w:szCs w:val="22"/>
                 <w:lang w:eastAsia="pt-BR"/>
                 <w14:ligatures w14:val="none"/>
               </w:rPr>
@@ -519,7 +516,7 @@
         </w:tc>
         <w:tc>
           <w:tcPr>
-            <w:tcW w:w="4582" w:type="dxa"/>
+            <w:tcW w:w="6365" w:type="dxa"/>
             <w:tcBorders>
               <w:top w:val="single" w:sz="4" w:space="0" w:color="auto"/>
               <w:left w:val="nil"/>
@@ -533,27 +530,24 @@
           <w:p>
             <w:pPr>
               <w:spacing w:after="0" w:line="240" w:lineRule="auto"/>
-              <w:rPr>
-                <w:rFonts w:ascii="Calibri" w:eastAsia="Times New Roman" w:hAnsi="Calibri" w:cs="Calibri"/>
-                <w:b/>
-                <w:bCs/>
-                <w:color w:val="000000"/>
-                <w:kern w:val="0"/>
-                <w:sz w:val="18"/>
-                <w:szCs w:val="18"/>
-                <w:lang w:eastAsia="pt-BR"/>
-                <w14:ligatures w14:val="none"/>
-              </w:rPr>
-            </w:pPr>
-            <w:r>
-              <w:rPr>
-                <w:rFonts w:ascii="Calibri" w:eastAsia="Times New Roman" w:hAnsi="Calibri" w:cs="Calibri"/>
-                <w:b/>
-                <w:bCs/>
-                <w:color w:val="000000"/>
-                <w:kern w:val="0"/>
-                <w:sz w:val="18"/>
-                <w:szCs w:val="18"/>
+              <w:jc w:val="center"/>
+              <w:rPr>
+                <w:rFonts w:ascii="Aptos Narrow" w:eastAsia="Times New Roman" w:hAnsi="Aptos Narrow" w:cs="Times New Roman"/>
+                <w:color w:val="000000"/>
+                <w:kern w:val="0"/>
+                <w:sz w:val="22"/>
+                <w:szCs w:val="22"/>
+                <w:lang w:eastAsia="pt-BR"/>
+                <w14:ligatures w14:val="none"/>
+              </w:rPr>
+            </w:pPr>
+            <w:r>
+              <w:rPr>
+                <w:rFonts w:ascii="Aptos Narrow" w:eastAsia="Times New Roman" w:hAnsi="Aptos Narrow" w:cs="Times New Roman"/>
+                <w:color w:val="000000"/>
+                <w:kern w:val="0"/>
+                <w:sz w:val="22"/>
+                <w:szCs w:val="22"/>
                 <w:lang w:eastAsia="pt-BR"/>
                 <w14:ligatures w14:val="none"/>
               </w:rPr>
@@ -563,7 +557,7 @@
         </w:tc>
         <w:tc>
           <w:tcPr>
-            <w:tcW w:w="903" w:type="dxa"/>
+            <w:tcW w:w="850" w:type="dxa"/>
             <w:tcBorders>
               <w:top w:val="single" w:sz="4" w:space="0" w:color="auto"/>
               <w:left w:val="nil"/>
@@ -579,26 +573,22 @@
               <w:spacing w:after="0" w:line="240" w:lineRule="auto"/>
               <w:jc w:val="center"/>
               <w:rPr>
-                <w:rFonts w:ascii="Calibri" w:eastAsia="Times New Roman" w:hAnsi="Calibri" w:cs="Calibri"/>
-                <w:b/>
-                <w:bCs/>
-                <w:color w:val="000000"/>
-                <w:kern w:val="0"/>
-                <w:sz w:val="18"/>
-                <w:szCs w:val="18"/>
-                <w:lang w:eastAsia="pt-BR"/>
-                <w14:ligatures w14:val="none"/>
-              </w:rPr>
-            </w:pPr>
-            <w:r>
-              <w:rPr>
-                <w:rFonts w:ascii="Calibri" w:eastAsia="Times New Roman" w:hAnsi="Calibri" w:cs="Calibri"/>
-                <w:b/>
-                <w:bCs/>
-                <w:color w:val="000000"/>
-                <w:kern w:val="0"/>
-                <w:sz w:val="18"/>
-                <w:szCs w:val="18"/>
+                <w:rFonts w:ascii="Aptos Narrow" w:eastAsia="Times New Roman" w:hAnsi="Aptos Narrow" w:cs="Times New Roman"/>
+                <w:color w:val="000000"/>
+                <w:kern w:val="0"/>
+                <w:sz w:val="22"/>
+                <w:szCs w:val="22"/>
+                <w:lang w:eastAsia="pt-BR"/>
+                <w14:ligatures w14:val="none"/>
+              </w:rPr>
+            </w:pPr>
+            <w:r>
+              <w:rPr>
+                <w:rFonts w:ascii="Aptos Narrow" w:eastAsia="Times New Roman" w:hAnsi="Aptos Narrow" w:cs="Times New Roman"/>
+                <w:color w:val="000000"/>
+                <w:kern w:val="0"/>
+                <w:sz w:val="22"/>
+                <w:szCs w:val="22"/>
                 <w:lang w:eastAsia="pt-BR"/>
                 <w14:ligatures w14:val="none"/>
               </w:rPr>
@@ -608,7 +598,7 @@
         </w:tc>
         <w:tc>
           <w:tcPr>
-            <w:tcW w:w="903" w:type="dxa"/>
+            <w:tcW w:w="851" w:type="dxa"/>
             <w:tcBorders>
               <w:top w:val="single" w:sz="4" w:space="0" w:color="auto"/>
               <w:left w:val="nil"/>
@@ -624,26 +614,22 @@
               <w:spacing w:after="0" w:line="240" w:lineRule="auto"/>
               <w:jc w:val="center"/>
               <w:rPr>
-                <w:rFonts w:ascii="Calibri" w:eastAsia="Times New Roman" w:hAnsi="Calibri" w:cs="Calibri"/>
-                <w:b/>
-                <w:bCs/>
-                <w:color w:val="000000"/>
-                <w:kern w:val="0"/>
-                <w:sz w:val="18"/>
-                <w:szCs w:val="18"/>
-                <w:lang w:eastAsia="pt-BR"/>
-                <w14:ligatures w14:val="none"/>
-              </w:rPr>
-            </w:pPr>
-            <w:r>
-              <w:rPr>
-                <w:rFonts w:ascii="Calibri" w:eastAsia="Times New Roman" w:hAnsi="Calibri" w:cs="Calibri"/>
-                <w:b/>
-                <w:bCs/>
-                <w:color w:val="000000"/>
-                <w:kern w:val="0"/>
-                <w:sz w:val="18"/>
-                <w:szCs w:val="18"/>
+                <w:rFonts w:ascii="Aptos Narrow" w:eastAsia="Times New Roman" w:hAnsi="Aptos Narrow" w:cs="Times New Roman"/>
+                <w:color w:val="000000"/>
+                <w:kern w:val="0"/>
+                <w:sz w:val="22"/>
+                <w:szCs w:val="22"/>
+                <w:lang w:eastAsia="pt-BR"/>
+                <w14:ligatures w14:val="none"/>
+              </w:rPr>
+            </w:pPr>
+            <w:r>
+              <w:rPr>
+                <w:rFonts w:ascii="Aptos Narrow" w:eastAsia="Times New Roman" w:hAnsi="Aptos Narrow" w:cs="Times New Roman"/>
+                <w:color w:val="000000"/>
+                <w:kern w:val="0"/>
+                <w:sz w:val="22"/>
+                <w:szCs w:val="22"/>
                 <w:lang w:eastAsia="pt-BR"/>
                 <w14:ligatures w14:val="none"/>
               </w:rPr>
@@ -653,7 +639,7 @@
         </w:tc>
         <w:tc>
           <w:tcPr>
-            <w:tcW w:w="3888" w:type="dxa"/>
+            <w:tcW w:w="1798" w:type="dxa"/>
             <w:tcBorders>
               <w:top w:val="single" w:sz="4" w:space="0" w:color="auto"/>
               <w:left w:val="nil"/>
@@ -669,26 +655,22 @@
               <w:spacing w:after="0" w:line="240" w:lineRule="auto"/>
               <w:jc w:val="center"/>
               <w:rPr>
-                <w:rFonts w:ascii="Calibri" w:eastAsia="Times New Roman" w:hAnsi="Calibri" w:cs="Calibri"/>
-                <w:b/>
-                <w:bCs/>
-                <w:color w:val="000000"/>
-                <w:kern w:val="0"/>
-                <w:sz w:val="18"/>
-                <w:szCs w:val="18"/>
-                <w:lang w:eastAsia="pt-BR"/>
-                <w14:ligatures w14:val="none"/>
-              </w:rPr>
-            </w:pPr>
-            <w:r>
-              <w:rPr>
-                <w:rFonts w:ascii="Calibri" w:eastAsia="Times New Roman" w:hAnsi="Calibri" w:cs="Calibri"/>
-                <w:b/>
-                <w:bCs/>
-                <w:color w:val="000000"/>
-                <w:kern w:val="0"/>
-                <w:sz w:val="18"/>
-                <w:szCs w:val="18"/>
+                <w:rFonts w:ascii="Aptos Narrow" w:eastAsia="Times New Roman" w:hAnsi="Aptos Narrow" w:cs="Times New Roman"/>
+                <w:color w:val="000000"/>
+                <w:kern w:val="0"/>
+                <w:sz w:val="22"/>
+                <w:szCs w:val="22"/>
+                <w:lang w:eastAsia="pt-BR"/>
+                <w14:ligatures w14:val="none"/>
+              </w:rPr>
+            </w:pPr>
+            <w:r>
+              <w:rPr>
+                <w:rFonts w:ascii="Aptos Narrow" w:eastAsia="Times New Roman" w:hAnsi="Aptos Narrow" w:cs="Times New Roman"/>
+                <w:color w:val="000000"/>
+                <w:kern w:val="0"/>
+                <w:sz w:val="22"/>
+                <w:szCs w:val="22"/>
                 <w:lang w:eastAsia="pt-BR"/>
                 <w14:ligatures w14:val="none"/>
               </w:rPr>
@@ -699,17 +681,18 @@
       </w:tr>
       <w:tr>
         <w:trPr>
-          <w:trHeight w:val="363"/>
+          <w:trHeight w:val="286"/>
         </w:trPr>
         <w:tc>
           <w:tcPr>
-            <w:tcW w:w="576" w:type="dxa"/>
+            <w:tcW w:w="860" w:type="dxa"/>
             <w:tcBorders>
               <w:top w:val="nil"/>
               <w:left w:val="single" w:sz="4" w:space="0" w:color="auto"/>
               <w:bottom w:val="single" w:sz="4" w:space="0" w:color="auto"/>
               <w:right w:val="single" w:sz="4" w:space="0" w:color="auto"/>
             </w:tcBorders>
+            <w:noWrap/>
             <w:vAlign w:val="center"/>
             <w:hideMark/>
           </w:tcPr>
@@ -718,7 +701,170 @@
               <w:spacing w:after="0" w:line="240" w:lineRule="auto"/>
               <w:jc w:val="center"/>
               <w:rPr>
+                <w:rFonts w:ascii="Aptos Narrow" w:eastAsia="Times New Roman" w:hAnsi="Aptos Narrow" w:cs="Times New Roman"/>
+                <w:color w:val="000000"/>
+                <w:kern w:val="0"/>
+                <w:sz w:val="22"/>
+                <w:szCs w:val="22"/>
+                <w:lang w:eastAsia="pt-BR"/>
+                <w14:ligatures w14:val="none"/>
+              </w:rPr>
+            </w:pPr>
+            <w:r>
+              <w:rPr>
+                <w:rFonts w:ascii="Aptos Narrow" w:eastAsia="Times New Roman" w:hAnsi="Aptos Narrow" w:cs="Times New Roman"/>
+                <w:color w:val="000000"/>
+                <w:kern w:val="0"/>
+                <w:sz w:val="22"/>
+                <w:szCs w:val="22"/>
+                <w:lang w:eastAsia="pt-BR"/>
+                <w14:ligatures w14:val="none"/>
+              </w:rPr>
+              <w:t>1</w:t>
+            </w:r>
+          </w:p>
+        </w:tc>
+        <w:tc>
+          <w:tcPr>
+            <w:tcW w:w="6365" w:type="dxa"/>
+            <w:tcBorders>
+              <w:top w:val="nil"/>
+              <w:left w:val="nil"/>
+              <w:bottom w:val="single" w:sz="4" w:space="0" w:color="auto"/>
+              <w:right w:val="single" w:sz="4" w:space="0" w:color="auto"/>
+            </w:tcBorders>
+            <w:noWrap/>
+            <w:vAlign w:val="center"/>
+            <w:hideMark/>
+          </w:tcPr>
+          <w:p>
+            <w:pPr>
+              <w:spacing w:after="0" w:line="240" w:lineRule="auto"/>
+              <w:rPr>
+                <w:rFonts w:ascii="Aptos Narrow" w:eastAsia="Times New Roman" w:hAnsi="Aptos Narrow" w:cs="Times New Roman"/>
+                <w:color w:val="000000"/>
+                <w:kern w:val="0"/>
+                <w:sz w:val="22"/>
+                <w:szCs w:val="22"/>
+                <w:lang w:eastAsia="pt-BR"/>
+                <w14:ligatures w14:val="none"/>
+              </w:rPr>
+            </w:pPr>
+            <w:r>
+              <w:rPr>
+                <w:rFonts w:ascii="Aptos Narrow" w:eastAsia="Times New Roman" w:hAnsi="Aptos Narrow" w:cs="Times New Roman"/>
+                <w:color w:val="000000"/>
+                <w:kern w:val="0"/>
+                <w:sz w:val="22"/>
+                <w:szCs w:val="22"/>
+                <w:lang w:eastAsia="pt-BR"/>
+                <w14:ligatures w14:val="none"/>
+              </w:rPr>
+              <w:t>TUBO PVC SOLD Ø 40MM</w:t>
+            </w:r>
+          </w:p>
+        </w:tc>
+        <w:tc>
+          <w:tcPr>
+            <w:tcW w:w="850" w:type="dxa"/>
+            <w:tcBorders>
+              <w:top w:val="nil"/>
+              <w:left w:val="nil"/>
+              <w:bottom w:val="single" w:sz="4" w:space="0" w:color="auto"/>
+              <w:right w:val="single" w:sz="4" w:space="0" w:color="auto"/>
+            </w:tcBorders>
+            <w:noWrap/>
+            <w:vAlign w:val="center"/>
+            <w:hideMark/>
+          </w:tcPr>
+          <w:p>
+            <w:pPr>
+              <w:spacing w:after="0" w:line="240" w:lineRule="auto"/>
+              <w:jc w:val="center"/>
+              <w:rPr>
+                <w:rFonts w:ascii="Aptos Narrow" w:eastAsia="Times New Roman" w:hAnsi="Aptos Narrow" w:cs="Times New Roman"/>
+                <w:color w:val="000000"/>
+                <w:kern w:val="0"/>
+                <w:sz w:val="22"/>
+                <w:szCs w:val="22"/>
+                <w:lang w:eastAsia="pt-BR"/>
+                <w14:ligatures w14:val="none"/>
+              </w:rPr>
+            </w:pPr>
+            <w:r>
+              <w:rPr>
+                <w:rFonts w:ascii="Aptos Narrow" w:eastAsia="Times New Roman" w:hAnsi="Aptos Narrow" w:cs="Times New Roman"/>
+                <w:color w:val="000000"/>
+                <w:kern w:val="0"/>
+                <w:sz w:val="22"/>
+                <w:szCs w:val="22"/>
+                <w:lang w:eastAsia="pt-BR"/>
+                <w14:ligatures w14:val="none"/>
+              </w:rPr>
+              <w:t>12</w:t>
+            </w:r>
+          </w:p>
+        </w:tc>
+        <w:tc>
+          <w:tcPr>
+            <w:tcW w:w="851" w:type="dxa"/>
+            <w:tcBorders>
+              <w:top w:val="nil"/>
+              <w:left w:val="nil"/>
+              <w:bottom w:val="single" w:sz="4" w:space="0" w:color="auto"/>
+              <w:right w:val="single" w:sz="4" w:space="0" w:color="auto"/>
+            </w:tcBorders>
+            <w:noWrap/>
+            <w:vAlign w:val="center"/>
+            <w:hideMark/>
+          </w:tcPr>
+          <w:p>
+            <w:pPr>
+              <w:spacing w:after="0" w:line="240" w:lineRule="auto"/>
+              <w:jc w:val="center"/>
+              <w:rPr>
+                <w:rFonts w:ascii="Aptos Narrow" w:eastAsia="Times New Roman" w:hAnsi="Aptos Narrow" w:cs="Times New Roman"/>
+                <w:color w:val="000000"/>
+                <w:kern w:val="0"/>
+                <w:sz w:val="22"/>
+                <w:szCs w:val="22"/>
+                <w:lang w:eastAsia="pt-BR"/>
+                <w14:ligatures w14:val="none"/>
+              </w:rPr>
+            </w:pPr>
+            <w:r>
+              <w:rPr>
+                <w:rFonts w:ascii="Aptos Narrow" w:eastAsia="Times New Roman" w:hAnsi="Aptos Narrow" w:cs="Times New Roman"/>
+                <w:color w:val="000000"/>
+                <w:kern w:val="0"/>
+                <w:sz w:val="22"/>
+                <w:szCs w:val="22"/>
+                <w:lang w:eastAsia="pt-BR"/>
+                <w14:ligatures w14:val="none"/>
+              </w:rPr>
+              <w:t>M</w:t>
+            </w:r>
+          </w:p>
+        </w:tc>
+        <w:tc>
+          <w:tcPr>
+            <w:tcW w:w="1798" w:type="dxa"/>
+            <w:tcBorders>
+              <w:top w:val="nil"/>
+              <w:left w:val="nil"/>
+              <w:bottom w:val="single" w:sz="4" w:space="0" w:color="auto"/>
+              <w:right w:val="single" w:sz="4" w:space="0" w:color="auto"/>
+            </w:tcBorders>
+            <w:noWrap/>
+            <w:vAlign w:val="center"/>
+            <w:hideMark/>
+          </w:tcPr>
+          <w:p>
+            <w:pPr>
+              <w:spacing w:after="0" w:line="240" w:lineRule="auto"/>
+              <w:rPr>
                 <w:rFonts w:ascii="Calibri" w:eastAsia="Times New Roman" w:hAnsi="Calibri" w:cs="Calibri"/>
+                <w:color w:val="000000"/>
                 <w:kern w:val="0"/>
                 <w:sz w:val="18"/>
                 <w:szCs w:val="18"/>
@@ -729,149 +875,7 @@
             <w:r>
               <w:rPr>
                 <w:rFonts w:ascii="Calibri" w:eastAsia="Times New Roman" w:hAnsi="Calibri" w:cs="Calibri"/>
-                <w:kern w:val="0"/>
-                <w:sz w:val="18"/>
-                <w:szCs w:val="18"/>
-                <w:lang w:eastAsia="pt-BR"/>
-                <w14:ligatures w14:val="none"/>
-              </w:rPr>
-              <w:t>1</w:t>
-            </w:r>
-          </w:p>
-        </w:tc>
-        <w:tc>
-          <w:tcPr>
-            <w:tcW w:w="4582" w:type="dxa"/>
-            <w:tcBorders>
-              <w:top w:val="single" w:sz="4" w:space="0" w:color="auto"/>
-              <w:left w:val="nil"/>
-              <w:bottom w:val="single" w:sz="4" w:space="0" w:color="auto"/>
-              <w:right w:val="single" w:sz="4" w:space="0" w:color="auto"/>
-            </w:tcBorders>
-            <w:noWrap/>
-            <w:vAlign w:val="center"/>
-            <w:hideMark/>
-          </w:tcPr>
-          <w:p>
-            <w:pPr>
-              <w:spacing w:after="0" w:line="240" w:lineRule="auto"/>
-              <w:rPr>
-                <w:rFonts w:ascii="Calibri" w:eastAsia="Times New Roman" w:hAnsi="Calibri" w:cs="Calibri"/>
-                <w:kern w:val="0"/>
-                <w:sz w:val="18"/>
-                <w:szCs w:val="18"/>
-                <w:lang w:eastAsia="pt-BR"/>
-                <w14:ligatures w14:val="none"/>
-              </w:rPr>
-            </w:pPr>
-            <w:r>
-              <w:rPr>
-                <w:rFonts w:ascii="Calibri" w:eastAsia="Times New Roman" w:hAnsi="Calibri" w:cs="Calibri"/>
-                <w:kern w:val="0"/>
-                <w:sz w:val="18"/>
-                <w:szCs w:val="18"/>
-                <w:lang w:eastAsia="pt-BR"/>
-                <w14:ligatures w14:val="none"/>
-              </w:rPr>
-              <w:t>TUBO PVC SOLD Ø 40MM</w:t>
-            </w:r>
-          </w:p>
-        </w:tc>
-        <w:tc>
-          <w:tcPr>
-            <w:tcW w:w="903" w:type="dxa"/>
-            <w:tcBorders>
-              <w:top w:val="nil"/>
-              <w:left w:val="nil"/>
-              <w:bottom w:val="single" w:sz="4" w:space="0" w:color="auto"/>
-              <w:right w:val="single" w:sz="4" w:space="0" w:color="auto"/>
-            </w:tcBorders>
-            <w:noWrap/>
-            <w:vAlign w:val="center"/>
-            <w:hideMark/>
-          </w:tcPr>
-          <w:p>
-            <w:pPr>
-              <w:spacing w:after="0" w:line="240" w:lineRule="auto"/>
-              <w:jc w:val="center"/>
-              <w:rPr>
-                <w:rFonts w:ascii="Calibri" w:eastAsia="Times New Roman" w:hAnsi="Calibri" w:cs="Calibri"/>
-                <w:kern w:val="0"/>
-                <w:sz w:val="18"/>
-                <w:szCs w:val="18"/>
-                <w:lang w:eastAsia="pt-BR"/>
-                <w14:ligatures w14:val="none"/>
-              </w:rPr>
-            </w:pPr>
-          </w:p>
-        </w:tc>
-        <w:tc>
-          <w:tcPr>
-            <w:tcW w:w="903" w:type="dxa"/>
-            <w:tcBorders>
-              <w:top w:val="nil"/>
-              <w:left w:val="nil"/>
-              <w:bottom w:val="single" w:sz="4" w:space="0" w:color="auto"/>
-              <w:right w:val="single" w:sz="4" w:space="0" w:color="auto"/>
-            </w:tcBorders>
-            <w:noWrap/>
-            <w:vAlign w:val="center"/>
-            <w:hideMark/>
-          </w:tcPr>
-          <w:p>
-            <w:pPr>
-              <w:spacing w:after="0" w:line="240" w:lineRule="auto"/>
-              <w:jc w:val="center"/>
-              <w:rPr>
-                <w:rFonts w:ascii="Calibri" w:eastAsia="Times New Roman" w:hAnsi="Calibri" w:cs="Calibri"/>
-                <w:kern w:val="0"/>
-                <w:sz w:val="18"/>
-                <w:szCs w:val="18"/>
-                <w:lang w:eastAsia="pt-BR"/>
-                <w14:ligatures w14:val="none"/>
-              </w:rPr>
-            </w:pPr>
-            <w:r>
-              <w:rPr>
-                <w:rFonts w:ascii="Calibri" w:eastAsia="Times New Roman" w:hAnsi="Calibri" w:cs="Calibri"/>
-                <w:kern w:val="0"/>
-                <w:sz w:val="18"/>
-                <w:szCs w:val="18"/>
-                <w:lang w:eastAsia="pt-BR"/>
-                <w14:ligatures w14:val="none"/>
-              </w:rPr>
-              <w:t>M</w:t>
-            </w:r>
-          </w:p>
-        </w:tc>
-        <w:tc>
-          <w:tcPr>
-            <w:tcW w:w="3888" w:type="dxa"/>
-            <w:tcBorders>
-              <w:top w:val="single" w:sz="4" w:space="0" w:color="auto"/>
-              <w:left w:val="nil"/>
-              <w:bottom w:val="single" w:sz="4" w:space="0" w:color="auto"/>
-              <w:right w:val="single" w:sz="4" w:space="0" w:color="auto"/>
-            </w:tcBorders>
-            <w:noWrap/>
-            <w:vAlign w:val="center"/>
-            <w:hideMark/>
-          </w:tcPr>
-          <w:p>
-            <w:pPr>
-              <w:spacing w:after="0" w:line="240" w:lineRule="auto"/>
-              <w:rPr>
-                <w:rFonts w:ascii="Calibri" w:eastAsia="Times New Roman" w:hAnsi="Calibri" w:cs="Calibri"/>
-                <w:kern w:val="0"/>
-                <w:sz w:val="18"/>
-                <w:szCs w:val="18"/>
-                <w:lang w:eastAsia="pt-BR"/>
-                <w14:ligatures w14:val="none"/>
-              </w:rPr>
-            </w:pPr>
-            <w:r>
-              <w:rPr>
-                <w:rFonts w:ascii="Calibri" w:eastAsia="Times New Roman" w:hAnsi="Calibri" w:cs="Calibri"/>
+                <w:color w:val="000000"/>
                 <w:kern w:val="0"/>
                 <w:sz w:val="18"/>
                 <w:szCs w:val="18"/>
@@ -885,17 +889,18 @@
       </w:tr>
       <w:tr>
         <w:trPr>
-          <w:trHeight w:val="363"/>
+          <w:trHeight w:val="286"/>
         </w:trPr>
         <w:tc>
           <w:tcPr>
-            <w:tcW w:w="576" w:type="dxa"/>
+            <w:tcW w:w="860" w:type="dxa"/>
             <w:tcBorders>
               <w:top w:val="nil"/>
               <w:left w:val="single" w:sz="4" w:space="0" w:color="auto"/>
               <w:bottom w:val="single" w:sz="4" w:space="0" w:color="auto"/>
               <w:right w:val="single" w:sz="4" w:space="0" w:color="auto"/>
             </w:tcBorders>
+            <w:noWrap/>
             <w:vAlign w:val="center"/>
             <w:hideMark/>
           </w:tcPr>
@@ -904,7 +909,170 @@
               <w:spacing w:after="0" w:line="240" w:lineRule="auto"/>
               <w:jc w:val="center"/>
               <w:rPr>
+                <w:rFonts w:ascii="Aptos Narrow" w:eastAsia="Times New Roman" w:hAnsi="Aptos Narrow" w:cs="Times New Roman"/>
+                <w:color w:val="000000"/>
+                <w:kern w:val="0"/>
+                <w:sz w:val="22"/>
+                <w:szCs w:val="22"/>
+                <w:lang w:eastAsia="pt-BR"/>
+                <w14:ligatures w14:val="none"/>
+              </w:rPr>
+            </w:pPr>
+            <w:r>
+              <w:rPr>
+                <w:rFonts w:ascii="Aptos Narrow" w:eastAsia="Times New Roman" w:hAnsi="Aptos Narrow" w:cs="Times New Roman"/>
+                <w:color w:val="000000"/>
+                <w:kern w:val="0"/>
+                <w:sz w:val="22"/>
+                <w:szCs w:val="22"/>
+                <w:lang w:eastAsia="pt-BR"/>
+                <w14:ligatures w14:val="none"/>
+              </w:rPr>
+              <w:t>2</w:t>
+            </w:r>
+          </w:p>
+        </w:tc>
+        <w:tc>
+          <w:tcPr>
+            <w:tcW w:w="6365" w:type="dxa"/>
+            <w:tcBorders>
+              <w:top w:val="nil"/>
+              <w:left w:val="nil"/>
+              <w:bottom w:val="single" w:sz="4" w:space="0" w:color="auto"/>
+              <w:right w:val="single" w:sz="4" w:space="0" w:color="auto"/>
+            </w:tcBorders>
+            <w:noWrap/>
+            <w:vAlign w:val="center"/>
+            <w:hideMark/>
+          </w:tcPr>
+          <w:p>
+            <w:pPr>
+              <w:spacing w:after="0" w:line="240" w:lineRule="auto"/>
+              <w:rPr>
+                <w:rFonts w:ascii="Aptos Narrow" w:eastAsia="Times New Roman" w:hAnsi="Aptos Narrow" w:cs="Times New Roman"/>
+                <w:color w:val="000000"/>
+                <w:kern w:val="0"/>
+                <w:sz w:val="22"/>
+                <w:szCs w:val="22"/>
+                <w:lang w:eastAsia="pt-BR"/>
+                <w14:ligatures w14:val="none"/>
+              </w:rPr>
+            </w:pPr>
+            <w:r>
+              <w:rPr>
+                <w:rFonts w:ascii="Aptos Narrow" w:eastAsia="Times New Roman" w:hAnsi="Aptos Narrow" w:cs="Times New Roman"/>
+                <w:color w:val="000000"/>
+                <w:kern w:val="0"/>
+                <w:sz w:val="22"/>
+                <w:szCs w:val="22"/>
+                <w:lang w:eastAsia="pt-BR"/>
+                <w14:ligatures w14:val="none"/>
+              </w:rPr>
+              <w:t>TE PVC Ø40MM</w:t>
+            </w:r>
+          </w:p>
+        </w:tc>
+        <w:tc>
+          <w:tcPr>
+            <w:tcW w:w="850" w:type="dxa"/>
+            <w:tcBorders>
+              <w:top w:val="nil"/>
+              <w:left w:val="nil"/>
+              <w:bottom w:val="single" w:sz="4" w:space="0" w:color="auto"/>
+              <w:right w:val="single" w:sz="4" w:space="0" w:color="auto"/>
+            </w:tcBorders>
+            <w:noWrap/>
+            <w:vAlign w:val="center"/>
+            <w:hideMark/>
+          </w:tcPr>
+          <w:p>
+            <w:pPr>
+              <w:spacing w:after="0" w:line="240" w:lineRule="auto"/>
+              <w:jc w:val="center"/>
+              <w:rPr>
+                <w:rFonts w:ascii="Aptos Narrow" w:eastAsia="Times New Roman" w:hAnsi="Aptos Narrow" w:cs="Times New Roman"/>
+                <w:color w:val="000000"/>
+                <w:kern w:val="0"/>
+                <w:sz w:val="22"/>
+                <w:szCs w:val="22"/>
+                <w:lang w:eastAsia="pt-BR"/>
+                <w14:ligatures w14:val="none"/>
+              </w:rPr>
+            </w:pPr>
+            <w:r>
+              <w:rPr>
+                <w:rFonts w:ascii="Aptos Narrow" w:eastAsia="Times New Roman" w:hAnsi="Aptos Narrow" w:cs="Times New Roman"/>
+                <w:color w:val="000000"/>
+                <w:kern w:val="0"/>
+                <w:sz w:val="22"/>
+                <w:szCs w:val="22"/>
+                <w:lang w:eastAsia="pt-BR"/>
+                <w14:ligatures w14:val="none"/>
+              </w:rPr>
+              <w:t>1</w:t>
+            </w:r>
+          </w:p>
+        </w:tc>
+        <w:tc>
+          <w:tcPr>
+            <w:tcW w:w="851" w:type="dxa"/>
+            <w:tcBorders>
+              <w:top w:val="nil"/>
+              <w:left w:val="nil"/>
+              <w:bottom w:val="single" w:sz="4" w:space="0" w:color="auto"/>
+              <w:right w:val="single" w:sz="4" w:space="0" w:color="auto"/>
+            </w:tcBorders>
+            <w:noWrap/>
+            <w:vAlign w:val="center"/>
+            <w:hideMark/>
+          </w:tcPr>
+          <w:p>
+            <w:pPr>
+              <w:spacing w:after="0" w:line="240" w:lineRule="auto"/>
+              <w:jc w:val="center"/>
+              <w:rPr>
+                <w:rFonts w:ascii="Aptos Narrow" w:eastAsia="Times New Roman" w:hAnsi="Aptos Narrow" w:cs="Times New Roman"/>
+                <w:color w:val="000000"/>
+                <w:kern w:val="0"/>
+                <w:sz w:val="22"/>
+                <w:szCs w:val="22"/>
+                <w:lang w:eastAsia="pt-BR"/>
+                <w14:ligatures w14:val="none"/>
+              </w:rPr>
+            </w:pPr>
+            <w:r>
+              <w:rPr>
+                <w:rFonts w:ascii="Aptos Narrow" w:eastAsia="Times New Roman" w:hAnsi="Aptos Narrow" w:cs="Times New Roman"/>
+                <w:color w:val="000000"/>
+                <w:kern w:val="0"/>
+                <w:sz w:val="22"/>
+                <w:szCs w:val="22"/>
+                <w:lang w:eastAsia="pt-BR"/>
+                <w14:ligatures w14:val="none"/>
+              </w:rPr>
+              <w:t>UNID</w:t>
+            </w:r>
+          </w:p>
+        </w:tc>
+        <w:tc>
+          <w:tcPr>
+            <w:tcW w:w="1798" w:type="dxa"/>
+            <w:tcBorders>
+              <w:top w:val="nil"/>
+              <w:left w:val="nil"/>
+              <w:bottom w:val="single" w:sz="4" w:space="0" w:color="auto"/>
+              <w:right w:val="single" w:sz="4" w:space="0" w:color="auto"/>
+            </w:tcBorders>
+            <w:noWrap/>
+            <w:vAlign w:val="center"/>
+            <w:hideMark/>
+          </w:tcPr>
+          <w:p>
+            <w:pPr>
+              <w:spacing w:after="0" w:line="240" w:lineRule="auto"/>
+              <w:rPr>
                 <w:rFonts w:ascii="Calibri" w:eastAsia="Times New Roman" w:hAnsi="Calibri" w:cs="Calibri"/>
+                <w:color w:val="000000"/>
                 <w:kern w:val="0"/>
                 <w:sz w:val="18"/>
                 <w:szCs w:val="18"/>
@@ -915,160 +1083,7 @@
             <w:r>
               <w:rPr>
                 <w:rFonts w:ascii="Calibri" w:eastAsia="Times New Roman" w:hAnsi="Calibri" w:cs="Calibri"/>
-                <w:kern w:val="0"/>
-                <w:sz w:val="18"/>
-                <w:szCs w:val="18"/>
-                <w:lang w:eastAsia="pt-BR"/>
-                <w14:ligatures w14:val="none"/>
-              </w:rPr>
-              <w:t>2</w:t>
-            </w:r>
-          </w:p>
-        </w:tc>
-        <w:tc>
-          <w:tcPr>
-            <w:tcW w:w="4582" w:type="dxa"/>
-            <w:tcBorders>
-              <w:top w:val="single" w:sz="4" w:space="0" w:color="auto"/>
-              <w:left w:val="nil"/>
-              <w:bottom w:val="single" w:sz="4" w:space="0" w:color="auto"/>
-              <w:right w:val="single" w:sz="4" w:space="0" w:color="auto"/>
-            </w:tcBorders>
-            <w:noWrap/>
-            <w:vAlign w:val="center"/>
-            <w:hideMark/>
-          </w:tcPr>
-          <w:p>
-            <w:pPr>
-              <w:spacing w:after="0" w:line="240" w:lineRule="auto"/>
-              <w:rPr>
-                <w:rFonts w:ascii="Calibri" w:eastAsia="Times New Roman" w:hAnsi="Calibri" w:cs="Calibri"/>
-                <w:kern w:val="0"/>
-                <w:sz w:val="18"/>
-                <w:szCs w:val="18"/>
-                <w:lang w:eastAsia="pt-BR"/>
-                <w14:ligatures w14:val="none"/>
-              </w:rPr>
-            </w:pPr>
-            <w:r>
-              <w:rPr>
-                <w:rFonts w:ascii="Calibri" w:eastAsia="Times New Roman" w:hAnsi="Calibri" w:cs="Calibri"/>
-                <w:kern w:val="0"/>
-                <w:sz w:val="18"/>
-                <w:szCs w:val="18"/>
-                <w:lang w:eastAsia="pt-BR"/>
-                <w14:ligatures w14:val="none"/>
-              </w:rPr>
-              <w:t>TE PVC Ø40MM</w:t>
-            </w:r>
-          </w:p>
-        </w:tc>
-        <w:tc>
-          <w:tcPr>
-            <w:tcW w:w="903" w:type="dxa"/>
-            <w:tcBorders>
-              <w:top w:val="nil"/>
-              <w:left w:val="nil"/>
-              <w:bottom w:val="single" w:sz="4" w:space="0" w:color="auto"/>
-              <w:right w:val="single" w:sz="4" w:space="0" w:color="auto"/>
-            </w:tcBorders>
-            <w:noWrap/>
-            <w:vAlign w:val="center"/>
-            <w:hideMark/>
-          </w:tcPr>
-          <w:p>
-            <w:pPr>
-              <w:spacing w:after="0" w:line="240" w:lineRule="auto"/>
-              <w:jc w:val="center"/>
-              <w:rPr>
-                <w:rFonts w:ascii="Calibri" w:eastAsia="Times New Roman" w:hAnsi="Calibri" w:cs="Calibri"/>
-                <w:kern w:val="0"/>
-                <w:sz w:val="18"/>
-                <w:szCs w:val="18"/>
-                <w:lang w:eastAsia="pt-BR"/>
-                <w14:ligatures w14:val="none"/>
-              </w:rPr>
-            </w:pPr>
-            <w:r>
-              <w:rPr>
-                <w:rFonts w:ascii="Calibri" w:eastAsia="Times New Roman" w:hAnsi="Calibri" w:cs="Calibri"/>
-                <w:kern w:val="0"/>
-                <w:sz w:val="18"/>
-                <w:szCs w:val="18"/>
-                <w:lang w:eastAsia="pt-BR"/>
-                <w14:ligatures w14:val="none"/>
-              </w:rPr>
-              <w:t>1</w:t>
-            </w:r>
-          </w:p>
-        </w:tc>
-        <w:tc>
-          <w:tcPr>
-            <w:tcW w:w="903" w:type="dxa"/>
-            <w:tcBorders>
-              <w:top w:val="nil"/>
-              <w:left w:val="nil"/>
-              <w:bottom w:val="single" w:sz="4" w:space="0" w:color="auto"/>
-              <w:right w:val="single" w:sz="4" w:space="0" w:color="auto"/>
-            </w:tcBorders>
-            <w:noWrap/>
-            <w:vAlign w:val="center"/>
-            <w:hideMark/>
-          </w:tcPr>
-          <w:p>
-            <w:pPr>
-              <w:spacing w:after="0" w:line="240" w:lineRule="auto"/>
-              <w:jc w:val="center"/>
-              <w:rPr>
-                <w:rFonts w:ascii="Calibri" w:eastAsia="Times New Roman" w:hAnsi="Calibri" w:cs="Calibri"/>
-                <w:kern w:val="0"/>
-                <w:sz w:val="18"/>
-                <w:szCs w:val="18"/>
-                <w:lang w:eastAsia="pt-BR"/>
-                <w14:ligatures w14:val="none"/>
-              </w:rPr>
-            </w:pPr>
-            <w:r>
-              <w:rPr>
-                <w:rFonts w:ascii="Calibri" w:eastAsia="Times New Roman" w:hAnsi="Calibri" w:cs="Calibri"/>
-                <w:kern w:val="0"/>
-                <w:sz w:val="18"/>
-                <w:szCs w:val="18"/>
-                <w:lang w:eastAsia="pt-BR"/>
-                <w14:ligatures w14:val="none"/>
-              </w:rPr>
-              <w:t>UNID</w:t>
-            </w:r>
-          </w:p>
-        </w:tc>
-        <w:tc>
-          <w:tcPr>
-            <w:tcW w:w="3888" w:type="dxa"/>
-            <w:tcBorders>
-              <w:top w:val="single" w:sz="4" w:space="0" w:color="auto"/>
-              <w:left w:val="nil"/>
-              <w:bottom w:val="single" w:sz="4" w:space="0" w:color="auto"/>
-              <w:right w:val="single" w:sz="4" w:space="0" w:color="auto"/>
-            </w:tcBorders>
-            <w:noWrap/>
-            <w:vAlign w:val="center"/>
-            <w:hideMark/>
-          </w:tcPr>
-          <w:p>
-            <w:pPr>
-              <w:spacing w:after="0" w:line="240" w:lineRule="auto"/>
-              <w:rPr>
-                <w:rFonts w:ascii="Calibri" w:eastAsia="Times New Roman" w:hAnsi="Calibri" w:cs="Calibri"/>
-                <w:kern w:val="0"/>
-                <w:sz w:val="18"/>
-                <w:szCs w:val="18"/>
-                <w:lang w:eastAsia="pt-BR"/>
-                <w14:ligatures w14:val="none"/>
-              </w:rPr>
-            </w:pPr>
-            <w:r>
-              <w:rPr>
-                <w:rFonts w:ascii="Calibri" w:eastAsia="Times New Roman" w:hAnsi="Calibri" w:cs="Calibri"/>
+                <w:color w:val="000000"/>
                 <w:kern w:val="0"/>
                 <w:sz w:val="18"/>
                 <w:szCs w:val="18"/>
@@ -1082,17 +1097,18 @@
       </w:tr>
       <w:tr>
         <w:trPr>
-          <w:trHeight w:val="363"/>
+          <w:trHeight w:val="286"/>
         </w:trPr>
         <w:tc>
           <w:tcPr>
-            <w:tcW w:w="576" w:type="dxa"/>
+            <w:tcW w:w="860" w:type="dxa"/>
             <w:tcBorders>
               <w:top w:val="nil"/>
               <w:left w:val="single" w:sz="4" w:space="0" w:color="auto"/>
               <w:bottom w:val="single" w:sz="4" w:space="0" w:color="auto"/>
               <w:right w:val="single" w:sz="4" w:space="0" w:color="auto"/>
             </w:tcBorders>
+            <w:noWrap/>
             <w:vAlign w:val="center"/>
             <w:hideMark/>
           </w:tcPr>
@@ -1101,7 +1117,170 @@
               <w:spacing w:after="0" w:line="240" w:lineRule="auto"/>
               <w:jc w:val="center"/>
               <w:rPr>
+                <w:rFonts w:ascii="Aptos Narrow" w:eastAsia="Times New Roman" w:hAnsi="Aptos Narrow" w:cs="Times New Roman"/>
+                <w:color w:val="000000"/>
+                <w:kern w:val="0"/>
+                <w:sz w:val="22"/>
+                <w:szCs w:val="22"/>
+                <w:lang w:eastAsia="pt-BR"/>
+                <w14:ligatures w14:val="none"/>
+              </w:rPr>
+            </w:pPr>
+            <w:r>
+              <w:rPr>
+                <w:rFonts w:ascii="Aptos Narrow" w:eastAsia="Times New Roman" w:hAnsi="Aptos Narrow" w:cs="Times New Roman"/>
+                <w:color w:val="000000"/>
+                <w:kern w:val="0"/>
+                <w:sz w:val="22"/>
+                <w:szCs w:val="22"/>
+                <w:lang w:eastAsia="pt-BR"/>
+                <w14:ligatures w14:val="none"/>
+              </w:rPr>
+              <w:t>3</w:t>
+            </w:r>
+          </w:p>
+        </w:tc>
+        <w:tc>
+          <w:tcPr>
+            <w:tcW w:w="6365" w:type="dxa"/>
+            <w:tcBorders>
+              <w:top w:val="nil"/>
+              <w:left w:val="nil"/>
+              <w:bottom w:val="single" w:sz="4" w:space="0" w:color="auto"/>
+              <w:right w:val="single" w:sz="4" w:space="0" w:color="auto"/>
+            </w:tcBorders>
+            <w:noWrap/>
+            <w:vAlign w:val="center"/>
+            <w:hideMark/>
+          </w:tcPr>
+          <w:p>
+            <w:pPr>
+              <w:spacing w:after="0" w:line="240" w:lineRule="auto"/>
+              <w:rPr>
+                <w:rFonts w:ascii="Aptos Narrow" w:eastAsia="Times New Roman" w:hAnsi="Aptos Narrow" w:cs="Times New Roman"/>
+                <w:color w:val="000000"/>
+                <w:kern w:val="0"/>
+                <w:sz w:val="22"/>
+                <w:szCs w:val="22"/>
+                <w:lang w:eastAsia="pt-BR"/>
+                <w14:ligatures w14:val="none"/>
+              </w:rPr>
+            </w:pPr>
+            <w:r>
+              <w:rPr>
+                <w:rFonts w:ascii="Aptos Narrow" w:eastAsia="Times New Roman" w:hAnsi="Aptos Narrow" w:cs="Times New Roman"/>
+                <w:color w:val="000000"/>
+                <w:kern w:val="0"/>
+                <w:sz w:val="22"/>
+                <w:szCs w:val="22"/>
+                <w:lang w:eastAsia="pt-BR"/>
+                <w14:ligatures w14:val="none"/>
+              </w:rPr>
+              <w:t>REGISTRO ESFERA - PVC SOLD 40MM</w:t>
+            </w:r>
+          </w:p>
+        </w:tc>
+        <w:tc>
+          <w:tcPr>
+            <w:tcW w:w="850" w:type="dxa"/>
+            <w:tcBorders>
+              <w:top w:val="nil"/>
+              <w:left w:val="nil"/>
+              <w:bottom w:val="single" w:sz="4" w:space="0" w:color="auto"/>
+              <w:right w:val="single" w:sz="4" w:space="0" w:color="auto"/>
+            </w:tcBorders>
+            <w:noWrap/>
+            <w:vAlign w:val="center"/>
+            <w:hideMark/>
+          </w:tcPr>
+          <w:p>
+            <w:pPr>
+              <w:spacing w:after="0" w:line="240" w:lineRule="auto"/>
+              <w:jc w:val="center"/>
+              <w:rPr>
+                <w:rFonts w:ascii="Aptos Narrow" w:eastAsia="Times New Roman" w:hAnsi="Aptos Narrow" w:cs="Times New Roman"/>
+                <w:color w:val="000000"/>
+                <w:kern w:val="0"/>
+                <w:sz w:val="22"/>
+                <w:szCs w:val="22"/>
+                <w:lang w:eastAsia="pt-BR"/>
+                <w14:ligatures w14:val="none"/>
+              </w:rPr>
+            </w:pPr>
+            <w:r>
+              <w:rPr>
+                <w:rFonts w:ascii="Aptos Narrow" w:eastAsia="Times New Roman" w:hAnsi="Aptos Narrow" w:cs="Times New Roman"/>
+                <w:color w:val="000000"/>
+                <w:kern w:val="0"/>
+                <w:sz w:val="22"/>
+                <w:szCs w:val="22"/>
+                <w:lang w:eastAsia="pt-BR"/>
+                <w14:ligatures w14:val="none"/>
+              </w:rPr>
+              <w:t>3</w:t>
+            </w:r>
+          </w:p>
+        </w:tc>
+        <w:tc>
+          <w:tcPr>
+            <w:tcW w:w="851" w:type="dxa"/>
+            <w:tcBorders>
+              <w:top w:val="nil"/>
+              <w:left w:val="nil"/>
+              <w:bottom w:val="single" w:sz="4" w:space="0" w:color="auto"/>
+              <w:right w:val="single" w:sz="4" w:space="0" w:color="auto"/>
+            </w:tcBorders>
+            <w:noWrap/>
+            <w:vAlign w:val="center"/>
+            <w:hideMark/>
+          </w:tcPr>
+          <w:p>
+            <w:pPr>
+              <w:spacing w:after="0" w:line="240" w:lineRule="auto"/>
+              <w:jc w:val="center"/>
+              <w:rPr>
+                <w:rFonts w:ascii="Aptos Narrow" w:eastAsia="Times New Roman" w:hAnsi="Aptos Narrow" w:cs="Times New Roman"/>
+                <w:color w:val="000000"/>
+                <w:kern w:val="0"/>
+                <w:sz w:val="22"/>
+                <w:szCs w:val="22"/>
+                <w:lang w:eastAsia="pt-BR"/>
+                <w14:ligatures w14:val="none"/>
+              </w:rPr>
+            </w:pPr>
+            <w:r>
+              <w:rPr>
+                <w:rFonts w:ascii="Aptos Narrow" w:eastAsia="Times New Roman" w:hAnsi="Aptos Narrow" w:cs="Times New Roman"/>
+                <w:color w:val="000000"/>
+                <w:kern w:val="0"/>
+                <w:sz w:val="22"/>
+                <w:szCs w:val="22"/>
+                <w:lang w:eastAsia="pt-BR"/>
+                <w14:ligatures w14:val="none"/>
+              </w:rPr>
+              <w:t>UNID</w:t>
+            </w:r>
+          </w:p>
+        </w:tc>
+        <w:tc>
+          <w:tcPr>
+            <w:tcW w:w="1798" w:type="dxa"/>
+            <w:tcBorders>
+              <w:top w:val="nil"/>
+              <w:left w:val="nil"/>
+              <w:bottom w:val="single" w:sz="4" w:space="0" w:color="auto"/>
+              <w:right w:val="single" w:sz="4" w:space="0" w:color="auto"/>
+            </w:tcBorders>
+            <w:noWrap/>
+            <w:vAlign w:val="center"/>
+            <w:hideMark/>
+          </w:tcPr>
+          <w:p>
+            <w:pPr>
+              <w:spacing w:after="0" w:line="240" w:lineRule="auto"/>
+              <w:rPr>
                 <w:rFonts w:ascii="Calibri" w:eastAsia="Times New Roman" w:hAnsi="Calibri" w:cs="Calibri"/>
+                <w:color w:val="000000"/>
                 <w:kern w:val="0"/>
                 <w:sz w:val="18"/>
                 <w:szCs w:val="18"/>
@@ -1112,160 +1291,7 @@
             <w:r>
               <w:rPr>
                 <w:rFonts w:ascii="Calibri" w:eastAsia="Times New Roman" w:hAnsi="Calibri" w:cs="Calibri"/>
-                <w:kern w:val="0"/>
-                <w:sz w:val="18"/>
-                <w:szCs w:val="18"/>
-                <w:lang w:eastAsia="pt-BR"/>
-                <w14:ligatures w14:val="none"/>
-              </w:rPr>
-              <w:t>3</w:t>
-            </w:r>
-          </w:p>
-        </w:tc>
-        <w:tc>
-          <w:tcPr>
-            <w:tcW w:w="4582" w:type="dxa"/>
-            <w:tcBorders>
-              <w:top w:val="single" w:sz="4" w:space="0" w:color="auto"/>
-              <w:left w:val="nil"/>
-              <w:bottom w:val="single" w:sz="4" w:space="0" w:color="auto"/>
-              <w:right w:val="single" w:sz="4" w:space="0" w:color="auto"/>
-            </w:tcBorders>
-            <w:noWrap/>
-            <w:vAlign w:val="center"/>
-            <w:hideMark/>
-          </w:tcPr>
-          <w:p>
-            <w:pPr>
-              <w:spacing w:after="0" w:line="240" w:lineRule="auto"/>
-              <w:rPr>
-                <w:rFonts w:ascii="Calibri" w:eastAsia="Times New Roman" w:hAnsi="Calibri" w:cs="Calibri"/>
-                <w:kern w:val="0"/>
-                <w:sz w:val="18"/>
-                <w:szCs w:val="18"/>
-                <w:lang w:eastAsia="pt-BR"/>
-                <w14:ligatures w14:val="none"/>
-              </w:rPr>
-            </w:pPr>
-            <w:r>
-              <w:rPr>
-                <w:rFonts w:ascii="Calibri" w:eastAsia="Times New Roman" w:hAnsi="Calibri" w:cs="Calibri"/>
-                <w:kern w:val="0"/>
-                <w:sz w:val="18"/>
-                <w:szCs w:val="18"/>
-                <w:lang w:eastAsia="pt-BR"/>
-                <w14:ligatures w14:val="none"/>
-              </w:rPr>
-              <w:t>REGISTRO DE ESFERA - PVC SOLD - 40MM</w:t>
-            </w:r>
-          </w:p>
-        </w:tc>
-        <w:tc>
-          <w:tcPr>
-            <w:tcW w:w="903" w:type="dxa"/>
-            <w:tcBorders>
-              <w:top w:val="nil"/>
-              <w:left w:val="nil"/>
-              <w:bottom w:val="single" w:sz="4" w:space="0" w:color="auto"/>
-              <w:right w:val="single" w:sz="4" w:space="0" w:color="auto"/>
-            </w:tcBorders>
-            <w:noWrap/>
-            <w:vAlign w:val="center"/>
-            <w:hideMark/>
-          </w:tcPr>
-          <w:p>
-            <w:pPr>
-              <w:spacing w:after="0" w:line="240" w:lineRule="auto"/>
-              <w:jc w:val="center"/>
-              <w:rPr>
-                <w:rFonts w:ascii="Calibri" w:eastAsia="Times New Roman" w:hAnsi="Calibri" w:cs="Calibri"/>
-                <w:kern w:val="0"/>
-                <w:sz w:val="18"/>
-                <w:szCs w:val="18"/>
-                <w:lang w:eastAsia="pt-BR"/>
-                <w14:ligatures w14:val="none"/>
-              </w:rPr>
-            </w:pPr>
-            <w:r>
-              <w:rPr>
-                <w:rFonts w:ascii="Calibri" w:eastAsia="Times New Roman" w:hAnsi="Calibri" w:cs="Calibri"/>
-                <w:kern w:val="0"/>
-                <w:sz w:val="18"/>
-                <w:szCs w:val="18"/>
-                <w:lang w:eastAsia="pt-BR"/>
-                <w14:ligatures w14:val="none"/>
-              </w:rPr>
-              <w:t>1</w:t>
-            </w:r>
-          </w:p>
-        </w:tc>
-        <w:tc>
-          <w:tcPr>
-            <w:tcW w:w="903" w:type="dxa"/>
-            <w:tcBorders>
-              <w:top w:val="nil"/>
-              <w:left w:val="nil"/>
-              <w:bottom w:val="single" w:sz="4" w:space="0" w:color="auto"/>
-              <w:right w:val="single" w:sz="4" w:space="0" w:color="auto"/>
-            </w:tcBorders>
-            <w:noWrap/>
-            <w:vAlign w:val="center"/>
-            <w:hideMark/>
-          </w:tcPr>
-          <w:p>
-            <w:pPr>
-              <w:spacing w:after="0" w:line="240" w:lineRule="auto"/>
-              <w:jc w:val="center"/>
-              <w:rPr>
-                <w:rFonts w:ascii="Calibri" w:eastAsia="Times New Roman" w:hAnsi="Calibri" w:cs="Calibri"/>
-                <w:kern w:val="0"/>
-                <w:sz w:val="18"/>
-                <w:szCs w:val="18"/>
-                <w:lang w:eastAsia="pt-BR"/>
-                <w14:ligatures w14:val="none"/>
-              </w:rPr>
-            </w:pPr>
-            <w:r>
-              <w:rPr>
-                <w:rFonts w:ascii="Calibri" w:eastAsia="Times New Roman" w:hAnsi="Calibri" w:cs="Calibri"/>
-                <w:kern w:val="0"/>
-                <w:sz w:val="18"/>
-                <w:szCs w:val="18"/>
-                <w:lang w:eastAsia="pt-BR"/>
-                <w14:ligatures w14:val="none"/>
-              </w:rPr>
-              <w:t>UNID</w:t>
-            </w:r>
-          </w:p>
-        </w:tc>
-        <w:tc>
-          <w:tcPr>
-            <w:tcW w:w="3888" w:type="dxa"/>
-            <w:tcBorders>
-              <w:top w:val="single" w:sz="4" w:space="0" w:color="auto"/>
-              <w:left w:val="nil"/>
-              <w:bottom w:val="single" w:sz="4" w:space="0" w:color="auto"/>
-              <w:right w:val="single" w:sz="4" w:space="0" w:color="auto"/>
-            </w:tcBorders>
-            <w:noWrap/>
-            <w:vAlign w:val="center"/>
-            <w:hideMark/>
-          </w:tcPr>
-          <w:p>
-            <w:pPr>
-              <w:spacing w:after="0" w:line="240" w:lineRule="auto"/>
-              <w:rPr>
-                <w:rFonts w:ascii="Calibri" w:eastAsia="Times New Roman" w:hAnsi="Calibri" w:cs="Calibri"/>
-                <w:kern w:val="0"/>
-                <w:sz w:val="18"/>
-                <w:szCs w:val="18"/>
-                <w:lang w:eastAsia="pt-BR"/>
-                <w14:ligatures w14:val="none"/>
-              </w:rPr>
-            </w:pPr>
-            <w:r>
-              <w:rPr>
-                <w:rFonts w:ascii="Calibri" w:eastAsia="Times New Roman" w:hAnsi="Calibri" w:cs="Calibri"/>
+                <w:color w:val="000000"/>
                 <w:kern w:val="0"/>
                 <w:sz w:val="18"/>
                 <w:szCs w:val="18"/>
@@ -1279,17 +1305,18 @@
       </w:tr>
       <w:tr>
         <w:trPr>
-          <w:trHeight w:val="363"/>
+          <w:trHeight w:val="286"/>
         </w:trPr>
         <w:tc>
           <w:tcPr>
-            <w:tcW w:w="576" w:type="dxa"/>
+            <w:tcW w:w="860" w:type="dxa"/>
             <w:tcBorders>
               <w:top w:val="nil"/>
               <w:left w:val="single" w:sz="4" w:space="0" w:color="auto"/>
               <w:bottom w:val="single" w:sz="4" w:space="0" w:color="auto"/>
               <w:right w:val="single" w:sz="4" w:space="0" w:color="auto"/>
             </w:tcBorders>
+            <w:noWrap/>
             <w:vAlign w:val="center"/>
             <w:hideMark/>
           </w:tcPr>
@@ -1298,7 +1325,170 @@
               <w:spacing w:after="0" w:line="240" w:lineRule="auto"/>
               <w:jc w:val="center"/>
               <w:rPr>
+                <w:rFonts w:ascii="Aptos Narrow" w:eastAsia="Times New Roman" w:hAnsi="Aptos Narrow" w:cs="Times New Roman"/>
+                <w:color w:val="000000"/>
+                <w:kern w:val="0"/>
+                <w:sz w:val="22"/>
+                <w:szCs w:val="22"/>
+                <w:lang w:eastAsia="pt-BR"/>
+                <w14:ligatures w14:val="none"/>
+              </w:rPr>
+            </w:pPr>
+            <w:r>
+              <w:rPr>
+                <w:rFonts w:ascii="Aptos Narrow" w:eastAsia="Times New Roman" w:hAnsi="Aptos Narrow" w:cs="Times New Roman"/>
+                <w:color w:val="000000"/>
+                <w:kern w:val="0"/>
+                <w:sz w:val="22"/>
+                <w:szCs w:val="22"/>
+                <w:lang w:eastAsia="pt-BR"/>
+                <w14:ligatures w14:val="none"/>
+              </w:rPr>
+              <w:t>4</w:t>
+            </w:r>
+          </w:p>
+        </w:tc>
+        <w:tc>
+          <w:tcPr>
+            <w:tcW w:w="6365" w:type="dxa"/>
+            <w:tcBorders>
+              <w:top w:val="nil"/>
+              <w:left w:val="nil"/>
+              <w:bottom w:val="single" w:sz="4" w:space="0" w:color="auto"/>
+              <w:right w:val="single" w:sz="4" w:space="0" w:color="auto"/>
+            </w:tcBorders>
+            <w:noWrap/>
+            <w:vAlign w:val="center"/>
+            <w:hideMark/>
+          </w:tcPr>
+          <w:p>
+            <w:pPr>
+              <w:spacing w:after="0" w:line="240" w:lineRule="auto"/>
+              <w:rPr>
+                <w:rFonts w:ascii="Aptos Narrow" w:eastAsia="Times New Roman" w:hAnsi="Aptos Narrow" w:cs="Times New Roman"/>
+                <w:color w:val="000000"/>
+                <w:kern w:val="0"/>
+                <w:sz w:val="22"/>
+                <w:szCs w:val="22"/>
+                <w:lang w:eastAsia="pt-BR"/>
+                <w14:ligatures w14:val="none"/>
+              </w:rPr>
+            </w:pPr>
+            <w:r>
+              <w:rPr>
+                <w:rFonts w:ascii="Aptos Narrow" w:eastAsia="Times New Roman" w:hAnsi="Aptos Narrow" w:cs="Times New Roman"/>
+                <w:color w:val="000000"/>
+                <w:kern w:val="0"/>
+                <w:sz w:val="22"/>
+                <w:szCs w:val="22"/>
+                <w:lang w:eastAsia="pt-BR"/>
+                <w14:ligatures w14:val="none"/>
+              </w:rPr>
+              <w:t>JOELHO PVC SOLD Ø40MM x 90°</w:t>
+            </w:r>
+          </w:p>
+        </w:tc>
+        <w:tc>
+          <w:tcPr>
+            <w:tcW w:w="850" w:type="dxa"/>
+            <w:tcBorders>
+              <w:top w:val="nil"/>
+              <w:left w:val="nil"/>
+              <w:bottom w:val="single" w:sz="4" w:space="0" w:color="auto"/>
+              <w:right w:val="single" w:sz="4" w:space="0" w:color="auto"/>
+            </w:tcBorders>
+            <w:noWrap/>
+            <w:vAlign w:val="center"/>
+            <w:hideMark/>
+          </w:tcPr>
+          <w:p>
+            <w:pPr>
+              <w:spacing w:after="0" w:line="240" w:lineRule="auto"/>
+              <w:jc w:val="center"/>
+              <w:rPr>
+                <w:rFonts w:ascii="Aptos Narrow" w:eastAsia="Times New Roman" w:hAnsi="Aptos Narrow" w:cs="Times New Roman"/>
+                <w:color w:val="000000"/>
+                <w:kern w:val="0"/>
+                <w:sz w:val="22"/>
+                <w:szCs w:val="22"/>
+                <w:lang w:eastAsia="pt-BR"/>
+                <w14:ligatures w14:val="none"/>
+              </w:rPr>
+            </w:pPr>
+            <w:r>
+              <w:rPr>
+                <w:rFonts w:ascii="Aptos Narrow" w:eastAsia="Times New Roman" w:hAnsi="Aptos Narrow" w:cs="Times New Roman"/>
+                <w:color w:val="000000"/>
+                <w:kern w:val="0"/>
+                <w:sz w:val="22"/>
+                <w:szCs w:val="22"/>
+                <w:lang w:eastAsia="pt-BR"/>
+                <w14:ligatures w14:val="none"/>
+              </w:rPr>
+              <w:t>1</w:t>
+            </w:r>
+          </w:p>
+        </w:tc>
+        <w:tc>
+          <w:tcPr>
+            <w:tcW w:w="851" w:type="dxa"/>
+            <w:tcBorders>
+              <w:top w:val="nil"/>
+              <w:left w:val="nil"/>
+              <w:bottom w:val="single" w:sz="4" w:space="0" w:color="auto"/>
+              <w:right w:val="single" w:sz="4" w:space="0" w:color="auto"/>
+            </w:tcBorders>
+            <w:noWrap/>
+            <w:vAlign w:val="center"/>
+            <w:hideMark/>
+          </w:tcPr>
+          <w:p>
+            <w:pPr>
+              <w:spacing w:after="0" w:line="240" w:lineRule="auto"/>
+              <w:jc w:val="center"/>
+              <w:rPr>
+                <w:rFonts w:ascii="Aptos Narrow" w:eastAsia="Times New Roman" w:hAnsi="Aptos Narrow" w:cs="Times New Roman"/>
+                <w:color w:val="000000"/>
+                <w:kern w:val="0"/>
+                <w:sz w:val="22"/>
+                <w:szCs w:val="22"/>
+                <w:lang w:eastAsia="pt-BR"/>
+                <w14:ligatures w14:val="none"/>
+              </w:rPr>
+            </w:pPr>
+            <w:r>
+              <w:rPr>
+                <w:rFonts w:ascii="Aptos Narrow" w:eastAsia="Times New Roman" w:hAnsi="Aptos Narrow" w:cs="Times New Roman"/>
+                <w:color w:val="000000"/>
+                <w:kern w:val="0"/>
+                <w:sz w:val="22"/>
+                <w:szCs w:val="22"/>
+                <w:lang w:eastAsia="pt-BR"/>
+                <w14:ligatures w14:val="none"/>
+              </w:rPr>
+              <w:t>UNID</w:t>
+            </w:r>
+          </w:p>
+        </w:tc>
+        <w:tc>
+          <w:tcPr>
+            <w:tcW w:w="1798" w:type="dxa"/>
+            <w:tcBorders>
+              <w:top w:val="nil"/>
+              <w:left w:val="nil"/>
+              <w:bottom w:val="single" w:sz="4" w:space="0" w:color="auto"/>
+              <w:right w:val="single" w:sz="4" w:space="0" w:color="auto"/>
+            </w:tcBorders>
+            <w:noWrap/>
+            <w:vAlign w:val="center"/>
+            <w:hideMark/>
+          </w:tcPr>
+          <w:p>
+            <w:pPr>
+              <w:spacing w:after="0" w:line="240" w:lineRule="auto"/>
+              <w:rPr>
                 <w:rFonts w:ascii="Calibri" w:eastAsia="Times New Roman" w:hAnsi="Calibri" w:cs="Calibri"/>
+                <w:color w:val="000000"/>
                 <w:kern w:val="0"/>
                 <w:sz w:val="18"/>
                 <w:szCs w:val="18"/>
@@ -1309,160 +1499,7 @@
             <w:r>
               <w:rPr>
                 <w:rFonts w:ascii="Calibri" w:eastAsia="Times New Roman" w:hAnsi="Calibri" w:cs="Calibri"/>
-                <w:kern w:val="0"/>
-                <w:sz w:val="18"/>
-                <w:szCs w:val="18"/>
-                <w:lang w:eastAsia="pt-BR"/>
-                <w14:ligatures w14:val="none"/>
-              </w:rPr>
-              <w:t>4</w:t>
-            </w:r>
-          </w:p>
-        </w:tc>
-        <w:tc>
-          <w:tcPr>
-            <w:tcW w:w="4582" w:type="dxa"/>
-            <w:tcBorders>
-              <w:top w:val="single" w:sz="4" w:space="0" w:color="auto"/>
-              <w:left w:val="nil"/>
-              <w:bottom w:val="single" w:sz="4" w:space="0" w:color="auto"/>
-              <w:right w:val="single" w:sz="4" w:space="0" w:color="auto"/>
-            </w:tcBorders>
-            <w:noWrap/>
-            <w:vAlign w:val="center"/>
-            <w:hideMark/>
-          </w:tcPr>
-          <w:p>
-            <w:pPr>
-              <w:spacing w:after="0" w:line="240" w:lineRule="auto"/>
-              <w:rPr>
-                <w:rFonts w:ascii="Calibri" w:eastAsia="Times New Roman" w:hAnsi="Calibri" w:cs="Calibri"/>
-                <w:kern w:val="0"/>
-                <w:sz w:val="18"/>
-                <w:szCs w:val="18"/>
-                <w:lang w:eastAsia="pt-BR"/>
-                <w14:ligatures w14:val="none"/>
-              </w:rPr>
-            </w:pPr>
-            <w:r>
-              <w:rPr>
-                <w:rFonts w:ascii="Calibri" w:eastAsia="Times New Roman" w:hAnsi="Calibri" w:cs="Calibri"/>
-                <w:kern w:val="0"/>
-                <w:sz w:val="18"/>
-                <w:szCs w:val="18"/>
-                <w:lang w:eastAsia="pt-BR"/>
-                <w14:ligatures w14:val="none"/>
-              </w:rPr>
-              <w:t>JOELHO PVC SOLD Ø40MM x 90º</w:t>
-            </w:r>
-          </w:p>
-        </w:tc>
-        <w:tc>
-          <w:tcPr>
-            <w:tcW w:w="903" w:type="dxa"/>
-            <w:tcBorders>
-              <w:top w:val="nil"/>
-              <w:left w:val="nil"/>
-              <w:bottom w:val="single" w:sz="4" w:space="0" w:color="auto"/>
-              <w:right w:val="single" w:sz="4" w:space="0" w:color="auto"/>
-            </w:tcBorders>
-            <w:noWrap/>
-            <w:vAlign w:val="center"/>
-            <w:hideMark/>
-          </w:tcPr>
-          <w:p>
-            <w:pPr>
-              <w:spacing w:after="0" w:line="240" w:lineRule="auto"/>
-              <w:jc w:val="center"/>
-              <w:rPr>
-                <w:rFonts w:ascii="Calibri" w:eastAsia="Times New Roman" w:hAnsi="Calibri" w:cs="Calibri"/>
-                <w:kern w:val="0"/>
-                <w:sz w:val="18"/>
-                <w:szCs w:val="18"/>
-                <w:lang w:eastAsia="pt-BR"/>
-                <w14:ligatures w14:val="none"/>
-              </w:rPr>
-            </w:pPr>
-            <w:r>
-              <w:rPr>
-                <w:rFonts w:ascii="Calibri" w:eastAsia="Times New Roman" w:hAnsi="Calibri" w:cs="Calibri"/>
-                <w:kern w:val="0"/>
-                <w:sz w:val="18"/>
-                <w:szCs w:val="18"/>
-                <w:lang w:eastAsia="pt-BR"/>
-                <w14:ligatures w14:val="none"/>
-              </w:rPr>
-              <w:t>7</w:t>
-            </w:r>
-          </w:p>
-        </w:tc>
-        <w:tc>
-          <w:tcPr>
-            <w:tcW w:w="903" w:type="dxa"/>
-            <w:tcBorders>
-              <w:top w:val="nil"/>
-              <w:left w:val="nil"/>
-              <w:bottom w:val="single" w:sz="4" w:space="0" w:color="auto"/>
-              <w:right w:val="single" w:sz="4" w:space="0" w:color="auto"/>
-            </w:tcBorders>
-            <w:noWrap/>
-            <w:vAlign w:val="center"/>
-            <w:hideMark/>
-          </w:tcPr>
-          <w:p>
-            <w:pPr>
-              <w:spacing w:after="0" w:line="240" w:lineRule="auto"/>
-              <w:jc w:val="center"/>
-              <w:rPr>
-                <w:rFonts w:ascii="Calibri" w:eastAsia="Times New Roman" w:hAnsi="Calibri" w:cs="Calibri"/>
-                <w:kern w:val="0"/>
-                <w:sz w:val="18"/>
-                <w:szCs w:val="18"/>
-                <w:lang w:eastAsia="pt-BR"/>
-                <w14:ligatures w14:val="none"/>
-              </w:rPr>
-            </w:pPr>
-            <w:r>
-              <w:rPr>
-                <w:rFonts w:ascii="Calibri" w:eastAsia="Times New Roman" w:hAnsi="Calibri" w:cs="Calibri"/>
-                <w:kern w:val="0"/>
-                <w:sz w:val="18"/>
-                <w:szCs w:val="18"/>
-                <w:lang w:eastAsia="pt-BR"/>
-                <w14:ligatures w14:val="none"/>
-              </w:rPr>
-              <w:t>UNID</w:t>
-            </w:r>
-          </w:p>
-        </w:tc>
-        <w:tc>
-          <w:tcPr>
-            <w:tcW w:w="3888" w:type="dxa"/>
-            <w:tcBorders>
-              <w:top w:val="single" w:sz="4" w:space="0" w:color="auto"/>
-              <w:left w:val="nil"/>
-              <w:bottom w:val="single" w:sz="4" w:space="0" w:color="auto"/>
-              <w:right w:val="single" w:sz="4" w:space="0" w:color="auto"/>
-            </w:tcBorders>
-            <w:noWrap/>
-            <w:vAlign w:val="center"/>
-            <w:hideMark/>
-          </w:tcPr>
-          <w:p>
-            <w:pPr>
-              <w:spacing w:after="0" w:line="240" w:lineRule="auto"/>
-              <w:rPr>
-                <w:rFonts w:ascii="Calibri" w:eastAsia="Times New Roman" w:hAnsi="Calibri" w:cs="Calibri"/>
-                <w:kern w:val="0"/>
-                <w:sz w:val="18"/>
-                <w:szCs w:val="18"/>
-                <w:lang w:eastAsia="pt-BR"/>
-                <w14:ligatures w14:val="none"/>
-              </w:rPr>
-            </w:pPr>
-            <w:r>
-              <w:rPr>
-                <w:rFonts w:ascii="Calibri" w:eastAsia="Times New Roman" w:hAnsi="Calibri" w:cs="Calibri"/>
+                <w:color w:val="000000"/>
                 <w:kern w:val="0"/>
                 <w:sz w:val="18"/>
                 <w:szCs w:val="18"/>
@@ -1476,17 +1513,18 @@
       </w:tr>
       <w:tr>
         <w:trPr>
-          <w:trHeight w:val="363"/>
+          <w:trHeight w:val="286"/>
         </w:trPr>
         <w:tc>
           <w:tcPr>
-            <w:tcW w:w="576" w:type="dxa"/>
+            <w:tcW w:w="860" w:type="dxa"/>
             <w:tcBorders>
               <w:top w:val="nil"/>
               <w:left w:val="single" w:sz="4" w:space="0" w:color="auto"/>
               <w:bottom w:val="single" w:sz="4" w:space="0" w:color="auto"/>
               <w:right w:val="single" w:sz="4" w:space="0" w:color="auto"/>
             </w:tcBorders>
+            <w:noWrap/>
             <w:vAlign w:val="center"/>
             <w:hideMark/>
           </w:tcPr>
@@ -1495,7 +1533,194 @@
               <w:spacing w:after="0" w:line="240" w:lineRule="auto"/>
               <w:jc w:val="center"/>
               <w:rPr>
+                <w:rFonts w:ascii="Aptos Narrow" w:eastAsia="Times New Roman" w:hAnsi="Aptos Narrow" w:cs="Times New Roman"/>
+                <w:color w:val="000000"/>
+                <w:kern w:val="0"/>
+                <w:sz w:val="22"/>
+                <w:szCs w:val="22"/>
+                <w:lang w:eastAsia="pt-BR"/>
+                <w14:ligatures w14:val="none"/>
+              </w:rPr>
+            </w:pPr>
+            <w:r>
+              <w:rPr>
+                <w:rFonts w:ascii="Aptos Narrow" w:eastAsia="Times New Roman" w:hAnsi="Aptos Narrow" w:cs="Times New Roman"/>
+                <w:color w:val="000000"/>
+                <w:kern w:val="0"/>
+                <w:sz w:val="22"/>
+                <w:szCs w:val="22"/>
+                <w:lang w:eastAsia="pt-BR"/>
+                <w14:ligatures w14:val="none"/>
+              </w:rPr>
+              <w:t>5</w:t>
+            </w:r>
+          </w:p>
+        </w:tc>
+        <w:tc>
+          <w:tcPr>
+            <w:tcW w:w="6365" w:type="dxa"/>
+            <w:tcBorders>
+              <w:top w:val="nil"/>
+              <w:left w:val="nil"/>
+              <w:bottom w:val="single" w:sz="4" w:space="0" w:color="auto"/>
+              <w:right w:val="single" w:sz="4" w:space="0" w:color="auto"/>
+            </w:tcBorders>
+            <w:noWrap/>
+            <w:vAlign w:val="center"/>
+            <w:hideMark/>
+          </w:tcPr>
+          <w:p>
+            <w:pPr>
+              <w:spacing w:after="0" w:line="240" w:lineRule="auto"/>
+              <w:rPr>
+                <w:rFonts w:ascii="Aptos Narrow" w:eastAsia="Times New Roman" w:hAnsi="Aptos Narrow" w:cs="Times New Roman"/>
+                <w:color w:val="000000"/>
+                <w:kern w:val="0"/>
+                <w:sz w:val="22"/>
+                <w:szCs w:val="22"/>
+                <w:lang w:eastAsia="pt-BR"/>
+                <w14:ligatures w14:val="none"/>
+              </w:rPr>
+            </w:pPr>
+            <w:r>
+              <w:rPr>
+                <w:rFonts w:ascii="Aptos Narrow" w:eastAsia="Times New Roman" w:hAnsi="Aptos Narrow" w:cs="Times New Roman"/>
+                <w:color w:val="000000"/>
+                <w:kern w:val="0"/>
+                <w:sz w:val="22"/>
+                <w:szCs w:val="22"/>
+                <w:lang w:eastAsia="pt-BR"/>
+                <w14:ligatures w14:val="none"/>
+              </w:rPr>
+              <w:t>HIDRÔMETRO MEDIDOR 40</w:t>
+            </w:r>
+            <w:r>
+              <w:rPr>
+                <w:rFonts w:ascii="Aptos Narrow" w:eastAsia="Times New Roman" w:hAnsi="Aptos Narrow" w:cs="Times New Roman"/>
+                <w:color w:val="000000"/>
+                <w:kern w:val="0"/>
+                <w:sz w:val="22"/>
+                <w:szCs w:val="22"/>
+                <w:lang w:eastAsia="pt-BR"/>
+                <w14:ligatures w14:val="none"/>
+              </w:rPr>
+              <w:t>MM</w:t>
+            </w:r>
+            <w:r>
+              <w:rPr>
+                <w:rFonts w:ascii="Aptos Narrow" w:eastAsia="Times New Roman" w:hAnsi="Aptos Narrow" w:cs="Times New Roman"/>
+                <w:color w:val="000000"/>
+                <w:kern w:val="0"/>
+                <w:sz w:val="22"/>
+                <w:szCs w:val="22"/>
+                <w:lang w:eastAsia="pt-BR"/>
+                <w14:ligatures w14:val="none"/>
+              </w:rPr>
+              <w:t xml:space="preserve"> 1.1/4’’</w:t>
+            </w:r>
+          </w:p>
+        </w:tc>
+        <w:tc>
+          <w:tcPr>
+            <w:tcW w:w="850" w:type="dxa"/>
+            <w:tcBorders>
+              <w:top w:val="nil"/>
+              <w:left w:val="nil"/>
+              <w:bottom w:val="single" w:sz="4" w:space="0" w:color="auto"/>
+              <w:right w:val="single" w:sz="4" w:space="0" w:color="auto"/>
+            </w:tcBorders>
+            <w:noWrap/>
+            <w:vAlign w:val="center"/>
+            <w:hideMark/>
+          </w:tcPr>
+          <w:p>
+            <w:pPr>
+              <w:spacing w:after="0" w:line="240" w:lineRule="auto"/>
+              <w:jc w:val="center"/>
+              <w:rPr>
+                <w:rFonts w:ascii="Aptos Narrow" w:eastAsia="Times New Roman" w:hAnsi="Aptos Narrow" w:cs="Times New Roman"/>
+                <w:color w:val="000000"/>
+                <w:kern w:val="0"/>
+                <w:sz w:val="22"/>
+                <w:szCs w:val="22"/>
+                <w:lang w:eastAsia="pt-BR"/>
+                <w14:ligatures w14:val="none"/>
+              </w:rPr>
+            </w:pPr>
+            <w:r>
+              <w:rPr>
+                <w:rFonts w:ascii="Aptos Narrow" w:eastAsia="Times New Roman" w:hAnsi="Aptos Narrow" w:cs="Times New Roman"/>
+                <w:color w:val="000000"/>
+                <w:kern w:val="0"/>
+                <w:sz w:val="22"/>
+                <w:szCs w:val="22"/>
+                <w:lang w:eastAsia="pt-BR"/>
+                <w14:ligatures w14:val="none"/>
+              </w:rPr>
+              <w:t>1</w:t>
+            </w:r>
+          </w:p>
+        </w:tc>
+        <w:tc>
+          <w:tcPr>
+            <w:tcW w:w="851" w:type="dxa"/>
+            <w:tcBorders>
+              <w:top w:val="nil"/>
+              <w:left w:val="nil"/>
+              <w:bottom w:val="single" w:sz="4" w:space="0" w:color="auto"/>
+              <w:right w:val="single" w:sz="4" w:space="0" w:color="auto"/>
+            </w:tcBorders>
+            <w:noWrap/>
+            <w:vAlign w:val="center"/>
+            <w:hideMark/>
+          </w:tcPr>
+          <w:p>
+            <w:pPr>
+              <w:spacing w:after="0" w:line="240" w:lineRule="auto"/>
+              <w:jc w:val="center"/>
+              <w:rPr>
+                <w:rFonts w:ascii="Aptos Narrow" w:eastAsia="Times New Roman" w:hAnsi="Aptos Narrow" w:cs="Times New Roman"/>
+                <w:color w:val="000000"/>
+                <w:kern w:val="0"/>
+                <w:sz w:val="22"/>
+                <w:szCs w:val="22"/>
+                <w:lang w:eastAsia="pt-BR"/>
+                <w14:ligatures w14:val="none"/>
+              </w:rPr>
+            </w:pPr>
+            <w:r>
+              <w:rPr>
+                <w:rFonts w:ascii="Aptos Narrow" w:eastAsia="Times New Roman" w:hAnsi="Aptos Narrow" w:cs="Times New Roman"/>
+                <w:color w:val="000000"/>
+                <w:kern w:val="0"/>
+                <w:sz w:val="22"/>
+                <w:szCs w:val="22"/>
+                <w:lang w:eastAsia="pt-BR"/>
+                <w14:ligatures w14:val="none"/>
+              </w:rPr>
+              <w:t>UNID</w:t>
+            </w:r>
+          </w:p>
+        </w:tc>
+        <w:tc>
+          <w:tcPr>
+            <w:tcW w:w="1798" w:type="dxa"/>
+            <w:tcBorders>
+              <w:top w:val="nil"/>
+              <w:left w:val="nil"/>
+              <w:bottom w:val="single" w:sz="4" w:space="0" w:color="auto"/>
+              <w:right w:val="single" w:sz="4" w:space="0" w:color="auto"/>
+            </w:tcBorders>
+            <w:noWrap/>
+            <w:vAlign w:val="center"/>
+            <w:hideMark/>
+          </w:tcPr>
+          <w:p>
+            <w:pPr>
+              <w:spacing w:after="0" w:line="240" w:lineRule="auto"/>
+              <w:rPr>
                 <w:rFonts w:ascii="Calibri" w:eastAsia="Times New Roman" w:hAnsi="Calibri" w:cs="Calibri"/>
+                <w:color w:val="000000"/>
                 <w:kern w:val="0"/>
                 <w:sz w:val="18"/>
                 <w:szCs w:val="18"/>
@@ -1506,160 +1731,7 @@
             <w:r>
               <w:rPr>
                 <w:rFonts w:ascii="Calibri" w:eastAsia="Times New Roman" w:hAnsi="Calibri" w:cs="Calibri"/>
-                <w:kern w:val="0"/>
-                <w:sz w:val="18"/>
-                <w:szCs w:val="18"/>
-                <w:lang w:eastAsia="pt-BR"/>
-                <w14:ligatures w14:val="none"/>
-              </w:rPr>
-              <w:t>5</w:t>
-            </w:r>
-          </w:p>
-        </w:tc>
-        <w:tc>
-          <w:tcPr>
-            <w:tcW w:w="4582" w:type="dxa"/>
-            <w:tcBorders>
-              <w:top w:val="single" w:sz="4" w:space="0" w:color="auto"/>
-              <w:left w:val="nil"/>
-              <w:bottom w:val="single" w:sz="4" w:space="0" w:color="auto"/>
-              <w:right w:val="single" w:sz="4" w:space="0" w:color="auto"/>
-            </w:tcBorders>
-            <w:noWrap/>
-            <w:vAlign w:val="center"/>
-            <w:hideMark/>
-          </w:tcPr>
-          <w:p>
-            <w:pPr>
-              <w:spacing w:after="0" w:line="240" w:lineRule="auto"/>
-              <w:rPr>
-                <w:rFonts w:ascii="Calibri" w:eastAsia="Times New Roman" w:hAnsi="Calibri" w:cs="Calibri"/>
-                <w:kern w:val="0"/>
-                <w:sz w:val="18"/>
-                <w:szCs w:val="18"/>
-                <w:lang w:eastAsia="pt-BR"/>
-                <w14:ligatures w14:val="none"/>
-              </w:rPr>
-            </w:pPr>
-            <w:r>
-              <w:rPr>
-                <w:rFonts w:ascii="Calibri" w:eastAsia="Times New Roman" w:hAnsi="Calibri" w:cs="Calibri"/>
-                <w:kern w:val="0"/>
-                <w:sz w:val="18"/>
-                <w:szCs w:val="18"/>
-                <w:lang w:eastAsia="pt-BR"/>
-                <w14:ligatures w14:val="none"/>
-              </w:rPr>
-              <w:t>REDUÇÃO PVC SOLD Ø40MM x Ø25MM</w:t>
-            </w:r>
-          </w:p>
-        </w:tc>
-        <w:tc>
-          <w:tcPr>
-            <w:tcW w:w="903" w:type="dxa"/>
-            <w:tcBorders>
-              <w:top w:val="nil"/>
-              <w:left w:val="nil"/>
-              <w:bottom w:val="single" w:sz="4" w:space="0" w:color="auto"/>
-              <w:right w:val="single" w:sz="4" w:space="0" w:color="auto"/>
-            </w:tcBorders>
-            <w:noWrap/>
-            <w:vAlign w:val="center"/>
-            <w:hideMark/>
-          </w:tcPr>
-          <w:p>
-            <w:pPr>
-              <w:spacing w:after="0" w:line="240" w:lineRule="auto"/>
-              <w:jc w:val="center"/>
-              <w:rPr>
-                <w:rFonts w:ascii="Calibri" w:eastAsia="Times New Roman" w:hAnsi="Calibri" w:cs="Calibri"/>
-                <w:kern w:val="0"/>
-                <w:sz w:val="18"/>
-                <w:szCs w:val="18"/>
-                <w:lang w:eastAsia="pt-BR"/>
-                <w14:ligatures w14:val="none"/>
-              </w:rPr>
-            </w:pPr>
-            <w:r>
-              <w:rPr>
-                <w:rFonts w:ascii="Calibri" w:eastAsia="Times New Roman" w:hAnsi="Calibri" w:cs="Calibri"/>
-                <w:kern w:val="0"/>
-                <w:sz w:val="18"/>
-                <w:szCs w:val="18"/>
-                <w:lang w:eastAsia="pt-BR"/>
-                <w14:ligatures w14:val="none"/>
-              </w:rPr>
-              <w:t>1</w:t>
-            </w:r>
-          </w:p>
-        </w:tc>
-        <w:tc>
-          <w:tcPr>
-            <w:tcW w:w="903" w:type="dxa"/>
-            <w:tcBorders>
-              <w:top w:val="nil"/>
-              <w:left w:val="nil"/>
-              <w:bottom w:val="single" w:sz="4" w:space="0" w:color="auto"/>
-              <w:right w:val="single" w:sz="4" w:space="0" w:color="auto"/>
-            </w:tcBorders>
-            <w:noWrap/>
-            <w:vAlign w:val="center"/>
-            <w:hideMark/>
-          </w:tcPr>
-          <w:p>
-            <w:pPr>
-              <w:spacing w:after="0" w:line="240" w:lineRule="auto"/>
-              <w:jc w:val="center"/>
-              <w:rPr>
-                <w:rFonts w:ascii="Calibri" w:eastAsia="Times New Roman" w:hAnsi="Calibri" w:cs="Calibri"/>
-                <w:kern w:val="0"/>
-                <w:sz w:val="18"/>
-                <w:szCs w:val="18"/>
-                <w:lang w:eastAsia="pt-BR"/>
-                <w14:ligatures w14:val="none"/>
-              </w:rPr>
-            </w:pPr>
-            <w:r>
-              <w:rPr>
-                <w:rFonts w:ascii="Calibri" w:eastAsia="Times New Roman" w:hAnsi="Calibri" w:cs="Calibri"/>
-                <w:kern w:val="0"/>
-                <w:sz w:val="18"/>
-                <w:szCs w:val="18"/>
-                <w:lang w:eastAsia="pt-BR"/>
-                <w14:ligatures w14:val="none"/>
-              </w:rPr>
-              <w:t>UNID</w:t>
-            </w:r>
-          </w:p>
-        </w:tc>
-        <w:tc>
-          <w:tcPr>
-            <w:tcW w:w="3888" w:type="dxa"/>
-            <w:tcBorders>
-              <w:top w:val="single" w:sz="4" w:space="0" w:color="auto"/>
-              <w:left w:val="nil"/>
-              <w:bottom w:val="single" w:sz="4" w:space="0" w:color="auto"/>
-              <w:right w:val="single" w:sz="4" w:space="0" w:color="auto"/>
-            </w:tcBorders>
-            <w:noWrap/>
-            <w:vAlign w:val="center"/>
-            <w:hideMark/>
-          </w:tcPr>
-          <w:p>
-            <w:pPr>
-              <w:spacing w:after="0" w:line="240" w:lineRule="auto"/>
-              <w:rPr>
-                <w:rFonts w:ascii="Calibri" w:eastAsia="Times New Roman" w:hAnsi="Calibri" w:cs="Calibri"/>
-                <w:kern w:val="0"/>
-                <w:sz w:val="18"/>
-                <w:szCs w:val="18"/>
-                <w:lang w:eastAsia="pt-BR"/>
-                <w14:ligatures w14:val="none"/>
-              </w:rPr>
-            </w:pPr>
-            <w:r>
-              <w:rPr>
-                <w:rFonts w:ascii="Calibri" w:eastAsia="Times New Roman" w:hAnsi="Calibri" w:cs="Calibri"/>
+                <w:color w:val="000000"/>
                 <w:kern w:val="0"/>
                 <w:sz w:val="18"/>
                 <w:szCs w:val="18"/>
@@ -1673,17 +1745,18 @@
       </w:tr>
       <w:tr>
         <w:trPr>
-          <w:trHeight w:val="363"/>
+          <w:trHeight w:val="286"/>
         </w:trPr>
         <w:tc>
           <w:tcPr>
-            <w:tcW w:w="576" w:type="dxa"/>
+            <w:tcW w:w="860" w:type="dxa"/>
             <w:tcBorders>
               <w:top w:val="nil"/>
               <w:left w:val="single" w:sz="4" w:space="0" w:color="auto"/>
               <w:bottom w:val="single" w:sz="4" w:space="0" w:color="auto"/>
               <w:right w:val="single" w:sz="4" w:space="0" w:color="auto"/>
             </w:tcBorders>
+            <w:noWrap/>
             <w:vAlign w:val="center"/>
             <w:hideMark/>
           </w:tcPr>
@@ -1692,7 +1765,170 @@
               <w:spacing w:after="0" w:line="240" w:lineRule="auto"/>
               <w:jc w:val="center"/>
               <w:rPr>
+                <w:rFonts w:ascii="Aptos Narrow" w:eastAsia="Times New Roman" w:hAnsi="Aptos Narrow" w:cs="Times New Roman"/>
+                <w:color w:val="000000"/>
+                <w:kern w:val="0"/>
+                <w:sz w:val="22"/>
+                <w:szCs w:val="22"/>
+                <w:lang w:eastAsia="pt-BR"/>
+                <w14:ligatures w14:val="none"/>
+              </w:rPr>
+            </w:pPr>
+            <w:r>
+              <w:rPr>
+                <w:rFonts w:ascii="Aptos Narrow" w:eastAsia="Times New Roman" w:hAnsi="Aptos Narrow" w:cs="Times New Roman"/>
+                <w:color w:val="000000"/>
+                <w:kern w:val="0"/>
+                <w:sz w:val="22"/>
+                <w:szCs w:val="22"/>
+                <w:lang w:eastAsia="pt-BR"/>
+                <w14:ligatures w14:val="none"/>
+              </w:rPr>
+              <w:t>6</w:t>
+            </w:r>
+          </w:p>
+        </w:tc>
+        <w:tc>
+          <w:tcPr>
+            <w:tcW w:w="6365" w:type="dxa"/>
+            <w:tcBorders>
+              <w:top w:val="nil"/>
+              <w:left w:val="nil"/>
+              <w:bottom w:val="single" w:sz="4" w:space="0" w:color="auto"/>
+              <w:right w:val="single" w:sz="4" w:space="0" w:color="auto"/>
+            </w:tcBorders>
+            <w:noWrap/>
+            <w:vAlign w:val="center"/>
+            <w:hideMark/>
+          </w:tcPr>
+          <w:p>
+            <w:pPr>
+              <w:spacing w:after="0" w:line="240" w:lineRule="auto"/>
+              <w:rPr>
+                <w:rFonts w:ascii="Aptos Narrow" w:eastAsia="Times New Roman" w:hAnsi="Aptos Narrow" w:cs="Times New Roman"/>
+                <w:color w:val="000000"/>
+                <w:kern w:val="0"/>
+                <w:sz w:val="22"/>
+                <w:szCs w:val="22"/>
+                <w:lang w:eastAsia="pt-BR"/>
+                <w14:ligatures w14:val="none"/>
+              </w:rPr>
+            </w:pPr>
+            <w:r>
+              <w:rPr>
+                <w:rFonts w:ascii="Aptos Narrow" w:eastAsia="Times New Roman" w:hAnsi="Aptos Narrow" w:cs="Times New Roman"/>
+                <w:color w:val="000000"/>
+                <w:kern w:val="0"/>
+                <w:sz w:val="22"/>
+                <w:szCs w:val="22"/>
+                <w:lang w:eastAsia="pt-BR"/>
+                <w14:ligatures w14:val="none"/>
+              </w:rPr>
+              <w:t xml:space="preserve">MANGUEIRA MANGOTE Ø 40MM - ESTIMADO </w:t>
+            </w:r>
+          </w:p>
+        </w:tc>
+        <w:tc>
+          <w:tcPr>
+            <w:tcW w:w="850" w:type="dxa"/>
+            <w:tcBorders>
+              <w:top w:val="nil"/>
+              <w:left w:val="nil"/>
+              <w:bottom w:val="single" w:sz="4" w:space="0" w:color="auto"/>
+              <w:right w:val="single" w:sz="4" w:space="0" w:color="auto"/>
+            </w:tcBorders>
+            <w:noWrap/>
+            <w:vAlign w:val="center"/>
+            <w:hideMark/>
+          </w:tcPr>
+          <w:p>
+            <w:pPr>
+              <w:spacing w:after="0" w:line="240" w:lineRule="auto"/>
+              <w:jc w:val="center"/>
+              <w:rPr>
+                <w:rFonts w:ascii="Aptos Narrow" w:eastAsia="Times New Roman" w:hAnsi="Aptos Narrow" w:cs="Times New Roman"/>
+                <w:color w:val="000000"/>
+                <w:kern w:val="0"/>
+                <w:sz w:val="22"/>
+                <w:szCs w:val="22"/>
+                <w:lang w:eastAsia="pt-BR"/>
+                <w14:ligatures w14:val="none"/>
+              </w:rPr>
+            </w:pPr>
+            <w:r>
+              <w:rPr>
+                <w:rFonts w:ascii="Aptos Narrow" w:eastAsia="Times New Roman" w:hAnsi="Aptos Narrow" w:cs="Times New Roman"/>
+                <w:color w:val="000000"/>
+                <w:kern w:val="0"/>
+                <w:sz w:val="22"/>
+                <w:szCs w:val="22"/>
+                <w:lang w:eastAsia="pt-BR"/>
+                <w14:ligatures w14:val="none"/>
+              </w:rPr>
+              <w:t> </w:t>
+            </w:r>
+          </w:p>
+        </w:tc>
+        <w:tc>
+          <w:tcPr>
+            <w:tcW w:w="851" w:type="dxa"/>
+            <w:tcBorders>
+              <w:top w:val="nil"/>
+              <w:left w:val="nil"/>
+              <w:bottom w:val="single" w:sz="4" w:space="0" w:color="auto"/>
+              <w:right w:val="single" w:sz="4" w:space="0" w:color="auto"/>
+            </w:tcBorders>
+            <w:noWrap/>
+            <w:vAlign w:val="center"/>
+            <w:hideMark/>
+          </w:tcPr>
+          <w:p>
+            <w:pPr>
+              <w:spacing w:after="0" w:line="240" w:lineRule="auto"/>
+              <w:jc w:val="center"/>
+              <w:rPr>
+                <w:rFonts w:ascii="Aptos Narrow" w:eastAsia="Times New Roman" w:hAnsi="Aptos Narrow" w:cs="Times New Roman"/>
+                <w:color w:val="000000"/>
+                <w:kern w:val="0"/>
+                <w:sz w:val="22"/>
+                <w:szCs w:val="22"/>
+                <w:lang w:eastAsia="pt-BR"/>
+                <w14:ligatures w14:val="none"/>
+              </w:rPr>
+            </w:pPr>
+            <w:r>
+              <w:rPr>
+                <w:rFonts w:ascii="Aptos Narrow" w:eastAsia="Times New Roman" w:hAnsi="Aptos Narrow" w:cs="Times New Roman"/>
+                <w:color w:val="000000"/>
+                <w:kern w:val="0"/>
+                <w:sz w:val="22"/>
+                <w:szCs w:val="22"/>
+                <w:lang w:eastAsia="pt-BR"/>
+                <w14:ligatures w14:val="none"/>
+              </w:rPr>
+              <w:t>M</w:t>
+            </w:r>
+          </w:p>
+        </w:tc>
+        <w:tc>
+          <w:tcPr>
+            <w:tcW w:w="1798" w:type="dxa"/>
+            <w:tcBorders>
+              <w:top w:val="nil"/>
+              <w:left w:val="nil"/>
+              <w:bottom w:val="single" w:sz="4" w:space="0" w:color="auto"/>
+              <w:right w:val="single" w:sz="4" w:space="0" w:color="auto"/>
+            </w:tcBorders>
+            <w:noWrap/>
+            <w:vAlign w:val="center"/>
+            <w:hideMark/>
+          </w:tcPr>
+          <w:p>
+            <w:pPr>
+              <w:spacing w:after="0" w:line="240" w:lineRule="auto"/>
+              <w:rPr>
                 <w:rFonts w:ascii="Calibri" w:eastAsia="Times New Roman" w:hAnsi="Calibri" w:cs="Calibri"/>
+                <w:color w:val="000000"/>
                 <w:kern w:val="0"/>
                 <w:sz w:val="18"/>
                 <w:szCs w:val="18"/>
@@ -1703,160 +1939,7 @@
             <w:r>
               <w:rPr>
                 <w:rFonts w:ascii="Calibri" w:eastAsia="Times New Roman" w:hAnsi="Calibri" w:cs="Calibri"/>
-                <w:kern w:val="0"/>
-                <w:sz w:val="18"/>
-                <w:szCs w:val="18"/>
-                <w:lang w:eastAsia="pt-BR"/>
-                <w14:ligatures w14:val="none"/>
-              </w:rPr>
-              <w:t>6</w:t>
-            </w:r>
-          </w:p>
-        </w:tc>
-        <w:tc>
-          <w:tcPr>
-            <w:tcW w:w="4582" w:type="dxa"/>
-            <w:tcBorders>
-              <w:top w:val="single" w:sz="4" w:space="0" w:color="auto"/>
-              <w:left w:val="nil"/>
-              <w:bottom w:val="single" w:sz="4" w:space="0" w:color="auto"/>
-              <w:right w:val="single" w:sz="4" w:space="0" w:color="auto"/>
-            </w:tcBorders>
-            <w:noWrap/>
-            <w:vAlign w:val="center"/>
-            <w:hideMark/>
-          </w:tcPr>
-          <w:p>
-            <w:pPr>
-              <w:spacing w:after="0" w:line="240" w:lineRule="auto"/>
-              <w:rPr>
-                <w:rFonts w:ascii="Calibri" w:eastAsia="Times New Roman" w:hAnsi="Calibri" w:cs="Calibri"/>
-                <w:kern w:val="0"/>
-                <w:sz w:val="18"/>
-                <w:szCs w:val="18"/>
-                <w:lang w:eastAsia="pt-BR"/>
-                <w14:ligatures w14:val="none"/>
-              </w:rPr>
-            </w:pPr>
-            <w:r>
-              <w:rPr>
-                <w:rFonts w:ascii="Calibri" w:eastAsia="Times New Roman" w:hAnsi="Calibri" w:cs="Calibri"/>
-                <w:kern w:val="0"/>
-                <w:sz w:val="18"/>
-                <w:szCs w:val="18"/>
-                <w:lang w:eastAsia="pt-BR"/>
-                <w14:ligatures w14:val="none"/>
-              </w:rPr>
-              <w:t>HIDRÔMETRO MEDIDOR 3/4’’</w:t>
-            </w:r>
-          </w:p>
-        </w:tc>
-        <w:tc>
-          <w:tcPr>
-            <w:tcW w:w="903" w:type="dxa"/>
-            <w:tcBorders>
-              <w:top w:val="nil"/>
-              <w:left w:val="nil"/>
-              <w:bottom w:val="single" w:sz="4" w:space="0" w:color="auto"/>
-              <w:right w:val="single" w:sz="4" w:space="0" w:color="auto"/>
-            </w:tcBorders>
-            <w:noWrap/>
-            <w:vAlign w:val="center"/>
-            <w:hideMark/>
-          </w:tcPr>
-          <w:p>
-            <w:pPr>
-              <w:spacing w:after="0" w:line="240" w:lineRule="auto"/>
-              <w:jc w:val="center"/>
-              <w:rPr>
-                <w:rFonts w:ascii="Calibri" w:eastAsia="Times New Roman" w:hAnsi="Calibri" w:cs="Calibri"/>
-                <w:kern w:val="0"/>
-                <w:sz w:val="18"/>
-                <w:szCs w:val="18"/>
-                <w:lang w:eastAsia="pt-BR"/>
-                <w14:ligatures w14:val="none"/>
-              </w:rPr>
-            </w:pPr>
-            <w:r>
-              <w:rPr>
-                <w:rFonts w:ascii="Calibri" w:eastAsia="Times New Roman" w:hAnsi="Calibri" w:cs="Calibri"/>
-                <w:kern w:val="0"/>
-                <w:sz w:val="18"/>
-                <w:szCs w:val="18"/>
-                <w:lang w:eastAsia="pt-BR"/>
-                <w14:ligatures w14:val="none"/>
-              </w:rPr>
-              <w:t>1</w:t>
-            </w:r>
-          </w:p>
-        </w:tc>
-        <w:tc>
-          <w:tcPr>
-            <w:tcW w:w="903" w:type="dxa"/>
-            <w:tcBorders>
-              <w:top w:val="nil"/>
-              <w:left w:val="nil"/>
-              <w:bottom w:val="single" w:sz="4" w:space="0" w:color="auto"/>
-              <w:right w:val="single" w:sz="4" w:space="0" w:color="auto"/>
-            </w:tcBorders>
-            <w:noWrap/>
-            <w:vAlign w:val="center"/>
-            <w:hideMark/>
-          </w:tcPr>
-          <w:p>
-            <w:pPr>
-              <w:spacing w:after="0" w:line="240" w:lineRule="auto"/>
-              <w:jc w:val="center"/>
-              <w:rPr>
-                <w:rFonts w:ascii="Calibri" w:eastAsia="Times New Roman" w:hAnsi="Calibri" w:cs="Calibri"/>
-                <w:kern w:val="0"/>
-                <w:sz w:val="18"/>
-                <w:szCs w:val="18"/>
-                <w:lang w:eastAsia="pt-BR"/>
-                <w14:ligatures w14:val="none"/>
-              </w:rPr>
-            </w:pPr>
-            <w:r>
-              <w:rPr>
-                <w:rFonts w:ascii="Calibri" w:eastAsia="Times New Roman" w:hAnsi="Calibri" w:cs="Calibri"/>
-                <w:kern w:val="0"/>
-                <w:sz w:val="18"/>
-                <w:szCs w:val="18"/>
-                <w:lang w:eastAsia="pt-BR"/>
-                <w14:ligatures w14:val="none"/>
-              </w:rPr>
-              <w:t>UNID</w:t>
-            </w:r>
-          </w:p>
-        </w:tc>
-        <w:tc>
-          <w:tcPr>
-            <w:tcW w:w="3888" w:type="dxa"/>
-            <w:tcBorders>
-              <w:top w:val="single" w:sz="4" w:space="0" w:color="auto"/>
-              <w:left w:val="nil"/>
-              <w:bottom w:val="single" w:sz="4" w:space="0" w:color="auto"/>
-              <w:right w:val="single" w:sz="4" w:space="0" w:color="auto"/>
-            </w:tcBorders>
-            <w:noWrap/>
-            <w:vAlign w:val="center"/>
-            <w:hideMark/>
-          </w:tcPr>
-          <w:p>
-            <w:pPr>
-              <w:spacing w:after="0" w:line="240" w:lineRule="auto"/>
-              <w:rPr>
-                <w:rFonts w:ascii="Calibri" w:eastAsia="Times New Roman" w:hAnsi="Calibri" w:cs="Calibri"/>
-                <w:kern w:val="0"/>
-                <w:sz w:val="18"/>
-                <w:szCs w:val="18"/>
-                <w:lang w:eastAsia="pt-BR"/>
-                <w14:ligatures w14:val="none"/>
-              </w:rPr>
-            </w:pPr>
-            <w:r>
-              <w:rPr>
-                <w:rFonts w:ascii="Calibri" w:eastAsia="Times New Roman" w:hAnsi="Calibri" w:cs="Calibri"/>
+                <w:color w:val="000000"/>
                 <w:kern w:val="0"/>
                 <w:sz w:val="18"/>
                 <w:szCs w:val="18"/>
@@ -1870,17 +1953,18 @@
       </w:tr>
       <w:tr>
         <w:trPr>
-          <w:trHeight w:val="363"/>
+          <w:trHeight w:val="286"/>
         </w:trPr>
         <w:tc>
           <w:tcPr>
-            <w:tcW w:w="576" w:type="dxa"/>
+            <w:tcW w:w="860" w:type="dxa"/>
             <w:tcBorders>
               <w:top w:val="nil"/>
               <w:left w:val="single" w:sz="4" w:space="0" w:color="auto"/>
               <w:bottom w:val="single" w:sz="4" w:space="0" w:color="auto"/>
               <w:right w:val="single" w:sz="4" w:space="0" w:color="auto"/>
             </w:tcBorders>
+            <w:noWrap/>
             <w:vAlign w:val="center"/>
             <w:hideMark/>
           </w:tcPr>
@@ -1889,7 +1973,170 @@
               <w:spacing w:after="0" w:line="240" w:lineRule="auto"/>
               <w:jc w:val="center"/>
               <w:rPr>
+                <w:rFonts w:ascii="Aptos Narrow" w:eastAsia="Times New Roman" w:hAnsi="Aptos Narrow" w:cs="Times New Roman"/>
+                <w:color w:val="000000"/>
+                <w:kern w:val="0"/>
+                <w:sz w:val="22"/>
+                <w:szCs w:val="22"/>
+                <w:lang w:eastAsia="pt-BR"/>
+                <w14:ligatures w14:val="none"/>
+              </w:rPr>
+            </w:pPr>
+            <w:r>
+              <w:rPr>
+                <w:rFonts w:ascii="Aptos Narrow" w:eastAsia="Times New Roman" w:hAnsi="Aptos Narrow" w:cs="Times New Roman"/>
+                <w:color w:val="000000"/>
+                <w:kern w:val="0"/>
+                <w:sz w:val="22"/>
+                <w:szCs w:val="22"/>
+                <w:lang w:eastAsia="pt-BR"/>
+                <w14:ligatures w14:val="none"/>
+              </w:rPr>
+              <w:t>7</w:t>
+            </w:r>
+          </w:p>
+        </w:tc>
+        <w:tc>
+          <w:tcPr>
+            <w:tcW w:w="6365" w:type="dxa"/>
+            <w:tcBorders>
+              <w:top w:val="nil"/>
+              <w:left w:val="nil"/>
+              <w:bottom w:val="single" w:sz="4" w:space="0" w:color="auto"/>
+              <w:right w:val="single" w:sz="4" w:space="0" w:color="auto"/>
+            </w:tcBorders>
+            <w:noWrap/>
+            <w:vAlign w:val="center"/>
+            <w:hideMark/>
+          </w:tcPr>
+          <w:p>
+            <w:pPr>
+              <w:spacing w:after="0" w:line="240" w:lineRule="auto"/>
+              <w:rPr>
+                <w:rFonts w:ascii="Aptos Narrow" w:eastAsia="Times New Roman" w:hAnsi="Aptos Narrow" w:cs="Times New Roman"/>
+                <w:color w:val="000000"/>
+                <w:kern w:val="0"/>
+                <w:sz w:val="22"/>
+                <w:szCs w:val="22"/>
+                <w:lang w:eastAsia="pt-BR"/>
+                <w14:ligatures w14:val="none"/>
+              </w:rPr>
+            </w:pPr>
+            <w:r>
+              <w:rPr>
+                <w:rFonts w:ascii="Aptos Narrow" w:eastAsia="Times New Roman" w:hAnsi="Aptos Narrow" w:cs="Times New Roman"/>
+                <w:color w:val="000000"/>
+                <w:kern w:val="0"/>
+                <w:sz w:val="22"/>
+                <w:szCs w:val="22"/>
+                <w:lang w:eastAsia="pt-BR"/>
+                <w14:ligatures w14:val="none"/>
+              </w:rPr>
+              <w:t>JOELHO PVC SOLD Ø40MM x 45°</w:t>
+            </w:r>
+          </w:p>
+        </w:tc>
+        <w:tc>
+          <w:tcPr>
+            <w:tcW w:w="850" w:type="dxa"/>
+            <w:tcBorders>
+              <w:top w:val="nil"/>
+              <w:left w:val="nil"/>
+              <w:bottom w:val="single" w:sz="4" w:space="0" w:color="auto"/>
+              <w:right w:val="single" w:sz="4" w:space="0" w:color="auto"/>
+            </w:tcBorders>
+            <w:noWrap/>
+            <w:vAlign w:val="center"/>
+            <w:hideMark/>
+          </w:tcPr>
+          <w:p>
+            <w:pPr>
+              <w:spacing w:after="0" w:line="240" w:lineRule="auto"/>
+              <w:jc w:val="center"/>
+              <w:rPr>
+                <w:rFonts w:ascii="Aptos Narrow" w:eastAsia="Times New Roman" w:hAnsi="Aptos Narrow" w:cs="Times New Roman"/>
+                <w:color w:val="000000"/>
+                <w:kern w:val="0"/>
+                <w:sz w:val="22"/>
+                <w:szCs w:val="22"/>
+                <w:lang w:eastAsia="pt-BR"/>
+                <w14:ligatures w14:val="none"/>
+              </w:rPr>
+            </w:pPr>
+            <w:r>
+              <w:rPr>
+                <w:rFonts w:ascii="Aptos Narrow" w:eastAsia="Times New Roman" w:hAnsi="Aptos Narrow" w:cs="Times New Roman"/>
+                <w:color w:val="000000"/>
+                <w:kern w:val="0"/>
+                <w:sz w:val="22"/>
+                <w:szCs w:val="22"/>
+                <w:lang w:eastAsia="pt-BR"/>
+                <w14:ligatures w14:val="none"/>
+              </w:rPr>
+              <w:t>1</w:t>
+            </w:r>
+          </w:p>
+        </w:tc>
+        <w:tc>
+          <w:tcPr>
+            <w:tcW w:w="851" w:type="dxa"/>
+            <w:tcBorders>
+              <w:top w:val="nil"/>
+              <w:left w:val="nil"/>
+              <w:bottom w:val="single" w:sz="4" w:space="0" w:color="auto"/>
+              <w:right w:val="single" w:sz="4" w:space="0" w:color="auto"/>
+            </w:tcBorders>
+            <w:noWrap/>
+            <w:vAlign w:val="center"/>
+            <w:hideMark/>
+          </w:tcPr>
+          <w:p>
+            <w:pPr>
+              <w:spacing w:after="0" w:line="240" w:lineRule="auto"/>
+              <w:jc w:val="center"/>
+              <w:rPr>
+                <w:rFonts w:ascii="Aptos Narrow" w:eastAsia="Times New Roman" w:hAnsi="Aptos Narrow" w:cs="Times New Roman"/>
+                <w:color w:val="000000"/>
+                <w:kern w:val="0"/>
+                <w:sz w:val="22"/>
+                <w:szCs w:val="22"/>
+                <w:lang w:eastAsia="pt-BR"/>
+                <w14:ligatures w14:val="none"/>
+              </w:rPr>
+            </w:pPr>
+            <w:r>
+              <w:rPr>
+                <w:rFonts w:ascii="Aptos Narrow" w:eastAsia="Times New Roman" w:hAnsi="Aptos Narrow" w:cs="Times New Roman"/>
+                <w:color w:val="000000"/>
+                <w:kern w:val="0"/>
+                <w:sz w:val="22"/>
+                <w:szCs w:val="22"/>
+                <w:lang w:eastAsia="pt-BR"/>
+                <w14:ligatures w14:val="none"/>
+              </w:rPr>
+              <w:t>UNID</w:t>
+            </w:r>
+          </w:p>
+        </w:tc>
+        <w:tc>
+          <w:tcPr>
+            <w:tcW w:w="1798" w:type="dxa"/>
+            <w:tcBorders>
+              <w:top w:val="nil"/>
+              <w:left w:val="nil"/>
+              <w:bottom w:val="single" w:sz="4" w:space="0" w:color="auto"/>
+              <w:right w:val="single" w:sz="4" w:space="0" w:color="auto"/>
+            </w:tcBorders>
+            <w:noWrap/>
+            <w:vAlign w:val="center"/>
+            <w:hideMark/>
+          </w:tcPr>
+          <w:p>
+            <w:pPr>
+              <w:spacing w:after="0" w:line="240" w:lineRule="auto"/>
+              <w:rPr>
                 <w:rFonts w:ascii="Calibri" w:eastAsia="Times New Roman" w:hAnsi="Calibri" w:cs="Calibri"/>
+                <w:color w:val="000000"/>
                 <w:kern w:val="0"/>
                 <w:sz w:val="18"/>
                 <w:szCs w:val="18"/>
@@ -1900,160 +2147,7 @@
             <w:r>
               <w:rPr>
                 <w:rFonts w:ascii="Calibri" w:eastAsia="Times New Roman" w:hAnsi="Calibri" w:cs="Calibri"/>
-                <w:kern w:val="0"/>
-                <w:sz w:val="18"/>
-                <w:szCs w:val="18"/>
-                <w:lang w:eastAsia="pt-BR"/>
-                <w14:ligatures w14:val="none"/>
-              </w:rPr>
-              <w:t>7</w:t>
-            </w:r>
-          </w:p>
-        </w:tc>
-        <w:tc>
-          <w:tcPr>
-            <w:tcW w:w="4582" w:type="dxa"/>
-            <w:tcBorders>
-              <w:top w:val="single" w:sz="4" w:space="0" w:color="auto"/>
-              <w:left w:val="nil"/>
-              <w:bottom w:val="single" w:sz="4" w:space="0" w:color="auto"/>
-              <w:right w:val="single" w:sz="4" w:space="0" w:color="auto"/>
-            </w:tcBorders>
-            <w:noWrap/>
-            <w:vAlign w:val="center"/>
-            <w:hideMark/>
-          </w:tcPr>
-          <w:p>
-            <w:pPr>
-              <w:spacing w:after="0" w:line="240" w:lineRule="auto"/>
-              <w:rPr>
-                <w:rFonts w:ascii="Calibri" w:eastAsia="Times New Roman" w:hAnsi="Calibri" w:cs="Calibri"/>
-                <w:kern w:val="0"/>
-                <w:sz w:val="18"/>
-                <w:szCs w:val="18"/>
-                <w:lang w:eastAsia="pt-BR"/>
-                <w14:ligatures w14:val="none"/>
-              </w:rPr>
-            </w:pPr>
-            <w:r>
-              <w:rPr>
-                <w:rFonts w:ascii="Calibri" w:eastAsia="Times New Roman" w:hAnsi="Calibri" w:cs="Calibri"/>
-                <w:kern w:val="0"/>
-                <w:sz w:val="18"/>
-                <w:szCs w:val="18"/>
-                <w:lang w:eastAsia="pt-BR"/>
-                <w14:ligatures w14:val="none"/>
-              </w:rPr>
-              <w:t>REGISTRO DE ESFERA - PVC SOLD - 3/4’’</w:t>
-            </w:r>
-          </w:p>
-        </w:tc>
-        <w:tc>
-          <w:tcPr>
-            <w:tcW w:w="903" w:type="dxa"/>
-            <w:tcBorders>
-              <w:top w:val="nil"/>
-              <w:left w:val="nil"/>
-              <w:bottom w:val="single" w:sz="4" w:space="0" w:color="auto"/>
-              <w:right w:val="single" w:sz="4" w:space="0" w:color="auto"/>
-            </w:tcBorders>
-            <w:noWrap/>
-            <w:vAlign w:val="center"/>
-            <w:hideMark/>
-          </w:tcPr>
-          <w:p>
-            <w:pPr>
-              <w:spacing w:after="0" w:line="240" w:lineRule="auto"/>
-              <w:jc w:val="center"/>
-              <w:rPr>
-                <w:rFonts w:ascii="Calibri" w:eastAsia="Times New Roman" w:hAnsi="Calibri" w:cs="Calibri"/>
-                <w:kern w:val="0"/>
-                <w:sz w:val="18"/>
-                <w:szCs w:val="18"/>
-                <w:lang w:eastAsia="pt-BR"/>
-                <w14:ligatures w14:val="none"/>
-              </w:rPr>
-            </w:pPr>
-            <w:r>
-              <w:rPr>
-                <w:rFonts w:ascii="Calibri" w:eastAsia="Times New Roman" w:hAnsi="Calibri" w:cs="Calibri"/>
-                <w:kern w:val="0"/>
-                <w:sz w:val="18"/>
-                <w:szCs w:val="18"/>
-                <w:lang w:eastAsia="pt-BR"/>
-                <w14:ligatures w14:val="none"/>
-              </w:rPr>
-              <w:t>2</w:t>
-            </w:r>
-          </w:p>
-        </w:tc>
-        <w:tc>
-          <w:tcPr>
-            <w:tcW w:w="903" w:type="dxa"/>
-            <w:tcBorders>
-              <w:top w:val="nil"/>
-              <w:left w:val="nil"/>
-              <w:bottom w:val="single" w:sz="4" w:space="0" w:color="auto"/>
-              <w:right w:val="single" w:sz="4" w:space="0" w:color="auto"/>
-            </w:tcBorders>
-            <w:noWrap/>
-            <w:vAlign w:val="center"/>
-            <w:hideMark/>
-          </w:tcPr>
-          <w:p>
-            <w:pPr>
-              <w:spacing w:after="0" w:line="240" w:lineRule="auto"/>
-              <w:jc w:val="center"/>
-              <w:rPr>
-                <w:rFonts w:ascii="Calibri" w:eastAsia="Times New Roman" w:hAnsi="Calibri" w:cs="Calibri"/>
-                <w:kern w:val="0"/>
-                <w:sz w:val="18"/>
-                <w:szCs w:val="18"/>
-                <w:lang w:eastAsia="pt-BR"/>
-                <w14:ligatures w14:val="none"/>
-              </w:rPr>
-            </w:pPr>
-            <w:r>
-              <w:rPr>
-                <w:rFonts w:ascii="Calibri" w:eastAsia="Times New Roman" w:hAnsi="Calibri" w:cs="Calibri"/>
-                <w:kern w:val="0"/>
-                <w:sz w:val="18"/>
-                <w:szCs w:val="18"/>
-                <w:lang w:eastAsia="pt-BR"/>
-                <w14:ligatures w14:val="none"/>
-              </w:rPr>
-              <w:t>UNID</w:t>
-            </w:r>
-          </w:p>
-        </w:tc>
-        <w:tc>
-          <w:tcPr>
-            <w:tcW w:w="3888" w:type="dxa"/>
-            <w:tcBorders>
-              <w:top w:val="single" w:sz="4" w:space="0" w:color="auto"/>
-              <w:left w:val="nil"/>
-              <w:bottom w:val="single" w:sz="4" w:space="0" w:color="auto"/>
-              <w:right w:val="single" w:sz="4" w:space="0" w:color="auto"/>
-            </w:tcBorders>
-            <w:noWrap/>
-            <w:vAlign w:val="center"/>
-            <w:hideMark/>
-          </w:tcPr>
-          <w:p>
-            <w:pPr>
-              <w:spacing w:after="0" w:line="240" w:lineRule="auto"/>
-              <w:rPr>
-                <w:rFonts w:ascii="Calibri" w:eastAsia="Times New Roman" w:hAnsi="Calibri" w:cs="Calibri"/>
-                <w:kern w:val="0"/>
-                <w:sz w:val="18"/>
-                <w:szCs w:val="18"/>
-                <w:lang w:eastAsia="pt-BR"/>
-                <w14:ligatures w14:val="none"/>
-              </w:rPr>
-            </w:pPr>
-            <w:r>
-              <w:rPr>
-                <w:rFonts w:ascii="Calibri" w:eastAsia="Times New Roman" w:hAnsi="Calibri" w:cs="Calibri"/>
+                <w:color w:val="000000"/>
                 <w:kern w:val="0"/>
                 <w:sz w:val="18"/>
                 <w:szCs w:val="18"/>
@@ -2067,17 +2161,18 @@
       </w:tr>
       <w:tr>
         <w:trPr>
-          <w:trHeight w:val="363"/>
+          <w:trHeight w:val="286"/>
         </w:trPr>
         <w:tc>
           <w:tcPr>
-            <w:tcW w:w="576" w:type="dxa"/>
+            <w:tcW w:w="860" w:type="dxa"/>
             <w:tcBorders>
               <w:top w:val="nil"/>
               <w:left w:val="single" w:sz="4" w:space="0" w:color="auto"/>
               <w:bottom w:val="single" w:sz="4" w:space="0" w:color="auto"/>
               <w:right w:val="single" w:sz="4" w:space="0" w:color="auto"/>
             </w:tcBorders>
+            <w:noWrap/>
             <w:vAlign w:val="center"/>
             <w:hideMark/>
           </w:tcPr>
@@ -2086,7 +2181,170 @@
               <w:spacing w:after="0" w:line="240" w:lineRule="auto"/>
               <w:jc w:val="center"/>
               <w:rPr>
+                <w:rFonts w:ascii="Aptos Narrow" w:eastAsia="Times New Roman" w:hAnsi="Aptos Narrow" w:cs="Times New Roman"/>
+                <w:color w:val="000000"/>
+                <w:kern w:val="0"/>
+                <w:sz w:val="22"/>
+                <w:szCs w:val="22"/>
+                <w:lang w:eastAsia="pt-BR"/>
+                <w14:ligatures w14:val="none"/>
+              </w:rPr>
+            </w:pPr>
+            <w:r>
+              <w:rPr>
+                <w:rFonts w:ascii="Aptos Narrow" w:eastAsia="Times New Roman" w:hAnsi="Aptos Narrow" w:cs="Times New Roman"/>
+                <w:color w:val="000000"/>
+                <w:kern w:val="0"/>
+                <w:sz w:val="22"/>
+                <w:szCs w:val="22"/>
+                <w:lang w:eastAsia="pt-BR"/>
+                <w14:ligatures w14:val="none"/>
+              </w:rPr>
+              <w:t>8</w:t>
+            </w:r>
+          </w:p>
+        </w:tc>
+        <w:tc>
+          <w:tcPr>
+            <w:tcW w:w="6365" w:type="dxa"/>
+            <w:tcBorders>
+              <w:top w:val="nil"/>
+              <w:left w:val="nil"/>
+              <w:bottom w:val="single" w:sz="4" w:space="0" w:color="auto"/>
+              <w:right w:val="single" w:sz="4" w:space="0" w:color="auto"/>
+            </w:tcBorders>
+            <w:noWrap/>
+            <w:vAlign w:val="center"/>
+            <w:hideMark/>
+          </w:tcPr>
+          <w:p>
+            <w:pPr>
+              <w:spacing w:after="0" w:line="240" w:lineRule="auto"/>
+              <w:rPr>
+                <w:rFonts w:ascii="Aptos Narrow" w:eastAsia="Times New Roman" w:hAnsi="Aptos Narrow" w:cs="Times New Roman"/>
+                <w:color w:val="000000"/>
+                <w:kern w:val="0"/>
+                <w:sz w:val="22"/>
+                <w:szCs w:val="22"/>
+                <w:lang w:eastAsia="pt-BR"/>
+                <w14:ligatures w14:val="none"/>
+              </w:rPr>
+            </w:pPr>
+            <w:r>
+              <w:rPr>
+                <w:rFonts w:ascii="Aptos Narrow" w:eastAsia="Times New Roman" w:hAnsi="Aptos Narrow" w:cs="Times New Roman"/>
+                <w:color w:val="000000"/>
+                <w:kern w:val="0"/>
+                <w:sz w:val="22"/>
+                <w:szCs w:val="22"/>
+                <w:lang w:eastAsia="pt-BR"/>
+                <w14:ligatures w14:val="none"/>
+              </w:rPr>
+              <w:t>ABRAÇADEIRA DE ROSCA SEM FIM (32 - 44MM)</w:t>
+            </w:r>
+          </w:p>
+        </w:tc>
+        <w:tc>
+          <w:tcPr>
+            <w:tcW w:w="850" w:type="dxa"/>
+            <w:tcBorders>
+              <w:top w:val="nil"/>
+              <w:left w:val="nil"/>
+              <w:bottom w:val="single" w:sz="4" w:space="0" w:color="auto"/>
+              <w:right w:val="single" w:sz="4" w:space="0" w:color="auto"/>
+            </w:tcBorders>
+            <w:noWrap/>
+            <w:vAlign w:val="center"/>
+            <w:hideMark/>
+          </w:tcPr>
+          <w:p>
+            <w:pPr>
+              <w:spacing w:after="0" w:line="240" w:lineRule="auto"/>
+              <w:jc w:val="center"/>
+              <w:rPr>
+                <w:rFonts w:ascii="Aptos Narrow" w:eastAsia="Times New Roman" w:hAnsi="Aptos Narrow" w:cs="Times New Roman"/>
+                <w:color w:val="000000"/>
+                <w:kern w:val="0"/>
+                <w:sz w:val="22"/>
+                <w:szCs w:val="22"/>
+                <w:lang w:eastAsia="pt-BR"/>
+                <w14:ligatures w14:val="none"/>
+              </w:rPr>
+            </w:pPr>
+            <w:r>
+              <w:rPr>
+                <w:rFonts w:ascii="Aptos Narrow" w:eastAsia="Times New Roman" w:hAnsi="Aptos Narrow" w:cs="Times New Roman"/>
+                <w:color w:val="000000"/>
+                <w:kern w:val="0"/>
+                <w:sz w:val="22"/>
+                <w:szCs w:val="22"/>
+                <w:lang w:eastAsia="pt-BR"/>
+                <w14:ligatures w14:val="none"/>
+              </w:rPr>
+              <w:t>6</w:t>
+            </w:r>
+          </w:p>
+        </w:tc>
+        <w:tc>
+          <w:tcPr>
+            <w:tcW w:w="851" w:type="dxa"/>
+            <w:tcBorders>
+              <w:top w:val="nil"/>
+              <w:left w:val="nil"/>
+              <w:bottom w:val="single" w:sz="4" w:space="0" w:color="auto"/>
+              <w:right w:val="single" w:sz="4" w:space="0" w:color="auto"/>
+            </w:tcBorders>
+            <w:noWrap/>
+            <w:vAlign w:val="center"/>
+            <w:hideMark/>
+          </w:tcPr>
+          <w:p>
+            <w:pPr>
+              <w:spacing w:after="0" w:line="240" w:lineRule="auto"/>
+              <w:jc w:val="center"/>
+              <w:rPr>
+                <w:rFonts w:ascii="Aptos Narrow" w:eastAsia="Times New Roman" w:hAnsi="Aptos Narrow" w:cs="Times New Roman"/>
+                <w:color w:val="000000"/>
+                <w:kern w:val="0"/>
+                <w:sz w:val="22"/>
+                <w:szCs w:val="22"/>
+                <w:lang w:eastAsia="pt-BR"/>
+                <w14:ligatures w14:val="none"/>
+              </w:rPr>
+            </w:pPr>
+            <w:r>
+              <w:rPr>
+                <w:rFonts w:ascii="Aptos Narrow" w:eastAsia="Times New Roman" w:hAnsi="Aptos Narrow" w:cs="Times New Roman"/>
+                <w:color w:val="000000"/>
+                <w:kern w:val="0"/>
+                <w:sz w:val="22"/>
+                <w:szCs w:val="22"/>
+                <w:lang w:eastAsia="pt-BR"/>
+                <w14:ligatures w14:val="none"/>
+              </w:rPr>
+              <w:t>UNID</w:t>
+            </w:r>
+          </w:p>
+        </w:tc>
+        <w:tc>
+          <w:tcPr>
+            <w:tcW w:w="1798" w:type="dxa"/>
+            <w:tcBorders>
+              <w:top w:val="nil"/>
+              <w:left w:val="nil"/>
+              <w:bottom w:val="single" w:sz="4" w:space="0" w:color="auto"/>
+              <w:right w:val="single" w:sz="4" w:space="0" w:color="auto"/>
+            </w:tcBorders>
+            <w:noWrap/>
+            <w:vAlign w:val="center"/>
+            <w:hideMark/>
+          </w:tcPr>
+          <w:p>
+            <w:pPr>
+              <w:spacing w:after="0" w:line="240" w:lineRule="auto"/>
+              <w:rPr>
                 <w:rFonts w:ascii="Calibri" w:eastAsia="Times New Roman" w:hAnsi="Calibri" w:cs="Calibri"/>
+                <w:color w:val="000000"/>
                 <w:kern w:val="0"/>
                 <w:sz w:val="18"/>
                 <w:szCs w:val="18"/>
@@ -2097,160 +2355,7 @@
             <w:r>
               <w:rPr>
                 <w:rFonts w:ascii="Calibri" w:eastAsia="Times New Roman" w:hAnsi="Calibri" w:cs="Calibri"/>
-                <w:kern w:val="0"/>
-                <w:sz w:val="18"/>
-                <w:szCs w:val="18"/>
-                <w:lang w:eastAsia="pt-BR"/>
-                <w14:ligatures w14:val="none"/>
-              </w:rPr>
-              <w:t>9</w:t>
-            </w:r>
-          </w:p>
-        </w:tc>
-        <w:tc>
-          <w:tcPr>
-            <w:tcW w:w="4582" w:type="dxa"/>
-            <w:tcBorders>
-              <w:top w:val="single" w:sz="4" w:space="0" w:color="auto"/>
-              <w:left w:val="nil"/>
-              <w:bottom w:val="single" w:sz="4" w:space="0" w:color="auto"/>
-              <w:right w:val="single" w:sz="4" w:space="0" w:color="auto"/>
-            </w:tcBorders>
-            <w:noWrap/>
-            <w:vAlign w:val="center"/>
-            <w:hideMark/>
-          </w:tcPr>
-          <w:p>
-            <w:pPr>
-              <w:spacing w:after="0" w:line="240" w:lineRule="auto"/>
-              <w:rPr>
-                <w:rFonts w:ascii="Calibri" w:eastAsia="Times New Roman" w:hAnsi="Calibri" w:cs="Calibri"/>
-                <w:kern w:val="0"/>
-                <w:sz w:val="18"/>
-                <w:szCs w:val="18"/>
-                <w:lang w:eastAsia="pt-BR"/>
-                <w14:ligatures w14:val="none"/>
-              </w:rPr>
-            </w:pPr>
-            <w:r>
-              <w:rPr>
-                <w:rFonts w:ascii="Calibri" w:eastAsia="Times New Roman" w:hAnsi="Calibri" w:cs="Calibri"/>
-                <w:kern w:val="0"/>
-                <w:sz w:val="18"/>
-                <w:szCs w:val="18"/>
-                <w:lang w:eastAsia="pt-BR"/>
-                <w14:ligatures w14:val="none"/>
-              </w:rPr>
-              <w:t>JOELHO PVC SOLD Ø25MM x 90º</w:t>
-            </w:r>
-          </w:p>
-        </w:tc>
-        <w:tc>
-          <w:tcPr>
-            <w:tcW w:w="903" w:type="dxa"/>
-            <w:tcBorders>
-              <w:top w:val="nil"/>
-              <w:left w:val="nil"/>
-              <w:bottom w:val="single" w:sz="4" w:space="0" w:color="auto"/>
-              <w:right w:val="single" w:sz="4" w:space="0" w:color="auto"/>
-            </w:tcBorders>
-            <w:noWrap/>
-            <w:vAlign w:val="center"/>
-            <w:hideMark/>
-          </w:tcPr>
-          <w:p>
-            <w:pPr>
-              <w:spacing w:after="0" w:line="240" w:lineRule="auto"/>
-              <w:jc w:val="center"/>
-              <w:rPr>
-                <w:rFonts w:ascii="Calibri" w:eastAsia="Times New Roman" w:hAnsi="Calibri" w:cs="Calibri"/>
-                <w:kern w:val="0"/>
-                <w:sz w:val="18"/>
-                <w:szCs w:val="18"/>
-                <w:lang w:eastAsia="pt-BR"/>
-                <w14:ligatures w14:val="none"/>
-              </w:rPr>
-            </w:pPr>
-            <w:r>
-              <w:rPr>
-                <w:rFonts w:ascii="Calibri" w:eastAsia="Times New Roman" w:hAnsi="Calibri" w:cs="Calibri"/>
-                <w:kern w:val="0"/>
-                <w:sz w:val="18"/>
-                <w:szCs w:val="18"/>
-                <w:lang w:eastAsia="pt-BR"/>
-                <w14:ligatures w14:val="none"/>
-              </w:rPr>
-              <w:t>2</w:t>
-            </w:r>
-          </w:p>
-        </w:tc>
-        <w:tc>
-          <w:tcPr>
-            <w:tcW w:w="903" w:type="dxa"/>
-            <w:tcBorders>
-              <w:top w:val="nil"/>
-              <w:left w:val="nil"/>
-              <w:bottom w:val="single" w:sz="4" w:space="0" w:color="auto"/>
-              <w:right w:val="single" w:sz="4" w:space="0" w:color="auto"/>
-            </w:tcBorders>
-            <w:noWrap/>
-            <w:vAlign w:val="center"/>
-            <w:hideMark/>
-          </w:tcPr>
-          <w:p>
-            <w:pPr>
-              <w:spacing w:after="0" w:line="240" w:lineRule="auto"/>
-              <w:jc w:val="center"/>
-              <w:rPr>
-                <w:rFonts w:ascii="Calibri" w:eastAsia="Times New Roman" w:hAnsi="Calibri" w:cs="Calibri"/>
-                <w:kern w:val="0"/>
-                <w:sz w:val="18"/>
-                <w:szCs w:val="18"/>
-                <w:lang w:eastAsia="pt-BR"/>
-                <w14:ligatures w14:val="none"/>
-              </w:rPr>
-            </w:pPr>
-            <w:r>
-              <w:rPr>
-                <w:rFonts w:ascii="Calibri" w:eastAsia="Times New Roman" w:hAnsi="Calibri" w:cs="Calibri"/>
-                <w:kern w:val="0"/>
-                <w:sz w:val="18"/>
-                <w:szCs w:val="18"/>
-                <w:lang w:eastAsia="pt-BR"/>
-                <w14:ligatures w14:val="none"/>
-              </w:rPr>
-              <w:t>UNID</w:t>
-            </w:r>
-          </w:p>
-        </w:tc>
-        <w:tc>
-          <w:tcPr>
-            <w:tcW w:w="3888" w:type="dxa"/>
-            <w:tcBorders>
-              <w:top w:val="single" w:sz="4" w:space="0" w:color="auto"/>
-              <w:left w:val="nil"/>
-              <w:bottom w:val="single" w:sz="4" w:space="0" w:color="auto"/>
-              <w:right w:val="single" w:sz="4" w:space="0" w:color="auto"/>
-            </w:tcBorders>
-            <w:noWrap/>
-            <w:vAlign w:val="center"/>
-            <w:hideMark/>
-          </w:tcPr>
-          <w:p>
-            <w:pPr>
-              <w:spacing w:after="0" w:line="240" w:lineRule="auto"/>
-              <w:rPr>
-                <w:rFonts w:ascii="Calibri" w:eastAsia="Times New Roman" w:hAnsi="Calibri" w:cs="Calibri"/>
-                <w:kern w:val="0"/>
-                <w:sz w:val="18"/>
-                <w:szCs w:val="18"/>
-                <w:lang w:eastAsia="pt-BR"/>
-                <w14:ligatures w14:val="none"/>
-              </w:rPr>
-            </w:pPr>
-            <w:r>
-              <w:rPr>
-                <w:rFonts w:ascii="Calibri" w:eastAsia="Times New Roman" w:hAnsi="Calibri" w:cs="Calibri"/>
+                <w:color w:val="000000"/>
                 <w:kern w:val="0"/>
                 <w:sz w:val="18"/>
                 <w:szCs w:val="18"/>
@@ -2264,17 +2369,18 @@
       </w:tr>
       <w:tr>
         <w:trPr>
-          <w:trHeight w:val="363"/>
+          <w:trHeight w:val="286"/>
         </w:trPr>
         <w:tc>
           <w:tcPr>
-            <w:tcW w:w="576" w:type="dxa"/>
+            <w:tcW w:w="860" w:type="dxa"/>
             <w:tcBorders>
               <w:top w:val="nil"/>
               <w:left w:val="single" w:sz="4" w:space="0" w:color="auto"/>
               <w:bottom w:val="single" w:sz="4" w:space="0" w:color="auto"/>
               <w:right w:val="single" w:sz="4" w:space="0" w:color="auto"/>
             </w:tcBorders>
+            <w:noWrap/>
             <w:vAlign w:val="center"/>
             <w:hideMark/>
           </w:tcPr>
@@ -2283,7 +2389,170 @@
               <w:spacing w:after="0" w:line="240" w:lineRule="auto"/>
               <w:jc w:val="center"/>
               <w:rPr>
+                <w:rFonts w:ascii="Aptos Narrow" w:eastAsia="Times New Roman" w:hAnsi="Aptos Narrow" w:cs="Times New Roman"/>
+                <w:color w:val="000000"/>
+                <w:kern w:val="0"/>
+                <w:sz w:val="22"/>
+                <w:szCs w:val="22"/>
+                <w:lang w:eastAsia="pt-BR"/>
+                <w14:ligatures w14:val="none"/>
+              </w:rPr>
+            </w:pPr>
+            <w:r>
+              <w:rPr>
+                <w:rFonts w:ascii="Aptos Narrow" w:eastAsia="Times New Roman" w:hAnsi="Aptos Narrow" w:cs="Times New Roman"/>
+                <w:color w:val="000000"/>
+                <w:kern w:val="0"/>
+                <w:sz w:val="22"/>
+                <w:szCs w:val="22"/>
+                <w:lang w:eastAsia="pt-BR"/>
+                <w14:ligatures w14:val="none"/>
+              </w:rPr>
+              <w:t>9</w:t>
+            </w:r>
+          </w:p>
+        </w:tc>
+        <w:tc>
+          <w:tcPr>
+            <w:tcW w:w="6365" w:type="dxa"/>
+            <w:tcBorders>
+              <w:top w:val="nil"/>
+              <w:left w:val="nil"/>
+              <w:bottom w:val="single" w:sz="4" w:space="0" w:color="auto"/>
+              <w:right w:val="single" w:sz="4" w:space="0" w:color="auto"/>
+            </w:tcBorders>
+            <w:noWrap/>
+            <w:vAlign w:val="center"/>
+            <w:hideMark/>
+          </w:tcPr>
+          <w:p>
+            <w:pPr>
+              <w:spacing w:after="0" w:line="240" w:lineRule="auto"/>
+              <w:rPr>
+                <w:rFonts w:ascii="Aptos Narrow" w:eastAsia="Times New Roman" w:hAnsi="Aptos Narrow" w:cs="Times New Roman"/>
+                <w:color w:val="000000"/>
+                <w:kern w:val="0"/>
+                <w:sz w:val="22"/>
+                <w:szCs w:val="22"/>
+                <w:lang w:eastAsia="pt-BR"/>
+                <w14:ligatures w14:val="none"/>
+              </w:rPr>
+            </w:pPr>
+            <w:r>
+              <w:rPr>
+                <w:rFonts w:ascii="Aptos Narrow" w:eastAsia="Times New Roman" w:hAnsi="Aptos Narrow" w:cs="Times New Roman"/>
+                <w:color w:val="000000"/>
+                <w:kern w:val="0"/>
+                <w:sz w:val="22"/>
+                <w:szCs w:val="22"/>
+                <w:lang w:eastAsia="pt-BR"/>
+                <w14:ligatures w14:val="none"/>
+              </w:rPr>
+              <w:t>ABRAÇADEIRA METÁLICA TIPO U - 40 MM</w:t>
+            </w:r>
+          </w:p>
+        </w:tc>
+        <w:tc>
+          <w:tcPr>
+            <w:tcW w:w="850" w:type="dxa"/>
+            <w:tcBorders>
+              <w:top w:val="nil"/>
+              <w:left w:val="nil"/>
+              <w:bottom w:val="single" w:sz="4" w:space="0" w:color="auto"/>
+              <w:right w:val="single" w:sz="4" w:space="0" w:color="auto"/>
+            </w:tcBorders>
+            <w:noWrap/>
+            <w:vAlign w:val="center"/>
+            <w:hideMark/>
+          </w:tcPr>
+          <w:p>
+            <w:pPr>
+              <w:spacing w:after="0" w:line="240" w:lineRule="auto"/>
+              <w:jc w:val="center"/>
+              <w:rPr>
+                <w:rFonts w:ascii="Aptos Narrow" w:eastAsia="Times New Roman" w:hAnsi="Aptos Narrow" w:cs="Times New Roman"/>
+                <w:color w:val="000000"/>
+                <w:kern w:val="0"/>
+                <w:sz w:val="22"/>
+                <w:szCs w:val="22"/>
+                <w:lang w:eastAsia="pt-BR"/>
+                <w14:ligatures w14:val="none"/>
+              </w:rPr>
+            </w:pPr>
+            <w:r>
+              <w:rPr>
+                <w:rFonts w:ascii="Aptos Narrow" w:eastAsia="Times New Roman" w:hAnsi="Aptos Narrow" w:cs="Times New Roman"/>
+                <w:color w:val="000000"/>
+                <w:kern w:val="0"/>
+                <w:sz w:val="22"/>
+                <w:szCs w:val="22"/>
+                <w:lang w:eastAsia="pt-BR"/>
+                <w14:ligatures w14:val="none"/>
+              </w:rPr>
+              <w:t>8</w:t>
+            </w:r>
+          </w:p>
+        </w:tc>
+        <w:tc>
+          <w:tcPr>
+            <w:tcW w:w="851" w:type="dxa"/>
+            <w:tcBorders>
+              <w:top w:val="nil"/>
+              <w:left w:val="nil"/>
+              <w:bottom w:val="single" w:sz="4" w:space="0" w:color="auto"/>
+              <w:right w:val="single" w:sz="4" w:space="0" w:color="auto"/>
+            </w:tcBorders>
+            <w:noWrap/>
+            <w:vAlign w:val="center"/>
+            <w:hideMark/>
+          </w:tcPr>
+          <w:p>
+            <w:pPr>
+              <w:spacing w:after="0" w:line="240" w:lineRule="auto"/>
+              <w:jc w:val="center"/>
+              <w:rPr>
+                <w:rFonts w:ascii="Aptos Narrow" w:eastAsia="Times New Roman" w:hAnsi="Aptos Narrow" w:cs="Times New Roman"/>
+                <w:color w:val="000000"/>
+                <w:kern w:val="0"/>
+                <w:sz w:val="22"/>
+                <w:szCs w:val="22"/>
+                <w:lang w:eastAsia="pt-BR"/>
+                <w14:ligatures w14:val="none"/>
+              </w:rPr>
+            </w:pPr>
+            <w:r>
+              <w:rPr>
+                <w:rFonts w:ascii="Aptos Narrow" w:eastAsia="Times New Roman" w:hAnsi="Aptos Narrow" w:cs="Times New Roman"/>
+                <w:color w:val="000000"/>
+                <w:kern w:val="0"/>
+                <w:sz w:val="22"/>
+                <w:szCs w:val="22"/>
+                <w:lang w:eastAsia="pt-BR"/>
+                <w14:ligatures w14:val="none"/>
+              </w:rPr>
+              <w:t>UNID</w:t>
+            </w:r>
+          </w:p>
+        </w:tc>
+        <w:tc>
+          <w:tcPr>
+            <w:tcW w:w="1798" w:type="dxa"/>
+            <w:tcBorders>
+              <w:top w:val="nil"/>
+              <w:left w:val="nil"/>
+              <w:bottom w:val="single" w:sz="4" w:space="0" w:color="auto"/>
+              <w:right w:val="single" w:sz="4" w:space="0" w:color="auto"/>
+            </w:tcBorders>
+            <w:noWrap/>
+            <w:vAlign w:val="center"/>
+            <w:hideMark/>
+          </w:tcPr>
+          <w:p>
+            <w:pPr>
+              <w:spacing w:after="0" w:line="240" w:lineRule="auto"/>
+              <w:rPr>
                 <w:rFonts w:ascii="Calibri" w:eastAsia="Times New Roman" w:hAnsi="Calibri" w:cs="Calibri"/>
+                <w:color w:val="000000"/>
                 <w:kern w:val="0"/>
                 <w:sz w:val="18"/>
                 <w:szCs w:val="18"/>
@@ -2294,184 +2563,32 @@
             <w:r>
               <w:rPr>
                 <w:rFonts w:ascii="Calibri" w:eastAsia="Times New Roman" w:hAnsi="Calibri" w:cs="Calibri"/>
+                <w:color w:val="000000"/>
                 <w:kern w:val="0"/>
                 <w:sz w:val="18"/>
                 <w:szCs w:val="18"/>
                 <w:lang w:eastAsia="pt-BR"/>
                 <w14:ligatures w14:val="none"/>
               </w:rPr>
-              <w:t>10</w:t>
-            </w:r>
-          </w:p>
-        </w:tc>
-        <w:tc>
-          <w:tcPr>
-            <w:tcW w:w="4582" w:type="dxa"/>
-            <w:tcBorders>
-              <w:top w:val="single" w:sz="4" w:space="0" w:color="auto"/>
-              <w:left w:val="nil"/>
-              <w:bottom w:val="single" w:sz="4" w:space="0" w:color="auto"/>
-              <w:right w:val="single" w:sz="4" w:space="0" w:color="auto"/>
-            </w:tcBorders>
-            <w:noWrap/>
-            <w:vAlign w:val="center"/>
-            <w:hideMark/>
-          </w:tcPr>
-          <w:p>
-            <w:pPr>
-              <w:spacing w:after="0" w:line="240" w:lineRule="auto"/>
-              <w:rPr>
-                <w:rFonts w:ascii="Calibri" w:eastAsia="Times New Roman" w:hAnsi="Calibri" w:cs="Calibri"/>
-                <w:kern w:val="0"/>
-                <w:sz w:val="18"/>
-                <w:szCs w:val="18"/>
-                <w:lang w:eastAsia="pt-BR"/>
-                <w14:ligatures w14:val="none"/>
-              </w:rPr>
-            </w:pPr>
-            <w:r>
-              <w:rPr>
-                <w:rFonts w:ascii="Calibri" w:eastAsia="Times New Roman" w:hAnsi="Calibri" w:cs="Calibri"/>
-                <w:kern w:val="0"/>
-                <w:sz w:val="18"/>
-                <w:szCs w:val="18"/>
-                <w:lang w:eastAsia="pt-BR"/>
-                <w14:ligatures w14:val="none"/>
-              </w:rPr>
-              <w:t>ABRAÇADEIRA METÁLICA TIPO U – 1.1/4’’ – 40mm</w:t>
-            </w:r>
-          </w:p>
-        </w:tc>
-        <w:tc>
-          <w:tcPr>
-            <w:tcW w:w="903" w:type="dxa"/>
-            <w:tcBorders>
-              <w:top w:val="nil"/>
-              <w:left w:val="nil"/>
-              <w:bottom w:val="single" w:sz="4" w:space="0" w:color="auto"/>
-              <w:right w:val="single" w:sz="4" w:space="0" w:color="auto"/>
-            </w:tcBorders>
-            <w:noWrap/>
-            <w:vAlign w:val="center"/>
-            <w:hideMark/>
-          </w:tcPr>
-          <w:p>
-            <w:pPr>
-              <w:spacing w:after="0" w:line="240" w:lineRule="auto"/>
-              <w:jc w:val="center"/>
-              <w:rPr>
-                <w:rFonts w:ascii="Calibri" w:eastAsia="Times New Roman" w:hAnsi="Calibri" w:cs="Calibri"/>
-                <w:kern w:val="0"/>
-                <w:sz w:val="18"/>
-                <w:szCs w:val="18"/>
-                <w:lang w:eastAsia="pt-BR"/>
-                <w14:ligatures w14:val="none"/>
-              </w:rPr>
-            </w:pPr>
-            <w:r>
-              <w:rPr>
-                <w:rFonts w:ascii="Calibri" w:eastAsia="Times New Roman" w:hAnsi="Calibri" w:cs="Calibri"/>
-                <w:kern w:val="0"/>
-                <w:sz w:val="18"/>
-                <w:szCs w:val="18"/>
-                <w:lang w:eastAsia="pt-BR"/>
-                <w14:ligatures w14:val="none"/>
-              </w:rPr>
-              <w:t>11</w:t>
-            </w:r>
-          </w:p>
-        </w:tc>
-        <w:tc>
-          <w:tcPr>
-            <w:tcW w:w="903" w:type="dxa"/>
-            <w:tcBorders>
-              <w:top w:val="nil"/>
-              <w:left w:val="nil"/>
-              <w:bottom w:val="single" w:sz="4" w:space="0" w:color="auto"/>
-              <w:right w:val="single" w:sz="4" w:space="0" w:color="auto"/>
-            </w:tcBorders>
-            <w:noWrap/>
-            <w:vAlign w:val="center"/>
-            <w:hideMark/>
-          </w:tcPr>
-          <w:p>
-            <w:pPr>
-              <w:spacing w:after="0" w:line="240" w:lineRule="auto"/>
-              <w:jc w:val="center"/>
-              <w:rPr>
-                <w:rFonts w:ascii="Calibri" w:eastAsia="Times New Roman" w:hAnsi="Calibri" w:cs="Calibri"/>
-                <w:kern w:val="0"/>
-                <w:sz w:val="18"/>
-                <w:szCs w:val="18"/>
-                <w:lang w:eastAsia="pt-BR"/>
-                <w14:ligatures w14:val="none"/>
-              </w:rPr>
-            </w:pPr>
-            <w:r>
-              <w:rPr>
-                <w:rFonts w:ascii="Calibri" w:eastAsia="Times New Roman" w:hAnsi="Calibri" w:cs="Calibri"/>
-                <w:kern w:val="0"/>
-                <w:sz w:val="18"/>
-                <w:szCs w:val="18"/>
-                <w:lang w:eastAsia="pt-BR"/>
-                <w14:ligatures w14:val="none"/>
-              </w:rPr>
-              <w:t>UNID</w:t>
-            </w:r>
-          </w:p>
-        </w:tc>
-        <w:tc>
-          <w:tcPr>
-            <w:tcW w:w="3888" w:type="dxa"/>
-            <w:tcBorders>
-              <w:top w:val="single" w:sz="4" w:space="0" w:color="auto"/>
-              <w:left w:val="nil"/>
-              <w:bottom w:val="single" w:sz="4" w:space="0" w:color="auto"/>
-              <w:right w:val="single" w:sz="4" w:space="0" w:color="auto"/>
-            </w:tcBorders>
-            <w:noWrap/>
-            <w:vAlign w:val="center"/>
-            <w:hideMark/>
-          </w:tcPr>
-          <w:p>
-            <w:pPr>
-              <w:spacing w:after="0" w:line="240" w:lineRule="auto"/>
-              <w:rPr>
-                <w:rFonts w:ascii="Calibri" w:eastAsia="Times New Roman" w:hAnsi="Calibri" w:cs="Calibri"/>
-                <w:kern w:val="0"/>
-                <w:sz w:val="18"/>
-                <w:szCs w:val="18"/>
-                <w:lang w:eastAsia="pt-BR"/>
-                <w14:ligatures w14:val="none"/>
-              </w:rPr>
-            </w:pPr>
-            <w:r>
-              <w:rPr>
-                <w:rFonts w:ascii="Calibri" w:eastAsia="Times New Roman" w:hAnsi="Calibri" w:cs="Calibri"/>
-                <w:kern w:val="0"/>
-                <w:sz w:val="18"/>
-                <w:szCs w:val="18"/>
-                <w:lang w:eastAsia="pt-BR"/>
-                <w14:ligatures w14:val="none"/>
-              </w:rPr>
-              <w:t>Fixação tubulação</w:t>
+              <w:t> </w:t>
             </w:r>
           </w:p>
         </w:tc>
       </w:tr>
       <w:tr>
         <w:trPr>
-          <w:trHeight w:val="363"/>
+          <w:trHeight w:val="286"/>
         </w:trPr>
         <w:tc>
           <w:tcPr>
-            <w:tcW w:w="576" w:type="dxa"/>
+            <w:tcW w:w="860" w:type="dxa"/>
             <w:tcBorders>
               <w:top w:val="nil"/>
               <w:left w:val="single" w:sz="4" w:space="0" w:color="auto"/>
               <w:bottom w:val="single" w:sz="4" w:space="0" w:color="auto"/>
               <w:right w:val="single" w:sz="4" w:space="0" w:color="auto"/>
             </w:tcBorders>
+            <w:noWrap/>
             <w:vAlign w:val="center"/>
             <w:hideMark/>
           </w:tcPr>
@@ -2480,7 +2597,170 @@
               <w:spacing w:after="0" w:line="240" w:lineRule="auto"/>
               <w:jc w:val="center"/>
               <w:rPr>
+                <w:rFonts w:ascii="Aptos Narrow" w:eastAsia="Times New Roman" w:hAnsi="Aptos Narrow" w:cs="Times New Roman"/>
+                <w:color w:val="000000"/>
+                <w:kern w:val="0"/>
+                <w:sz w:val="22"/>
+                <w:szCs w:val="22"/>
+                <w:lang w:eastAsia="pt-BR"/>
+                <w14:ligatures w14:val="none"/>
+              </w:rPr>
+            </w:pPr>
+            <w:r>
+              <w:rPr>
+                <w:rFonts w:ascii="Aptos Narrow" w:eastAsia="Times New Roman" w:hAnsi="Aptos Narrow" w:cs="Times New Roman"/>
+                <w:color w:val="000000"/>
+                <w:kern w:val="0"/>
+                <w:sz w:val="22"/>
+                <w:szCs w:val="22"/>
+                <w:lang w:eastAsia="pt-BR"/>
+                <w14:ligatures w14:val="none"/>
+              </w:rPr>
+              <w:t>10</w:t>
+            </w:r>
+          </w:p>
+        </w:tc>
+        <w:tc>
+          <w:tcPr>
+            <w:tcW w:w="6365" w:type="dxa"/>
+            <w:tcBorders>
+              <w:top w:val="nil"/>
+              <w:left w:val="nil"/>
+              <w:bottom w:val="single" w:sz="4" w:space="0" w:color="auto"/>
+              <w:right w:val="single" w:sz="4" w:space="0" w:color="auto"/>
+            </w:tcBorders>
+            <w:noWrap/>
+            <w:vAlign w:val="center"/>
+            <w:hideMark/>
+          </w:tcPr>
+          <w:p>
+            <w:pPr>
+              <w:spacing w:after="0" w:line="240" w:lineRule="auto"/>
+              <w:rPr>
+                <w:rFonts w:ascii="Aptos Narrow" w:eastAsia="Times New Roman" w:hAnsi="Aptos Narrow" w:cs="Times New Roman"/>
+                <w:color w:val="000000"/>
+                <w:kern w:val="0"/>
+                <w:sz w:val="22"/>
+                <w:szCs w:val="22"/>
+                <w:lang w:eastAsia="pt-BR"/>
+                <w14:ligatures w14:val="none"/>
+              </w:rPr>
+            </w:pPr>
+            <w:r>
+              <w:rPr>
+                <w:rFonts w:ascii="Aptos Narrow" w:eastAsia="Times New Roman" w:hAnsi="Aptos Narrow" w:cs="Times New Roman"/>
+                <w:color w:val="000000"/>
+                <w:kern w:val="0"/>
+                <w:sz w:val="22"/>
+                <w:szCs w:val="22"/>
+                <w:lang w:eastAsia="pt-BR"/>
+                <w14:ligatures w14:val="none"/>
+              </w:rPr>
+              <w:t>LUVA LR (SOLDÁVEL P/ ROSCA) 40MM X 1.1/4</w:t>
+            </w:r>
+          </w:p>
+        </w:tc>
+        <w:tc>
+          <w:tcPr>
+            <w:tcW w:w="850" w:type="dxa"/>
+            <w:tcBorders>
+              <w:top w:val="nil"/>
+              <w:left w:val="nil"/>
+              <w:bottom w:val="single" w:sz="4" w:space="0" w:color="auto"/>
+              <w:right w:val="single" w:sz="4" w:space="0" w:color="auto"/>
+            </w:tcBorders>
+            <w:noWrap/>
+            <w:vAlign w:val="center"/>
+            <w:hideMark/>
+          </w:tcPr>
+          <w:p>
+            <w:pPr>
+              <w:spacing w:after="0" w:line="240" w:lineRule="auto"/>
+              <w:jc w:val="center"/>
+              <w:rPr>
+                <w:rFonts w:ascii="Aptos Narrow" w:eastAsia="Times New Roman" w:hAnsi="Aptos Narrow" w:cs="Times New Roman"/>
+                <w:color w:val="000000"/>
+                <w:kern w:val="0"/>
+                <w:sz w:val="22"/>
+                <w:szCs w:val="22"/>
+                <w:lang w:eastAsia="pt-BR"/>
+                <w14:ligatures w14:val="none"/>
+              </w:rPr>
+            </w:pPr>
+            <w:r>
+              <w:rPr>
+                <w:rFonts w:ascii="Aptos Narrow" w:eastAsia="Times New Roman" w:hAnsi="Aptos Narrow" w:cs="Times New Roman"/>
+                <w:color w:val="000000"/>
+                <w:kern w:val="0"/>
+                <w:sz w:val="22"/>
+                <w:szCs w:val="22"/>
+                <w:lang w:eastAsia="pt-BR"/>
+                <w14:ligatures w14:val="none"/>
+              </w:rPr>
+              <w:t>5</w:t>
+            </w:r>
+          </w:p>
+        </w:tc>
+        <w:tc>
+          <w:tcPr>
+            <w:tcW w:w="851" w:type="dxa"/>
+            <w:tcBorders>
+              <w:top w:val="nil"/>
+              <w:left w:val="nil"/>
+              <w:bottom w:val="single" w:sz="4" w:space="0" w:color="auto"/>
+              <w:right w:val="single" w:sz="4" w:space="0" w:color="auto"/>
+            </w:tcBorders>
+            <w:noWrap/>
+            <w:vAlign w:val="center"/>
+            <w:hideMark/>
+          </w:tcPr>
+          <w:p>
+            <w:pPr>
+              <w:spacing w:after="0" w:line="240" w:lineRule="auto"/>
+              <w:jc w:val="center"/>
+              <w:rPr>
+                <w:rFonts w:ascii="Aptos Narrow" w:eastAsia="Times New Roman" w:hAnsi="Aptos Narrow" w:cs="Times New Roman"/>
+                <w:color w:val="000000"/>
+                <w:kern w:val="0"/>
+                <w:sz w:val="22"/>
+                <w:szCs w:val="22"/>
+                <w:lang w:eastAsia="pt-BR"/>
+                <w14:ligatures w14:val="none"/>
+              </w:rPr>
+            </w:pPr>
+            <w:r>
+              <w:rPr>
+                <w:rFonts w:ascii="Aptos Narrow" w:eastAsia="Times New Roman" w:hAnsi="Aptos Narrow" w:cs="Times New Roman"/>
+                <w:color w:val="000000"/>
+                <w:kern w:val="0"/>
+                <w:sz w:val="22"/>
+                <w:szCs w:val="22"/>
+                <w:lang w:eastAsia="pt-BR"/>
+                <w14:ligatures w14:val="none"/>
+              </w:rPr>
+              <w:t>UNID</w:t>
+            </w:r>
+          </w:p>
+        </w:tc>
+        <w:tc>
+          <w:tcPr>
+            <w:tcW w:w="1798" w:type="dxa"/>
+            <w:tcBorders>
+              <w:top w:val="nil"/>
+              <w:left w:val="nil"/>
+              <w:bottom w:val="single" w:sz="4" w:space="0" w:color="auto"/>
+              <w:right w:val="single" w:sz="4" w:space="0" w:color="auto"/>
+            </w:tcBorders>
+            <w:noWrap/>
+            <w:vAlign w:val="center"/>
+            <w:hideMark/>
+          </w:tcPr>
+          <w:p>
+            <w:pPr>
+              <w:spacing w:after="0" w:line="240" w:lineRule="auto"/>
+              <w:rPr>
                 <w:rFonts w:ascii="Calibri" w:eastAsia="Times New Roman" w:hAnsi="Calibri" w:cs="Calibri"/>
+                <w:color w:val="000000"/>
                 <w:kern w:val="0"/>
                 <w:sz w:val="18"/>
                 <w:szCs w:val="18"/>
@@ -2491,184 +2771,32 @@
             <w:r>
               <w:rPr>
                 <w:rFonts w:ascii="Calibri" w:eastAsia="Times New Roman" w:hAnsi="Calibri" w:cs="Calibri"/>
+                <w:color w:val="000000"/>
                 <w:kern w:val="0"/>
                 <w:sz w:val="18"/>
                 <w:szCs w:val="18"/>
                 <w:lang w:eastAsia="pt-BR"/>
                 <w14:ligatures w14:val="none"/>
               </w:rPr>
-              <w:t>11</w:t>
-            </w:r>
-          </w:p>
-        </w:tc>
-        <w:tc>
-          <w:tcPr>
-            <w:tcW w:w="4582" w:type="dxa"/>
-            <w:tcBorders>
-              <w:top w:val="single" w:sz="4" w:space="0" w:color="auto"/>
-              <w:left w:val="nil"/>
-              <w:bottom w:val="single" w:sz="4" w:space="0" w:color="auto"/>
-              <w:right w:val="single" w:sz="4" w:space="0" w:color="auto"/>
-            </w:tcBorders>
-            <w:noWrap/>
-            <w:vAlign w:val="center"/>
-            <w:hideMark/>
-          </w:tcPr>
-          <w:p>
-            <w:pPr>
-              <w:spacing w:after="0" w:line="240" w:lineRule="auto"/>
-              <w:rPr>
-                <w:rFonts w:ascii="Calibri" w:eastAsia="Times New Roman" w:hAnsi="Calibri" w:cs="Calibri"/>
-                <w:kern w:val="0"/>
-                <w:sz w:val="18"/>
-                <w:szCs w:val="18"/>
-                <w:lang w:eastAsia="pt-BR"/>
-                <w14:ligatures w14:val="none"/>
-              </w:rPr>
-            </w:pPr>
-            <w:r>
-              <w:rPr>
-                <w:rFonts w:ascii="Calibri" w:eastAsia="Times New Roman" w:hAnsi="Calibri" w:cs="Calibri"/>
-                <w:kern w:val="0"/>
-                <w:sz w:val="18"/>
-                <w:szCs w:val="18"/>
-                <w:lang w:eastAsia="pt-BR"/>
-                <w14:ligatures w14:val="none"/>
-              </w:rPr>
-              <w:t>ADAPTADOR P/ ROSCA FÊMEA SOLDÁVEL 3/4"</w:t>
-            </w:r>
-          </w:p>
-        </w:tc>
-        <w:tc>
-          <w:tcPr>
-            <w:tcW w:w="903" w:type="dxa"/>
-            <w:tcBorders>
-              <w:top w:val="nil"/>
-              <w:left w:val="nil"/>
-              <w:bottom w:val="single" w:sz="4" w:space="0" w:color="auto"/>
-              <w:right w:val="single" w:sz="4" w:space="0" w:color="auto"/>
-            </w:tcBorders>
-            <w:noWrap/>
-            <w:vAlign w:val="center"/>
-            <w:hideMark/>
-          </w:tcPr>
-          <w:p>
-            <w:pPr>
-              <w:spacing w:after="0" w:line="240" w:lineRule="auto"/>
-              <w:jc w:val="center"/>
-              <w:rPr>
-                <w:rFonts w:ascii="Calibri" w:eastAsia="Times New Roman" w:hAnsi="Calibri" w:cs="Calibri"/>
-                <w:kern w:val="0"/>
-                <w:sz w:val="18"/>
-                <w:szCs w:val="18"/>
-                <w:lang w:eastAsia="pt-BR"/>
-                <w14:ligatures w14:val="none"/>
-              </w:rPr>
-            </w:pPr>
-            <w:r>
-              <w:rPr>
-                <w:rFonts w:ascii="Calibri" w:eastAsia="Times New Roman" w:hAnsi="Calibri" w:cs="Calibri"/>
-                <w:kern w:val="0"/>
-                <w:sz w:val="18"/>
-                <w:szCs w:val="18"/>
-                <w:lang w:eastAsia="pt-BR"/>
-                <w14:ligatures w14:val="none"/>
-              </w:rPr>
-              <w:t>1</w:t>
-            </w:r>
-          </w:p>
-        </w:tc>
-        <w:tc>
-          <w:tcPr>
-            <w:tcW w:w="903" w:type="dxa"/>
-            <w:tcBorders>
-              <w:top w:val="nil"/>
-              <w:left w:val="nil"/>
-              <w:bottom w:val="single" w:sz="4" w:space="0" w:color="auto"/>
-              <w:right w:val="single" w:sz="4" w:space="0" w:color="auto"/>
-            </w:tcBorders>
-            <w:noWrap/>
-            <w:vAlign w:val="center"/>
-            <w:hideMark/>
-          </w:tcPr>
-          <w:p>
-            <w:pPr>
-              <w:spacing w:after="0" w:line="240" w:lineRule="auto"/>
-              <w:jc w:val="center"/>
-              <w:rPr>
-                <w:rFonts w:ascii="Calibri" w:eastAsia="Times New Roman" w:hAnsi="Calibri" w:cs="Calibri"/>
-                <w:kern w:val="0"/>
-                <w:sz w:val="18"/>
-                <w:szCs w:val="18"/>
-                <w:lang w:eastAsia="pt-BR"/>
-                <w14:ligatures w14:val="none"/>
-              </w:rPr>
-            </w:pPr>
-            <w:r>
-              <w:rPr>
-                <w:rFonts w:ascii="Calibri" w:eastAsia="Times New Roman" w:hAnsi="Calibri" w:cs="Calibri"/>
-                <w:kern w:val="0"/>
-                <w:sz w:val="18"/>
-                <w:szCs w:val="18"/>
-                <w:lang w:eastAsia="pt-BR"/>
-                <w14:ligatures w14:val="none"/>
-              </w:rPr>
-              <w:t>UNID</w:t>
-            </w:r>
-          </w:p>
-        </w:tc>
-        <w:tc>
-          <w:tcPr>
-            <w:tcW w:w="3888" w:type="dxa"/>
-            <w:tcBorders>
-              <w:top w:val="single" w:sz="4" w:space="0" w:color="auto"/>
-              <w:left w:val="nil"/>
-              <w:bottom w:val="single" w:sz="4" w:space="0" w:color="auto"/>
-              <w:right w:val="single" w:sz="4" w:space="0" w:color="auto"/>
-            </w:tcBorders>
-            <w:noWrap/>
-            <w:vAlign w:val="center"/>
-            <w:hideMark/>
-          </w:tcPr>
-          <w:p>
-            <w:pPr>
-              <w:spacing w:after="0" w:line="240" w:lineRule="auto"/>
-              <w:rPr>
-                <w:rFonts w:ascii="Calibri" w:eastAsia="Times New Roman" w:hAnsi="Calibri" w:cs="Calibri"/>
-                <w:kern w:val="0"/>
-                <w:sz w:val="18"/>
-                <w:szCs w:val="18"/>
-                <w:lang w:eastAsia="pt-BR"/>
-                <w14:ligatures w14:val="none"/>
-              </w:rPr>
-            </w:pPr>
-            <w:r>
-              <w:rPr>
-                <w:rFonts w:ascii="Calibri" w:eastAsia="Times New Roman" w:hAnsi="Calibri" w:cs="Calibri"/>
-                <w:kern w:val="0"/>
-                <w:sz w:val="18"/>
-                <w:szCs w:val="18"/>
-                <w:lang w:eastAsia="pt-BR"/>
-                <w14:ligatures w14:val="none"/>
-              </w:rPr>
-              <w:t>Ligação (hidrômetro x mangueira)</w:t>
+              <w:t> </w:t>
             </w:r>
           </w:p>
         </w:tc>
       </w:tr>
       <w:tr>
         <w:trPr>
-          <w:trHeight w:val="363"/>
+          <w:trHeight w:val="286"/>
         </w:trPr>
         <w:tc>
           <w:tcPr>
-            <w:tcW w:w="576" w:type="dxa"/>
+            <w:tcW w:w="860" w:type="dxa"/>
             <w:tcBorders>
               <w:top w:val="nil"/>
               <w:left w:val="single" w:sz="4" w:space="0" w:color="auto"/>
               <w:bottom w:val="single" w:sz="4" w:space="0" w:color="auto"/>
               <w:right w:val="single" w:sz="4" w:space="0" w:color="auto"/>
             </w:tcBorders>
+            <w:noWrap/>
             <w:vAlign w:val="center"/>
             <w:hideMark/>
           </w:tcPr>
@@ -2677,7 +2805,170 @@
               <w:spacing w:after="0" w:line="240" w:lineRule="auto"/>
               <w:jc w:val="center"/>
               <w:rPr>
+                <w:rFonts w:ascii="Aptos Narrow" w:eastAsia="Times New Roman" w:hAnsi="Aptos Narrow" w:cs="Times New Roman"/>
+                <w:color w:val="000000"/>
+                <w:kern w:val="0"/>
+                <w:sz w:val="22"/>
+                <w:szCs w:val="22"/>
+                <w:lang w:eastAsia="pt-BR"/>
+                <w14:ligatures w14:val="none"/>
+              </w:rPr>
+            </w:pPr>
+            <w:r>
+              <w:rPr>
+                <w:rFonts w:ascii="Aptos Narrow" w:eastAsia="Times New Roman" w:hAnsi="Aptos Narrow" w:cs="Times New Roman"/>
+                <w:color w:val="000000"/>
+                <w:kern w:val="0"/>
+                <w:sz w:val="22"/>
+                <w:szCs w:val="22"/>
+                <w:lang w:eastAsia="pt-BR"/>
+                <w14:ligatures w14:val="none"/>
+              </w:rPr>
+              <w:t>11</w:t>
+            </w:r>
+          </w:p>
+        </w:tc>
+        <w:tc>
+          <w:tcPr>
+            <w:tcW w:w="6365" w:type="dxa"/>
+            <w:tcBorders>
+              <w:top w:val="nil"/>
+              <w:left w:val="nil"/>
+              <w:bottom w:val="single" w:sz="4" w:space="0" w:color="auto"/>
+              <w:right w:val="single" w:sz="4" w:space="0" w:color="auto"/>
+            </w:tcBorders>
+            <w:noWrap/>
+            <w:vAlign w:val="center"/>
+            <w:hideMark/>
+          </w:tcPr>
+          <w:p>
+            <w:pPr>
+              <w:spacing w:after="0" w:line="240" w:lineRule="auto"/>
+              <w:rPr>
+                <w:rFonts w:ascii="Aptos Narrow" w:eastAsia="Times New Roman" w:hAnsi="Aptos Narrow" w:cs="Times New Roman"/>
+                <w:color w:val="000000"/>
+                <w:kern w:val="0"/>
+                <w:sz w:val="22"/>
+                <w:szCs w:val="22"/>
+                <w:lang w:eastAsia="pt-BR"/>
+                <w14:ligatures w14:val="none"/>
+              </w:rPr>
+            </w:pPr>
+            <w:r>
+              <w:rPr>
+                <w:rFonts w:ascii="Aptos Narrow" w:eastAsia="Times New Roman" w:hAnsi="Aptos Narrow" w:cs="Times New Roman"/>
+                <w:color w:val="000000"/>
+                <w:kern w:val="0"/>
+                <w:sz w:val="22"/>
+                <w:szCs w:val="22"/>
+                <w:lang w:eastAsia="pt-BR"/>
+                <w14:ligatures w14:val="none"/>
+              </w:rPr>
+              <w:t>UNIÃO SOLDÁVEL Ø40MM</w:t>
+            </w:r>
+          </w:p>
+        </w:tc>
+        <w:tc>
+          <w:tcPr>
+            <w:tcW w:w="850" w:type="dxa"/>
+            <w:tcBorders>
+              <w:top w:val="nil"/>
+              <w:left w:val="nil"/>
+              <w:bottom w:val="single" w:sz="4" w:space="0" w:color="auto"/>
+              <w:right w:val="single" w:sz="4" w:space="0" w:color="auto"/>
+            </w:tcBorders>
+            <w:noWrap/>
+            <w:vAlign w:val="center"/>
+            <w:hideMark/>
+          </w:tcPr>
+          <w:p>
+            <w:pPr>
+              <w:spacing w:after="0" w:line="240" w:lineRule="auto"/>
+              <w:jc w:val="center"/>
+              <w:rPr>
+                <w:rFonts w:ascii="Aptos Narrow" w:eastAsia="Times New Roman" w:hAnsi="Aptos Narrow" w:cs="Times New Roman"/>
+                <w:color w:val="000000"/>
+                <w:kern w:val="0"/>
+                <w:sz w:val="22"/>
+                <w:szCs w:val="22"/>
+                <w:lang w:eastAsia="pt-BR"/>
+                <w14:ligatures w14:val="none"/>
+              </w:rPr>
+            </w:pPr>
+            <w:r>
+              <w:rPr>
+                <w:rFonts w:ascii="Aptos Narrow" w:eastAsia="Times New Roman" w:hAnsi="Aptos Narrow" w:cs="Times New Roman"/>
+                <w:color w:val="000000"/>
+                <w:kern w:val="0"/>
+                <w:sz w:val="22"/>
+                <w:szCs w:val="22"/>
+                <w:lang w:eastAsia="pt-BR"/>
+                <w14:ligatures w14:val="none"/>
+              </w:rPr>
+              <w:t>3</w:t>
+            </w:r>
+          </w:p>
+        </w:tc>
+        <w:tc>
+          <w:tcPr>
+            <w:tcW w:w="851" w:type="dxa"/>
+            <w:tcBorders>
+              <w:top w:val="nil"/>
+              <w:left w:val="nil"/>
+              <w:bottom w:val="single" w:sz="4" w:space="0" w:color="auto"/>
+              <w:right w:val="single" w:sz="4" w:space="0" w:color="auto"/>
+            </w:tcBorders>
+            <w:noWrap/>
+            <w:vAlign w:val="center"/>
+            <w:hideMark/>
+          </w:tcPr>
+          <w:p>
+            <w:pPr>
+              <w:spacing w:after="0" w:line="240" w:lineRule="auto"/>
+              <w:jc w:val="center"/>
+              <w:rPr>
+                <w:rFonts w:ascii="Aptos Narrow" w:eastAsia="Times New Roman" w:hAnsi="Aptos Narrow" w:cs="Times New Roman"/>
+                <w:color w:val="000000"/>
+                <w:kern w:val="0"/>
+                <w:sz w:val="22"/>
+                <w:szCs w:val="22"/>
+                <w:lang w:eastAsia="pt-BR"/>
+                <w14:ligatures w14:val="none"/>
+              </w:rPr>
+            </w:pPr>
+            <w:r>
+              <w:rPr>
+                <w:rFonts w:ascii="Aptos Narrow" w:eastAsia="Times New Roman" w:hAnsi="Aptos Narrow" w:cs="Times New Roman"/>
+                <w:color w:val="000000"/>
+                <w:kern w:val="0"/>
+                <w:sz w:val="22"/>
+                <w:szCs w:val="22"/>
+                <w:lang w:eastAsia="pt-BR"/>
+                <w14:ligatures w14:val="none"/>
+              </w:rPr>
+              <w:t>UNID</w:t>
+            </w:r>
+          </w:p>
+        </w:tc>
+        <w:tc>
+          <w:tcPr>
+            <w:tcW w:w="1798" w:type="dxa"/>
+            <w:tcBorders>
+              <w:top w:val="nil"/>
+              <w:left w:val="nil"/>
+              <w:bottom w:val="single" w:sz="4" w:space="0" w:color="auto"/>
+              <w:right w:val="single" w:sz="4" w:space="0" w:color="auto"/>
+            </w:tcBorders>
+            <w:noWrap/>
+            <w:vAlign w:val="center"/>
+            <w:hideMark/>
+          </w:tcPr>
+          <w:p>
+            <w:pPr>
+              <w:spacing w:after="0" w:line="240" w:lineRule="auto"/>
+              <w:rPr>
                 <w:rFonts w:ascii="Calibri" w:eastAsia="Times New Roman" w:hAnsi="Calibri" w:cs="Calibri"/>
+                <w:color w:val="000000"/>
                 <w:kern w:val="0"/>
                 <w:sz w:val="18"/>
                 <w:szCs w:val="18"/>
@@ -2688,184 +2979,32 @@
             <w:r>
               <w:rPr>
                 <w:rFonts w:ascii="Calibri" w:eastAsia="Times New Roman" w:hAnsi="Calibri" w:cs="Calibri"/>
+                <w:color w:val="000000"/>
                 <w:kern w:val="0"/>
                 <w:sz w:val="18"/>
                 <w:szCs w:val="18"/>
                 <w:lang w:eastAsia="pt-BR"/>
                 <w14:ligatures w14:val="none"/>
               </w:rPr>
-              <w:t>12</w:t>
-            </w:r>
-          </w:p>
-        </w:tc>
-        <w:tc>
-          <w:tcPr>
-            <w:tcW w:w="4582" w:type="dxa"/>
-            <w:tcBorders>
-              <w:top w:val="single" w:sz="4" w:space="0" w:color="auto"/>
-              <w:left w:val="nil"/>
-              <w:bottom w:val="single" w:sz="4" w:space="0" w:color="auto"/>
-              <w:right w:val="single" w:sz="4" w:space="0" w:color="auto"/>
-            </w:tcBorders>
-            <w:noWrap/>
-            <w:vAlign w:val="center"/>
-            <w:hideMark/>
-          </w:tcPr>
-          <w:p>
-            <w:pPr>
-              <w:spacing w:after="0" w:line="240" w:lineRule="auto"/>
-              <w:rPr>
-                <w:rFonts w:ascii="Calibri" w:eastAsia="Times New Roman" w:hAnsi="Calibri" w:cs="Calibri"/>
-                <w:kern w:val="0"/>
-                <w:sz w:val="18"/>
-                <w:szCs w:val="18"/>
-                <w:lang w:eastAsia="pt-BR"/>
-                <w14:ligatures w14:val="none"/>
-              </w:rPr>
-            </w:pPr>
-            <w:r>
-              <w:rPr>
-                <w:rFonts w:ascii="Calibri" w:eastAsia="Times New Roman" w:hAnsi="Calibri" w:cs="Calibri"/>
-                <w:kern w:val="0"/>
-                <w:sz w:val="18"/>
-                <w:szCs w:val="18"/>
-                <w:lang w:eastAsia="pt-BR"/>
-                <w14:ligatures w14:val="none"/>
-              </w:rPr>
-              <w:t>ADAPTADOR SOLDÁVEL CURTO 40MM X 1.1/2''</w:t>
-            </w:r>
-          </w:p>
-        </w:tc>
-        <w:tc>
-          <w:tcPr>
-            <w:tcW w:w="903" w:type="dxa"/>
-            <w:tcBorders>
-              <w:top w:val="nil"/>
-              <w:left w:val="nil"/>
-              <w:bottom w:val="single" w:sz="4" w:space="0" w:color="auto"/>
-              <w:right w:val="single" w:sz="4" w:space="0" w:color="auto"/>
-            </w:tcBorders>
-            <w:noWrap/>
-            <w:vAlign w:val="center"/>
-            <w:hideMark/>
-          </w:tcPr>
-          <w:p>
-            <w:pPr>
-              <w:spacing w:after="0" w:line="240" w:lineRule="auto"/>
-              <w:jc w:val="center"/>
-              <w:rPr>
-                <w:rFonts w:ascii="Calibri" w:eastAsia="Times New Roman" w:hAnsi="Calibri" w:cs="Calibri"/>
-                <w:kern w:val="0"/>
-                <w:sz w:val="18"/>
-                <w:szCs w:val="18"/>
-                <w:lang w:eastAsia="pt-BR"/>
-                <w14:ligatures w14:val="none"/>
-              </w:rPr>
-            </w:pPr>
-            <w:r>
-              <w:rPr>
-                <w:rFonts w:ascii="Calibri" w:eastAsia="Times New Roman" w:hAnsi="Calibri" w:cs="Calibri"/>
-                <w:kern w:val="0"/>
-                <w:sz w:val="18"/>
-                <w:szCs w:val="18"/>
-                <w:lang w:eastAsia="pt-BR"/>
-                <w14:ligatures w14:val="none"/>
-              </w:rPr>
-              <w:t>1</w:t>
-            </w:r>
-          </w:p>
-        </w:tc>
-        <w:tc>
-          <w:tcPr>
-            <w:tcW w:w="903" w:type="dxa"/>
-            <w:tcBorders>
-              <w:top w:val="nil"/>
-              <w:left w:val="nil"/>
-              <w:bottom w:val="single" w:sz="4" w:space="0" w:color="auto"/>
-              <w:right w:val="single" w:sz="4" w:space="0" w:color="auto"/>
-            </w:tcBorders>
-            <w:noWrap/>
-            <w:vAlign w:val="center"/>
-            <w:hideMark/>
-          </w:tcPr>
-          <w:p>
-            <w:pPr>
-              <w:spacing w:after="0" w:line="240" w:lineRule="auto"/>
-              <w:jc w:val="center"/>
-              <w:rPr>
-                <w:rFonts w:ascii="Calibri" w:eastAsia="Times New Roman" w:hAnsi="Calibri" w:cs="Calibri"/>
-                <w:kern w:val="0"/>
-                <w:sz w:val="18"/>
-                <w:szCs w:val="18"/>
-                <w:lang w:eastAsia="pt-BR"/>
-                <w14:ligatures w14:val="none"/>
-              </w:rPr>
-            </w:pPr>
-            <w:r>
-              <w:rPr>
-                <w:rFonts w:ascii="Calibri" w:eastAsia="Times New Roman" w:hAnsi="Calibri" w:cs="Calibri"/>
-                <w:kern w:val="0"/>
-                <w:sz w:val="18"/>
-                <w:szCs w:val="18"/>
-                <w:lang w:eastAsia="pt-BR"/>
-                <w14:ligatures w14:val="none"/>
-              </w:rPr>
-              <w:t>UNID</w:t>
-            </w:r>
-          </w:p>
-        </w:tc>
-        <w:tc>
-          <w:tcPr>
-            <w:tcW w:w="3888" w:type="dxa"/>
-            <w:tcBorders>
-              <w:top w:val="single" w:sz="4" w:space="0" w:color="auto"/>
-              <w:left w:val="nil"/>
-              <w:bottom w:val="single" w:sz="4" w:space="0" w:color="auto"/>
-              <w:right w:val="single" w:sz="4" w:space="0" w:color="auto"/>
-            </w:tcBorders>
-            <w:noWrap/>
-            <w:vAlign w:val="center"/>
-            <w:hideMark/>
-          </w:tcPr>
-          <w:p>
-            <w:pPr>
-              <w:spacing w:after="0" w:line="240" w:lineRule="auto"/>
-              <w:rPr>
-                <w:rFonts w:ascii="Calibri" w:eastAsia="Times New Roman" w:hAnsi="Calibri" w:cs="Calibri"/>
-                <w:kern w:val="0"/>
-                <w:sz w:val="18"/>
-                <w:szCs w:val="18"/>
-                <w:lang w:eastAsia="pt-BR"/>
-                <w14:ligatures w14:val="none"/>
-              </w:rPr>
-            </w:pPr>
-            <w:r>
-              <w:rPr>
-                <w:rFonts w:ascii="Calibri" w:eastAsia="Times New Roman" w:hAnsi="Calibri" w:cs="Calibri"/>
-                <w:kern w:val="0"/>
-                <w:sz w:val="18"/>
-                <w:szCs w:val="18"/>
-                <w:lang w:eastAsia="pt-BR"/>
-                <w14:ligatures w14:val="none"/>
-              </w:rPr>
-              <w:t>Ligação (tubo x válvula crivo)</w:t>
+              <w:t> </w:t>
             </w:r>
           </w:p>
         </w:tc>
       </w:tr>
       <w:tr>
         <w:trPr>
-          <w:trHeight w:val="363"/>
+          <w:trHeight w:val="286"/>
         </w:trPr>
         <w:tc>
           <w:tcPr>
-            <w:tcW w:w="576" w:type="dxa"/>
+            <w:tcW w:w="860" w:type="dxa"/>
             <w:tcBorders>
               <w:top w:val="nil"/>
               <w:left w:val="single" w:sz="4" w:space="0" w:color="auto"/>
               <w:bottom w:val="single" w:sz="4" w:space="0" w:color="auto"/>
               <w:right w:val="single" w:sz="4" w:space="0" w:color="auto"/>
             </w:tcBorders>
+            <w:noWrap/>
             <w:vAlign w:val="center"/>
             <w:hideMark/>
           </w:tcPr>
@@ -2874,7 +3013,170 @@
               <w:spacing w:after="0" w:line="240" w:lineRule="auto"/>
               <w:jc w:val="center"/>
               <w:rPr>
+                <w:rFonts w:ascii="Aptos Narrow" w:eastAsia="Times New Roman" w:hAnsi="Aptos Narrow" w:cs="Times New Roman"/>
+                <w:color w:val="000000"/>
+                <w:kern w:val="0"/>
+                <w:sz w:val="22"/>
+                <w:szCs w:val="22"/>
+                <w:lang w:eastAsia="pt-BR"/>
+                <w14:ligatures w14:val="none"/>
+              </w:rPr>
+            </w:pPr>
+            <w:r>
+              <w:rPr>
+                <w:rFonts w:ascii="Aptos Narrow" w:eastAsia="Times New Roman" w:hAnsi="Aptos Narrow" w:cs="Times New Roman"/>
+                <w:color w:val="000000"/>
+                <w:kern w:val="0"/>
+                <w:sz w:val="22"/>
+                <w:szCs w:val="22"/>
+                <w:lang w:eastAsia="pt-BR"/>
+                <w14:ligatures w14:val="none"/>
+              </w:rPr>
+              <w:t>12</w:t>
+            </w:r>
+          </w:p>
+        </w:tc>
+        <w:tc>
+          <w:tcPr>
+            <w:tcW w:w="6365" w:type="dxa"/>
+            <w:tcBorders>
+              <w:top w:val="nil"/>
+              <w:left w:val="nil"/>
+              <w:bottom w:val="single" w:sz="4" w:space="0" w:color="auto"/>
+              <w:right w:val="single" w:sz="4" w:space="0" w:color="auto"/>
+            </w:tcBorders>
+            <w:noWrap/>
+            <w:vAlign w:val="center"/>
+            <w:hideMark/>
+          </w:tcPr>
+          <w:p>
+            <w:pPr>
+              <w:spacing w:after="0" w:line="240" w:lineRule="auto"/>
+              <w:rPr>
+                <w:rFonts w:ascii="Aptos Narrow" w:eastAsia="Times New Roman" w:hAnsi="Aptos Narrow" w:cs="Times New Roman"/>
+                <w:color w:val="000000"/>
+                <w:kern w:val="0"/>
+                <w:sz w:val="22"/>
+                <w:szCs w:val="22"/>
+                <w:lang w:eastAsia="pt-BR"/>
+                <w14:ligatures w14:val="none"/>
+              </w:rPr>
+            </w:pPr>
+            <w:r>
+              <w:rPr>
+                <w:rFonts w:ascii="Aptos Narrow" w:eastAsia="Times New Roman" w:hAnsi="Aptos Narrow" w:cs="Times New Roman"/>
+                <w:color w:val="000000"/>
+                <w:kern w:val="0"/>
+                <w:sz w:val="22"/>
+                <w:szCs w:val="22"/>
+                <w:lang w:eastAsia="pt-BR"/>
+                <w14:ligatures w14:val="none"/>
+              </w:rPr>
+              <w:t>ADAPTADOR SOLDÁVEL CURTO 40MM X 1.1/2"</w:t>
+            </w:r>
+          </w:p>
+        </w:tc>
+        <w:tc>
+          <w:tcPr>
+            <w:tcW w:w="850" w:type="dxa"/>
+            <w:tcBorders>
+              <w:top w:val="nil"/>
+              <w:left w:val="nil"/>
+              <w:bottom w:val="single" w:sz="4" w:space="0" w:color="auto"/>
+              <w:right w:val="single" w:sz="4" w:space="0" w:color="auto"/>
+            </w:tcBorders>
+            <w:noWrap/>
+            <w:vAlign w:val="center"/>
+            <w:hideMark/>
+          </w:tcPr>
+          <w:p>
+            <w:pPr>
+              <w:spacing w:after="0" w:line="240" w:lineRule="auto"/>
+              <w:jc w:val="center"/>
+              <w:rPr>
+                <w:rFonts w:ascii="Aptos Narrow" w:eastAsia="Times New Roman" w:hAnsi="Aptos Narrow" w:cs="Times New Roman"/>
+                <w:color w:val="000000"/>
+                <w:kern w:val="0"/>
+                <w:sz w:val="22"/>
+                <w:szCs w:val="22"/>
+                <w:lang w:eastAsia="pt-BR"/>
+                <w14:ligatures w14:val="none"/>
+              </w:rPr>
+            </w:pPr>
+            <w:r>
+              <w:rPr>
+                <w:rFonts w:ascii="Aptos Narrow" w:eastAsia="Times New Roman" w:hAnsi="Aptos Narrow" w:cs="Times New Roman"/>
+                <w:color w:val="000000"/>
+                <w:kern w:val="0"/>
+                <w:sz w:val="22"/>
+                <w:szCs w:val="22"/>
+                <w:lang w:eastAsia="pt-BR"/>
+                <w14:ligatures w14:val="none"/>
+              </w:rPr>
+              <w:t>1</w:t>
+            </w:r>
+          </w:p>
+        </w:tc>
+        <w:tc>
+          <w:tcPr>
+            <w:tcW w:w="851" w:type="dxa"/>
+            <w:tcBorders>
+              <w:top w:val="nil"/>
+              <w:left w:val="nil"/>
+              <w:bottom w:val="single" w:sz="4" w:space="0" w:color="auto"/>
+              <w:right w:val="single" w:sz="4" w:space="0" w:color="auto"/>
+            </w:tcBorders>
+            <w:noWrap/>
+            <w:vAlign w:val="center"/>
+            <w:hideMark/>
+          </w:tcPr>
+          <w:p>
+            <w:pPr>
+              <w:spacing w:after="0" w:line="240" w:lineRule="auto"/>
+              <w:jc w:val="center"/>
+              <w:rPr>
+                <w:rFonts w:ascii="Aptos Narrow" w:eastAsia="Times New Roman" w:hAnsi="Aptos Narrow" w:cs="Times New Roman"/>
+                <w:color w:val="000000"/>
+                <w:kern w:val="0"/>
+                <w:sz w:val="22"/>
+                <w:szCs w:val="22"/>
+                <w:lang w:eastAsia="pt-BR"/>
+                <w14:ligatures w14:val="none"/>
+              </w:rPr>
+            </w:pPr>
+            <w:r>
+              <w:rPr>
+                <w:rFonts w:ascii="Aptos Narrow" w:eastAsia="Times New Roman" w:hAnsi="Aptos Narrow" w:cs="Times New Roman"/>
+                <w:color w:val="000000"/>
+                <w:kern w:val="0"/>
+                <w:sz w:val="22"/>
+                <w:szCs w:val="22"/>
+                <w:lang w:eastAsia="pt-BR"/>
+                <w14:ligatures w14:val="none"/>
+              </w:rPr>
+              <w:t>UNID</w:t>
+            </w:r>
+          </w:p>
+        </w:tc>
+        <w:tc>
+          <w:tcPr>
+            <w:tcW w:w="1798" w:type="dxa"/>
+            <w:tcBorders>
+              <w:top w:val="nil"/>
+              <w:left w:val="nil"/>
+              <w:bottom w:val="single" w:sz="4" w:space="0" w:color="auto"/>
+              <w:right w:val="single" w:sz="4" w:space="0" w:color="auto"/>
+            </w:tcBorders>
+            <w:noWrap/>
+            <w:vAlign w:val="center"/>
+            <w:hideMark/>
+          </w:tcPr>
+          <w:p>
+            <w:pPr>
+              <w:spacing w:after="0" w:line="240" w:lineRule="auto"/>
+              <w:rPr>
                 <w:rFonts w:ascii="Calibri" w:eastAsia="Times New Roman" w:hAnsi="Calibri" w:cs="Calibri"/>
+                <w:color w:val="000000"/>
                 <w:kern w:val="0"/>
                 <w:sz w:val="18"/>
                 <w:szCs w:val="18"/>
@@ -2885,160 +3187,7 @@
             <w:r>
               <w:rPr>
                 <w:rFonts w:ascii="Calibri" w:eastAsia="Times New Roman" w:hAnsi="Calibri" w:cs="Calibri"/>
-                <w:kern w:val="0"/>
-                <w:sz w:val="18"/>
-                <w:szCs w:val="18"/>
-                <w:lang w:eastAsia="pt-BR"/>
-                <w14:ligatures w14:val="none"/>
-              </w:rPr>
-              <w:t>13</w:t>
-            </w:r>
-          </w:p>
-        </w:tc>
-        <w:tc>
-          <w:tcPr>
-            <w:tcW w:w="4582" w:type="dxa"/>
-            <w:tcBorders>
-              <w:top w:val="single" w:sz="4" w:space="0" w:color="auto"/>
-              <w:left w:val="nil"/>
-              <w:bottom w:val="single" w:sz="4" w:space="0" w:color="auto"/>
-              <w:right w:val="single" w:sz="4" w:space="0" w:color="auto"/>
-            </w:tcBorders>
-            <w:noWrap/>
-            <w:vAlign w:val="center"/>
-            <w:hideMark/>
-          </w:tcPr>
-          <w:p>
-            <w:pPr>
-              <w:spacing w:after="0" w:line="240" w:lineRule="auto"/>
-              <w:rPr>
-                <w:rFonts w:ascii="Calibri" w:eastAsia="Times New Roman" w:hAnsi="Calibri" w:cs="Calibri"/>
-                <w:kern w:val="0"/>
-                <w:sz w:val="18"/>
-                <w:szCs w:val="18"/>
-                <w:lang w:eastAsia="pt-BR"/>
-                <w14:ligatures w14:val="none"/>
-              </w:rPr>
-            </w:pPr>
-            <w:r>
-              <w:rPr>
-                <w:rFonts w:ascii="Calibri" w:eastAsia="Times New Roman" w:hAnsi="Calibri" w:cs="Calibri"/>
-                <w:kern w:val="0"/>
-                <w:sz w:val="18"/>
-                <w:szCs w:val="18"/>
-                <w:lang w:eastAsia="pt-BR"/>
-                <w14:ligatures w14:val="none"/>
-              </w:rPr>
-              <w:t>VALVULA DE PE COM CRIVO - 40MM</w:t>
-            </w:r>
-          </w:p>
-        </w:tc>
-        <w:tc>
-          <w:tcPr>
-            <w:tcW w:w="903" w:type="dxa"/>
-            <w:tcBorders>
-              <w:top w:val="nil"/>
-              <w:left w:val="nil"/>
-              <w:bottom w:val="single" w:sz="4" w:space="0" w:color="auto"/>
-              <w:right w:val="single" w:sz="4" w:space="0" w:color="auto"/>
-            </w:tcBorders>
-            <w:noWrap/>
-            <w:vAlign w:val="center"/>
-            <w:hideMark/>
-          </w:tcPr>
-          <w:p>
-            <w:pPr>
-              <w:spacing w:after="0" w:line="240" w:lineRule="auto"/>
-              <w:jc w:val="center"/>
-              <w:rPr>
-                <w:rFonts w:ascii="Calibri" w:eastAsia="Times New Roman" w:hAnsi="Calibri" w:cs="Calibri"/>
-                <w:kern w:val="0"/>
-                <w:sz w:val="18"/>
-                <w:szCs w:val="18"/>
-                <w:lang w:eastAsia="pt-BR"/>
-                <w14:ligatures w14:val="none"/>
-              </w:rPr>
-            </w:pPr>
-            <w:r>
-              <w:rPr>
-                <w:rFonts w:ascii="Calibri" w:eastAsia="Times New Roman" w:hAnsi="Calibri" w:cs="Calibri"/>
-                <w:kern w:val="0"/>
-                <w:sz w:val="18"/>
-                <w:szCs w:val="18"/>
-                <w:lang w:eastAsia="pt-BR"/>
-                <w14:ligatures w14:val="none"/>
-              </w:rPr>
-              <w:t>1</w:t>
-            </w:r>
-          </w:p>
-        </w:tc>
-        <w:tc>
-          <w:tcPr>
-            <w:tcW w:w="903" w:type="dxa"/>
-            <w:tcBorders>
-              <w:top w:val="nil"/>
-              <w:left w:val="nil"/>
-              <w:bottom w:val="single" w:sz="4" w:space="0" w:color="auto"/>
-              <w:right w:val="single" w:sz="4" w:space="0" w:color="auto"/>
-            </w:tcBorders>
-            <w:noWrap/>
-            <w:vAlign w:val="center"/>
-            <w:hideMark/>
-          </w:tcPr>
-          <w:p>
-            <w:pPr>
-              <w:spacing w:after="0" w:line="240" w:lineRule="auto"/>
-              <w:jc w:val="center"/>
-              <w:rPr>
-                <w:rFonts w:ascii="Calibri" w:eastAsia="Times New Roman" w:hAnsi="Calibri" w:cs="Calibri"/>
-                <w:kern w:val="0"/>
-                <w:sz w:val="18"/>
-                <w:szCs w:val="18"/>
-                <w:lang w:eastAsia="pt-BR"/>
-                <w14:ligatures w14:val="none"/>
-              </w:rPr>
-            </w:pPr>
-            <w:r>
-              <w:rPr>
-                <w:rFonts w:ascii="Calibri" w:eastAsia="Times New Roman" w:hAnsi="Calibri" w:cs="Calibri"/>
-                <w:kern w:val="0"/>
-                <w:sz w:val="18"/>
-                <w:szCs w:val="18"/>
-                <w:lang w:eastAsia="pt-BR"/>
-                <w14:ligatures w14:val="none"/>
-              </w:rPr>
-              <w:t>UNID</w:t>
-            </w:r>
-          </w:p>
-        </w:tc>
-        <w:tc>
-          <w:tcPr>
-            <w:tcW w:w="3888" w:type="dxa"/>
-            <w:tcBorders>
-              <w:top w:val="single" w:sz="4" w:space="0" w:color="auto"/>
-              <w:left w:val="nil"/>
-              <w:bottom w:val="single" w:sz="4" w:space="0" w:color="auto"/>
-              <w:right w:val="single" w:sz="4" w:space="0" w:color="auto"/>
-            </w:tcBorders>
-            <w:noWrap/>
-            <w:vAlign w:val="center"/>
-            <w:hideMark/>
-          </w:tcPr>
-          <w:p>
-            <w:pPr>
-              <w:spacing w:after="0" w:line="240" w:lineRule="auto"/>
-              <w:rPr>
-                <w:rFonts w:ascii="Calibri" w:eastAsia="Times New Roman" w:hAnsi="Calibri" w:cs="Calibri"/>
-                <w:kern w:val="0"/>
-                <w:sz w:val="18"/>
-                <w:szCs w:val="18"/>
-                <w:lang w:eastAsia="pt-BR"/>
-                <w14:ligatures w14:val="none"/>
-              </w:rPr>
-            </w:pPr>
-            <w:r>
-              <w:rPr>
-                <w:rFonts w:ascii="Calibri" w:eastAsia="Times New Roman" w:hAnsi="Calibri" w:cs="Calibri"/>
+                <w:color w:val="000000"/>
                 <w:kern w:val="0"/>
                 <w:sz w:val="18"/>
                 <w:szCs w:val="18"/>
@@ -3052,17 +3201,18 @@
       </w:tr>
       <w:tr>
         <w:trPr>
-          <w:trHeight w:val="363"/>
+          <w:trHeight w:val="286"/>
         </w:trPr>
         <w:tc>
           <w:tcPr>
-            <w:tcW w:w="576" w:type="dxa"/>
+            <w:tcW w:w="860" w:type="dxa"/>
             <w:tcBorders>
               <w:top w:val="nil"/>
               <w:left w:val="single" w:sz="4" w:space="0" w:color="auto"/>
               <w:bottom w:val="single" w:sz="4" w:space="0" w:color="auto"/>
               <w:right w:val="single" w:sz="4" w:space="0" w:color="auto"/>
             </w:tcBorders>
+            <w:noWrap/>
             <w:vAlign w:val="center"/>
             <w:hideMark/>
           </w:tcPr>
@@ -3071,7 +3221,170 @@
               <w:spacing w:after="0" w:line="240" w:lineRule="auto"/>
               <w:jc w:val="center"/>
               <w:rPr>
+                <w:rFonts w:ascii="Aptos Narrow" w:eastAsia="Times New Roman" w:hAnsi="Aptos Narrow" w:cs="Times New Roman"/>
+                <w:color w:val="000000"/>
+                <w:kern w:val="0"/>
+                <w:sz w:val="22"/>
+                <w:szCs w:val="22"/>
+                <w:lang w:eastAsia="pt-BR"/>
+                <w14:ligatures w14:val="none"/>
+              </w:rPr>
+            </w:pPr>
+            <w:r>
+              <w:rPr>
+                <w:rFonts w:ascii="Aptos Narrow" w:eastAsia="Times New Roman" w:hAnsi="Aptos Narrow" w:cs="Times New Roman"/>
+                <w:color w:val="000000"/>
+                <w:kern w:val="0"/>
+                <w:sz w:val="22"/>
+                <w:szCs w:val="22"/>
+                <w:lang w:eastAsia="pt-BR"/>
+                <w14:ligatures w14:val="none"/>
+              </w:rPr>
+              <w:t>13</w:t>
+            </w:r>
+          </w:p>
+        </w:tc>
+        <w:tc>
+          <w:tcPr>
+            <w:tcW w:w="6365" w:type="dxa"/>
+            <w:tcBorders>
+              <w:top w:val="nil"/>
+              <w:left w:val="nil"/>
+              <w:bottom w:val="single" w:sz="4" w:space="0" w:color="auto"/>
+              <w:right w:val="single" w:sz="4" w:space="0" w:color="auto"/>
+            </w:tcBorders>
+            <w:noWrap/>
+            <w:vAlign w:val="center"/>
+            <w:hideMark/>
+          </w:tcPr>
+          <w:p>
+            <w:pPr>
+              <w:spacing w:after="0" w:line="240" w:lineRule="auto"/>
+              <w:rPr>
+                <w:rFonts w:ascii="Aptos Narrow" w:eastAsia="Times New Roman" w:hAnsi="Aptos Narrow" w:cs="Times New Roman"/>
+                <w:color w:val="000000"/>
+                <w:kern w:val="0"/>
+                <w:sz w:val="22"/>
+                <w:szCs w:val="22"/>
+                <w:lang w:eastAsia="pt-BR"/>
+                <w14:ligatures w14:val="none"/>
+              </w:rPr>
+            </w:pPr>
+            <w:r>
+              <w:rPr>
+                <w:rFonts w:ascii="Aptos Narrow" w:eastAsia="Times New Roman" w:hAnsi="Aptos Narrow" w:cs="Times New Roman"/>
+                <w:color w:val="000000"/>
+                <w:kern w:val="0"/>
+                <w:sz w:val="22"/>
+                <w:szCs w:val="22"/>
+                <w:lang w:eastAsia="pt-BR"/>
+                <w14:ligatures w14:val="none"/>
+              </w:rPr>
+              <w:t>VÁLVULA DE PÉ COM CRIVO - 40MM</w:t>
+            </w:r>
+          </w:p>
+        </w:tc>
+        <w:tc>
+          <w:tcPr>
+            <w:tcW w:w="850" w:type="dxa"/>
+            <w:tcBorders>
+              <w:top w:val="nil"/>
+              <w:left w:val="nil"/>
+              <w:bottom w:val="single" w:sz="4" w:space="0" w:color="auto"/>
+              <w:right w:val="single" w:sz="4" w:space="0" w:color="auto"/>
+            </w:tcBorders>
+            <w:noWrap/>
+            <w:vAlign w:val="center"/>
+            <w:hideMark/>
+          </w:tcPr>
+          <w:p>
+            <w:pPr>
+              <w:spacing w:after="0" w:line="240" w:lineRule="auto"/>
+              <w:jc w:val="center"/>
+              <w:rPr>
+                <w:rFonts w:ascii="Aptos Narrow" w:eastAsia="Times New Roman" w:hAnsi="Aptos Narrow" w:cs="Times New Roman"/>
+                <w:color w:val="000000"/>
+                <w:kern w:val="0"/>
+                <w:sz w:val="22"/>
+                <w:szCs w:val="22"/>
+                <w:lang w:eastAsia="pt-BR"/>
+                <w14:ligatures w14:val="none"/>
+              </w:rPr>
+            </w:pPr>
+            <w:r>
+              <w:rPr>
+                <w:rFonts w:ascii="Aptos Narrow" w:eastAsia="Times New Roman" w:hAnsi="Aptos Narrow" w:cs="Times New Roman"/>
+                <w:color w:val="000000"/>
+                <w:kern w:val="0"/>
+                <w:sz w:val="22"/>
+                <w:szCs w:val="22"/>
+                <w:lang w:eastAsia="pt-BR"/>
+                <w14:ligatures w14:val="none"/>
+              </w:rPr>
+              <w:t>1</w:t>
+            </w:r>
+          </w:p>
+        </w:tc>
+        <w:tc>
+          <w:tcPr>
+            <w:tcW w:w="851" w:type="dxa"/>
+            <w:tcBorders>
+              <w:top w:val="nil"/>
+              <w:left w:val="nil"/>
+              <w:bottom w:val="single" w:sz="4" w:space="0" w:color="auto"/>
+              <w:right w:val="single" w:sz="4" w:space="0" w:color="auto"/>
+            </w:tcBorders>
+            <w:noWrap/>
+            <w:vAlign w:val="center"/>
+            <w:hideMark/>
+          </w:tcPr>
+          <w:p>
+            <w:pPr>
+              <w:spacing w:after="0" w:line="240" w:lineRule="auto"/>
+              <w:jc w:val="center"/>
+              <w:rPr>
+                <w:rFonts w:ascii="Aptos Narrow" w:eastAsia="Times New Roman" w:hAnsi="Aptos Narrow" w:cs="Times New Roman"/>
+                <w:color w:val="000000"/>
+                <w:kern w:val="0"/>
+                <w:sz w:val="22"/>
+                <w:szCs w:val="22"/>
+                <w:lang w:eastAsia="pt-BR"/>
+                <w14:ligatures w14:val="none"/>
+              </w:rPr>
+            </w:pPr>
+            <w:r>
+              <w:rPr>
+                <w:rFonts w:ascii="Aptos Narrow" w:eastAsia="Times New Roman" w:hAnsi="Aptos Narrow" w:cs="Times New Roman"/>
+                <w:color w:val="000000"/>
+                <w:kern w:val="0"/>
+                <w:sz w:val="22"/>
+                <w:szCs w:val="22"/>
+                <w:lang w:eastAsia="pt-BR"/>
+                <w14:ligatures w14:val="none"/>
+              </w:rPr>
+              <w:t>UNID</w:t>
+            </w:r>
+          </w:p>
+        </w:tc>
+        <w:tc>
+          <w:tcPr>
+            <w:tcW w:w="1798" w:type="dxa"/>
+            <w:tcBorders>
+              <w:top w:val="nil"/>
+              <w:left w:val="nil"/>
+              <w:bottom w:val="single" w:sz="4" w:space="0" w:color="auto"/>
+              <w:right w:val="single" w:sz="4" w:space="0" w:color="auto"/>
+            </w:tcBorders>
+            <w:noWrap/>
+            <w:vAlign w:val="center"/>
+            <w:hideMark/>
+          </w:tcPr>
+          <w:p>
+            <w:pPr>
+              <w:spacing w:after="0" w:line="240" w:lineRule="auto"/>
+              <w:rPr>
                 <w:rFonts w:ascii="Calibri" w:eastAsia="Times New Roman" w:hAnsi="Calibri" w:cs="Calibri"/>
+                <w:color w:val="000000"/>
                 <w:kern w:val="0"/>
                 <w:sz w:val="18"/>
                 <w:szCs w:val="18"/>
@@ -3082,160 +3395,7 @@
             <w:r>
               <w:rPr>
                 <w:rFonts w:ascii="Calibri" w:eastAsia="Times New Roman" w:hAnsi="Calibri" w:cs="Calibri"/>
-                <w:kern w:val="0"/>
-                <w:sz w:val="18"/>
-                <w:szCs w:val="18"/>
-                <w:lang w:eastAsia="pt-BR"/>
-                <w14:ligatures w14:val="none"/>
-              </w:rPr>
-              <w:t>14</w:t>
-            </w:r>
-          </w:p>
-        </w:tc>
-        <w:tc>
-          <w:tcPr>
-            <w:tcW w:w="4582" w:type="dxa"/>
-            <w:tcBorders>
-              <w:top w:val="single" w:sz="4" w:space="0" w:color="auto"/>
-              <w:left w:val="nil"/>
-              <w:bottom w:val="single" w:sz="4" w:space="0" w:color="auto"/>
-              <w:right w:val="single" w:sz="4" w:space="0" w:color="auto"/>
-            </w:tcBorders>
-            <w:noWrap/>
-            <w:vAlign w:val="center"/>
-            <w:hideMark/>
-          </w:tcPr>
-          <w:p>
-            <w:pPr>
-              <w:spacing w:after="0" w:line="240" w:lineRule="auto"/>
-              <w:rPr>
-                <w:rFonts w:ascii="Calibri" w:eastAsia="Times New Roman" w:hAnsi="Calibri" w:cs="Calibri"/>
-                <w:kern w:val="0"/>
-                <w:sz w:val="18"/>
-                <w:szCs w:val="18"/>
-                <w:lang w:eastAsia="pt-BR"/>
-                <w14:ligatures w14:val="none"/>
-              </w:rPr>
-            </w:pPr>
-            <w:r>
-              <w:rPr>
-                <w:rFonts w:ascii="Calibri" w:eastAsia="Times New Roman" w:hAnsi="Calibri" w:cs="Calibri"/>
-                <w:kern w:val="0"/>
-                <w:sz w:val="18"/>
-                <w:szCs w:val="18"/>
-                <w:lang w:eastAsia="pt-BR"/>
-                <w14:ligatures w14:val="none"/>
-              </w:rPr>
-              <w:t>CANALETA DE CONCRETO 20X19X39 (CANALETA DE 20 CM)</w:t>
-            </w:r>
-          </w:p>
-        </w:tc>
-        <w:tc>
-          <w:tcPr>
-            <w:tcW w:w="903" w:type="dxa"/>
-            <w:tcBorders>
-              <w:top w:val="nil"/>
-              <w:left w:val="nil"/>
-              <w:bottom w:val="single" w:sz="4" w:space="0" w:color="auto"/>
-              <w:right w:val="single" w:sz="4" w:space="0" w:color="auto"/>
-            </w:tcBorders>
-            <w:noWrap/>
-            <w:vAlign w:val="center"/>
-            <w:hideMark/>
-          </w:tcPr>
-          <w:p>
-            <w:pPr>
-              <w:spacing w:after="0" w:line="240" w:lineRule="auto"/>
-              <w:jc w:val="center"/>
-              <w:rPr>
-                <w:rFonts w:ascii="Calibri" w:eastAsia="Times New Roman" w:hAnsi="Calibri" w:cs="Calibri"/>
-                <w:kern w:val="0"/>
-                <w:sz w:val="18"/>
-                <w:szCs w:val="18"/>
-                <w:lang w:eastAsia="pt-BR"/>
-                <w14:ligatures w14:val="none"/>
-              </w:rPr>
-            </w:pPr>
-            <w:r>
-              <w:rPr>
-                <w:rFonts w:ascii="Calibri" w:eastAsia="Times New Roman" w:hAnsi="Calibri" w:cs="Calibri"/>
-                <w:kern w:val="0"/>
-                <w:sz w:val="18"/>
-                <w:szCs w:val="18"/>
-                <w:lang w:eastAsia="pt-BR"/>
-                <w14:ligatures w14:val="none"/>
-              </w:rPr>
-              <w:t>1</w:t>
-            </w:r>
-          </w:p>
-        </w:tc>
-        <w:tc>
-          <w:tcPr>
-            <w:tcW w:w="903" w:type="dxa"/>
-            <w:tcBorders>
-              <w:top w:val="nil"/>
-              <w:left w:val="nil"/>
-              <w:bottom w:val="single" w:sz="4" w:space="0" w:color="auto"/>
-              <w:right w:val="single" w:sz="4" w:space="0" w:color="auto"/>
-            </w:tcBorders>
-            <w:noWrap/>
-            <w:vAlign w:val="center"/>
-            <w:hideMark/>
-          </w:tcPr>
-          <w:p>
-            <w:pPr>
-              <w:spacing w:after="0" w:line="240" w:lineRule="auto"/>
-              <w:jc w:val="center"/>
-              <w:rPr>
-                <w:rFonts w:ascii="Calibri" w:eastAsia="Times New Roman" w:hAnsi="Calibri" w:cs="Calibri"/>
-                <w:kern w:val="0"/>
-                <w:sz w:val="18"/>
-                <w:szCs w:val="18"/>
-                <w:lang w:eastAsia="pt-BR"/>
-                <w14:ligatures w14:val="none"/>
-              </w:rPr>
-            </w:pPr>
-            <w:r>
-              <w:rPr>
-                <w:rFonts w:ascii="Calibri" w:eastAsia="Times New Roman" w:hAnsi="Calibri" w:cs="Calibri"/>
-                <w:kern w:val="0"/>
-                <w:sz w:val="18"/>
-                <w:szCs w:val="18"/>
-                <w:lang w:eastAsia="pt-BR"/>
-                <w14:ligatures w14:val="none"/>
-              </w:rPr>
-              <w:t>UNID</w:t>
-            </w:r>
-          </w:p>
-        </w:tc>
-        <w:tc>
-          <w:tcPr>
-            <w:tcW w:w="3888" w:type="dxa"/>
-            <w:tcBorders>
-              <w:top w:val="single" w:sz="4" w:space="0" w:color="auto"/>
-              <w:left w:val="nil"/>
-              <w:bottom w:val="single" w:sz="4" w:space="0" w:color="auto"/>
-              <w:right w:val="single" w:sz="4" w:space="0" w:color="auto"/>
-            </w:tcBorders>
-            <w:noWrap/>
-            <w:vAlign w:val="center"/>
-            <w:hideMark/>
-          </w:tcPr>
-          <w:p>
-            <w:pPr>
-              <w:spacing w:after="0" w:line="240" w:lineRule="auto"/>
-              <w:rPr>
-                <w:rFonts w:ascii="Calibri" w:eastAsia="Times New Roman" w:hAnsi="Calibri" w:cs="Calibri"/>
-                <w:kern w:val="0"/>
-                <w:sz w:val="18"/>
-                <w:szCs w:val="18"/>
-                <w:lang w:eastAsia="pt-BR"/>
-                <w14:ligatures w14:val="none"/>
-              </w:rPr>
-            </w:pPr>
-            <w:r>
-              <w:rPr>
-                <w:rFonts w:ascii="Calibri" w:eastAsia="Times New Roman" w:hAnsi="Calibri" w:cs="Calibri"/>
+                <w:color w:val="000000"/>
                 <w:kern w:val="0"/>
                 <w:sz w:val="18"/>
                 <w:szCs w:val="18"/>
@@ -3249,17 +3409,18 @@
       </w:tr>
       <w:tr>
         <w:trPr>
-          <w:trHeight w:val="363"/>
+          <w:trHeight w:val="286"/>
         </w:trPr>
         <w:tc>
           <w:tcPr>
-            <w:tcW w:w="576" w:type="dxa"/>
+            <w:tcW w:w="860" w:type="dxa"/>
             <w:tcBorders>
               <w:top w:val="nil"/>
               <w:left w:val="single" w:sz="4" w:space="0" w:color="auto"/>
               <w:bottom w:val="single" w:sz="4" w:space="0" w:color="auto"/>
               <w:right w:val="single" w:sz="4" w:space="0" w:color="auto"/>
             </w:tcBorders>
+            <w:noWrap/>
             <w:vAlign w:val="center"/>
             <w:hideMark/>
           </w:tcPr>
@@ -3268,7 +3429,170 @@
               <w:spacing w:after="0" w:line="240" w:lineRule="auto"/>
               <w:jc w:val="center"/>
               <w:rPr>
+                <w:rFonts w:ascii="Aptos Narrow" w:eastAsia="Times New Roman" w:hAnsi="Aptos Narrow" w:cs="Times New Roman"/>
+                <w:color w:val="000000"/>
+                <w:kern w:val="0"/>
+                <w:sz w:val="22"/>
+                <w:szCs w:val="22"/>
+                <w:lang w:eastAsia="pt-BR"/>
+                <w14:ligatures w14:val="none"/>
+              </w:rPr>
+            </w:pPr>
+            <w:r>
+              <w:rPr>
+                <w:rFonts w:ascii="Aptos Narrow" w:eastAsia="Times New Roman" w:hAnsi="Aptos Narrow" w:cs="Times New Roman"/>
+                <w:color w:val="000000"/>
+                <w:kern w:val="0"/>
+                <w:sz w:val="22"/>
+                <w:szCs w:val="22"/>
+                <w:lang w:eastAsia="pt-BR"/>
+                <w14:ligatures w14:val="none"/>
+              </w:rPr>
+              <w:t>14</w:t>
+            </w:r>
+          </w:p>
+        </w:tc>
+        <w:tc>
+          <w:tcPr>
+            <w:tcW w:w="6365" w:type="dxa"/>
+            <w:tcBorders>
+              <w:top w:val="nil"/>
+              <w:left w:val="nil"/>
+              <w:bottom w:val="single" w:sz="4" w:space="0" w:color="auto"/>
+              <w:right w:val="single" w:sz="4" w:space="0" w:color="auto"/>
+            </w:tcBorders>
+            <w:noWrap/>
+            <w:vAlign w:val="center"/>
+            <w:hideMark/>
+          </w:tcPr>
+          <w:p>
+            <w:pPr>
+              <w:spacing w:after="0" w:line="240" w:lineRule="auto"/>
+              <w:rPr>
+                <w:rFonts w:ascii="Aptos Narrow" w:eastAsia="Times New Roman" w:hAnsi="Aptos Narrow" w:cs="Times New Roman"/>
+                <w:color w:val="000000"/>
+                <w:kern w:val="0"/>
+                <w:sz w:val="22"/>
+                <w:szCs w:val="22"/>
+                <w:lang w:eastAsia="pt-BR"/>
+                <w14:ligatures w14:val="none"/>
+              </w:rPr>
+            </w:pPr>
+            <w:r>
+              <w:rPr>
+                <w:rFonts w:ascii="Aptos Narrow" w:eastAsia="Times New Roman" w:hAnsi="Aptos Narrow" w:cs="Times New Roman"/>
+                <w:color w:val="000000"/>
+                <w:kern w:val="0"/>
+                <w:sz w:val="22"/>
+                <w:szCs w:val="22"/>
+                <w:lang w:eastAsia="pt-BR"/>
+                <w14:ligatures w14:val="none"/>
+              </w:rPr>
+              <w:t>CANALETA DE CONCRETO 14X19X39</w:t>
+            </w:r>
+          </w:p>
+        </w:tc>
+        <w:tc>
+          <w:tcPr>
+            <w:tcW w:w="850" w:type="dxa"/>
+            <w:tcBorders>
+              <w:top w:val="nil"/>
+              <w:left w:val="nil"/>
+              <w:bottom w:val="single" w:sz="4" w:space="0" w:color="auto"/>
+              <w:right w:val="single" w:sz="4" w:space="0" w:color="auto"/>
+            </w:tcBorders>
+            <w:noWrap/>
+            <w:vAlign w:val="center"/>
+            <w:hideMark/>
+          </w:tcPr>
+          <w:p>
+            <w:pPr>
+              <w:spacing w:after="0" w:line="240" w:lineRule="auto"/>
+              <w:jc w:val="center"/>
+              <w:rPr>
+                <w:rFonts w:ascii="Aptos Narrow" w:eastAsia="Times New Roman" w:hAnsi="Aptos Narrow" w:cs="Times New Roman"/>
+                <w:color w:val="000000"/>
+                <w:kern w:val="0"/>
+                <w:sz w:val="22"/>
+                <w:szCs w:val="22"/>
+                <w:lang w:eastAsia="pt-BR"/>
+                <w14:ligatures w14:val="none"/>
+              </w:rPr>
+            </w:pPr>
+            <w:r>
+              <w:rPr>
+                <w:rFonts w:ascii="Aptos Narrow" w:eastAsia="Times New Roman" w:hAnsi="Aptos Narrow" w:cs="Times New Roman"/>
+                <w:color w:val="000000"/>
+                <w:kern w:val="0"/>
+                <w:sz w:val="22"/>
+                <w:szCs w:val="22"/>
+                <w:lang w:eastAsia="pt-BR"/>
+                <w14:ligatures w14:val="none"/>
+              </w:rPr>
+              <w:t>1</w:t>
+            </w:r>
+          </w:p>
+        </w:tc>
+        <w:tc>
+          <w:tcPr>
+            <w:tcW w:w="851" w:type="dxa"/>
+            <w:tcBorders>
+              <w:top w:val="nil"/>
+              <w:left w:val="nil"/>
+              <w:bottom w:val="single" w:sz="4" w:space="0" w:color="auto"/>
+              <w:right w:val="single" w:sz="4" w:space="0" w:color="auto"/>
+            </w:tcBorders>
+            <w:noWrap/>
+            <w:vAlign w:val="center"/>
+            <w:hideMark/>
+          </w:tcPr>
+          <w:p>
+            <w:pPr>
+              <w:spacing w:after="0" w:line="240" w:lineRule="auto"/>
+              <w:jc w:val="center"/>
+              <w:rPr>
+                <w:rFonts w:ascii="Aptos Narrow" w:eastAsia="Times New Roman" w:hAnsi="Aptos Narrow" w:cs="Times New Roman"/>
+                <w:color w:val="000000"/>
+                <w:kern w:val="0"/>
+                <w:sz w:val="22"/>
+                <w:szCs w:val="22"/>
+                <w:lang w:eastAsia="pt-BR"/>
+                <w14:ligatures w14:val="none"/>
+              </w:rPr>
+            </w:pPr>
+            <w:r>
+              <w:rPr>
+                <w:rFonts w:ascii="Aptos Narrow" w:eastAsia="Times New Roman" w:hAnsi="Aptos Narrow" w:cs="Times New Roman"/>
+                <w:color w:val="000000"/>
+                <w:kern w:val="0"/>
+                <w:sz w:val="22"/>
+                <w:szCs w:val="22"/>
+                <w:lang w:eastAsia="pt-BR"/>
+                <w14:ligatures w14:val="none"/>
+              </w:rPr>
+              <w:t>M</w:t>
+            </w:r>
+          </w:p>
+        </w:tc>
+        <w:tc>
+          <w:tcPr>
+            <w:tcW w:w="1798" w:type="dxa"/>
+            <w:tcBorders>
+              <w:top w:val="nil"/>
+              <w:left w:val="nil"/>
+              <w:bottom w:val="single" w:sz="4" w:space="0" w:color="auto"/>
+              <w:right w:val="single" w:sz="4" w:space="0" w:color="auto"/>
+            </w:tcBorders>
+            <w:noWrap/>
+            <w:vAlign w:val="center"/>
+            <w:hideMark/>
+          </w:tcPr>
+          <w:p>
+            <w:pPr>
+              <w:spacing w:after="0" w:line="240" w:lineRule="auto"/>
+              <w:rPr>
                 <w:rFonts w:ascii="Calibri" w:eastAsia="Times New Roman" w:hAnsi="Calibri" w:cs="Calibri"/>
+                <w:color w:val="000000"/>
                 <w:kern w:val="0"/>
                 <w:sz w:val="18"/>
                 <w:szCs w:val="18"/>
@@ -3279,199 +3603,32 @@
             <w:r>
               <w:rPr>
                 <w:rFonts w:ascii="Calibri" w:eastAsia="Times New Roman" w:hAnsi="Calibri" w:cs="Calibri"/>
+                <w:color w:val="000000"/>
                 <w:kern w:val="0"/>
                 <w:sz w:val="18"/>
                 <w:szCs w:val="18"/>
                 <w:lang w:eastAsia="pt-BR"/>
                 <w14:ligatures w14:val="none"/>
               </w:rPr>
-              <w:t>15</w:t>
-            </w:r>
-          </w:p>
-        </w:tc>
-        <w:tc>
-          <w:tcPr>
-            <w:tcW w:w="4582" w:type="dxa"/>
-            <w:tcBorders>
-              <w:top w:val="single" w:sz="4" w:space="0" w:color="auto"/>
-              <w:left w:val="nil"/>
-              <w:bottom w:val="single" w:sz="4" w:space="0" w:color="auto"/>
-              <w:right w:val="single" w:sz="4" w:space="0" w:color="auto"/>
-            </w:tcBorders>
-            <w:noWrap/>
-            <w:vAlign w:val="center"/>
-            <w:hideMark/>
-          </w:tcPr>
-          <w:p>
-            <w:pPr>
-              <w:spacing w:after="0" w:line="240" w:lineRule="auto"/>
-              <w:rPr>
-                <w:rFonts w:ascii="Calibri" w:eastAsia="Times New Roman" w:hAnsi="Calibri" w:cs="Calibri"/>
-                <w:color w:val="000000"/>
-                <w:kern w:val="0"/>
-                <w:sz w:val="18"/>
-                <w:szCs w:val="18"/>
-                <w:lang w:eastAsia="pt-BR"/>
-                <w14:ligatures w14:val="none"/>
-              </w:rPr>
-            </w:pPr>
-            <w:r>
-              <w:rPr>
-                <w:rFonts w:ascii="Calibri" w:eastAsia="Times New Roman" w:hAnsi="Calibri" w:cs="Calibri"/>
-                <w:color w:val="000000"/>
-                <w:kern w:val="0"/>
-                <w:sz w:val="18"/>
-                <w:szCs w:val="18"/>
-                <w:lang w:eastAsia="pt-BR"/>
-                <w14:ligatures w14:val="none"/>
-              </w:rPr>
-              <w:t xml:space="preserve">CAIXA EM CONCRETO PRÉ-MOLDADO </w:t>
-            </w:r>
-            <w:r>
-              <w:rPr>
-                <w:rFonts w:ascii="Calibri" w:eastAsia="Times New Roman" w:hAnsi="Calibri" w:cs="Calibri"/>
-                <w:color w:val="000000"/>
-                <w:kern w:val="0"/>
-                <w:sz w:val="18"/>
-                <w:szCs w:val="18"/>
-                <w:lang w:eastAsia="pt-BR"/>
-                <w14:ligatures w14:val="none"/>
-              </w:rPr>
-              <w:t>30</w:t>
-            </w:r>
-            <w:r>
-              <w:rPr>
-                <w:rFonts w:ascii="Calibri" w:eastAsia="Times New Roman" w:hAnsi="Calibri" w:cs="Calibri"/>
-                <w:color w:val="000000"/>
-                <w:kern w:val="0"/>
-                <w:sz w:val="18"/>
-                <w:szCs w:val="18"/>
-                <w:lang w:eastAsia="pt-BR"/>
-                <w14:ligatures w14:val="none"/>
-              </w:rPr>
-              <w:t>X80X35CM</w:t>
-            </w:r>
-          </w:p>
-        </w:tc>
-        <w:tc>
-          <w:tcPr>
-            <w:tcW w:w="903" w:type="dxa"/>
-            <w:tcBorders>
-              <w:top w:val="nil"/>
-              <w:left w:val="nil"/>
-              <w:bottom w:val="single" w:sz="4" w:space="0" w:color="auto"/>
-              <w:right w:val="single" w:sz="4" w:space="0" w:color="auto"/>
-            </w:tcBorders>
-            <w:noWrap/>
-            <w:vAlign w:val="center"/>
-            <w:hideMark/>
-          </w:tcPr>
-          <w:p>
-            <w:pPr>
-              <w:spacing w:after="0" w:line="240" w:lineRule="auto"/>
-              <w:jc w:val="center"/>
-              <w:rPr>
-                <w:rFonts w:ascii="Calibri" w:eastAsia="Times New Roman" w:hAnsi="Calibri" w:cs="Calibri"/>
-                <w:kern w:val="0"/>
-                <w:sz w:val="18"/>
-                <w:szCs w:val="18"/>
-                <w:lang w:eastAsia="pt-BR"/>
-                <w14:ligatures w14:val="none"/>
-              </w:rPr>
-            </w:pPr>
-            <w:r>
-              <w:rPr>
-                <w:rFonts w:ascii="Calibri" w:eastAsia="Times New Roman" w:hAnsi="Calibri" w:cs="Calibri"/>
-                <w:kern w:val="0"/>
-                <w:sz w:val="18"/>
-                <w:szCs w:val="18"/>
-                <w:lang w:eastAsia="pt-BR"/>
-                <w14:ligatures w14:val="none"/>
-              </w:rPr>
-              <w:t>1</w:t>
-            </w:r>
-          </w:p>
-        </w:tc>
-        <w:tc>
-          <w:tcPr>
-            <w:tcW w:w="903" w:type="dxa"/>
-            <w:tcBorders>
-              <w:top w:val="nil"/>
-              <w:left w:val="nil"/>
-              <w:bottom w:val="single" w:sz="4" w:space="0" w:color="auto"/>
-              <w:right w:val="single" w:sz="4" w:space="0" w:color="auto"/>
-            </w:tcBorders>
-            <w:noWrap/>
-            <w:vAlign w:val="center"/>
-            <w:hideMark/>
-          </w:tcPr>
-          <w:p>
-            <w:pPr>
-              <w:spacing w:after="0" w:line="240" w:lineRule="auto"/>
-              <w:jc w:val="center"/>
-              <w:rPr>
-                <w:rFonts w:ascii="Calibri" w:eastAsia="Times New Roman" w:hAnsi="Calibri" w:cs="Calibri"/>
-                <w:kern w:val="0"/>
-                <w:sz w:val="18"/>
-                <w:szCs w:val="18"/>
-                <w:lang w:eastAsia="pt-BR"/>
-                <w14:ligatures w14:val="none"/>
-              </w:rPr>
-            </w:pPr>
-            <w:r>
-              <w:rPr>
-                <w:rFonts w:ascii="Calibri" w:eastAsia="Times New Roman" w:hAnsi="Calibri" w:cs="Calibri"/>
-                <w:kern w:val="0"/>
-                <w:sz w:val="18"/>
-                <w:szCs w:val="18"/>
-                <w:lang w:eastAsia="pt-BR"/>
-                <w14:ligatures w14:val="none"/>
-              </w:rPr>
-              <w:t>UNID</w:t>
-            </w:r>
-          </w:p>
-        </w:tc>
-        <w:tc>
-          <w:tcPr>
-            <w:tcW w:w="3888" w:type="dxa"/>
-            <w:tcBorders>
-              <w:top w:val="single" w:sz="4" w:space="0" w:color="auto"/>
-              <w:left w:val="nil"/>
-              <w:bottom w:val="single" w:sz="4" w:space="0" w:color="auto"/>
-              <w:right w:val="single" w:sz="4" w:space="0" w:color="auto"/>
-            </w:tcBorders>
-            <w:noWrap/>
-            <w:vAlign w:val="center"/>
-            <w:hideMark/>
-          </w:tcPr>
-          <w:p>
-            <w:pPr>
-              <w:spacing w:after="0" w:line="240" w:lineRule="auto"/>
-              <w:rPr>
-                <w:rFonts w:ascii="Calibri" w:eastAsia="Times New Roman" w:hAnsi="Calibri" w:cs="Calibri"/>
-                <w:kern w:val="0"/>
-                <w:sz w:val="18"/>
-                <w:szCs w:val="18"/>
-                <w:lang w:eastAsia="pt-BR"/>
-                <w14:ligatures w14:val="none"/>
-              </w:rPr>
-            </w:pPr>
+              <w:t> </w:t>
+            </w:r>
           </w:p>
         </w:tc>
       </w:tr>
       <w:tr>
         <w:trPr>
-          <w:trHeight w:val="363"/>
+          <w:trHeight w:val="286"/>
         </w:trPr>
         <w:tc>
           <w:tcPr>
-            <w:tcW w:w="576" w:type="dxa"/>
+            <w:tcW w:w="860" w:type="dxa"/>
             <w:tcBorders>
               <w:top w:val="nil"/>
               <w:left w:val="single" w:sz="4" w:space="0" w:color="auto"/>
               <w:bottom w:val="single" w:sz="4" w:space="0" w:color="auto"/>
               <w:right w:val="single" w:sz="4" w:space="0" w:color="auto"/>
             </w:tcBorders>
+            <w:noWrap/>
             <w:vAlign w:val="center"/>
             <w:hideMark/>
           </w:tcPr>
@@ -3480,7 +3637,170 @@
               <w:spacing w:after="0" w:line="240" w:lineRule="auto"/>
               <w:jc w:val="center"/>
               <w:rPr>
+                <w:rFonts w:ascii="Aptos Narrow" w:eastAsia="Times New Roman" w:hAnsi="Aptos Narrow" w:cs="Times New Roman"/>
+                <w:color w:val="000000"/>
+                <w:kern w:val="0"/>
+                <w:sz w:val="22"/>
+                <w:szCs w:val="22"/>
+                <w:lang w:eastAsia="pt-BR"/>
+                <w14:ligatures w14:val="none"/>
+              </w:rPr>
+            </w:pPr>
+            <w:r>
+              <w:rPr>
+                <w:rFonts w:ascii="Aptos Narrow" w:eastAsia="Times New Roman" w:hAnsi="Aptos Narrow" w:cs="Times New Roman"/>
+                <w:color w:val="000000"/>
+                <w:kern w:val="0"/>
+                <w:sz w:val="22"/>
+                <w:szCs w:val="22"/>
+                <w:lang w:eastAsia="pt-BR"/>
+                <w14:ligatures w14:val="none"/>
+              </w:rPr>
+              <w:t>15</w:t>
+            </w:r>
+          </w:p>
+        </w:tc>
+        <w:tc>
+          <w:tcPr>
+            <w:tcW w:w="6365" w:type="dxa"/>
+            <w:tcBorders>
+              <w:top w:val="nil"/>
+              <w:left w:val="nil"/>
+              <w:bottom w:val="single" w:sz="4" w:space="0" w:color="auto"/>
+              <w:right w:val="single" w:sz="4" w:space="0" w:color="auto"/>
+            </w:tcBorders>
+            <w:noWrap/>
+            <w:vAlign w:val="center"/>
+            <w:hideMark/>
+          </w:tcPr>
+          <w:p>
+            <w:pPr>
+              <w:spacing w:after="0" w:line="240" w:lineRule="auto"/>
+              <w:rPr>
+                <w:rFonts w:ascii="Aptos Narrow" w:eastAsia="Times New Roman" w:hAnsi="Aptos Narrow" w:cs="Times New Roman"/>
+                <w:color w:val="000000"/>
+                <w:kern w:val="0"/>
+                <w:sz w:val="22"/>
+                <w:szCs w:val="22"/>
+                <w:lang w:eastAsia="pt-BR"/>
+                <w14:ligatures w14:val="none"/>
+              </w:rPr>
+            </w:pPr>
+            <w:r>
+              <w:rPr>
+                <w:rFonts w:ascii="Aptos Narrow" w:eastAsia="Times New Roman" w:hAnsi="Aptos Narrow" w:cs="Times New Roman"/>
+                <w:color w:val="000000"/>
+                <w:kern w:val="0"/>
+                <w:sz w:val="22"/>
+                <w:szCs w:val="22"/>
+                <w:lang w:eastAsia="pt-BR"/>
+                <w14:ligatures w14:val="none"/>
+              </w:rPr>
+              <w:t>CAIXA EM CONCRETO PRÉ-MOLDADO 50X80X35CM</w:t>
+            </w:r>
+          </w:p>
+        </w:tc>
+        <w:tc>
+          <w:tcPr>
+            <w:tcW w:w="850" w:type="dxa"/>
+            <w:tcBorders>
+              <w:top w:val="nil"/>
+              <w:left w:val="nil"/>
+              <w:bottom w:val="single" w:sz="4" w:space="0" w:color="auto"/>
+              <w:right w:val="single" w:sz="4" w:space="0" w:color="auto"/>
+            </w:tcBorders>
+            <w:noWrap/>
+            <w:vAlign w:val="center"/>
+            <w:hideMark/>
+          </w:tcPr>
+          <w:p>
+            <w:pPr>
+              <w:spacing w:after="0" w:line="240" w:lineRule="auto"/>
+              <w:jc w:val="center"/>
+              <w:rPr>
+                <w:rFonts w:ascii="Aptos Narrow" w:eastAsia="Times New Roman" w:hAnsi="Aptos Narrow" w:cs="Times New Roman"/>
+                <w:color w:val="000000"/>
+                <w:kern w:val="0"/>
+                <w:sz w:val="22"/>
+                <w:szCs w:val="22"/>
+                <w:lang w:eastAsia="pt-BR"/>
+                <w14:ligatures w14:val="none"/>
+              </w:rPr>
+            </w:pPr>
+            <w:r>
+              <w:rPr>
+                <w:rFonts w:ascii="Aptos Narrow" w:eastAsia="Times New Roman" w:hAnsi="Aptos Narrow" w:cs="Times New Roman"/>
+                <w:color w:val="000000"/>
+                <w:kern w:val="0"/>
+                <w:sz w:val="22"/>
+                <w:szCs w:val="22"/>
+                <w:lang w:eastAsia="pt-BR"/>
+                <w14:ligatures w14:val="none"/>
+              </w:rPr>
+              <w:t>1</w:t>
+            </w:r>
+          </w:p>
+        </w:tc>
+        <w:tc>
+          <w:tcPr>
+            <w:tcW w:w="851" w:type="dxa"/>
+            <w:tcBorders>
+              <w:top w:val="nil"/>
+              <w:left w:val="nil"/>
+              <w:bottom w:val="single" w:sz="4" w:space="0" w:color="auto"/>
+              <w:right w:val="single" w:sz="4" w:space="0" w:color="auto"/>
+            </w:tcBorders>
+            <w:noWrap/>
+            <w:vAlign w:val="center"/>
+            <w:hideMark/>
+          </w:tcPr>
+          <w:p>
+            <w:pPr>
+              <w:spacing w:after="0" w:line="240" w:lineRule="auto"/>
+              <w:jc w:val="center"/>
+              <w:rPr>
+                <w:rFonts w:ascii="Aptos Narrow" w:eastAsia="Times New Roman" w:hAnsi="Aptos Narrow" w:cs="Times New Roman"/>
+                <w:color w:val="000000"/>
+                <w:kern w:val="0"/>
+                <w:sz w:val="22"/>
+                <w:szCs w:val="22"/>
+                <w:lang w:eastAsia="pt-BR"/>
+                <w14:ligatures w14:val="none"/>
+              </w:rPr>
+            </w:pPr>
+            <w:r>
+              <w:rPr>
+                <w:rFonts w:ascii="Aptos Narrow" w:eastAsia="Times New Roman" w:hAnsi="Aptos Narrow" w:cs="Times New Roman"/>
+                <w:color w:val="000000"/>
+                <w:kern w:val="0"/>
+                <w:sz w:val="22"/>
+                <w:szCs w:val="22"/>
+                <w:lang w:eastAsia="pt-BR"/>
+                <w14:ligatures w14:val="none"/>
+              </w:rPr>
+              <w:t>UNID</w:t>
+            </w:r>
+          </w:p>
+        </w:tc>
+        <w:tc>
+          <w:tcPr>
+            <w:tcW w:w="1798" w:type="dxa"/>
+            <w:tcBorders>
+              <w:top w:val="nil"/>
+              <w:left w:val="nil"/>
+              <w:bottom w:val="single" w:sz="4" w:space="0" w:color="auto"/>
+              <w:right w:val="single" w:sz="4" w:space="0" w:color="auto"/>
+            </w:tcBorders>
+            <w:noWrap/>
+            <w:vAlign w:val="center"/>
+            <w:hideMark/>
+          </w:tcPr>
+          <w:p>
+            <w:pPr>
+              <w:spacing w:after="0" w:line="240" w:lineRule="auto"/>
+              <w:rPr>
                 <w:rFonts w:ascii="Calibri" w:eastAsia="Times New Roman" w:hAnsi="Calibri" w:cs="Calibri"/>
+                <w:color w:val="000000"/>
                 <w:kern w:val="0"/>
                 <w:sz w:val="18"/>
                 <w:szCs w:val="18"/>
@@ -3491,162 +3811,7 @@
             <w:r>
               <w:rPr>
                 <w:rFonts w:ascii="Calibri" w:eastAsia="Times New Roman" w:hAnsi="Calibri" w:cs="Calibri"/>
-                <w:kern w:val="0"/>
-                <w:sz w:val="18"/>
-                <w:szCs w:val="18"/>
-                <w:lang w:eastAsia="pt-BR"/>
-                <w14:ligatures w14:val="none"/>
-              </w:rPr>
-              <w:t>16</w:t>
-            </w:r>
-          </w:p>
-        </w:tc>
-        <w:tc>
-          <w:tcPr>
-            <w:tcW w:w="4582" w:type="dxa"/>
-            <w:tcBorders>
-              <w:top w:val="single" w:sz="4" w:space="0" w:color="auto"/>
-              <w:left w:val="nil"/>
-              <w:bottom w:val="single" w:sz="4" w:space="0" w:color="auto"/>
-              <w:right w:val="single" w:sz="4" w:space="0" w:color="000000"/>
-            </w:tcBorders>
-            <w:noWrap/>
-            <w:vAlign w:val="center"/>
-            <w:hideMark/>
-          </w:tcPr>
-          <w:p>
-            <w:pPr>
-              <w:spacing w:after="0" w:line="240" w:lineRule="auto"/>
-              <w:rPr>
-                <w:rFonts w:ascii="Calibri" w:eastAsia="Times New Roman" w:hAnsi="Calibri" w:cs="Calibri"/>
-                <w:color w:val="000000"/>
-                <w:kern w:val="0"/>
-                <w:sz w:val="18"/>
-                <w:szCs w:val="18"/>
-                <w:lang w:eastAsia="pt-BR"/>
-                <w14:ligatures w14:val="none"/>
-              </w:rPr>
-            </w:pPr>
-            <w:r>
-              <w:rPr>
-                <w:rFonts w:ascii="Calibri" w:eastAsia="Times New Roman" w:hAnsi="Calibri" w:cs="Calibri"/>
-                <w:color w:val="000000"/>
-                <w:kern w:val="0"/>
-                <w:sz w:val="18"/>
-                <w:szCs w:val="18"/>
-                <w:lang w:eastAsia="pt-BR"/>
-                <w14:ligatures w14:val="none"/>
-              </w:rPr>
-              <w:t>BUCHA COM ABA ANEL - S8</w:t>
-            </w:r>
-          </w:p>
-        </w:tc>
-        <w:tc>
-          <w:tcPr>
-            <w:tcW w:w="903" w:type="dxa"/>
-            <w:tcBorders>
-              <w:top w:val="nil"/>
-              <w:left w:val="nil"/>
-              <w:bottom w:val="single" w:sz="4" w:space="0" w:color="auto"/>
-              <w:right w:val="single" w:sz="4" w:space="0" w:color="auto"/>
-            </w:tcBorders>
-            <w:noWrap/>
-            <w:vAlign w:val="center"/>
-            <w:hideMark/>
-          </w:tcPr>
-          <w:p>
-            <w:pPr>
-              <w:spacing w:after="0" w:line="240" w:lineRule="auto"/>
-              <w:jc w:val="center"/>
-              <w:rPr>
-                <w:rFonts w:ascii="Calibri" w:eastAsia="Times New Roman" w:hAnsi="Calibri" w:cs="Calibri"/>
-                <w:kern w:val="0"/>
-                <w:sz w:val="18"/>
-                <w:szCs w:val="18"/>
-                <w:lang w:eastAsia="pt-BR"/>
-                <w14:ligatures w14:val="none"/>
-              </w:rPr>
-            </w:pPr>
-            <w:r>
-              <w:rPr>
-                <w:rFonts w:ascii="Calibri" w:eastAsia="Times New Roman" w:hAnsi="Calibri" w:cs="Calibri"/>
-                <w:kern w:val="0"/>
-                <w:sz w:val="18"/>
-                <w:szCs w:val="18"/>
-                <w:lang w:eastAsia="pt-BR"/>
-                <w14:ligatures w14:val="none"/>
-              </w:rPr>
-              <w:t>22</w:t>
-            </w:r>
-          </w:p>
-        </w:tc>
-        <w:tc>
-          <w:tcPr>
-            <w:tcW w:w="903" w:type="dxa"/>
-            <w:tcBorders>
-              <w:top w:val="nil"/>
-              <w:left w:val="nil"/>
-              <w:bottom w:val="single" w:sz="4" w:space="0" w:color="auto"/>
-              <w:right w:val="single" w:sz="4" w:space="0" w:color="auto"/>
-            </w:tcBorders>
-            <w:noWrap/>
-            <w:vAlign w:val="center"/>
-            <w:hideMark/>
-          </w:tcPr>
-          <w:p>
-            <w:pPr>
-              <w:spacing w:after="0" w:line="240" w:lineRule="auto"/>
-              <w:jc w:val="center"/>
-              <w:rPr>
-                <w:rFonts w:ascii="Calibri" w:eastAsia="Times New Roman" w:hAnsi="Calibri" w:cs="Calibri"/>
-                <w:kern w:val="0"/>
-                <w:sz w:val="18"/>
-                <w:szCs w:val="18"/>
-                <w:lang w:eastAsia="pt-BR"/>
-                <w14:ligatures w14:val="none"/>
-              </w:rPr>
-            </w:pPr>
-            <w:r>
-              <w:rPr>
-                <w:rFonts w:ascii="Calibri" w:eastAsia="Times New Roman" w:hAnsi="Calibri" w:cs="Calibri"/>
-                <w:kern w:val="0"/>
-                <w:sz w:val="18"/>
-                <w:szCs w:val="18"/>
-                <w:lang w:eastAsia="pt-BR"/>
-                <w14:ligatures w14:val="none"/>
-              </w:rPr>
-              <w:t>UNID</w:t>
-            </w:r>
-          </w:p>
-        </w:tc>
-        <w:tc>
-          <w:tcPr>
-            <w:tcW w:w="3888" w:type="dxa"/>
-            <w:tcBorders>
-              <w:top w:val="single" w:sz="4" w:space="0" w:color="auto"/>
-              <w:left w:val="nil"/>
-              <w:bottom w:val="single" w:sz="4" w:space="0" w:color="auto"/>
-              <w:right w:val="single" w:sz="4" w:space="0" w:color="auto"/>
-            </w:tcBorders>
-            <w:noWrap/>
-            <w:vAlign w:val="center"/>
-            <w:hideMark/>
-          </w:tcPr>
-          <w:p>
-            <w:pPr>
-              <w:spacing w:after="0" w:line="240" w:lineRule="auto"/>
-              <w:rPr>
-                <w:rFonts w:ascii="Calibri" w:eastAsia="Times New Roman" w:hAnsi="Calibri" w:cs="Calibri"/>
-                <w:kern w:val="0"/>
-                <w:sz w:val="18"/>
-                <w:szCs w:val="18"/>
-                <w:lang w:eastAsia="pt-BR"/>
-                <w14:ligatures w14:val="none"/>
-              </w:rPr>
-            </w:pPr>
-            <w:r>
-              <w:rPr>
-                <w:rFonts w:ascii="Calibri" w:eastAsia="Times New Roman" w:hAnsi="Calibri" w:cs="Calibri"/>
+                <w:color w:val="000000"/>
                 <w:kern w:val="0"/>
                 <w:sz w:val="18"/>
                 <w:szCs w:val="18"/>
@@ -3660,17 +3825,18 @@
       </w:tr>
       <w:tr>
         <w:trPr>
-          <w:trHeight w:val="363"/>
+          <w:trHeight w:val="286"/>
         </w:trPr>
         <w:tc>
           <w:tcPr>
-            <w:tcW w:w="576" w:type="dxa"/>
+            <w:tcW w:w="860" w:type="dxa"/>
             <w:tcBorders>
               <w:top w:val="nil"/>
               <w:left w:val="single" w:sz="4" w:space="0" w:color="auto"/>
               <w:bottom w:val="single" w:sz="4" w:space="0" w:color="auto"/>
               <w:right w:val="single" w:sz="4" w:space="0" w:color="auto"/>
             </w:tcBorders>
+            <w:noWrap/>
             <w:vAlign w:val="center"/>
             <w:hideMark/>
           </w:tcPr>
@@ -3679,7 +3845,170 @@
               <w:spacing w:after="0" w:line="240" w:lineRule="auto"/>
               <w:jc w:val="center"/>
               <w:rPr>
+                <w:rFonts w:ascii="Aptos Narrow" w:eastAsia="Times New Roman" w:hAnsi="Aptos Narrow" w:cs="Times New Roman"/>
+                <w:color w:val="000000"/>
+                <w:kern w:val="0"/>
+                <w:sz w:val="22"/>
+                <w:szCs w:val="22"/>
+                <w:lang w:eastAsia="pt-BR"/>
+                <w14:ligatures w14:val="none"/>
+              </w:rPr>
+            </w:pPr>
+            <w:r>
+              <w:rPr>
+                <w:rFonts w:ascii="Aptos Narrow" w:eastAsia="Times New Roman" w:hAnsi="Aptos Narrow" w:cs="Times New Roman"/>
+                <w:color w:val="000000"/>
+                <w:kern w:val="0"/>
+                <w:sz w:val="22"/>
+                <w:szCs w:val="22"/>
+                <w:lang w:eastAsia="pt-BR"/>
+                <w14:ligatures w14:val="none"/>
+              </w:rPr>
+              <w:t>16</w:t>
+            </w:r>
+          </w:p>
+        </w:tc>
+        <w:tc>
+          <w:tcPr>
+            <w:tcW w:w="6365" w:type="dxa"/>
+            <w:tcBorders>
+              <w:top w:val="nil"/>
+              <w:left w:val="nil"/>
+              <w:bottom w:val="single" w:sz="4" w:space="0" w:color="auto"/>
+              <w:right w:val="single" w:sz="4" w:space="0" w:color="auto"/>
+            </w:tcBorders>
+            <w:noWrap/>
+            <w:vAlign w:val="center"/>
+            <w:hideMark/>
+          </w:tcPr>
+          <w:p>
+            <w:pPr>
+              <w:spacing w:after="0" w:line="240" w:lineRule="auto"/>
+              <w:rPr>
+                <w:rFonts w:ascii="Aptos Narrow" w:eastAsia="Times New Roman" w:hAnsi="Aptos Narrow" w:cs="Times New Roman"/>
+                <w:color w:val="000000"/>
+                <w:kern w:val="0"/>
+                <w:sz w:val="22"/>
+                <w:szCs w:val="22"/>
+                <w:lang w:eastAsia="pt-BR"/>
+                <w14:ligatures w14:val="none"/>
+              </w:rPr>
+            </w:pPr>
+            <w:r>
+              <w:rPr>
+                <w:rFonts w:ascii="Aptos Narrow" w:eastAsia="Times New Roman" w:hAnsi="Aptos Narrow" w:cs="Times New Roman"/>
+                <w:color w:val="000000"/>
+                <w:kern w:val="0"/>
+                <w:sz w:val="22"/>
+                <w:szCs w:val="22"/>
+                <w:lang w:eastAsia="pt-BR"/>
+                <w14:ligatures w14:val="none"/>
+              </w:rPr>
+              <w:t>BUCHA COM ABA ANEL - S8</w:t>
+            </w:r>
+          </w:p>
+        </w:tc>
+        <w:tc>
+          <w:tcPr>
+            <w:tcW w:w="850" w:type="dxa"/>
+            <w:tcBorders>
+              <w:top w:val="nil"/>
+              <w:left w:val="nil"/>
+              <w:bottom w:val="single" w:sz="4" w:space="0" w:color="auto"/>
+              <w:right w:val="single" w:sz="4" w:space="0" w:color="auto"/>
+            </w:tcBorders>
+            <w:noWrap/>
+            <w:vAlign w:val="center"/>
+            <w:hideMark/>
+          </w:tcPr>
+          <w:p>
+            <w:pPr>
+              <w:spacing w:after="0" w:line="240" w:lineRule="auto"/>
+              <w:jc w:val="center"/>
+              <w:rPr>
+                <w:rFonts w:ascii="Aptos Narrow" w:eastAsia="Times New Roman" w:hAnsi="Aptos Narrow" w:cs="Times New Roman"/>
+                <w:color w:val="000000"/>
+                <w:kern w:val="0"/>
+                <w:sz w:val="22"/>
+                <w:szCs w:val="22"/>
+                <w:lang w:eastAsia="pt-BR"/>
+                <w14:ligatures w14:val="none"/>
+              </w:rPr>
+            </w:pPr>
+            <w:r>
+              <w:rPr>
+                <w:rFonts w:ascii="Aptos Narrow" w:eastAsia="Times New Roman" w:hAnsi="Aptos Narrow" w:cs="Times New Roman"/>
+                <w:color w:val="000000"/>
+                <w:kern w:val="0"/>
+                <w:sz w:val="22"/>
+                <w:szCs w:val="22"/>
+                <w:lang w:eastAsia="pt-BR"/>
+                <w14:ligatures w14:val="none"/>
+              </w:rPr>
+              <w:t>8</w:t>
+            </w:r>
+          </w:p>
+        </w:tc>
+        <w:tc>
+          <w:tcPr>
+            <w:tcW w:w="851" w:type="dxa"/>
+            <w:tcBorders>
+              <w:top w:val="nil"/>
+              <w:left w:val="nil"/>
+              <w:bottom w:val="single" w:sz="4" w:space="0" w:color="auto"/>
+              <w:right w:val="single" w:sz="4" w:space="0" w:color="auto"/>
+            </w:tcBorders>
+            <w:noWrap/>
+            <w:vAlign w:val="center"/>
+            <w:hideMark/>
+          </w:tcPr>
+          <w:p>
+            <w:pPr>
+              <w:spacing w:after="0" w:line="240" w:lineRule="auto"/>
+              <w:jc w:val="center"/>
+              <w:rPr>
+                <w:rFonts w:ascii="Aptos Narrow" w:eastAsia="Times New Roman" w:hAnsi="Aptos Narrow" w:cs="Times New Roman"/>
+                <w:color w:val="000000"/>
+                <w:kern w:val="0"/>
+                <w:sz w:val="22"/>
+                <w:szCs w:val="22"/>
+                <w:lang w:eastAsia="pt-BR"/>
+                <w14:ligatures w14:val="none"/>
+              </w:rPr>
+            </w:pPr>
+            <w:r>
+              <w:rPr>
+                <w:rFonts w:ascii="Aptos Narrow" w:eastAsia="Times New Roman" w:hAnsi="Aptos Narrow" w:cs="Times New Roman"/>
+                <w:color w:val="000000"/>
+                <w:kern w:val="0"/>
+                <w:sz w:val="22"/>
+                <w:szCs w:val="22"/>
+                <w:lang w:eastAsia="pt-BR"/>
+                <w14:ligatures w14:val="none"/>
+              </w:rPr>
+              <w:t>UNID</w:t>
+            </w:r>
+          </w:p>
+        </w:tc>
+        <w:tc>
+          <w:tcPr>
+            <w:tcW w:w="1798" w:type="dxa"/>
+            <w:tcBorders>
+              <w:top w:val="nil"/>
+              <w:left w:val="nil"/>
+              <w:bottom w:val="single" w:sz="4" w:space="0" w:color="auto"/>
+              <w:right w:val="single" w:sz="4" w:space="0" w:color="auto"/>
+            </w:tcBorders>
+            <w:noWrap/>
+            <w:vAlign w:val="center"/>
+            <w:hideMark/>
+          </w:tcPr>
+          <w:p>
+            <w:pPr>
+              <w:spacing w:after="0" w:line="240" w:lineRule="auto"/>
+              <w:rPr>
                 <w:rFonts w:ascii="Calibri" w:eastAsia="Times New Roman" w:hAnsi="Calibri" w:cs="Calibri"/>
+                <w:color w:val="000000"/>
                 <w:kern w:val="0"/>
                 <w:sz w:val="18"/>
                 <w:szCs w:val="18"/>
@@ -3690,162 +4019,7 @@
             <w:r>
               <w:rPr>
                 <w:rFonts w:ascii="Calibri" w:eastAsia="Times New Roman" w:hAnsi="Calibri" w:cs="Calibri"/>
-                <w:kern w:val="0"/>
-                <w:sz w:val="18"/>
-                <w:szCs w:val="18"/>
-                <w:lang w:eastAsia="pt-BR"/>
-                <w14:ligatures w14:val="none"/>
-              </w:rPr>
-              <w:t>17</w:t>
-            </w:r>
-          </w:p>
-        </w:tc>
-        <w:tc>
-          <w:tcPr>
-            <w:tcW w:w="4582" w:type="dxa"/>
-            <w:tcBorders>
-              <w:top w:val="single" w:sz="4" w:space="0" w:color="auto"/>
-              <w:left w:val="nil"/>
-              <w:bottom w:val="single" w:sz="4" w:space="0" w:color="auto"/>
-              <w:right w:val="single" w:sz="4" w:space="0" w:color="000000"/>
-            </w:tcBorders>
-            <w:noWrap/>
-            <w:vAlign w:val="center"/>
-            <w:hideMark/>
-          </w:tcPr>
-          <w:p>
-            <w:pPr>
-              <w:spacing w:after="0" w:line="240" w:lineRule="auto"/>
-              <w:rPr>
-                <w:rFonts w:ascii="Calibri" w:eastAsia="Times New Roman" w:hAnsi="Calibri" w:cs="Calibri"/>
-                <w:color w:val="000000"/>
-                <w:kern w:val="0"/>
-                <w:sz w:val="18"/>
-                <w:szCs w:val="18"/>
-                <w:lang w:eastAsia="pt-BR"/>
-                <w14:ligatures w14:val="none"/>
-              </w:rPr>
-            </w:pPr>
-            <w:r>
-              <w:rPr>
-                <w:rFonts w:ascii="Calibri" w:eastAsia="Times New Roman" w:hAnsi="Calibri" w:cs="Calibri"/>
-                <w:color w:val="000000"/>
-                <w:kern w:val="0"/>
-                <w:sz w:val="18"/>
-                <w:szCs w:val="18"/>
-                <w:lang w:eastAsia="pt-BR"/>
-                <w14:ligatures w14:val="none"/>
-              </w:rPr>
-              <w:t>PARAFUSO 5X40</w:t>
-            </w:r>
-          </w:p>
-        </w:tc>
-        <w:tc>
-          <w:tcPr>
-            <w:tcW w:w="903" w:type="dxa"/>
-            <w:tcBorders>
-              <w:top w:val="nil"/>
-              <w:left w:val="nil"/>
-              <w:bottom w:val="single" w:sz="4" w:space="0" w:color="auto"/>
-              <w:right w:val="single" w:sz="4" w:space="0" w:color="auto"/>
-            </w:tcBorders>
-            <w:noWrap/>
-            <w:vAlign w:val="center"/>
-            <w:hideMark/>
-          </w:tcPr>
-          <w:p>
-            <w:pPr>
-              <w:spacing w:after="0" w:line="240" w:lineRule="auto"/>
-              <w:jc w:val="center"/>
-              <w:rPr>
-                <w:rFonts w:ascii="Calibri" w:eastAsia="Times New Roman" w:hAnsi="Calibri" w:cs="Calibri"/>
-                <w:kern w:val="0"/>
-                <w:sz w:val="18"/>
-                <w:szCs w:val="18"/>
-                <w:lang w:eastAsia="pt-BR"/>
-                <w14:ligatures w14:val="none"/>
-              </w:rPr>
-            </w:pPr>
-            <w:r>
-              <w:rPr>
-                <w:rFonts w:ascii="Calibri" w:eastAsia="Times New Roman" w:hAnsi="Calibri" w:cs="Calibri"/>
-                <w:kern w:val="0"/>
-                <w:sz w:val="18"/>
-                <w:szCs w:val="18"/>
-                <w:lang w:eastAsia="pt-BR"/>
-                <w14:ligatures w14:val="none"/>
-              </w:rPr>
-              <w:t>22</w:t>
-            </w:r>
-          </w:p>
-        </w:tc>
-        <w:tc>
-          <w:tcPr>
-            <w:tcW w:w="903" w:type="dxa"/>
-            <w:tcBorders>
-              <w:top w:val="nil"/>
-              <w:left w:val="nil"/>
-              <w:bottom w:val="single" w:sz="4" w:space="0" w:color="auto"/>
-              <w:right w:val="single" w:sz="4" w:space="0" w:color="auto"/>
-            </w:tcBorders>
-            <w:noWrap/>
-            <w:vAlign w:val="center"/>
-            <w:hideMark/>
-          </w:tcPr>
-          <w:p>
-            <w:pPr>
-              <w:spacing w:after="0" w:line="240" w:lineRule="auto"/>
-              <w:jc w:val="center"/>
-              <w:rPr>
-                <w:rFonts w:ascii="Calibri" w:eastAsia="Times New Roman" w:hAnsi="Calibri" w:cs="Calibri"/>
-                <w:kern w:val="0"/>
-                <w:sz w:val="18"/>
-                <w:szCs w:val="18"/>
-                <w:lang w:eastAsia="pt-BR"/>
-                <w14:ligatures w14:val="none"/>
-              </w:rPr>
-            </w:pPr>
-            <w:r>
-              <w:rPr>
-                <w:rFonts w:ascii="Calibri" w:eastAsia="Times New Roman" w:hAnsi="Calibri" w:cs="Calibri"/>
-                <w:kern w:val="0"/>
-                <w:sz w:val="18"/>
-                <w:szCs w:val="18"/>
-                <w:lang w:eastAsia="pt-BR"/>
-                <w14:ligatures w14:val="none"/>
-              </w:rPr>
-              <w:t>UNID</w:t>
-            </w:r>
-          </w:p>
-        </w:tc>
-        <w:tc>
-          <w:tcPr>
-            <w:tcW w:w="3888" w:type="dxa"/>
-            <w:tcBorders>
-              <w:top w:val="single" w:sz="4" w:space="0" w:color="auto"/>
-              <w:left w:val="nil"/>
-              <w:bottom w:val="single" w:sz="4" w:space="0" w:color="auto"/>
-              <w:right w:val="single" w:sz="4" w:space="0" w:color="auto"/>
-            </w:tcBorders>
-            <w:noWrap/>
-            <w:vAlign w:val="center"/>
-            <w:hideMark/>
-          </w:tcPr>
-          <w:p>
-            <w:pPr>
-              <w:spacing w:after="0" w:line="240" w:lineRule="auto"/>
-              <w:rPr>
-                <w:rFonts w:ascii="Calibri" w:eastAsia="Times New Roman" w:hAnsi="Calibri" w:cs="Calibri"/>
-                <w:kern w:val="0"/>
-                <w:sz w:val="18"/>
-                <w:szCs w:val="18"/>
-                <w:lang w:eastAsia="pt-BR"/>
-                <w14:ligatures w14:val="none"/>
-              </w:rPr>
-            </w:pPr>
-            <w:r>
-              <w:rPr>
-                <w:rFonts w:ascii="Calibri" w:eastAsia="Times New Roman" w:hAnsi="Calibri" w:cs="Calibri"/>
+                <w:color w:val="000000"/>
                 <w:kern w:val="0"/>
                 <w:sz w:val="18"/>
                 <w:szCs w:val="18"/>
@@ -3859,17 +4033,18 @@
       </w:tr>
       <w:tr>
         <w:trPr>
-          <w:trHeight w:val="363"/>
+          <w:trHeight w:val="286"/>
         </w:trPr>
         <w:tc>
           <w:tcPr>
-            <w:tcW w:w="576" w:type="dxa"/>
-            <w:tcBorders>
-              <w:top w:val="single" w:sz="4" w:space="0" w:color="auto"/>
+            <w:tcW w:w="860" w:type="dxa"/>
+            <w:tcBorders>
+              <w:top w:val="nil"/>
               <w:left w:val="single" w:sz="4" w:space="0" w:color="auto"/>
               <w:bottom w:val="single" w:sz="4" w:space="0" w:color="auto"/>
               <w:right w:val="single" w:sz="4" w:space="0" w:color="auto"/>
             </w:tcBorders>
+            <w:noWrap/>
             <w:vAlign w:val="center"/>
             <w:hideMark/>
           </w:tcPr>
@@ -3878,7 +4053,170 @@
               <w:spacing w:after="0" w:line="240" w:lineRule="auto"/>
               <w:jc w:val="center"/>
               <w:rPr>
+                <w:rFonts w:ascii="Aptos Narrow" w:eastAsia="Times New Roman" w:hAnsi="Aptos Narrow" w:cs="Times New Roman"/>
+                <w:color w:val="000000"/>
+                <w:kern w:val="0"/>
+                <w:sz w:val="22"/>
+                <w:szCs w:val="22"/>
+                <w:lang w:eastAsia="pt-BR"/>
+                <w14:ligatures w14:val="none"/>
+              </w:rPr>
+            </w:pPr>
+            <w:r>
+              <w:rPr>
+                <w:rFonts w:ascii="Aptos Narrow" w:eastAsia="Times New Roman" w:hAnsi="Aptos Narrow" w:cs="Times New Roman"/>
+                <w:color w:val="000000"/>
+                <w:kern w:val="0"/>
+                <w:sz w:val="22"/>
+                <w:szCs w:val="22"/>
+                <w:lang w:eastAsia="pt-BR"/>
+                <w14:ligatures w14:val="none"/>
+              </w:rPr>
+              <w:t>17</w:t>
+            </w:r>
+          </w:p>
+        </w:tc>
+        <w:tc>
+          <w:tcPr>
+            <w:tcW w:w="6365" w:type="dxa"/>
+            <w:tcBorders>
+              <w:top w:val="nil"/>
+              <w:left w:val="nil"/>
+              <w:bottom w:val="single" w:sz="4" w:space="0" w:color="auto"/>
+              <w:right w:val="single" w:sz="4" w:space="0" w:color="auto"/>
+            </w:tcBorders>
+            <w:noWrap/>
+            <w:vAlign w:val="center"/>
+            <w:hideMark/>
+          </w:tcPr>
+          <w:p>
+            <w:pPr>
+              <w:spacing w:after="0" w:line="240" w:lineRule="auto"/>
+              <w:rPr>
+                <w:rFonts w:ascii="Aptos Narrow" w:eastAsia="Times New Roman" w:hAnsi="Aptos Narrow" w:cs="Times New Roman"/>
+                <w:color w:val="000000"/>
+                <w:kern w:val="0"/>
+                <w:sz w:val="22"/>
+                <w:szCs w:val="22"/>
+                <w:lang w:eastAsia="pt-BR"/>
+                <w14:ligatures w14:val="none"/>
+              </w:rPr>
+            </w:pPr>
+            <w:r>
+              <w:rPr>
+                <w:rFonts w:ascii="Aptos Narrow" w:eastAsia="Times New Roman" w:hAnsi="Aptos Narrow" w:cs="Times New Roman"/>
+                <w:color w:val="000000"/>
+                <w:kern w:val="0"/>
+                <w:sz w:val="22"/>
+                <w:szCs w:val="22"/>
+                <w:lang w:eastAsia="pt-BR"/>
+                <w14:ligatures w14:val="none"/>
+              </w:rPr>
+              <w:t>PARAFUSO 5X40</w:t>
+            </w:r>
+          </w:p>
+        </w:tc>
+        <w:tc>
+          <w:tcPr>
+            <w:tcW w:w="850" w:type="dxa"/>
+            <w:tcBorders>
+              <w:top w:val="nil"/>
+              <w:left w:val="nil"/>
+              <w:bottom w:val="single" w:sz="4" w:space="0" w:color="auto"/>
+              <w:right w:val="single" w:sz="4" w:space="0" w:color="auto"/>
+            </w:tcBorders>
+            <w:noWrap/>
+            <w:vAlign w:val="center"/>
+            <w:hideMark/>
+          </w:tcPr>
+          <w:p>
+            <w:pPr>
+              <w:spacing w:after="0" w:line="240" w:lineRule="auto"/>
+              <w:jc w:val="center"/>
+              <w:rPr>
+                <w:rFonts w:ascii="Aptos Narrow" w:eastAsia="Times New Roman" w:hAnsi="Aptos Narrow" w:cs="Times New Roman"/>
+                <w:color w:val="000000"/>
+                <w:kern w:val="0"/>
+                <w:sz w:val="22"/>
+                <w:szCs w:val="22"/>
+                <w:lang w:eastAsia="pt-BR"/>
+                <w14:ligatures w14:val="none"/>
+              </w:rPr>
+            </w:pPr>
+            <w:r>
+              <w:rPr>
+                <w:rFonts w:ascii="Aptos Narrow" w:eastAsia="Times New Roman" w:hAnsi="Aptos Narrow" w:cs="Times New Roman"/>
+                <w:color w:val="000000"/>
+                <w:kern w:val="0"/>
+                <w:sz w:val="22"/>
+                <w:szCs w:val="22"/>
+                <w:lang w:eastAsia="pt-BR"/>
+                <w14:ligatures w14:val="none"/>
+              </w:rPr>
+              <w:t>8</w:t>
+            </w:r>
+          </w:p>
+        </w:tc>
+        <w:tc>
+          <w:tcPr>
+            <w:tcW w:w="851" w:type="dxa"/>
+            <w:tcBorders>
+              <w:top w:val="nil"/>
+              <w:left w:val="nil"/>
+              <w:bottom w:val="single" w:sz="4" w:space="0" w:color="auto"/>
+              <w:right w:val="single" w:sz="4" w:space="0" w:color="auto"/>
+            </w:tcBorders>
+            <w:noWrap/>
+            <w:vAlign w:val="center"/>
+            <w:hideMark/>
+          </w:tcPr>
+          <w:p>
+            <w:pPr>
+              <w:spacing w:after="0" w:line="240" w:lineRule="auto"/>
+              <w:jc w:val="center"/>
+              <w:rPr>
+                <w:rFonts w:ascii="Aptos Narrow" w:eastAsia="Times New Roman" w:hAnsi="Aptos Narrow" w:cs="Times New Roman"/>
+                <w:color w:val="000000"/>
+                <w:kern w:val="0"/>
+                <w:sz w:val="22"/>
+                <w:szCs w:val="22"/>
+                <w:lang w:eastAsia="pt-BR"/>
+                <w14:ligatures w14:val="none"/>
+              </w:rPr>
+            </w:pPr>
+            <w:r>
+              <w:rPr>
+                <w:rFonts w:ascii="Aptos Narrow" w:eastAsia="Times New Roman" w:hAnsi="Aptos Narrow" w:cs="Times New Roman"/>
+                <w:color w:val="000000"/>
+                <w:kern w:val="0"/>
+                <w:sz w:val="22"/>
+                <w:szCs w:val="22"/>
+                <w:lang w:eastAsia="pt-BR"/>
+                <w14:ligatures w14:val="none"/>
+              </w:rPr>
+              <w:t>UNID</w:t>
+            </w:r>
+          </w:p>
+        </w:tc>
+        <w:tc>
+          <w:tcPr>
+            <w:tcW w:w="1798" w:type="dxa"/>
+            <w:tcBorders>
+              <w:top w:val="nil"/>
+              <w:left w:val="nil"/>
+              <w:bottom w:val="single" w:sz="4" w:space="0" w:color="auto"/>
+              <w:right w:val="single" w:sz="4" w:space="0" w:color="auto"/>
+            </w:tcBorders>
+            <w:noWrap/>
+            <w:vAlign w:val="center"/>
+            <w:hideMark/>
+          </w:tcPr>
+          <w:p>
+            <w:pPr>
+              <w:spacing w:after="0" w:line="240" w:lineRule="auto"/>
+              <w:rPr>
                 <w:rFonts w:ascii="Calibri" w:eastAsia="Times New Roman" w:hAnsi="Calibri" w:cs="Calibri"/>
+                <w:color w:val="000000"/>
                 <w:kern w:val="0"/>
                 <w:sz w:val="18"/>
                 <w:szCs w:val="18"/>
@@ -3889,163 +4227,7 @@
             <w:r>
               <w:rPr>
                 <w:rFonts w:ascii="Calibri" w:eastAsia="Times New Roman" w:hAnsi="Calibri" w:cs="Calibri"/>
-                <w:kern w:val="0"/>
-                <w:sz w:val="18"/>
-                <w:szCs w:val="18"/>
-                <w:lang w:eastAsia="pt-BR"/>
-                <w14:ligatures w14:val="none"/>
-              </w:rPr>
-              <w:lastRenderedPageBreak/>
-              <w:t>18</w:t>
-            </w:r>
-          </w:p>
-        </w:tc>
-        <w:tc>
-          <w:tcPr>
-            <w:tcW w:w="4582" w:type="dxa"/>
-            <w:tcBorders>
-              <w:top w:val="single" w:sz="4" w:space="0" w:color="auto"/>
-              <w:left w:val="single" w:sz="4" w:space="0" w:color="auto"/>
-              <w:bottom w:val="single" w:sz="4" w:space="0" w:color="auto"/>
-              <w:right w:val="single" w:sz="4" w:space="0" w:color="auto"/>
-            </w:tcBorders>
-            <w:noWrap/>
-            <w:vAlign w:val="center"/>
-            <w:hideMark/>
-          </w:tcPr>
-          <w:p>
-            <w:pPr>
-              <w:spacing w:after="0" w:line="240" w:lineRule="auto"/>
-              <w:rPr>
-                <w:rFonts w:ascii="Calibri" w:eastAsia="Times New Roman" w:hAnsi="Calibri" w:cs="Calibri"/>
-                <w:color w:val="000000"/>
-                <w:kern w:val="0"/>
-                <w:sz w:val="18"/>
-                <w:szCs w:val="18"/>
-                <w:lang w:eastAsia="pt-BR"/>
-                <w14:ligatures w14:val="none"/>
-              </w:rPr>
-            </w:pPr>
-            <w:r>
-              <w:rPr>
-                <w:rFonts w:ascii="Calibri" w:eastAsia="Times New Roman" w:hAnsi="Calibri" w:cs="Calibri"/>
-                <w:color w:val="000000"/>
-                <w:kern w:val="0"/>
-                <w:sz w:val="18"/>
-                <w:szCs w:val="18"/>
-                <w:lang w:eastAsia="pt-BR"/>
-                <w14:ligatures w14:val="none"/>
-              </w:rPr>
-              <w:t>ADESIVO PLÁSTICO PARA TUOS DE PVC</w:t>
-            </w:r>
-          </w:p>
-        </w:tc>
-        <w:tc>
-          <w:tcPr>
-            <w:tcW w:w="903" w:type="dxa"/>
-            <w:tcBorders>
-              <w:top w:val="single" w:sz="4" w:space="0" w:color="auto"/>
-              <w:left w:val="single" w:sz="4" w:space="0" w:color="auto"/>
-              <w:bottom w:val="single" w:sz="4" w:space="0" w:color="auto"/>
-              <w:right w:val="single" w:sz="4" w:space="0" w:color="auto"/>
-            </w:tcBorders>
-            <w:noWrap/>
-            <w:vAlign w:val="center"/>
-            <w:hideMark/>
-          </w:tcPr>
-          <w:p>
-            <w:pPr>
-              <w:spacing w:after="0" w:line="240" w:lineRule="auto"/>
-              <w:jc w:val="center"/>
-              <w:rPr>
-                <w:rFonts w:ascii="Calibri" w:eastAsia="Times New Roman" w:hAnsi="Calibri" w:cs="Calibri"/>
-                <w:kern w:val="0"/>
-                <w:sz w:val="18"/>
-                <w:szCs w:val="18"/>
-                <w:lang w:eastAsia="pt-BR"/>
-                <w14:ligatures w14:val="none"/>
-              </w:rPr>
-            </w:pPr>
-            <w:r>
-              <w:rPr>
-                <w:rFonts w:ascii="Calibri" w:eastAsia="Times New Roman" w:hAnsi="Calibri" w:cs="Calibri"/>
-                <w:kern w:val="0"/>
-                <w:sz w:val="18"/>
-                <w:szCs w:val="18"/>
-                <w:lang w:eastAsia="pt-BR"/>
-                <w14:ligatures w14:val="none"/>
-              </w:rPr>
-              <w:t>1</w:t>
-            </w:r>
-          </w:p>
-        </w:tc>
-        <w:tc>
-          <w:tcPr>
-            <w:tcW w:w="903" w:type="dxa"/>
-            <w:tcBorders>
-              <w:top w:val="single" w:sz="4" w:space="0" w:color="auto"/>
-              <w:left w:val="single" w:sz="4" w:space="0" w:color="auto"/>
-              <w:bottom w:val="single" w:sz="4" w:space="0" w:color="auto"/>
-              <w:right w:val="single" w:sz="4" w:space="0" w:color="auto"/>
-            </w:tcBorders>
-            <w:noWrap/>
-            <w:vAlign w:val="center"/>
-            <w:hideMark/>
-          </w:tcPr>
-          <w:p>
-            <w:pPr>
-              <w:spacing w:after="0" w:line="240" w:lineRule="auto"/>
-              <w:jc w:val="center"/>
-              <w:rPr>
-                <w:rFonts w:ascii="Calibri" w:eastAsia="Times New Roman" w:hAnsi="Calibri" w:cs="Calibri"/>
-                <w:kern w:val="0"/>
-                <w:sz w:val="18"/>
-                <w:szCs w:val="18"/>
-                <w:lang w:eastAsia="pt-BR"/>
-                <w14:ligatures w14:val="none"/>
-              </w:rPr>
-            </w:pPr>
-            <w:r>
-              <w:rPr>
-                <w:rFonts w:ascii="Calibri" w:eastAsia="Times New Roman" w:hAnsi="Calibri" w:cs="Calibri"/>
-                <w:kern w:val="0"/>
-                <w:sz w:val="18"/>
-                <w:szCs w:val="18"/>
-                <w:lang w:eastAsia="pt-BR"/>
-                <w14:ligatures w14:val="none"/>
-              </w:rPr>
-              <w:t>UNID</w:t>
-            </w:r>
-          </w:p>
-        </w:tc>
-        <w:tc>
-          <w:tcPr>
-            <w:tcW w:w="3888" w:type="dxa"/>
-            <w:tcBorders>
-              <w:top w:val="single" w:sz="4" w:space="0" w:color="auto"/>
-              <w:left w:val="single" w:sz="4" w:space="0" w:color="auto"/>
-              <w:bottom w:val="single" w:sz="4" w:space="0" w:color="auto"/>
-              <w:right w:val="single" w:sz="4" w:space="0" w:color="auto"/>
-            </w:tcBorders>
-            <w:noWrap/>
-            <w:vAlign w:val="center"/>
-            <w:hideMark/>
-          </w:tcPr>
-          <w:p>
-            <w:pPr>
-              <w:spacing w:after="0" w:line="240" w:lineRule="auto"/>
-              <w:rPr>
-                <w:rFonts w:ascii="Calibri" w:eastAsia="Times New Roman" w:hAnsi="Calibri" w:cs="Calibri"/>
-                <w:kern w:val="0"/>
-                <w:sz w:val="18"/>
-                <w:szCs w:val="18"/>
-                <w:lang w:eastAsia="pt-BR"/>
-                <w14:ligatures w14:val="none"/>
-              </w:rPr>
-            </w:pPr>
-            <w:r>
-              <w:rPr>
-                <w:rFonts w:ascii="Calibri" w:eastAsia="Times New Roman" w:hAnsi="Calibri" w:cs="Calibri"/>
+                <w:color w:val="000000"/>
                 <w:kern w:val="0"/>
                 <w:sz w:val="18"/>
                 <w:szCs w:val="18"/>
@@ -4059,17 +4241,18 @@
       </w:tr>
       <w:tr>
         <w:trPr>
-          <w:trHeight w:val="363"/>
+          <w:trHeight w:val="286"/>
         </w:trPr>
         <w:tc>
           <w:tcPr>
-            <w:tcW w:w="576" w:type="dxa"/>
-            <w:tcBorders>
-              <w:top w:val="single" w:sz="4" w:space="0" w:color="auto"/>
+            <w:tcW w:w="860" w:type="dxa"/>
+            <w:tcBorders>
+              <w:top w:val="nil"/>
               <w:left w:val="single" w:sz="4" w:space="0" w:color="auto"/>
               <w:bottom w:val="single" w:sz="4" w:space="0" w:color="auto"/>
               <w:right w:val="single" w:sz="4" w:space="0" w:color="auto"/>
             </w:tcBorders>
+            <w:noWrap/>
             <w:vAlign w:val="center"/>
             <w:hideMark/>
           </w:tcPr>
@@ -4078,7 +4261,170 @@
               <w:spacing w:after="0" w:line="240" w:lineRule="auto"/>
               <w:jc w:val="center"/>
               <w:rPr>
+                <w:rFonts w:ascii="Aptos Narrow" w:eastAsia="Times New Roman" w:hAnsi="Aptos Narrow" w:cs="Times New Roman"/>
+                <w:color w:val="000000"/>
+                <w:kern w:val="0"/>
+                <w:sz w:val="22"/>
+                <w:szCs w:val="22"/>
+                <w:lang w:eastAsia="pt-BR"/>
+                <w14:ligatures w14:val="none"/>
+              </w:rPr>
+            </w:pPr>
+            <w:r>
+              <w:rPr>
+                <w:rFonts w:ascii="Aptos Narrow" w:eastAsia="Times New Roman" w:hAnsi="Aptos Narrow" w:cs="Times New Roman"/>
+                <w:color w:val="000000"/>
+                <w:kern w:val="0"/>
+                <w:sz w:val="22"/>
+                <w:szCs w:val="22"/>
+                <w:lang w:eastAsia="pt-BR"/>
+                <w14:ligatures w14:val="none"/>
+              </w:rPr>
+              <w:t>18</w:t>
+            </w:r>
+          </w:p>
+        </w:tc>
+        <w:tc>
+          <w:tcPr>
+            <w:tcW w:w="6365" w:type="dxa"/>
+            <w:tcBorders>
+              <w:top w:val="nil"/>
+              <w:left w:val="nil"/>
+              <w:bottom w:val="single" w:sz="4" w:space="0" w:color="auto"/>
+              <w:right w:val="single" w:sz="4" w:space="0" w:color="auto"/>
+            </w:tcBorders>
+            <w:noWrap/>
+            <w:vAlign w:val="center"/>
+            <w:hideMark/>
+          </w:tcPr>
+          <w:p>
+            <w:pPr>
+              <w:spacing w:after="0" w:line="240" w:lineRule="auto"/>
+              <w:rPr>
+                <w:rFonts w:ascii="Aptos Narrow" w:eastAsia="Times New Roman" w:hAnsi="Aptos Narrow" w:cs="Times New Roman"/>
+                <w:color w:val="000000"/>
+                <w:kern w:val="0"/>
+                <w:sz w:val="22"/>
+                <w:szCs w:val="22"/>
+                <w:lang w:eastAsia="pt-BR"/>
+                <w14:ligatures w14:val="none"/>
+              </w:rPr>
+            </w:pPr>
+            <w:r>
+              <w:rPr>
+                <w:rFonts w:ascii="Aptos Narrow" w:eastAsia="Times New Roman" w:hAnsi="Aptos Narrow" w:cs="Times New Roman"/>
+                <w:color w:val="000000"/>
+                <w:kern w:val="0"/>
+                <w:sz w:val="22"/>
+                <w:szCs w:val="22"/>
+                <w:lang w:eastAsia="pt-BR"/>
+                <w14:ligatures w14:val="none"/>
+              </w:rPr>
+              <w:t>ADESIVO PLÁSTICO PARA TUBOS DE PVC</w:t>
+            </w:r>
+          </w:p>
+        </w:tc>
+        <w:tc>
+          <w:tcPr>
+            <w:tcW w:w="850" w:type="dxa"/>
+            <w:tcBorders>
+              <w:top w:val="nil"/>
+              <w:left w:val="nil"/>
+              <w:bottom w:val="single" w:sz="4" w:space="0" w:color="auto"/>
+              <w:right w:val="single" w:sz="4" w:space="0" w:color="auto"/>
+            </w:tcBorders>
+            <w:noWrap/>
+            <w:vAlign w:val="center"/>
+            <w:hideMark/>
+          </w:tcPr>
+          <w:p>
+            <w:pPr>
+              <w:spacing w:after="0" w:line="240" w:lineRule="auto"/>
+              <w:jc w:val="center"/>
+              <w:rPr>
+                <w:rFonts w:ascii="Aptos Narrow" w:eastAsia="Times New Roman" w:hAnsi="Aptos Narrow" w:cs="Times New Roman"/>
+                <w:color w:val="000000"/>
+                <w:kern w:val="0"/>
+                <w:sz w:val="22"/>
+                <w:szCs w:val="22"/>
+                <w:lang w:eastAsia="pt-BR"/>
+                <w14:ligatures w14:val="none"/>
+              </w:rPr>
+            </w:pPr>
+            <w:r>
+              <w:rPr>
+                <w:rFonts w:ascii="Aptos Narrow" w:eastAsia="Times New Roman" w:hAnsi="Aptos Narrow" w:cs="Times New Roman"/>
+                <w:color w:val="000000"/>
+                <w:kern w:val="0"/>
+                <w:sz w:val="22"/>
+                <w:szCs w:val="22"/>
+                <w:lang w:eastAsia="pt-BR"/>
+                <w14:ligatures w14:val="none"/>
+              </w:rPr>
+              <w:t>1</w:t>
+            </w:r>
+          </w:p>
+        </w:tc>
+        <w:tc>
+          <w:tcPr>
+            <w:tcW w:w="851" w:type="dxa"/>
+            <w:tcBorders>
+              <w:top w:val="nil"/>
+              <w:left w:val="nil"/>
+              <w:bottom w:val="single" w:sz="4" w:space="0" w:color="auto"/>
+              <w:right w:val="single" w:sz="4" w:space="0" w:color="auto"/>
+            </w:tcBorders>
+            <w:noWrap/>
+            <w:vAlign w:val="center"/>
+            <w:hideMark/>
+          </w:tcPr>
+          <w:p>
+            <w:pPr>
+              <w:spacing w:after="0" w:line="240" w:lineRule="auto"/>
+              <w:jc w:val="center"/>
+              <w:rPr>
+                <w:rFonts w:ascii="Aptos Narrow" w:eastAsia="Times New Roman" w:hAnsi="Aptos Narrow" w:cs="Times New Roman"/>
+                <w:color w:val="000000"/>
+                <w:kern w:val="0"/>
+                <w:sz w:val="22"/>
+                <w:szCs w:val="22"/>
+                <w:lang w:eastAsia="pt-BR"/>
+                <w14:ligatures w14:val="none"/>
+              </w:rPr>
+            </w:pPr>
+            <w:r>
+              <w:rPr>
+                <w:rFonts w:ascii="Aptos Narrow" w:eastAsia="Times New Roman" w:hAnsi="Aptos Narrow" w:cs="Times New Roman"/>
+                <w:color w:val="000000"/>
+                <w:kern w:val="0"/>
+                <w:sz w:val="22"/>
+                <w:szCs w:val="22"/>
+                <w:lang w:eastAsia="pt-BR"/>
+                <w14:ligatures w14:val="none"/>
+              </w:rPr>
+              <w:t>UNID</w:t>
+            </w:r>
+          </w:p>
+        </w:tc>
+        <w:tc>
+          <w:tcPr>
+            <w:tcW w:w="1798" w:type="dxa"/>
+            <w:tcBorders>
+              <w:top w:val="nil"/>
+              <w:left w:val="nil"/>
+              <w:bottom w:val="single" w:sz="4" w:space="0" w:color="auto"/>
+              <w:right w:val="single" w:sz="4" w:space="0" w:color="auto"/>
+            </w:tcBorders>
+            <w:noWrap/>
+            <w:vAlign w:val="center"/>
+            <w:hideMark/>
+          </w:tcPr>
+          <w:p>
+            <w:pPr>
+              <w:spacing w:after="0" w:line="240" w:lineRule="auto"/>
+              <w:rPr>
                 <w:rFonts w:ascii="Calibri" w:eastAsia="Times New Roman" w:hAnsi="Calibri" w:cs="Calibri"/>
+                <w:color w:val="000000"/>
                 <w:kern w:val="0"/>
                 <w:sz w:val="18"/>
                 <w:szCs w:val="18"/>
@@ -4089,162 +4435,7 @@
             <w:r>
               <w:rPr>
                 <w:rFonts w:ascii="Calibri" w:eastAsia="Times New Roman" w:hAnsi="Calibri" w:cs="Calibri"/>
-                <w:kern w:val="0"/>
-                <w:sz w:val="18"/>
-                <w:szCs w:val="18"/>
-                <w:lang w:eastAsia="pt-BR"/>
-                <w14:ligatures w14:val="none"/>
-              </w:rPr>
-              <w:t>19</w:t>
-            </w:r>
-          </w:p>
-        </w:tc>
-        <w:tc>
-          <w:tcPr>
-            <w:tcW w:w="4582" w:type="dxa"/>
-            <w:tcBorders>
-              <w:top w:val="single" w:sz="4" w:space="0" w:color="auto"/>
-              <w:left w:val="nil"/>
-              <w:bottom w:val="single" w:sz="4" w:space="0" w:color="auto"/>
-              <w:right w:val="single" w:sz="4" w:space="0" w:color="auto"/>
-            </w:tcBorders>
-            <w:noWrap/>
-            <w:vAlign w:val="center"/>
-            <w:hideMark/>
-          </w:tcPr>
-          <w:p>
-            <w:pPr>
-              <w:spacing w:after="0" w:line="240" w:lineRule="auto"/>
-              <w:rPr>
-                <w:rFonts w:ascii="Calibri" w:eastAsia="Times New Roman" w:hAnsi="Calibri" w:cs="Calibri"/>
-                <w:color w:val="000000"/>
-                <w:kern w:val="0"/>
-                <w:sz w:val="18"/>
-                <w:szCs w:val="18"/>
-                <w:lang w:eastAsia="pt-BR"/>
-                <w14:ligatures w14:val="none"/>
-              </w:rPr>
-            </w:pPr>
-            <w:r>
-              <w:rPr>
-                <w:rFonts w:ascii="Calibri" w:eastAsia="Times New Roman" w:hAnsi="Calibri" w:cs="Calibri"/>
-                <w:color w:val="000000"/>
-                <w:kern w:val="0"/>
-                <w:sz w:val="18"/>
-                <w:szCs w:val="18"/>
-                <w:lang w:eastAsia="pt-BR"/>
-                <w14:ligatures w14:val="none"/>
-              </w:rPr>
-              <w:t>FITA VEDA ROSCA</w:t>
-            </w:r>
-          </w:p>
-        </w:tc>
-        <w:tc>
-          <w:tcPr>
-            <w:tcW w:w="903" w:type="dxa"/>
-            <w:tcBorders>
-              <w:top w:val="single" w:sz="4" w:space="0" w:color="auto"/>
-              <w:left w:val="single" w:sz="4" w:space="0" w:color="auto"/>
-              <w:bottom w:val="single" w:sz="4" w:space="0" w:color="auto"/>
-              <w:right w:val="single" w:sz="4" w:space="0" w:color="auto"/>
-            </w:tcBorders>
-            <w:noWrap/>
-            <w:vAlign w:val="center"/>
-            <w:hideMark/>
-          </w:tcPr>
-          <w:p>
-            <w:pPr>
-              <w:spacing w:after="0" w:line="240" w:lineRule="auto"/>
-              <w:jc w:val="center"/>
-              <w:rPr>
-                <w:rFonts w:ascii="Calibri" w:eastAsia="Times New Roman" w:hAnsi="Calibri" w:cs="Calibri"/>
-                <w:kern w:val="0"/>
-                <w:sz w:val="18"/>
-                <w:szCs w:val="18"/>
-                <w:lang w:eastAsia="pt-BR"/>
-                <w14:ligatures w14:val="none"/>
-              </w:rPr>
-            </w:pPr>
-            <w:r>
-              <w:rPr>
-                <w:rFonts w:ascii="Calibri" w:eastAsia="Times New Roman" w:hAnsi="Calibri" w:cs="Calibri"/>
-                <w:kern w:val="0"/>
-                <w:sz w:val="18"/>
-                <w:szCs w:val="18"/>
-                <w:lang w:eastAsia="pt-BR"/>
-                <w14:ligatures w14:val="none"/>
-              </w:rPr>
-              <w:t>1</w:t>
-            </w:r>
-          </w:p>
-        </w:tc>
-        <w:tc>
-          <w:tcPr>
-            <w:tcW w:w="903" w:type="dxa"/>
-            <w:tcBorders>
-              <w:top w:val="single" w:sz="4" w:space="0" w:color="auto"/>
-              <w:left w:val="single" w:sz="4" w:space="0" w:color="auto"/>
-              <w:bottom w:val="single" w:sz="4" w:space="0" w:color="auto"/>
-              <w:right w:val="single" w:sz="4" w:space="0" w:color="auto"/>
-            </w:tcBorders>
-            <w:noWrap/>
-            <w:vAlign w:val="center"/>
-            <w:hideMark/>
-          </w:tcPr>
-          <w:p>
-            <w:pPr>
-              <w:spacing w:after="0" w:line="240" w:lineRule="auto"/>
-              <w:jc w:val="center"/>
-              <w:rPr>
-                <w:rFonts w:ascii="Calibri" w:eastAsia="Times New Roman" w:hAnsi="Calibri" w:cs="Calibri"/>
-                <w:kern w:val="0"/>
-                <w:sz w:val="18"/>
-                <w:szCs w:val="18"/>
-                <w:lang w:eastAsia="pt-BR"/>
-                <w14:ligatures w14:val="none"/>
-              </w:rPr>
-            </w:pPr>
-            <w:r>
-              <w:rPr>
-                <w:rFonts w:ascii="Calibri" w:eastAsia="Times New Roman" w:hAnsi="Calibri" w:cs="Calibri"/>
-                <w:kern w:val="0"/>
-                <w:sz w:val="18"/>
-                <w:szCs w:val="18"/>
-                <w:lang w:eastAsia="pt-BR"/>
-                <w14:ligatures w14:val="none"/>
-              </w:rPr>
-              <w:t>UNID</w:t>
-            </w:r>
-          </w:p>
-        </w:tc>
-        <w:tc>
-          <w:tcPr>
-            <w:tcW w:w="3888" w:type="dxa"/>
-            <w:tcBorders>
-              <w:top w:val="single" w:sz="4" w:space="0" w:color="auto"/>
-              <w:left w:val="nil"/>
-              <w:bottom w:val="single" w:sz="4" w:space="0" w:color="auto"/>
-              <w:right w:val="single" w:sz="4" w:space="0" w:color="auto"/>
-            </w:tcBorders>
-            <w:noWrap/>
-            <w:vAlign w:val="center"/>
-            <w:hideMark/>
-          </w:tcPr>
-          <w:p>
-            <w:pPr>
-              <w:spacing w:after="0" w:line="240" w:lineRule="auto"/>
-              <w:rPr>
-                <w:rFonts w:ascii="Calibri" w:eastAsia="Times New Roman" w:hAnsi="Calibri" w:cs="Calibri"/>
-                <w:kern w:val="0"/>
-                <w:sz w:val="18"/>
-                <w:szCs w:val="18"/>
-                <w:lang w:eastAsia="pt-BR"/>
-                <w14:ligatures w14:val="none"/>
-              </w:rPr>
-            </w:pPr>
-            <w:r>
-              <w:rPr>
-                <w:rFonts w:ascii="Calibri" w:eastAsia="Times New Roman" w:hAnsi="Calibri" w:cs="Calibri"/>
+                <w:color w:val="000000"/>
                 <w:kern w:val="0"/>
                 <w:sz w:val="18"/>
                 <w:szCs w:val="18"/>
@@ -4258,25 +4449,190 @@
       </w:tr>
       <w:tr>
         <w:trPr>
-          <w:trHeight w:val="363"/>
+          <w:trHeight w:val="286"/>
         </w:trPr>
         <w:tc>
           <w:tcPr>
-            <w:tcW w:w="576" w:type="dxa"/>
-            <w:tcBorders>
-              <w:top w:val="single" w:sz="4" w:space="0" w:color="auto"/>
+            <w:tcW w:w="860" w:type="dxa"/>
+            <w:tcBorders>
+              <w:top w:val="nil"/>
               <w:left w:val="single" w:sz="4" w:space="0" w:color="auto"/>
               <w:bottom w:val="single" w:sz="4" w:space="0" w:color="auto"/>
               <w:right w:val="single" w:sz="4" w:space="0" w:color="auto"/>
             </w:tcBorders>
-            <w:vAlign w:val="center"/>
+            <w:noWrap/>
+            <w:vAlign w:val="center"/>
+            <w:hideMark/>
           </w:tcPr>
           <w:p>
             <w:pPr>
               <w:spacing w:after="0" w:line="240" w:lineRule="auto"/>
               <w:jc w:val="center"/>
               <w:rPr>
+                <w:rFonts w:ascii="Aptos Narrow" w:eastAsia="Times New Roman" w:hAnsi="Aptos Narrow" w:cs="Times New Roman"/>
+                <w:color w:val="000000"/>
+                <w:kern w:val="0"/>
+                <w:sz w:val="22"/>
+                <w:szCs w:val="22"/>
+                <w:lang w:eastAsia="pt-BR"/>
+                <w14:ligatures w14:val="none"/>
+              </w:rPr>
+            </w:pPr>
+            <w:r>
+              <w:rPr>
+                <w:rFonts w:ascii="Aptos Narrow" w:eastAsia="Times New Roman" w:hAnsi="Aptos Narrow" w:cs="Times New Roman"/>
+                <w:color w:val="000000"/>
+                <w:kern w:val="0"/>
+                <w:sz w:val="22"/>
+                <w:szCs w:val="22"/>
+                <w:lang w:eastAsia="pt-BR"/>
+                <w14:ligatures w14:val="none"/>
+              </w:rPr>
+              <w:t>19</w:t>
+            </w:r>
+          </w:p>
+        </w:tc>
+        <w:tc>
+          <w:tcPr>
+            <w:tcW w:w="6365" w:type="dxa"/>
+            <w:tcBorders>
+              <w:top w:val="nil"/>
+              <w:left w:val="nil"/>
+              <w:bottom w:val="single" w:sz="4" w:space="0" w:color="auto"/>
+              <w:right w:val="single" w:sz="4" w:space="0" w:color="auto"/>
+            </w:tcBorders>
+            <w:noWrap/>
+            <w:vAlign w:val="center"/>
+            <w:hideMark/>
+          </w:tcPr>
+          <w:p>
+            <w:pPr>
+              <w:spacing w:after="0" w:line="240" w:lineRule="auto"/>
+              <w:rPr>
+                <w:rFonts w:ascii="Aptos Narrow" w:eastAsia="Times New Roman" w:hAnsi="Aptos Narrow" w:cs="Times New Roman"/>
+                <w:color w:val="000000"/>
+                <w:kern w:val="0"/>
+                <w:sz w:val="22"/>
+                <w:szCs w:val="22"/>
+                <w:lang w:eastAsia="pt-BR"/>
+                <w14:ligatures w14:val="none"/>
+              </w:rPr>
+            </w:pPr>
+            <w:r>
+              <w:rPr>
+                <w:rFonts w:ascii="Aptos Narrow" w:eastAsia="Times New Roman" w:hAnsi="Aptos Narrow" w:cs="Times New Roman"/>
+                <w:color w:val="000000"/>
+                <w:kern w:val="0"/>
+                <w:sz w:val="22"/>
+                <w:szCs w:val="22"/>
+                <w:lang w:eastAsia="pt-BR"/>
+                <w14:ligatures w14:val="none"/>
+              </w:rPr>
+              <w:t>FITA VEDA ROSCA</w:t>
+            </w:r>
+          </w:p>
+        </w:tc>
+        <w:tc>
+          <w:tcPr>
+            <w:tcW w:w="850" w:type="dxa"/>
+            <w:tcBorders>
+              <w:top w:val="nil"/>
+              <w:left w:val="nil"/>
+              <w:bottom w:val="single" w:sz="4" w:space="0" w:color="auto"/>
+              <w:right w:val="single" w:sz="4" w:space="0" w:color="auto"/>
+            </w:tcBorders>
+            <w:noWrap/>
+            <w:vAlign w:val="center"/>
+            <w:hideMark/>
+          </w:tcPr>
+          <w:p>
+            <w:pPr>
+              <w:spacing w:after="0" w:line="240" w:lineRule="auto"/>
+              <w:jc w:val="center"/>
+              <w:rPr>
+                <w:rFonts w:ascii="Aptos Narrow" w:eastAsia="Times New Roman" w:hAnsi="Aptos Narrow" w:cs="Times New Roman"/>
+                <w:color w:val="000000"/>
+                <w:kern w:val="0"/>
+                <w:sz w:val="22"/>
+                <w:szCs w:val="22"/>
+                <w:lang w:eastAsia="pt-BR"/>
+                <w14:ligatures w14:val="none"/>
+              </w:rPr>
+            </w:pPr>
+            <w:r>
+              <w:rPr>
+                <w:rFonts w:ascii="Aptos Narrow" w:eastAsia="Times New Roman" w:hAnsi="Aptos Narrow" w:cs="Times New Roman"/>
+                <w:color w:val="000000"/>
+                <w:kern w:val="0"/>
+                <w:sz w:val="22"/>
+                <w:szCs w:val="22"/>
+                <w:lang w:eastAsia="pt-BR"/>
+                <w14:ligatures w14:val="none"/>
+              </w:rPr>
+              <w:t>1</w:t>
+            </w:r>
+          </w:p>
+        </w:tc>
+        <w:tc>
+          <w:tcPr>
+            <w:tcW w:w="851" w:type="dxa"/>
+            <w:tcBorders>
+              <w:top w:val="nil"/>
+              <w:left w:val="nil"/>
+              <w:bottom w:val="single" w:sz="4" w:space="0" w:color="auto"/>
+              <w:right w:val="single" w:sz="4" w:space="0" w:color="auto"/>
+            </w:tcBorders>
+            <w:noWrap/>
+            <w:vAlign w:val="center"/>
+            <w:hideMark/>
+          </w:tcPr>
+          <w:p>
+            <w:pPr>
+              <w:spacing w:after="0" w:line="240" w:lineRule="auto"/>
+              <w:jc w:val="center"/>
+              <w:rPr>
+                <w:rFonts w:ascii="Aptos Narrow" w:eastAsia="Times New Roman" w:hAnsi="Aptos Narrow" w:cs="Times New Roman"/>
+                <w:color w:val="000000"/>
+                <w:kern w:val="0"/>
+                <w:sz w:val="22"/>
+                <w:szCs w:val="22"/>
+                <w:lang w:eastAsia="pt-BR"/>
+                <w14:ligatures w14:val="none"/>
+              </w:rPr>
+            </w:pPr>
+            <w:r>
+              <w:rPr>
+                <w:rFonts w:ascii="Aptos Narrow" w:eastAsia="Times New Roman" w:hAnsi="Aptos Narrow" w:cs="Times New Roman"/>
+                <w:color w:val="000000"/>
+                <w:kern w:val="0"/>
+                <w:sz w:val="22"/>
+                <w:szCs w:val="22"/>
+                <w:lang w:eastAsia="pt-BR"/>
+                <w14:ligatures w14:val="none"/>
+              </w:rPr>
+              <w:t>UNID</w:t>
+            </w:r>
+          </w:p>
+        </w:tc>
+        <w:tc>
+          <w:tcPr>
+            <w:tcW w:w="1798" w:type="dxa"/>
+            <w:tcBorders>
+              <w:top w:val="nil"/>
+              <w:left w:val="nil"/>
+              <w:bottom w:val="single" w:sz="4" w:space="0" w:color="auto"/>
+              <w:right w:val="single" w:sz="4" w:space="0" w:color="auto"/>
+            </w:tcBorders>
+            <w:noWrap/>
+            <w:vAlign w:val="center"/>
+            <w:hideMark/>
+          </w:tcPr>
+          <w:p>
+            <w:pPr>
+              <w:spacing w:after="0" w:line="240" w:lineRule="auto"/>
+              <w:rPr>
                 <w:rFonts w:ascii="Calibri" w:eastAsia="Times New Roman" w:hAnsi="Calibri" w:cs="Calibri"/>
+                <w:color w:val="000000"/>
                 <w:kern w:val="0"/>
                 <w:sz w:val="18"/>
                 <w:szCs w:val="18"/>
@@ -4287,157 +4643,7 @@
             <w:r>
               <w:rPr>
                 <w:rFonts w:ascii="Calibri" w:eastAsia="Times New Roman" w:hAnsi="Calibri" w:cs="Calibri"/>
-                <w:kern w:val="0"/>
-                <w:sz w:val="18"/>
-                <w:szCs w:val="18"/>
-                <w:lang w:eastAsia="pt-BR"/>
-                <w14:ligatures w14:val="none"/>
-              </w:rPr>
-              <w:t>20</w:t>
-            </w:r>
-          </w:p>
-        </w:tc>
-        <w:tc>
-          <w:tcPr>
-            <w:tcW w:w="4582" w:type="dxa"/>
-            <w:tcBorders>
-              <w:top w:val="single" w:sz="4" w:space="0" w:color="auto"/>
-              <w:left w:val="nil"/>
-              <w:bottom w:val="single" w:sz="4" w:space="0" w:color="auto"/>
-              <w:right w:val="single" w:sz="4" w:space="0" w:color="auto"/>
-            </w:tcBorders>
-            <w:noWrap/>
-            <w:vAlign w:val="center"/>
-          </w:tcPr>
-          <w:p>
-            <w:pPr>
-              <w:spacing w:after="0" w:line="240" w:lineRule="auto"/>
-              <w:rPr>
-                <w:rFonts w:ascii="Calibri" w:eastAsia="Times New Roman" w:hAnsi="Calibri" w:cs="Calibri"/>
-                <w:color w:val="000000"/>
-                <w:kern w:val="0"/>
-                <w:sz w:val="18"/>
-                <w:szCs w:val="18"/>
-                <w:lang w:eastAsia="pt-BR"/>
-                <w14:ligatures w14:val="none"/>
-              </w:rPr>
-            </w:pPr>
-            <w:r>
-              <w:rPr>
-                <w:rFonts w:ascii="Calibri" w:eastAsia="Times New Roman" w:hAnsi="Calibri" w:cs="Calibri"/>
-                <w:kern w:val="0"/>
-                <w:sz w:val="18"/>
-                <w:szCs w:val="18"/>
-                <w:lang w:eastAsia="pt-BR"/>
-                <w14:ligatures w14:val="none"/>
-              </w:rPr>
-              <w:t>JOELHO PVC SOLD Ø40MM x 45º</w:t>
-            </w:r>
-          </w:p>
-        </w:tc>
-        <w:tc>
-          <w:tcPr>
-            <w:tcW w:w="903" w:type="dxa"/>
-            <w:tcBorders>
-              <w:top w:val="single" w:sz="4" w:space="0" w:color="auto"/>
-              <w:left w:val="single" w:sz="4" w:space="0" w:color="auto"/>
-              <w:bottom w:val="single" w:sz="4" w:space="0" w:color="auto"/>
-              <w:right w:val="single" w:sz="4" w:space="0" w:color="auto"/>
-            </w:tcBorders>
-            <w:noWrap/>
-            <w:vAlign w:val="center"/>
-          </w:tcPr>
-          <w:p>
-            <w:pPr>
-              <w:spacing w:after="0" w:line="240" w:lineRule="auto"/>
-              <w:jc w:val="center"/>
-              <w:rPr>
-                <w:rFonts w:ascii="Calibri" w:eastAsia="Times New Roman" w:hAnsi="Calibri" w:cs="Calibri"/>
-                <w:kern w:val="0"/>
-                <w:sz w:val="18"/>
-                <w:szCs w:val="18"/>
-                <w:lang w:eastAsia="pt-BR"/>
-                <w14:ligatures w14:val="none"/>
-              </w:rPr>
-            </w:pPr>
-            <w:r>
-              <w:rPr>
-                <w:rFonts w:ascii="Calibri" w:eastAsia="Times New Roman" w:hAnsi="Calibri" w:cs="Calibri"/>
-                <w:kern w:val="0"/>
-                <w:sz w:val="18"/>
-                <w:szCs w:val="18"/>
-                <w:lang w:eastAsia="pt-BR"/>
-                <w14:ligatures w14:val="none"/>
-              </w:rPr>
-              <w:t>1</w:t>
-            </w:r>
-          </w:p>
-        </w:tc>
-        <w:tc>
-          <w:tcPr>
-            <w:tcW w:w="903" w:type="dxa"/>
-            <w:tcBorders>
-              <w:top w:val="single" w:sz="4" w:space="0" w:color="auto"/>
-              <w:left w:val="single" w:sz="4" w:space="0" w:color="auto"/>
-              <w:bottom w:val="single" w:sz="4" w:space="0" w:color="auto"/>
-              <w:right w:val="single" w:sz="4" w:space="0" w:color="auto"/>
-            </w:tcBorders>
-            <w:noWrap/>
-            <w:vAlign w:val="center"/>
-          </w:tcPr>
-          <w:p>
-            <w:pPr>
-              <w:spacing w:after="0" w:line="240" w:lineRule="auto"/>
-              <w:jc w:val="center"/>
-              <w:rPr>
-                <w:rFonts w:ascii="Calibri" w:eastAsia="Times New Roman" w:hAnsi="Calibri" w:cs="Calibri"/>
-                <w:kern w:val="0"/>
-                <w:sz w:val="18"/>
-                <w:szCs w:val="18"/>
-                <w:lang w:eastAsia="pt-BR"/>
-                <w14:ligatures w14:val="none"/>
-              </w:rPr>
-            </w:pPr>
-            <w:r>
-              <w:rPr>
-                <w:rFonts w:ascii="Calibri" w:eastAsia="Times New Roman" w:hAnsi="Calibri" w:cs="Calibri"/>
-                <w:kern w:val="0"/>
-                <w:sz w:val="18"/>
-                <w:szCs w:val="18"/>
-                <w:lang w:eastAsia="pt-BR"/>
-                <w14:ligatures w14:val="none"/>
-              </w:rPr>
-              <w:t>UNID</w:t>
-            </w:r>
-          </w:p>
-        </w:tc>
-        <w:tc>
-          <w:tcPr>
-            <w:tcW w:w="3888" w:type="dxa"/>
-            <w:tcBorders>
-              <w:top w:val="single" w:sz="4" w:space="0" w:color="auto"/>
-              <w:left w:val="nil"/>
-              <w:bottom w:val="single" w:sz="4" w:space="0" w:color="auto"/>
-              <w:right w:val="single" w:sz="4" w:space="0" w:color="auto"/>
-            </w:tcBorders>
-            <w:noWrap/>
-            <w:vAlign w:val="center"/>
-          </w:tcPr>
-          <w:p>
-            <w:pPr>
-              <w:spacing w:after="0" w:line="240" w:lineRule="auto"/>
-              <w:rPr>
-                <w:rFonts w:ascii="Calibri" w:eastAsia="Times New Roman" w:hAnsi="Calibri" w:cs="Calibri"/>
-                <w:kern w:val="0"/>
-                <w:sz w:val="18"/>
-                <w:szCs w:val="18"/>
-                <w:lang w:eastAsia="pt-BR"/>
-                <w14:ligatures w14:val="none"/>
-              </w:rPr>
-            </w:pPr>
-            <w:r>
-              <w:rPr>
-                <w:rFonts w:ascii="Calibri" w:eastAsia="Times New Roman" w:hAnsi="Calibri" w:cs="Calibri"/>
+                <w:color w:val="000000"/>
                 <w:kern w:val="0"/>
                 <w:sz w:val="18"/>
                 <w:szCs w:val="18"/>
@@ -4451,17 +4657,226 @@
       </w:tr>
       <w:tr>
         <w:trPr>
-          <w:trHeight w:val="363"/>
+          <w:trHeight w:val="286"/>
         </w:trPr>
         <w:tc>
           <w:tcPr>
-            <w:tcW w:w="576" w:type="dxa"/>
+            <w:tcW w:w="860" w:type="dxa"/>
+            <w:tcBorders>
+              <w:top w:val="nil"/>
+              <w:left w:val="single" w:sz="4" w:space="0" w:color="auto"/>
+              <w:bottom w:val="single" w:sz="4" w:space="0" w:color="auto"/>
+              <w:right w:val="single" w:sz="4" w:space="0" w:color="auto"/>
+            </w:tcBorders>
+            <w:noWrap/>
+            <w:vAlign w:val="center"/>
+            <w:hideMark/>
+          </w:tcPr>
+          <w:p>
+            <w:pPr>
+              <w:spacing w:after="0" w:line="240" w:lineRule="auto"/>
+              <w:jc w:val="center"/>
+              <w:rPr>
+                <w:rFonts w:ascii="Aptos Narrow" w:eastAsia="Times New Roman" w:hAnsi="Aptos Narrow" w:cs="Times New Roman"/>
+                <w:color w:val="000000"/>
+                <w:kern w:val="0"/>
+                <w:sz w:val="22"/>
+                <w:szCs w:val="22"/>
+                <w:lang w:eastAsia="pt-BR"/>
+                <w14:ligatures w14:val="none"/>
+              </w:rPr>
+            </w:pPr>
+            <w:r>
+              <w:rPr>
+                <w:rFonts w:ascii="Aptos Narrow" w:eastAsia="Times New Roman" w:hAnsi="Aptos Narrow" w:cs="Times New Roman"/>
+                <w:color w:val="000000"/>
+                <w:kern w:val="0"/>
+                <w:sz w:val="22"/>
+                <w:szCs w:val="22"/>
+                <w:lang w:eastAsia="pt-BR"/>
+                <w14:ligatures w14:val="none"/>
+              </w:rPr>
+              <w:t>20</w:t>
+            </w:r>
+          </w:p>
+        </w:tc>
+        <w:tc>
+          <w:tcPr>
+            <w:tcW w:w="6365" w:type="dxa"/>
+            <w:tcBorders>
+              <w:top w:val="nil"/>
+              <w:left w:val="nil"/>
+              <w:bottom w:val="single" w:sz="4" w:space="0" w:color="auto"/>
+              <w:right w:val="single" w:sz="4" w:space="0" w:color="auto"/>
+            </w:tcBorders>
+            <w:noWrap/>
+            <w:vAlign w:val="center"/>
+            <w:hideMark/>
+          </w:tcPr>
+          <w:p>
+            <w:pPr>
+              <w:spacing w:after="0" w:line="240" w:lineRule="auto"/>
+              <w:rPr>
+                <w:rFonts w:ascii="Aptos Narrow" w:eastAsia="Times New Roman" w:hAnsi="Aptos Narrow" w:cs="Times New Roman"/>
+                <w:color w:val="000000"/>
+                <w:kern w:val="0"/>
+                <w:sz w:val="22"/>
+                <w:szCs w:val="22"/>
+                <w:lang w:eastAsia="pt-BR"/>
+                <w14:ligatures w14:val="none"/>
+              </w:rPr>
+            </w:pPr>
+            <w:r>
+              <w:rPr>
+                <w:rFonts w:ascii="Aptos Narrow" w:eastAsia="Times New Roman" w:hAnsi="Aptos Narrow" w:cs="Times New Roman"/>
+                <w:color w:val="000000"/>
+                <w:kern w:val="0"/>
+                <w:sz w:val="22"/>
+                <w:szCs w:val="22"/>
+                <w:lang w:eastAsia="pt-BR"/>
+                <w14:ligatures w14:val="none"/>
+              </w:rPr>
+              <w:t>TELA NYLON PARA VÁLVULA DE PÉ C/ CRIVO</w:t>
+            </w:r>
+          </w:p>
+        </w:tc>
+        <w:tc>
+          <w:tcPr>
+            <w:tcW w:w="850" w:type="dxa"/>
+            <w:tcBorders>
+              <w:top w:val="nil"/>
+              <w:left w:val="nil"/>
+              <w:bottom w:val="single" w:sz="4" w:space="0" w:color="auto"/>
+              <w:right w:val="single" w:sz="4" w:space="0" w:color="auto"/>
+            </w:tcBorders>
+            <w:noWrap/>
+            <w:vAlign w:val="center"/>
+            <w:hideMark/>
+          </w:tcPr>
+          <w:p>
+            <w:pPr>
+              <w:spacing w:after="0" w:line="240" w:lineRule="auto"/>
+              <w:jc w:val="center"/>
+              <w:rPr>
+                <w:rFonts w:ascii="Aptos Narrow" w:eastAsia="Times New Roman" w:hAnsi="Aptos Narrow" w:cs="Times New Roman"/>
+                <w:color w:val="000000"/>
+                <w:kern w:val="0"/>
+                <w:sz w:val="22"/>
+                <w:szCs w:val="22"/>
+                <w:lang w:eastAsia="pt-BR"/>
+                <w14:ligatures w14:val="none"/>
+              </w:rPr>
+            </w:pPr>
+            <w:r>
+              <w:rPr>
+                <w:rFonts w:ascii="Aptos Narrow" w:eastAsia="Times New Roman" w:hAnsi="Aptos Narrow" w:cs="Times New Roman"/>
+                <w:color w:val="000000"/>
+                <w:kern w:val="0"/>
+                <w:sz w:val="22"/>
+                <w:szCs w:val="22"/>
+                <w:lang w:eastAsia="pt-BR"/>
+                <w14:ligatures w14:val="none"/>
+              </w:rPr>
+              <w:t>1</w:t>
+            </w:r>
+          </w:p>
+        </w:tc>
+        <w:tc>
+          <w:tcPr>
+            <w:tcW w:w="851" w:type="dxa"/>
+            <w:tcBorders>
+              <w:top w:val="nil"/>
+              <w:left w:val="nil"/>
+              <w:bottom w:val="single" w:sz="4" w:space="0" w:color="auto"/>
+              <w:right w:val="single" w:sz="4" w:space="0" w:color="auto"/>
+            </w:tcBorders>
+            <w:noWrap/>
+            <w:vAlign w:val="center"/>
+            <w:hideMark/>
+          </w:tcPr>
+          <w:p>
+            <w:pPr>
+              <w:spacing w:after="0" w:line="240" w:lineRule="auto"/>
+              <w:jc w:val="center"/>
+              <w:rPr>
+                <w:rFonts w:ascii="Aptos Narrow" w:eastAsia="Times New Roman" w:hAnsi="Aptos Narrow" w:cs="Times New Roman"/>
+                <w:color w:val="000000"/>
+                <w:kern w:val="0"/>
+                <w:sz w:val="22"/>
+                <w:szCs w:val="22"/>
+                <w:lang w:eastAsia="pt-BR"/>
+                <w14:ligatures w14:val="none"/>
+              </w:rPr>
+            </w:pPr>
+            <w:r>
+              <w:rPr>
+                <w:rFonts w:ascii="Aptos Narrow" w:eastAsia="Times New Roman" w:hAnsi="Aptos Narrow" w:cs="Times New Roman"/>
+                <w:color w:val="000000"/>
+                <w:kern w:val="0"/>
+                <w:sz w:val="22"/>
+                <w:szCs w:val="22"/>
+                <w:lang w:eastAsia="pt-BR"/>
+                <w14:ligatures w14:val="none"/>
+              </w:rPr>
+              <w:t>M</w:t>
+            </w:r>
+          </w:p>
+        </w:tc>
+        <w:tc>
+          <w:tcPr>
+            <w:tcW w:w="1798" w:type="dxa"/>
+            <w:tcBorders>
+              <w:top w:val="nil"/>
+              <w:left w:val="nil"/>
+              <w:bottom w:val="single" w:sz="4" w:space="0" w:color="auto"/>
+              <w:right w:val="single" w:sz="4" w:space="0" w:color="auto"/>
+            </w:tcBorders>
+            <w:noWrap/>
+            <w:vAlign w:val="center"/>
+            <w:hideMark/>
+          </w:tcPr>
+          <w:p>
+            <w:pPr>
+              <w:spacing w:after="0" w:line="240" w:lineRule="auto"/>
+              <w:rPr>
+                <w:rFonts w:ascii="Calibri" w:eastAsia="Times New Roman" w:hAnsi="Calibri" w:cs="Calibri"/>
+                <w:color w:val="000000"/>
+                <w:kern w:val="0"/>
+                <w:sz w:val="18"/>
+                <w:szCs w:val="18"/>
+                <w:lang w:eastAsia="pt-BR"/>
+                <w14:ligatures w14:val="none"/>
+              </w:rPr>
+            </w:pPr>
+            <w:r>
+              <w:rPr>
+                <w:rFonts w:ascii="Calibri" w:eastAsia="Times New Roman" w:hAnsi="Calibri" w:cs="Calibri"/>
+                <w:color w:val="000000"/>
+                <w:kern w:val="0"/>
+                <w:sz w:val="18"/>
+                <w:szCs w:val="18"/>
+                <w:lang w:eastAsia="pt-BR"/>
+                <w14:ligatures w14:val="none"/>
+              </w:rPr>
+              <w:t> </w:t>
+            </w:r>
+          </w:p>
+        </w:tc>
+      </w:tr>
+      <w:tr>
+        <w:trPr>
+          <w:trHeight w:val="286"/>
+        </w:trPr>
+        <w:tc>
+          <w:tcPr>
+            <w:tcW w:w="860" w:type="dxa"/>
             <w:tcBorders>
               <w:top w:val="single" w:sz="4" w:space="0" w:color="auto"/>
               <w:left w:val="single" w:sz="4" w:space="0" w:color="auto"/>
               <w:bottom w:val="single" w:sz="4" w:space="0" w:color="auto"/>
               <w:right w:val="single" w:sz="4" w:space="0" w:color="auto"/>
             </w:tcBorders>
+            <w:noWrap/>
             <w:vAlign w:val="center"/>
             <w:hideMark/>
           </w:tcPr>
@@ -4470,7 +4885,171 @@
               <w:spacing w:after="0" w:line="240" w:lineRule="auto"/>
               <w:jc w:val="center"/>
               <w:rPr>
+                <w:rFonts w:ascii="Aptos Narrow" w:eastAsia="Times New Roman" w:hAnsi="Aptos Narrow" w:cs="Times New Roman"/>
+                <w:color w:val="000000"/>
+                <w:kern w:val="0"/>
+                <w:sz w:val="22"/>
+                <w:szCs w:val="22"/>
+                <w:lang w:eastAsia="pt-BR"/>
+                <w14:ligatures w14:val="none"/>
+              </w:rPr>
+            </w:pPr>
+            <w:r>
+              <w:rPr>
+                <w:rFonts w:ascii="Aptos Narrow" w:eastAsia="Times New Roman" w:hAnsi="Aptos Narrow" w:cs="Times New Roman"/>
+                <w:color w:val="000000"/>
+                <w:kern w:val="0"/>
+                <w:sz w:val="22"/>
+                <w:szCs w:val="22"/>
+                <w:lang w:eastAsia="pt-BR"/>
+                <w14:ligatures w14:val="none"/>
+              </w:rPr>
+              <w:lastRenderedPageBreak/>
+              <w:t>21</w:t>
+            </w:r>
+          </w:p>
+        </w:tc>
+        <w:tc>
+          <w:tcPr>
+            <w:tcW w:w="6365" w:type="dxa"/>
+            <w:tcBorders>
+              <w:top w:val="single" w:sz="4" w:space="0" w:color="auto"/>
+              <w:left w:val="single" w:sz="4" w:space="0" w:color="auto"/>
+              <w:bottom w:val="single" w:sz="4" w:space="0" w:color="auto"/>
+              <w:right w:val="single" w:sz="4" w:space="0" w:color="auto"/>
+            </w:tcBorders>
+            <w:noWrap/>
+            <w:vAlign w:val="center"/>
+            <w:hideMark/>
+          </w:tcPr>
+          <w:p>
+            <w:pPr>
+              <w:spacing w:after="0" w:line="240" w:lineRule="auto"/>
+              <w:rPr>
+                <w:rFonts w:ascii="Aptos Narrow" w:eastAsia="Times New Roman" w:hAnsi="Aptos Narrow" w:cs="Times New Roman"/>
+                <w:color w:val="000000"/>
+                <w:kern w:val="0"/>
+                <w:sz w:val="22"/>
+                <w:szCs w:val="22"/>
+                <w:lang w:eastAsia="pt-BR"/>
+                <w14:ligatures w14:val="none"/>
+              </w:rPr>
+            </w:pPr>
+            <w:r>
+              <w:rPr>
+                <w:rFonts w:ascii="Aptos Narrow" w:eastAsia="Times New Roman" w:hAnsi="Aptos Narrow" w:cs="Times New Roman"/>
+                <w:color w:val="000000"/>
+                <w:kern w:val="0"/>
+                <w:sz w:val="22"/>
+                <w:szCs w:val="22"/>
+                <w:lang w:eastAsia="pt-BR"/>
+                <w14:ligatures w14:val="none"/>
+              </w:rPr>
+              <w:t>ABRAÇADEIRA DE NYLON 25X300MM</w:t>
+            </w:r>
+          </w:p>
+        </w:tc>
+        <w:tc>
+          <w:tcPr>
+            <w:tcW w:w="850" w:type="dxa"/>
+            <w:tcBorders>
+              <w:top w:val="single" w:sz="4" w:space="0" w:color="auto"/>
+              <w:left w:val="single" w:sz="4" w:space="0" w:color="auto"/>
+              <w:bottom w:val="single" w:sz="4" w:space="0" w:color="auto"/>
+              <w:right w:val="single" w:sz="4" w:space="0" w:color="auto"/>
+            </w:tcBorders>
+            <w:noWrap/>
+            <w:vAlign w:val="center"/>
+            <w:hideMark/>
+          </w:tcPr>
+          <w:p>
+            <w:pPr>
+              <w:spacing w:after="0" w:line="240" w:lineRule="auto"/>
+              <w:jc w:val="center"/>
+              <w:rPr>
+                <w:rFonts w:ascii="Aptos Narrow" w:eastAsia="Times New Roman" w:hAnsi="Aptos Narrow" w:cs="Times New Roman"/>
+                <w:color w:val="000000"/>
+                <w:kern w:val="0"/>
+                <w:sz w:val="22"/>
+                <w:szCs w:val="22"/>
+                <w:lang w:eastAsia="pt-BR"/>
+                <w14:ligatures w14:val="none"/>
+              </w:rPr>
+            </w:pPr>
+            <w:r>
+              <w:rPr>
+                <w:rFonts w:ascii="Aptos Narrow" w:eastAsia="Times New Roman" w:hAnsi="Aptos Narrow" w:cs="Times New Roman"/>
+                <w:color w:val="000000"/>
+                <w:kern w:val="0"/>
+                <w:sz w:val="22"/>
+                <w:szCs w:val="22"/>
+                <w:lang w:eastAsia="pt-BR"/>
+                <w14:ligatures w14:val="none"/>
+              </w:rPr>
+              <w:t>2</w:t>
+            </w:r>
+          </w:p>
+        </w:tc>
+        <w:tc>
+          <w:tcPr>
+            <w:tcW w:w="851" w:type="dxa"/>
+            <w:tcBorders>
+              <w:top w:val="single" w:sz="4" w:space="0" w:color="auto"/>
+              <w:left w:val="single" w:sz="4" w:space="0" w:color="auto"/>
+              <w:bottom w:val="single" w:sz="4" w:space="0" w:color="auto"/>
+              <w:right w:val="single" w:sz="4" w:space="0" w:color="auto"/>
+            </w:tcBorders>
+            <w:noWrap/>
+            <w:vAlign w:val="center"/>
+            <w:hideMark/>
+          </w:tcPr>
+          <w:p>
+            <w:pPr>
+              <w:spacing w:after="0" w:line="240" w:lineRule="auto"/>
+              <w:jc w:val="center"/>
+              <w:rPr>
+                <w:rFonts w:ascii="Aptos Narrow" w:eastAsia="Times New Roman" w:hAnsi="Aptos Narrow" w:cs="Times New Roman"/>
+                <w:color w:val="000000"/>
+                <w:kern w:val="0"/>
+                <w:sz w:val="22"/>
+                <w:szCs w:val="22"/>
+                <w:lang w:eastAsia="pt-BR"/>
+                <w14:ligatures w14:val="none"/>
+              </w:rPr>
+            </w:pPr>
+            <w:r>
+              <w:rPr>
+                <w:rFonts w:ascii="Aptos Narrow" w:eastAsia="Times New Roman" w:hAnsi="Aptos Narrow" w:cs="Times New Roman"/>
+                <w:color w:val="000000"/>
+                <w:kern w:val="0"/>
+                <w:sz w:val="22"/>
+                <w:szCs w:val="22"/>
+                <w:lang w:eastAsia="pt-BR"/>
+                <w14:ligatures w14:val="none"/>
+              </w:rPr>
+              <w:t>UNID</w:t>
+            </w:r>
+          </w:p>
+        </w:tc>
+        <w:tc>
+          <w:tcPr>
+            <w:tcW w:w="1798" w:type="dxa"/>
+            <w:tcBorders>
+              <w:top w:val="single" w:sz="4" w:space="0" w:color="auto"/>
+              <w:left w:val="single" w:sz="4" w:space="0" w:color="auto"/>
+              <w:bottom w:val="single" w:sz="4" w:space="0" w:color="auto"/>
+              <w:right w:val="single" w:sz="4" w:space="0" w:color="auto"/>
+            </w:tcBorders>
+            <w:noWrap/>
+            <w:vAlign w:val="center"/>
+            <w:hideMark/>
+          </w:tcPr>
+          <w:p>
+            <w:pPr>
+              <w:spacing w:after="0" w:line="240" w:lineRule="auto"/>
+              <w:rPr>
                 <w:rFonts w:ascii="Calibri" w:eastAsia="Times New Roman" w:hAnsi="Calibri" w:cs="Calibri"/>
+                <w:color w:val="000000"/>
                 <w:kern w:val="0"/>
                 <w:sz w:val="18"/>
                 <w:szCs w:val="18"/>
@@ -4481,19 +5060,66 @@
             <w:r>
               <w:rPr>
                 <w:rFonts w:ascii="Calibri" w:eastAsia="Times New Roman" w:hAnsi="Calibri" w:cs="Calibri"/>
+                <w:color w:val="000000"/>
                 <w:kern w:val="0"/>
                 <w:sz w:val="18"/>
                 <w:szCs w:val="18"/>
                 <w:lang w:eastAsia="pt-BR"/>
                 <w14:ligatures w14:val="none"/>
               </w:rPr>
-              <w:t>21</w:t>
-            </w:r>
-          </w:p>
-        </w:tc>
-        <w:tc>
-          <w:tcPr>
-            <w:tcW w:w="4582" w:type="dxa"/>
+              <w:t> </w:t>
+            </w:r>
+          </w:p>
+        </w:tc>
+      </w:tr>
+      <w:tr>
+        <w:trPr>
+          <w:trHeight w:val="286"/>
+        </w:trPr>
+        <w:tc>
+          <w:tcPr>
+            <w:tcW w:w="860" w:type="dxa"/>
+            <w:tcBorders>
+              <w:top w:val="single" w:sz="4" w:space="0" w:color="auto"/>
+              <w:left w:val="single" w:sz="4" w:space="0" w:color="auto"/>
+              <w:bottom w:val="single" w:sz="4" w:space="0" w:color="auto"/>
+              <w:right w:val="single" w:sz="4" w:space="0" w:color="auto"/>
+            </w:tcBorders>
+            <w:noWrap/>
+            <w:vAlign w:val="center"/>
+            <w:hideMark/>
+          </w:tcPr>
+          <w:p>
+            <w:pPr>
+              <w:spacing w:after="0" w:line="240" w:lineRule="auto"/>
+              <w:jc w:val="center"/>
+              <w:rPr>
+                <w:rFonts w:ascii="Aptos Narrow" w:eastAsia="Times New Roman" w:hAnsi="Aptos Narrow" w:cs="Times New Roman"/>
+                <w:color w:val="000000"/>
+                <w:kern w:val="0"/>
+                <w:sz w:val="22"/>
+                <w:szCs w:val="22"/>
+                <w:lang w:eastAsia="pt-BR"/>
+                <w14:ligatures w14:val="none"/>
+              </w:rPr>
+            </w:pPr>
+            <w:r>
+              <w:rPr>
+                <w:rFonts w:ascii="Aptos Narrow" w:eastAsia="Times New Roman" w:hAnsi="Aptos Narrow" w:cs="Times New Roman"/>
+                <w:color w:val="000000"/>
+                <w:kern w:val="0"/>
+                <w:sz w:val="22"/>
+                <w:szCs w:val="22"/>
+                <w:lang w:eastAsia="pt-BR"/>
+                <w14:ligatures w14:val="none"/>
+              </w:rPr>
+              <w:t>22</w:t>
+            </w:r>
+          </w:p>
+        </w:tc>
+        <w:tc>
+          <w:tcPr>
+            <w:tcW w:w="6365" w:type="dxa"/>
             <w:tcBorders>
               <w:top w:val="single" w:sz="4" w:space="0" w:color="auto"/>
               <w:left w:val="nil"/>
@@ -4508,7 +5134,130 @@
             <w:pPr>
               <w:spacing w:after="0" w:line="240" w:lineRule="auto"/>
               <w:rPr>
+                <w:rFonts w:ascii="Aptos Narrow" w:eastAsia="Times New Roman" w:hAnsi="Aptos Narrow" w:cs="Times New Roman"/>
+                <w:color w:val="000000"/>
+                <w:kern w:val="0"/>
+                <w:sz w:val="22"/>
+                <w:szCs w:val="22"/>
+                <w:lang w:eastAsia="pt-BR"/>
+                <w14:ligatures w14:val="none"/>
+              </w:rPr>
+            </w:pPr>
+            <w:r>
+              <w:rPr>
+                <w:rFonts w:ascii="Aptos Narrow" w:eastAsia="Times New Roman" w:hAnsi="Aptos Narrow" w:cs="Times New Roman"/>
+                <w:color w:val="000000"/>
+                <w:kern w:val="0"/>
+                <w:sz w:val="22"/>
+                <w:szCs w:val="22"/>
+                <w:lang w:eastAsia="pt-BR"/>
+                <w14:ligatures w14:val="none"/>
+              </w:rPr>
+              <w:t>CORDA TRAÇADA 6MM</w:t>
+            </w:r>
+          </w:p>
+        </w:tc>
+        <w:tc>
+          <w:tcPr>
+            <w:tcW w:w="850" w:type="dxa"/>
+            <w:tcBorders>
+              <w:top w:val="single" w:sz="4" w:space="0" w:color="auto"/>
+              <w:left w:val="nil"/>
+              <w:bottom w:val="single" w:sz="4" w:space="0" w:color="auto"/>
+              <w:right w:val="single" w:sz="4" w:space="0" w:color="auto"/>
+            </w:tcBorders>
+            <w:noWrap/>
+            <w:vAlign w:val="center"/>
+            <w:hideMark/>
+          </w:tcPr>
+          <w:p>
+            <w:pPr>
+              <w:spacing w:after="0" w:line="240" w:lineRule="auto"/>
+              <w:jc w:val="center"/>
+              <w:rPr>
+                <w:rFonts w:ascii="Aptos Narrow" w:eastAsia="Times New Roman" w:hAnsi="Aptos Narrow" w:cs="Times New Roman"/>
+                <w:color w:val="000000"/>
+                <w:kern w:val="0"/>
+                <w:sz w:val="22"/>
+                <w:szCs w:val="22"/>
+                <w:lang w:eastAsia="pt-BR"/>
+                <w14:ligatures w14:val="none"/>
+              </w:rPr>
+            </w:pPr>
+            <w:r>
+              <w:rPr>
+                <w:rFonts w:ascii="Aptos Narrow" w:eastAsia="Times New Roman" w:hAnsi="Aptos Narrow" w:cs="Times New Roman"/>
+                <w:color w:val="000000"/>
+                <w:kern w:val="0"/>
+                <w:sz w:val="22"/>
+                <w:szCs w:val="22"/>
+                <w:lang w:eastAsia="pt-BR"/>
+                <w14:ligatures w14:val="none"/>
+              </w:rPr>
+              <w:t>2</w:t>
+            </w:r>
+          </w:p>
+        </w:tc>
+        <w:tc>
+          <w:tcPr>
+            <w:tcW w:w="851" w:type="dxa"/>
+            <w:tcBorders>
+              <w:top w:val="single" w:sz="4" w:space="0" w:color="auto"/>
+              <w:left w:val="nil"/>
+              <w:bottom w:val="single" w:sz="4" w:space="0" w:color="auto"/>
+              <w:right w:val="single" w:sz="4" w:space="0" w:color="auto"/>
+            </w:tcBorders>
+            <w:noWrap/>
+            <w:vAlign w:val="center"/>
+            <w:hideMark/>
+          </w:tcPr>
+          <w:p>
+            <w:pPr>
+              <w:spacing w:after="0" w:line="240" w:lineRule="auto"/>
+              <w:jc w:val="center"/>
+              <w:rPr>
+                <w:rFonts w:ascii="Aptos Narrow" w:eastAsia="Times New Roman" w:hAnsi="Aptos Narrow" w:cs="Times New Roman"/>
+                <w:color w:val="000000"/>
+                <w:kern w:val="0"/>
+                <w:sz w:val="22"/>
+                <w:szCs w:val="22"/>
+                <w:lang w:eastAsia="pt-BR"/>
+                <w14:ligatures w14:val="none"/>
+              </w:rPr>
+            </w:pPr>
+            <w:r>
+              <w:rPr>
+                <w:rFonts w:ascii="Aptos Narrow" w:eastAsia="Times New Roman" w:hAnsi="Aptos Narrow" w:cs="Times New Roman"/>
+                <w:color w:val="000000"/>
+                <w:kern w:val="0"/>
+                <w:sz w:val="22"/>
+                <w:szCs w:val="22"/>
+                <w:lang w:eastAsia="pt-BR"/>
+                <w14:ligatures w14:val="none"/>
+              </w:rPr>
+              <w:t>M</w:t>
+            </w:r>
+          </w:p>
+        </w:tc>
+        <w:tc>
+          <w:tcPr>
+            <w:tcW w:w="1798" w:type="dxa"/>
+            <w:tcBorders>
+              <w:top w:val="single" w:sz="4" w:space="0" w:color="auto"/>
+              <w:left w:val="nil"/>
+              <w:bottom w:val="single" w:sz="4" w:space="0" w:color="auto"/>
+              <w:right w:val="single" w:sz="4" w:space="0" w:color="auto"/>
+            </w:tcBorders>
+            <w:noWrap/>
+            <w:vAlign w:val="center"/>
+            <w:hideMark/>
+          </w:tcPr>
+          <w:p>
+            <w:pPr>
+              <w:spacing w:after="0" w:line="240" w:lineRule="auto"/>
+              <w:rPr>
                 <w:rFonts w:ascii="Calibri" w:eastAsia="Times New Roman" w:hAnsi="Calibri" w:cs="Calibri"/>
+                <w:color w:val="000000"/>
                 <w:kern w:val="0"/>
                 <w:sz w:val="18"/>
                 <w:szCs w:val="18"/>
@@ -4519,144 +5268,215 @@
             <w:r>
               <w:rPr>
                 <w:rFonts w:ascii="Calibri" w:eastAsia="Times New Roman" w:hAnsi="Calibri" w:cs="Calibri"/>
+                <w:color w:val="000000"/>
                 <w:kern w:val="0"/>
                 <w:sz w:val="18"/>
                 <w:szCs w:val="18"/>
                 <w:lang w:eastAsia="pt-BR"/>
                 <w14:ligatures w14:val="none"/>
               </w:rPr>
-              <w:t xml:space="preserve">BLOQUEADOR DE AR PARA HIDRÔMETRO - </w:t>
-            </w:r>
-            <w:r>
+              <w:t> </w:t>
+            </w:r>
+          </w:p>
+        </w:tc>
+      </w:tr>
+      <w:tr>
+        <w:trPr>
+          <w:trHeight w:val="286"/>
+        </w:trPr>
+        <w:tc>
+          <w:tcPr>
+            <w:tcW w:w="860" w:type="dxa"/>
+            <w:tcBorders>
+              <w:top w:val="nil"/>
+              <w:left w:val="single" w:sz="4" w:space="0" w:color="auto"/>
+              <w:bottom w:val="single" w:sz="4" w:space="0" w:color="auto"/>
+              <w:right w:val="single" w:sz="4" w:space="0" w:color="auto"/>
+            </w:tcBorders>
+            <w:noWrap/>
+            <w:vAlign w:val="center"/>
+            <w:hideMark/>
+          </w:tcPr>
+          <w:p>
+            <w:pPr>
+              <w:spacing w:after="0" w:line="240" w:lineRule="auto"/>
+              <w:jc w:val="center"/>
+              <w:rPr>
+                <w:rFonts w:ascii="Aptos Narrow" w:eastAsia="Times New Roman" w:hAnsi="Aptos Narrow" w:cs="Times New Roman"/>
+                <w:color w:val="000000"/>
+                <w:kern w:val="0"/>
+                <w:sz w:val="22"/>
+                <w:szCs w:val="22"/>
+                <w:lang w:eastAsia="pt-BR"/>
+                <w14:ligatures w14:val="none"/>
+              </w:rPr>
+            </w:pPr>
+            <w:r>
+              <w:rPr>
+                <w:rFonts w:ascii="Aptos Narrow" w:eastAsia="Times New Roman" w:hAnsi="Aptos Narrow" w:cs="Times New Roman"/>
+                <w:color w:val="000000"/>
+                <w:kern w:val="0"/>
+                <w:sz w:val="22"/>
+                <w:szCs w:val="22"/>
+                <w:lang w:eastAsia="pt-BR"/>
+                <w14:ligatures w14:val="none"/>
+              </w:rPr>
+              <w:t>23</w:t>
+            </w:r>
+          </w:p>
+        </w:tc>
+        <w:tc>
+          <w:tcPr>
+            <w:tcW w:w="6365" w:type="dxa"/>
+            <w:tcBorders>
+              <w:top w:val="nil"/>
+              <w:left w:val="nil"/>
+              <w:bottom w:val="single" w:sz="4" w:space="0" w:color="auto"/>
+              <w:right w:val="single" w:sz="4" w:space="0" w:color="auto"/>
+            </w:tcBorders>
+            <w:noWrap/>
+            <w:vAlign w:val="center"/>
+            <w:hideMark/>
+          </w:tcPr>
+          <w:p>
+            <w:pPr>
+              <w:spacing w:after="0" w:line="240" w:lineRule="auto"/>
+              <w:rPr>
+                <w:rFonts w:ascii="Aptos Narrow" w:eastAsia="Times New Roman" w:hAnsi="Aptos Narrow" w:cs="Times New Roman"/>
+                <w:color w:val="000000"/>
+                <w:kern w:val="0"/>
+                <w:sz w:val="22"/>
+                <w:szCs w:val="22"/>
+                <w:lang w:eastAsia="pt-BR"/>
+                <w14:ligatures w14:val="none"/>
+              </w:rPr>
+            </w:pPr>
+            <w:r>
+              <w:rPr>
+                <w:rFonts w:ascii="Aptos Narrow" w:eastAsia="Times New Roman" w:hAnsi="Aptos Narrow" w:cs="Times New Roman"/>
+                <w:color w:val="000000"/>
+                <w:kern w:val="0"/>
+                <w:sz w:val="22"/>
+                <w:szCs w:val="22"/>
+                <w:lang w:eastAsia="pt-BR"/>
+                <w14:ligatures w14:val="none"/>
+              </w:rPr>
+              <w:t>ADAPTADOR 40MM SOLD SAÍDA DENTADA 1.1/4 P/ MANGUEIRA</w:t>
+            </w:r>
+          </w:p>
+        </w:tc>
+        <w:tc>
+          <w:tcPr>
+            <w:tcW w:w="850" w:type="dxa"/>
+            <w:tcBorders>
+              <w:top w:val="nil"/>
+              <w:left w:val="nil"/>
+              <w:bottom w:val="single" w:sz="4" w:space="0" w:color="auto"/>
+              <w:right w:val="single" w:sz="4" w:space="0" w:color="auto"/>
+            </w:tcBorders>
+            <w:noWrap/>
+            <w:vAlign w:val="center"/>
+            <w:hideMark/>
+          </w:tcPr>
+          <w:p>
+            <w:pPr>
+              <w:spacing w:after="0" w:line="240" w:lineRule="auto"/>
+              <w:jc w:val="center"/>
+              <w:rPr>
+                <w:rFonts w:ascii="Aptos Narrow" w:eastAsia="Times New Roman" w:hAnsi="Aptos Narrow" w:cs="Times New Roman"/>
+                <w:color w:val="000000"/>
+                <w:kern w:val="0"/>
+                <w:sz w:val="22"/>
+                <w:szCs w:val="22"/>
+                <w:lang w:eastAsia="pt-BR"/>
+                <w14:ligatures w14:val="none"/>
+              </w:rPr>
+            </w:pPr>
+            <w:r>
+              <w:rPr>
+                <w:rFonts w:ascii="Aptos Narrow" w:eastAsia="Times New Roman" w:hAnsi="Aptos Narrow" w:cs="Times New Roman"/>
+                <w:color w:val="000000"/>
+                <w:kern w:val="0"/>
+                <w:sz w:val="22"/>
+                <w:szCs w:val="22"/>
+                <w:lang w:eastAsia="pt-BR"/>
+                <w14:ligatures w14:val="none"/>
+              </w:rPr>
+              <w:t>3</w:t>
+            </w:r>
+          </w:p>
+        </w:tc>
+        <w:tc>
+          <w:tcPr>
+            <w:tcW w:w="851" w:type="dxa"/>
+            <w:tcBorders>
+              <w:top w:val="nil"/>
+              <w:left w:val="nil"/>
+              <w:bottom w:val="single" w:sz="4" w:space="0" w:color="auto"/>
+              <w:right w:val="single" w:sz="4" w:space="0" w:color="auto"/>
+            </w:tcBorders>
+            <w:noWrap/>
+            <w:vAlign w:val="center"/>
+            <w:hideMark/>
+          </w:tcPr>
+          <w:p>
+            <w:pPr>
+              <w:spacing w:after="0" w:line="240" w:lineRule="auto"/>
+              <w:jc w:val="center"/>
+              <w:rPr>
+                <w:rFonts w:ascii="Aptos Narrow" w:eastAsia="Times New Roman" w:hAnsi="Aptos Narrow" w:cs="Times New Roman"/>
+                <w:color w:val="000000"/>
+                <w:kern w:val="0"/>
+                <w:sz w:val="22"/>
+                <w:szCs w:val="22"/>
+                <w:lang w:eastAsia="pt-BR"/>
+                <w14:ligatures w14:val="none"/>
+              </w:rPr>
+            </w:pPr>
+            <w:r>
+              <w:rPr>
+                <w:rFonts w:ascii="Aptos Narrow" w:eastAsia="Times New Roman" w:hAnsi="Aptos Narrow" w:cs="Times New Roman"/>
+                <w:color w:val="000000"/>
+                <w:kern w:val="0"/>
+                <w:sz w:val="22"/>
+                <w:szCs w:val="22"/>
+                <w:lang w:eastAsia="pt-BR"/>
+                <w14:ligatures w14:val="none"/>
+              </w:rPr>
+              <w:t>UNID</w:t>
+            </w:r>
+          </w:p>
+        </w:tc>
+        <w:tc>
+          <w:tcPr>
+            <w:tcW w:w="1798" w:type="dxa"/>
+            <w:tcBorders>
+              <w:top w:val="nil"/>
+              <w:left w:val="nil"/>
+              <w:bottom w:val="single" w:sz="4" w:space="0" w:color="auto"/>
+              <w:right w:val="single" w:sz="4" w:space="0" w:color="auto"/>
+            </w:tcBorders>
+            <w:noWrap/>
+            <w:vAlign w:val="center"/>
+            <w:hideMark/>
+          </w:tcPr>
+          <w:p>
+            <w:pPr>
+              <w:spacing w:after="0" w:line="240" w:lineRule="auto"/>
               <w:rPr>
                 <w:rFonts w:ascii="Calibri" w:eastAsia="Times New Roman" w:hAnsi="Calibri" w:cs="Calibri"/>
+                <w:color w:val="000000"/>
                 <w:kern w:val="0"/>
                 <w:sz w:val="18"/>
                 <w:szCs w:val="18"/>
                 <w:lang w:eastAsia="pt-BR"/>
                 <w14:ligatures w14:val="none"/>
               </w:rPr>
-              <w:t>3/4''</w:t>
-            </w:r>
+            </w:pPr>
             <w:r>
               <w:rPr>
                 <w:rFonts w:ascii="Calibri" w:eastAsia="Times New Roman" w:hAnsi="Calibri" w:cs="Calibri"/>
-                <w:kern w:val="0"/>
-                <w:sz w:val="18"/>
-                <w:szCs w:val="18"/>
-                <w:lang w:eastAsia="pt-BR"/>
-                <w14:ligatures w14:val="none"/>
-              </w:rPr>
-              <w:t xml:space="preserve"> – DN25MM</w:t>
-            </w:r>
-          </w:p>
-        </w:tc>
-        <w:tc>
-          <w:tcPr>
-            <w:tcW w:w="903" w:type="dxa"/>
-            <w:tcBorders>
-              <w:top w:val="single" w:sz="4" w:space="0" w:color="auto"/>
-              <w:left w:val="nil"/>
-              <w:bottom w:val="single" w:sz="4" w:space="0" w:color="auto"/>
-              <w:right w:val="single" w:sz="4" w:space="0" w:color="auto"/>
-            </w:tcBorders>
-            <w:noWrap/>
-            <w:vAlign w:val="center"/>
-            <w:hideMark/>
-          </w:tcPr>
-          <w:p>
-            <w:pPr>
-              <w:spacing w:after="0" w:line="240" w:lineRule="auto"/>
-              <w:jc w:val="center"/>
-              <w:rPr>
-                <w:rFonts w:ascii="Calibri" w:eastAsia="Times New Roman" w:hAnsi="Calibri" w:cs="Calibri"/>
-                <w:kern w:val="0"/>
-                <w:sz w:val="18"/>
-                <w:szCs w:val="18"/>
-                <w:lang w:eastAsia="pt-BR"/>
-                <w14:ligatures w14:val="none"/>
-              </w:rPr>
-            </w:pPr>
-            <w:r>
-              <w:rPr>
-                <w:rFonts w:ascii="Calibri" w:eastAsia="Times New Roman" w:hAnsi="Calibri" w:cs="Calibri"/>
-                <w:kern w:val="0"/>
-                <w:sz w:val="18"/>
-                <w:szCs w:val="18"/>
-                <w:lang w:eastAsia="pt-BR"/>
-                <w14:ligatures w14:val="none"/>
-              </w:rPr>
-              <w:t>1</w:t>
-            </w:r>
-          </w:p>
-        </w:tc>
-        <w:tc>
-          <w:tcPr>
-            <w:tcW w:w="903" w:type="dxa"/>
-            <w:tcBorders>
-              <w:top w:val="single" w:sz="4" w:space="0" w:color="auto"/>
-              <w:left w:val="nil"/>
-              <w:bottom w:val="single" w:sz="4" w:space="0" w:color="auto"/>
-              <w:right w:val="single" w:sz="4" w:space="0" w:color="auto"/>
-            </w:tcBorders>
-            <w:noWrap/>
-            <w:vAlign w:val="center"/>
-            <w:hideMark/>
-          </w:tcPr>
-          <w:p>
-            <w:pPr>
-              <w:spacing w:after="0" w:line="240" w:lineRule="auto"/>
-              <w:jc w:val="center"/>
-              <w:rPr>
-                <w:rFonts w:ascii="Calibri" w:eastAsia="Times New Roman" w:hAnsi="Calibri" w:cs="Calibri"/>
-                <w:kern w:val="0"/>
-                <w:sz w:val="18"/>
-                <w:szCs w:val="18"/>
-                <w:lang w:eastAsia="pt-BR"/>
-                <w14:ligatures w14:val="none"/>
-              </w:rPr>
-            </w:pPr>
-            <w:r>
-              <w:rPr>
-                <w:rFonts w:ascii="Calibri" w:eastAsia="Times New Roman" w:hAnsi="Calibri" w:cs="Calibri"/>
-                <w:kern w:val="0"/>
-                <w:sz w:val="18"/>
-                <w:szCs w:val="18"/>
-                <w:lang w:eastAsia="pt-BR"/>
-                <w14:ligatures w14:val="none"/>
-              </w:rPr>
-              <w:t>UNID</w:t>
-            </w:r>
-          </w:p>
-        </w:tc>
-        <w:tc>
-          <w:tcPr>
-            <w:tcW w:w="3888" w:type="dxa"/>
-            <w:tcBorders>
-              <w:top w:val="single" w:sz="4" w:space="0" w:color="auto"/>
-              <w:left w:val="nil"/>
-              <w:bottom w:val="single" w:sz="4" w:space="0" w:color="auto"/>
-              <w:right w:val="single" w:sz="4" w:space="0" w:color="auto"/>
-            </w:tcBorders>
-            <w:noWrap/>
-            <w:vAlign w:val="center"/>
-            <w:hideMark/>
-          </w:tcPr>
-          <w:p>
-            <w:pPr>
-              <w:spacing w:after="0" w:line="240" w:lineRule="auto"/>
-              <w:rPr>
-                <w:rFonts w:ascii="Calibri" w:eastAsia="Times New Roman" w:hAnsi="Calibri" w:cs="Calibri"/>
-                <w:kern w:val="0"/>
-                <w:sz w:val="18"/>
-                <w:szCs w:val="18"/>
-                <w:lang w:eastAsia="pt-BR"/>
-                <w14:ligatures w14:val="none"/>
-              </w:rPr>
-            </w:pPr>
-            <w:r>
-              <w:rPr>
-                <w:rFonts w:ascii="Calibri" w:eastAsia="Times New Roman" w:hAnsi="Calibri" w:cs="Calibri"/>
+                <w:color w:val="000000"/>
                 <w:kern w:val="0"/>
                 <w:sz w:val="18"/>
                 <w:szCs w:val="18"/>
@@ -4713,7 +5533,24 @@
           <w:b/>
           <w:bCs/>
         </w:rPr>
-        <w:t xml:space="preserve">Após o envio desta solicitação, o proprietário terá 30 dias corridos para fazer aquisição dos materiais relacionados acima, para dar continuidade na instalação padronizada do ponto de captação. A falta destes materiais pode </w:t>
+        <w:t xml:space="preserve">Após o envio desta solicitação, o proprietário terá </w:t>
+      </w:r>
+      <w:r>
+        <w:rPr>
+          <w:rFonts w:ascii="Aptos Narrow" w:hAnsi="Aptos Narrow"/>
+          <w:b/>
+          <w:bCs/>
+          <w:highlight w:val="yellow"/>
+        </w:rPr>
+        <w:t>30 dias</w:t>
+      </w:r>
+      <w:r>
+        <w:rPr>
+          <w:rFonts w:ascii="Aptos Narrow" w:hAnsi="Aptos Narrow"/>
+          <w:b/>
+          <w:bCs/>
+        </w:rPr>
+        <w:t xml:space="preserve"> corridos para fazer aquisição dos materiais relacionados acima, para dar continuidade na instalação padronizada do ponto de captação. A falta destes materiais pode </w:t>
       </w:r>
       <w:r>
         <w:rPr>
@@ -4737,14 +5574,6 @@
         </w:rPr>
         <w:t>.</w:t>
       </w:r>
-    </w:p>
-    <w:p>
-      <w:pPr>
-        <w:jc w:val="both"/>
-        <w:rPr>
-          <w:rFonts w:ascii="Aptos Narrow" w:hAnsi="Aptos Narrow"/>
-        </w:rPr>
-      </w:pPr>
     </w:p>
     <w:p>
       <w:pPr>
@@ -4902,22 +5731,15 @@
         <w:rPr>
           <w:rFonts w:ascii="Aptos Narrow" w:hAnsi="Aptos Narrow"/>
         </w:rPr>
-        <w:t xml:space="preserve">- PE, ______ de ________________ </w:t>
+        <w:t>- PE, ______ de ________________ de 2026.</w:t>
       </w:r>
-      <w:proofErr w:type="spellStart"/>
-      <w:r>
-        <w:rPr>
-          <w:rFonts w:ascii="Aptos Narrow" w:hAnsi="Aptos Narrow"/>
-        </w:rPr>
-        <w:t>de</w:t>
-      </w:r>
-      <w:proofErr w:type="spellEnd"/>
-      <w:r>
-        <w:rPr>
-          <w:rFonts w:ascii="Aptos Narrow" w:hAnsi="Aptos Narrow"/>
-        </w:rPr>
-        <w:t xml:space="preserve"> 2026.</w:t>
-      </w:r>
+    </w:p>
+    <w:p>
+      <w:pPr>
+        <w:rPr>
+          <w:rFonts w:ascii="Aptos Narrow" w:hAnsi="Aptos Narrow"/>
+        </w:rPr>
+      </w:pPr>
     </w:p>
     <w:p>
       <w:pPr>
@@ -5225,19 +6047,11 @@
                           <w:rFonts w:ascii="Aptos Narrow" w:hAnsi="Aptos Narrow"/>
                         </w:rPr>
                       </w:pPr>
-                      <w:proofErr w:type="gramStart"/>
                       <w:r>
                         <w:rPr>
                           <w:rFonts w:ascii="Aptos Narrow" w:hAnsi="Aptos Narrow"/>
                         </w:rPr>
-                        <w:t>{{ PROPRIETARIO</w:t>
-                      </w:r>
-                      <w:proofErr w:type="gramEnd"/>
-                      <w:r>
-                        <w:rPr>
-                          <w:rFonts w:ascii="Aptos Narrow" w:hAnsi="Aptos Narrow"/>
-                        </w:rPr>
-                        <w:t xml:space="preserve"> }}</w:t>
+                        <w:t>{{ PROPRIETARIO }}</w:t>
                       </w:r>
                       <w:r>
                         <w:rPr>
@@ -5594,16 +6408,7 @@
                         <w:sz w:val="20"/>
                         <w:szCs w:val="20"/>
                       </w:rPr>
-                      <w:t xml:space="preserve">CONTRATO </w:t>
-                    </w:r>
-                    <w:proofErr w:type="gramStart"/>
-                    <w:r>
-                      <w:rPr>
-                        <w:rFonts w:ascii="Aptos Narrow" w:hAnsi="Aptos Narrow"/>
-                        <w:sz w:val="20"/>
-                        <w:szCs w:val="20"/>
-                      </w:rPr>
-                      <w:t xml:space="preserve">{{ </w:t>
+                      <w:t xml:space="preserve">CONTRATO {{ </w:t>
                     </w:r>
                     <w:r>
                       <w:rPr>
@@ -5624,7 +6429,6 @@
                       </w:rPr>
                       <w:t>CONTRATO</w:t>
                     </w:r>
-                    <w:proofErr w:type="gramEnd"/>
                     <w:r>
                       <w:rPr>
                         <w:rFonts w:ascii="Aptos Narrow" w:hAnsi="Aptos Narrow"/>
